--- a/submission/BRCA-IV-Surgery_Gland_Surg_MAIN_DOC.docx
+++ b/submission/BRCA-IV-Surgery_Gland_Surg_MAIN_DOC.docx
@@ -12,8 +12,6 @@
           <w:sz w:val="20"/>
         </w:rPr>
       </w:pPr>
-      <w:bookmarkStart w:id="60" w:name="_GoBack"/>
-      <w:bookmarkEnd w:id="60"/>
     </w:p>
     <w:p>
       <w:pPr>
@@ -2816,9 +2814,9 @@
       </w:pPr>
       <w:bookmarkStart w:id="2" w:name="Eligibility Criteria and Patient Informa"/>
       <w:bookmarkEnd w:id="2"/>
-      <w:bookmarkStart w:id="3" w:name="Method"/>
+      <w:bookmarkStart w:id="3" w:name="Eligibility Criteria and Patient Informa"/>
       <w:bookmarkEnd w:id="3"/>
-      <w:bookmarkStart w:id="4" w:name="Eligibility Criteria and Patient Informa"/>
+      <w:bookmarkStart w:id="4" w:name="Method"/>
       <w:bookmarkEnd w:id="4"/>
       <w:r>
         <w:rPr>
@@ -3305,11 +3303,348 @@
         <w:rPr>
           <w:spacing w:val="-3"/>
         </w:rPr>
-        <w:t>2021.We</w:t>
-      </w:r>
-      <w:r>
-        <w:rPr>
-          <w:spacing w:val="-21"/>
+        <w:t>2021.</w:t>
+      </w:r>
+      <w:r>
+        <w:rPr>
+          <w:rFonts w:hint="eastAsia"/>
+          <w:spacing w:val="-3"/>
+        </w:rPr>
+        <w:t>Cases were included if they met the following two criteria</w:t>
+      </w:r>
+      <w:r>
+        <w:t>:(1)histological diagnosis of M1 breast cancer in female patients diagnosed between January 2013 and December 2018; and</w:t>
+      </w:r>
+      <w:r>
+        <w:rPr>
+          <w:spacing w:val="-6"/>
+        </w:rPr>
+        <w:t xml:space="preserve"> </w:t>
+      </w:r>
+      <w:r>
+        <w:t>(2)</w:t>
+      </w:r>
+      <w:r>
+        <w:rPr>
+          <w:spacing w:val="-5"/>
+        </w:rPr>
+        <w:t xml:space="preserve"> </w:t>
+      </w:r>
+      <w:r>
+        <w:t>the</w:t>
+      </w:r>
+      <w:r>
+        <w:rPr>
+          <w:spacing w:val="-5"/>
+        </w:rPr>
+        <w:t xml:space="preserve"> </w:t>
+      </w:r>
+      <w:r>
+        <w:t>presence</w:t>
+      </w:r>
+      <w:r>
+        <w:rPr>
+          <w:spacing w:val="-6"/>
+        </w:rPr>
+        <w:t xml:space="preserve"> </w:t>
+      </w:r>
+      <w:r>
+        <w:t>of</w:t>
+      </w:r>
+      <w:r>
+        <w:rPr>
+          <w:spacing w:val="-5"/>
+        </w:rPr>
+        <w:t xml:space="preserve"> </w:t>
+      </w:r>
+      <w:r>
+        <w:t>one</w:t>
+      </w:r>
+      <w:r>
+        <w:rPr>
+          <w:spacing w:val="-5"/>
+        </w:rPr>
+        <w:t xml:space="preserve"> </w:t>
+      </w:r>
+      <w:r>
+        <w:t>malignant</w:t>
+      </w:r>
+      <w:r>
+        <w:rPr>
+          <w:spacing w:val="-5"/>
+        </w:rPr>
+        <w:t xml:space="preserve"> </w:t>
+      </w:r>
+      <w:r>
+        <w:t>lesion.</w:t>
+      </w:r>
+      <w:r>
+        <w:rPr>
+          <w:spacing w:val="-6"/>
+        </w:rPr>
+        <w:t xml:space="preserve"> </w:t>
+      </w:r>
+      <w:r>
+        <w:t>On</w:t>
+      </w:r>
+      <w:r>
+        <w:rPr>
+          <w:spacing w:val="-5"/>
+        </w:rPr>
+        <w:t xml:space="preserve"> </w:t>
+      </w:r>
+      <w:r>
+        <w:t>the</w:t>
+      </w:r>
+      <w:r>
+        <w:rPr>
+          <w:spacing w:val="-5"/>
+        </w:rPr>
+        <w:t xml:space="preserve"> </w:t>
+      </w:r>
+      <w:r>
+        <w:t>contrary,</w:t>
+      </w:r>
+      <w:r>
+        <w:rPr>
+          <w:spacing w:val="-5"/>
+        </w:rPr>
+        <w:t xml:space="preserve"> </w:t>
+      </w:r>
+      <w:r>
+        <w:t>we</w:t>
+      </w:r>
+      <w:r>
+        <w:rPr>
+          <w:spacing w:val="-6"/>
+        </w:rPr>
+        <w:t xml:space="preserve"> </w:t>
+      </w:r>
+      <w:r>
+        <w:t>eliminated</w:t>
+      </w:r>
+      <w:r>
+        <w:rPr>
+          <w:spacing w:val="-5"/>
+        </w:rPr>
+        <w:t xml:space="preserve"> </w:t>
+      </w:r>
+      <w:r>
+        <w:t>instances</w:t>
+      </w:r>
+      <w:r>
+        <w:rPr>
+          <w:spacing w:val="-5"/>
+        </w:rPr>
+        <w:t xml:space="preserve"> </w:t>
+      </w:r>
+      <w:r>
+        <w:t>cases</w:t>
+      </w:r>
+      <w:r>
+        <w:rPr>
+          <w:spacing w:val="-5"/>
+        </w:rPr>
+        <w:t xml:space="preserve"> </w:t>
+      </w:r>
+      <w:r>
+        <w:t>that</w:t>
+      </w:r>
+      <w:r>
+        <w:rPr>
+          <w:spacing w:val="-6"/>
+        </w:rPr>
+        <w:t xml:space="preserve"> </w:t>
+      </w:r>
+      <w:r>
+        <w:t>fulfilled the</w:t>
+      </w:r>
+      <w:r>
+        <w:rPr>
+          <w:spacing w:val="-7"/>
+        </w:rPr>
+        <w:t xml:space="preserve"> </w:t>
+      </w:r>
+      <w:r>
+        <w:t>following</w:t>
+      </w:r>
+      <w:r>
+        <w:rPr>
+          <w:spacing w:val="-6"/>
+        </w:rPr>
+        <w:t xml:space="preserve"> </w:t>
+      </w:r>
+      <w:r>
+        <w:t>criteria:</w:t>
+      </w:r>
+      <w:r>
+        <w:rPr>
+          <w:spacing w:val="-6"/>
+        </w:rPr>
+        <w:t xml:space="preserve"> </w:t>
+      </w:r>
+      <w:r>
+        <w:t>(1)</w:t>
+      </w:r>
+      <w:r>
+        <w:rPr>
+          <w:spacing w:val="-6"/>
+        </w:rPr>
+        <w:t xml:space="preserve"> </w:t>
+      </w:r>
+      <w:r>
+        <w:t>individuals</w:t>
+      </w:r>
+      <w:r>
+        <w:rPr>
+          <w:spacing w:val="-6"/>
+        </w:rPr>
+        <w:t xml:space="preserve"> </w:t>
+      </w:r>
+      <w:r>
+        <w:t>having</w:t>
+      </w:r>
+      <w:r>
+        <w:rPr>
+          <w:spacing w:val="-7"/>
+        </w:rPr>
+        <w:t xml:space="preserve"> </w:t>
+      </w:r>
+      <w:r>
+        <w:t>ambiguous</w:t>
+      </w:r>
+      <w:r>
+        <w:rPr>
+          <w:spacing w:val="-6"/>
+        </w:rPr>
+        <w:t xml:space="preserve"> </w:t>
+      </w:r>
+      <w:r>
+        <w:t>or</w:t>
+      </w:r>
+      <w:r>
+        <w:rPr>
+          <w:spacing w:val="-6"/>
+        </w:rPr>
+        <w:t xml:space="preserve"> </w:t>
+      </w:r>
+      <w:r>
+        <w:t>incomplete</w:t>
+      </w:r>
+      <w:r>
+        <w:rPr>
+          <w:spacing w:val="-6"/>
+        </w:rPr>
+        <w:t xml:space="preserve"> </w:t>
+      </w:r>
+      <w:r>
+        <w:t>Metastasis</w:t>
+      </w:r>
+      <w:r>
+        <w:rPr>
+          <w:spacing w:val="-6"/>
+        </w:rPr>
+        <w:t xml:space="preserve"> </w:t>
+      </w:r>
+      <w:r>
+        <w:t>location.</w:t>
+      </w:r>
+      <w:r>
+        <w:rPr>
+          <w:spacing w:val="-6"/>
+        </w:rPr>
+        <w:t xml:space="preserve"> </w:t>
+      </w:r>
+      <w:r>
+        <w:t>Demographic data (age and marital status at diagnosis), characteristics specific to breast cancer (TNM stage, histology type, tumor laterality, breast Subtype, grade, ER status, PR status, metastasis location), and information about</w:t>
+      </w:r>
+      <w:r>
+        <w:rPr>
+          <w:spacing w:val="-18"/>
+        </w:rPr>
+        <w:t xml:space="preserve"> </w:t>
+      </w:r>
+      <w:r>
+        <w:t>treatment</w:t>
+      </w:r>
+      <w:r>
+        <w:rPr>
+          <w:spacing w:val="-17"/>
+        </w:rPr>
+        <w:t xml:space="preserve"> </w:t>
+      </w:r>
+      <w:r>
+        <w:t>(primary</w:t>
+      </w:r>
+      <w:r>
+        <w:rPr>
+          <w:spacing w:val="-17"/>
+        </w:rPr>
+        <w:t xml:space="preserve"> </w:t>
+      </w:r>
+      <w:r>
+        <w:t>site</w:t>
+      </w:r>
+      <w:r>
+        <w:rPr>
+          <w:spacing w:val="-17"/>
+        </w:rPr>
+        <w:t xml:space="preserve"> </w:t>
+      </w:r>
+      <w:r>
+        <w:rPr>
+          <w:spacing w:val="-3"/>
+        </w:rPr>
+        <w:t>surgery,</w:t>
+      </w:r>
+      <w:r>
+        <w:rPr>
+          <w:spacing w:val="-16"/>
+        </w:rPr>
+        <w:t xml:space="preserve"> </w:t>
+      </w:r>
+      <w:r>
+        <w:t>radiation,</w:t>
+      </w:r>
+      <w:r>
+        <w:rPr>
+          <w:spacing w:val="-16"/>
+        </w:rPr>
+        <w:t xml:space="preserve"> </w:t>
+      </w:r>
+      <w:r>
+        <w:t>and</w:t>
+      </w:r>
+      <w:r>
+        <w:rPr>
+          <w:spacing w:val="-17"/>
+        </w:rPr>
+        <w:t xml:space="preserve"> </w:t>
+      </w:r>
+      <w:r>
+        <w:t>chemotherapy)</w:t>
+      </w:r>
+      <w:r>
+        <w:rPr>
+          <w:spacing w:val="-18"/>
+        </w:rPr>
+        <w:t xml:space="preserve"> </w:t>
+      </w:r>
+      <w:r>
+        <w:t>were</w:t>
+      </w:r>
+      <w:r>
+        <w:rPr>
+          <w:spacing w:val="-17"/>
+        </w:rPr>
+        <w:t xml:space="preserve"> </w:t>
+      </w:r>
+      <w:r>
+        <w:t>all</w:t>
+      </w:r>
+      <w:r>
+        <w:rPr>
+          <w:spacing w:val="-17"/>
         </w:rPr>
         <w:t xml:space="preserve"> </w:t>
       </w:r>
@@ -3318,34 +3653,16 @@
       </w:r>
       <w:r>
         <w:rPr>
-          <w:spacing w:val="-21"/>
-        </w:rPr>
-        <w:t xml:space="preserve"> </w:t>
-      </w:r>
-      <w:r>
-        <w:t>cases</w:t>
-      </w:r>
-      <w:r>
-        <w:rPr>
-          <w:spacing w:val="-20"/>
-        </w:rPr>
-        <w:t xml:space="preserve"> </w:t>
-      </w:r>
-      <w:r>
-        <w:t>that</w:t>
-      </w:r>
-      <w:r>
-        <w:rPr>
-          <w:spacing w:val="-21"/>
-        </w:rPr>
-        <w:t xml:space="preserve"> </w:t>
-      </w:r>
-      <w:r>
-        <w:t>met</w:t>
-      </w:r>
-      <w:r>
-        <w:rPr>
-          <w:spacing w:val="-22"/>
+          <w:spacing w:val="-17"/>
+        </w:rPr>
+        <w:t xml:space="preserve"> </w:t>
+      </w:r>
+      <w:r>
+        <w:t>in</w:t>
+      </w:r>
+      <w:r>
+        <w:rPr>
+          <w:spacing w:val="-17"/>
         </w:rPr>
         <w:t xml:space="preserve"> </w:t>
       </w:r>
@@ -3354,312 +3671,12 @@
       </w:r>
       <w:r>
         <w:rPr>
-          <w:spacing w:val="-21"/>
-        </w:rPr>
-        <w:t xml:space="preserve"> </w:t>
-      </w:r>
-      <w:r>
-        <w:t>following</w:t>
-      </w:r>
-      <w:r>
-        <w:rPr>
-          <w:spacing w:val="-21"/>
-        </w:rPr>
-        <w:t xml:space="preserve"> </w:t>
-      </w:r>
-      <w:r>
-        <w:t>two</w:t>
-      </w:r>
-      <w:r>
-        <w:rPr>
-          <w:spacing w:val="-22"/>
-        </w:rPr>
-        <w:t xml:space="preserve"> </w:t>
-      </w:r>
-      <w:r>
-        <w:t>criteria:(1)histological diagnosis of M1 breast cancer in female patients diagnosed between January 2013 and December 2018; and</w:t>
-      </w:r>
-      <w:r>
-        <w:rPr>
-          <w:spacing w:val="-6"/>
-        </w:rPr>
-        <w:t xml:space="preserve"> </w:t>
-      </w:r>
-      <w:r>
-        <w:t>(2)</w:t>
-      </w:r>
-      <w:r>
-        <w:rPr>
-          <w:spacing w:val="-5"/>
-        </w:rPr>
-        <w:t xml:space="preserve"> </w:t>
-      </w:r>
-      <w:r>
-        <w:t>the</w:t>
-      </w:r>
-      <w:r>
-        <w:rPr>
-          <w:spacing w:val="-5"/>
-        </w:rPr>
-        <w:t xml:space="preserve"> </w:t>
-      </w:r>
-      <w:r>
-        <w:t>presence</w:t>
-      </w:r>
-      <w:r>
-        <w:rPr>
-          <w:spacing w:val="-6"/>
-        </w:rPr>
-        <w:t xml:space="preserve"> </w:t>
-      </w:r>
-      <w:r>
-        <w:t>of</w:t>
-      </w:r>
-      <w:r>
-        <w:rPr>
-          <w:spacing w:val="-5"/>
-        </w:rPr>
-        <w:t xml:space="preserve"> </w:t>
-      </w:r>
-      <w:r>
-        <w:t>one</w:t>
-      </w:r>
-      <w:r>
-        <w:rPr>
-          <w:spacing w:val="-5"/>
-        </w:rPr>
-        <w:t xml:space="preserve"> </w:t>
-      </w:r>
-      <w:r>
-        <w:t>malignant</w:t>
-      </w:r>
-      <w:r>
-        <w:rPr>
-          <w:spacing w:val="-5"/>
-        </w:rPr>
-        <w:t xml:space="preserve"> </w:t>
-      </w:r>
-      <w:r>
-        <w:t>lesion.</w:t>
-      </w:r>
-      <w:r>
-        <w:rPr>
-          <w:spacing w:val="-6"/>
-        </w:rPr>
-        <w:t xml:space="preserve"> </w:t>
-      </w:r>
-      <w:r>
-        <w:t>On</w:t>
-      </w:r>
-      <w:r>
-        <w:rPr>
-          <w:spacing w:val="-5"/>
-        </w:rPr>
-        <w:t xml:space="preserve"> </w:t>
-      </w:r>
-      <w:r>
-        <w:t>the</w:t>
-      </w:r>
-      <w:r>
-        <w:rPr>
-          <w:spacing w:val="-5"/>
-        </w:rPr>
-        <w:t xml:space="preserve"> </w:t>
-      </w:r>
-      <w:r>
-        <w:t>contrary,</w:t>
-      </w:r>
-      <w:r>
-        <w:rPr>
-          <w:spacing w:val="-5"/>
-        </w:rPr>
-        <w:t xml:space="preserve"> </w:t>
-      </w:r>
-      <w:r>
-        <w:t>we</w:t>
-      </w:r>
-      <w:r>
-        <w:rPr>
-          <w:spacing w:val="-6"/>
-        </w:rPr>
-        <w:t xml:space="preserve"> </w:t>
-      </w:r>
-      <w:r>
-        <w:t>eliminated</w:t>
-      </w:r>
-      <w:r>
-        <w:rPr>
-          <w:spacing w:val="-5"/>
-        </w:rPr>
-        <w:t xml:space="preserve"> </w:t>
-      </w:r>
-      <w:r>
-        <w:t>instances</w:t>
-      </w:r>
-      <w:r>
-        <w:rPr>
-          <w:spacing w:val="-5"/>
-        </w:rPr>
-        <w:t xml:space="preserve"> </w:t>
-      </w:r>
-      <w:r>
-        <w:t>cases</w:t>
-      </w:r>
-      <w:r>
-        <w:rPr>
-          <w:spacing w:val="-5"/>
-        </w:rPr>
-        <w:t xml:space="preserve"> </w:t>
-      </w:r>
-      <w:r>
-        <w:t>that</w:t>
-      </w:r>
-      <w:r>
-        <w:rPr>
-          <w:spacing w:val="-6"/>
-        </w:rPr>
-        <w:t xml:space="preserve"> </w:t>
-      </w:r>
-      <w:r>
-        <w:t>fulfilled the</w:t>
-      </w:r>
-      <w:r>
-        <w:rPr>
-          <w:spacing w:val="-7"/>
-        </w:rPr>
-        <w:t xml:space="preserve"> </w:t>
-      </w:r>
-      <w:r>
-        <w:t>following</w:t>
-      </w:r>
-      <w:r>
-        <w:rPr>
-          <w:spacing w:val="-6"/>
-        </w:rPr>
-        <w:t xml:space="preserve"> </w:t>
-      </w:r>
-      <w:r>
-        <w:t>criteria:</w:t>
-      </w:r>
-      <w:r>
-        <w:rPr>
-          <w:spacing w:val="-6"/>
-        </w:rPr>
-        <w:t xml:space="preserve"> </w:t>
-      </w:r>
-      <w:r>
-        <w:t>(1)</w:t>
-      </w:r>
-      <w:r>
-        <w:rPr>
-          <w:spacing w:val="-6"/>
-        </w:rPr>
-        <w:t xml:space="preserve"> </w:t>
-      </w:r>
-      <w:r>
-        <w:t>individuals</w:t>
-      </w:r>
-      <w:r>
-        <w:rPr>
-          <w:spacing w:val="-6"/>
-        </w:rPr>
-        <w:t xml:space="preserve"> </w:t>
-      </w:r>
-      <w:r>
-        <w:t>having</w:t>
-      </w:r>
-      <w:r>
-        <w:rPr>
-          <w:spacing w:val="-7"/>
-        </w:rPr>
-        <w:t xml:space="preserve"> </w:t>
-      </w:r>
-      <w:r>
-        <w:t>ambiguous</w:t>
-      </w:r>
-      <w:r>
-        <w:rPr>
-          <w:spacing w:val="-6"/>
-        </w:rPr>
-        <w:t xml:space="preserve"> </w:t>
-      </w:r>
-      <w:r>
-        <w:t>or</w:t>
-      </w:r>
-      <w:r>
-        <w:rPr>
-          <w:spacing w:val="-6"/>
-        </w:rPr>
-        <w:t xml:space="preserve"> </w:t>
-      </w:r>
-      <w:r>
-        <w:t>incomplete</w:t>
-      </w:r>
-      <w:r>
-        <w:rPr>
-          <w:spacing w:val="-6"/>
-        </w:rPr>
-        <w:t xml:space="preserve"> </w:t>
-      </w:r>
-      <w:r>
-        <w:t>Metastasis</w:t>
-      </w:r>
-      <w:r>
-        <w:rPr>
-          <w:spacing w:val="-6"/>
-        </w:rPr>
-        <w:t xml:space="preserve"> </w:t>
-      </w:r>
-      <w:r>
-        <w:t>location.</w:t>
-      </w:r>
-      <w:r>
-        <w:rPr>
-          <w:spacing w:val="-6"/>
-        </w:rPr>
-        <w:t xml:space="preserve"> </w:t>
-      </w:r>
-      <w:r>
-        <w:t>Demographic data (age and marital status at diagnosis), characteristics specific to breast cancer (TNM stage, histology type, tumor laterality, breast Subtype, grade, ER status, PR status, metastasis location), and information about</w:t>
-      </w:r>
-      <w:r>
-        <w:rPr>
-          <w:spacing w:val="-18"/>
-        </w:rPr>
-        <w:t xml:space="preserve"> </w:t>
-      </w:r>
-      <w:r>
-        <w:t>treatment</w:t>
-      </w:r>
-      <w:r>
-        <w:rPr>
           <w:spacing w:val="-17"/>
         </w:rPr>
         <w:t xml:space="preserve"> </w:t>
       </w:r>
       <w:r>
-        <w:t>(primary</w:t>
-      </w:r>
-      <w:r>
-        <w:rPr>
-          <w:spacing w:val="-17"/>
-        </w:rPr>
-        <w:t xml:space="preserve"> </w:t>
-      </w:r>
-      <w:r>
-        <w:t>site</w:t>
-      </w:r>
-      <w:r>
-        <w:rPr>
-          <w:spacing w:val="-17"/>
-        </w:rPr>
-        <w:t xml:space="preserve"> </w:t>
-      </w:r>
-      <w:r>
-        <w:rPr>
-          <w:spacing w:val="-3"/>
-        </w:rPr>
-        <w:t>surgery,</w:t>
+        <w:t>data.</w:t>
       </w:r>
       <w:r>
         <w:rPr>
@@ -3668,106 +3685,10 @@
         <w:t xml:space="preserve"> </w:t>
       </w:r>
       <w:r>
-        <w:t>radiation,</w:t>
-      </w:r>
-      <w:r>
-        <w:rPr>
-          <w:spacing w:val="-16"/>
-        </w:rPr>
-        <w:t xml:space="preserve"> </w:t>
-      </w:r>
-      <w:r>
-        <w:t>and</w:t>
-      </w:r>
-      <w:r>
-        <w:rPr>
-          <w:spacing w:val="-17"/>
-        </w:rPr>
-        <w:t xml:space="preserve"> </w:t>
-      </w:r>
-      <w:r>
-        <w:t>chemotherapy)</w:t>
-      </w:r>
-      <w:r>
-        <w:rPr>
-          <w:spacing w:val="-18"/>
-        </w:rPr>
-        <w:t xml:space="preserve"> </w:t>
-      </w:r>
-      <w:r>
-        <w:t>were</w:t>
-      </w:r>
-      <w:r>
-        <w:rPr>
-          <w:spacing w:val="-17"/>
-        </w:rPr>
-        <w:t xml:space="preserve"> </w:t>
-      </w:r>
-      <w:r>
-        <w:t>all</w:t>
-      </w:r>
-      <w:r>
-        <w:rPr>
-          <w:spacing w:val="-17"/>
-        </w:rPr>
-        <w:t xml:space="preserve"> </w:t>
-      </w:r>
-      <w:r>
-        <w:t>included</w:t>
-      </w:r>
-      <w:r>
-        <w:rPr>
-          <w:spacing w:val="-17"/>
-        </w:rPr>
-        <w:t xml:space="preserve"> </w:t>
-      </w:r>
-      <w:r>
-        <w:t>in</w:t>
-      </w:r>
-      <w:r>
-        <w:rPr>
-          <w:spacing w:val="-17"/>
-        </w:rPr>
-        <w:t xml:space="preserve"> </w:t>
-      </w:r>
-      <w:r>
-        <w:t>the</w:t>
-      </w:r>
-      <w:r>
-        <w:rPr>
-          <w:spacing w:val="-17"/>
-        </w:rPr>
-        <w:t xml:space="preserve"> </w:t>
-      </w:r>
-      <w:r>
-        <w:t>data.</w:t>
-      </w:r>
-      <w:r>
-        <w:rPr>
-          <w:spacing w:val="-16"/>
-        </w:rPr>
-        <w:t xml:space="preserve"> </w:t>
-      </w:r>
-      <w:r>
-        <w:t>The</w:t>
-      </w:r>
-      <w:r>
-        <w:rPr>
-          <w:spacing w:val="-17"/>
-        </w:rPr>
-        <w:t xml:space="preserve"> </w:t>
-      </w:r>
-      <w:r>
-        <w:t>main outcomes of interest were the patient survival time and mortality</w:t>
-      </w:r>
-      <w:r>
-        <w:rPr>
-          <w:spacing w:val="-19"/>
-        </w:rPr>
-        <w:t xml:space="preserve"> </w:t>
-      </w:r>
-      <w:r>
-        <w:t>indicator.</w:t>
+        <w:rPr>
+          <w:rFonts w:hint="eastAsia"/>
+        </w:rPr>
+        <w:t>The key outcomes measured included survival time and mortality indicator.</w:t>
       </w:r>
     </w:p>
     <w:p>
@@ -4277,7 +4198,20 @@
         <w:rPr>
           <w:rFonts w:hint="eastAsia"/>
         </w:rPr>
-        <w:t>The models were developed using Python version 3.9. The deep learning model was implemented with PyTorch version 1.11.0, while the penalized Cox proportional hazards model was trained using PySurvival version 0.1.2. The code and dataset for reproducing the deep learning model are available at: https://github.com/snowflake-Zhao/brca-IV-surgery.</w:t>
+        <w:t>The</w:t>
+      </w:r>
+      <w:r>
+        <w:rPr>
+          <w:rFonts w:hint="eastAsia" w:eastAsia="宋体"/>
+          <w:lang w:val="en-US" w:eastAsia="zh-CN"/>
+        </w:rPr>
+        <w:t xml:space="preserve"> m</w:t>
+      </w:r>
+      <w:r>
+        <w:rPr>
+          <w:rFonts w:hint="eastAsia"/>
+        </w:rPr>
+        <w:t>odel development was conducted in Python 3.9. Implementation of the deep learning model employed PyTorch version 1.11.0, while the penalized Cox proportional hazards model was built using PySurvival version 0.1.2.The code and dataset for reproducing the deep learning model are available at: https://github.com/snowflake-Zhao/brca-IV-surgery.</w:t>
       </w:r>
     </w:p>
     <w:p>
@@ -4305,11 +4239,11 @@
         <w:ind w:left="577" w:right="0" w:hanging="404"/>
         <w:jc w:val="left"/>
       </w:pPr>
-      <w:bookmarkStart w:id="10" w:name="Results"/>
+      <w:bookmarkStart w:id="10" w:name="Patient Baseline Characteristics"/>
       <w:bookmarkEnd w:id="10"/>
       <w:bookmarkStart w:id="11" w:name="Patient Baseline Characteristics"/>
       <w:bookmarkEnd w:id="11"/>
-      <w:bookmarkStart w:id="12" w:name="Patient Baseline Characteristics"/>
+      <w:bookmarkStart w:id="12" w:name="Results"/>
       <w:bookmarkEnd w:id="12"/>
       <w:r>
         <w:rPr>
@@ -4537,14 +4471,6 @@
                   </w:tr>
                   <w:tr>
                     <w:tblPrEx>
-                      <w:tblBorders>
-                        <w:top w:val="none" w:color="auto" w:sz="0" w:space="0"/>
-                        <w:left w:val="none" w:color="auto" w:sz="0" w:space="0"/>
-                        <w:bottom w:val="none" w:color="auto" w:sz="0" w:space="0"/>
-                        <w:right w:val="none" w:color="auto" w:sz="0" w:space="0"/>
-                        <w:insideH w:val="none" w:color="auto" w:sz="0" w:space="0"/>
-                        <w:insideV w:val="none" w:color="auto" w:sz="0" w:space="0"/>
-                      </w:tblBorders>
                       <w:tblCellMar>
                         <w:top w:w="0" w:type="dxa"/>
                         <w:left w:w="0" w:type="dxa"/>
@@ -5003,6 +4929,14 @@
                   </w:tr>
                   <w:tr>
                     <w:tblPrEx>
+                      <w:tblBorders>
+                        <w:top w:val="none" w:color="auto" w:sz="0" w:space="0"/>
+                        <w:left w:val="none" w:color="auto" w:sz="0" w:space="0"/>
+                        <w:bottom w:val="none" w:color="auto" w:sz="0" w:space="0"/>
+                        <w:right w:val="none" w:color="auto" w:sz="0" w:space="0"/>
+                        <w:insideH w:val="none" w:color="auto" w:sz="0" w:space="0"/>
+                        <w:insideV w:val="none" w:color="auto" w:sz="0" w:space="0"/>
+                      </w:tblBorders>
                       <w:tblCellMar>
                         <w:top w:w="0" w:type="dxa"/>
                         <w:left w:w="0" w:type="dxa"/>
@@ -6365,6 +6299,14 @@
                   </w:tr>
                   <w:tr>
                     <w:tblPrEx>
+                      <w:tblBorders>
+                        <w:top w:val="none" w:color="auto" w:sz="0" w:space="0"/>
+                        <w:left w:val="none" w:color="auto" w:sz="0" w:space="0"/>
+                        <w:bottom w:val="none" w:color="auto" w:sz="0" w:space="0"/>
+                        <w:right w:val="none" w:color="auto" w:sz="0" w:space="0"/>
+                        <w:insideH w:val="none" w:color="auto" w:sz="0" w:space="0"/>
+                        <w:insideV w:val="none" w:color="auto" w:sz="0" w:space="0"/>
+                      </w:tblBorders>
                       <w:tblCellMar>
                         <w:top w:w="0" w:type="dxa"/>
                         <w:left w:w="0" w:type="dxa"/>
@@ -6770,14 +6712,6 @@
                   </w:tr>
                   <w:tr>
                     <w:tblPrEx>
-                      <w:tblBorders>
-                        <w:top w:val="none" w:color="auto" w:sz="0" w:space="0"/>
-                        <w:left w:val="none" w:color="auto" w:sz="0" w:space="0"/>
-                        <w:bottom w:val="none" w:color="auto" w:sz="0" w:space="0"/>
-                        <w:right w:val="none" w:color="auto" w:sz="0" w:space="0"/>
-                        <w:insideH w:val="none" w:color="auto" w:sz="0" w:space="0"/>
-                        <w:insideV w:val="none" w:color="auto" w:sz="0" w:space="0"/>
-                      </w:tblBorders>
                       <w:tblCellMar>
                         <w:top w:w="0" w:type="dxa"/>
                         <w:left w:w="0" w:type="dxa"/>
@@ -7313,14 +7247,6 @@
                   </w:tr>
                   <w:tr>
                     <w:tblPrEx>
-                      <w:tblBorders>
-                        <w:top w:val="none" w:color="auto" w:sz="0" w:space="0"/>
-                        <w:left w:val="none" w:color="auto" w:sz="0" w:space="0"/>
-                        <w:bottom w:val="none" w:color="auto" w:sz="0" w:space="0"/>
-                        <w:right w:val="none" w:color="auto" w:sz="0" w:space="0"/>
-                        <w:insideH w:val="none" w:color="auto" w:sz="0" w:space="0"/>
-                        <w:insideV w:val="none" w:color="auto" w:sz="0" w:space="0"/>
-                      </w:tblBorders>
                       <w:tblCellMar>
                         <w:top w:w="0" w:type="dxa"/>
                         <w:left w:w="0" w:type="dxa"/>
@@ -10949,7 +10875,10 @@
         <w:t xml:space="preserve">Figure 2. </w:t>
       </w:r>
       <w:r>
-        <w:t>The average impact of the top 10 features from the neural network on output magnitude.The x-axis represents the mean value of shapley value, and the y-axis represents name of the input feature of the neural network</w:t>
+        <w:rPr>
+          <w:rFonts w:hint="eastAsia"/>
+        </w:rPr>
+        <w:t>The average influence of the top 10 neural network features on the output magnitude is shown. The x-axis represents the mean Shapley value, while the y-axis displays the names of the neural network’s input features.</w:t>
       </w:r>
     </w:p>
     <w:p>
@@ -11043,151 +10972,10 @@
         <w:t xml:space="preserve">Figure 3. </w:t>
       </w:r>
       <w:r>
-        <w:t>The individual feature impact of the top 8 features from the neural network on output magnitude.The</w:t>
-      </w:r>
-      <w:r>
-        <w:rPr>
-          <w:spacing w:val="-10"/>
-        </w:rPr>
-        <w:t xml:space="preserve"> </w:t>
-      </w:r>
-      <w:r>
-        <w:t>x-axis</w:t>
-      </w:r>
-      <w:r>
-        <w:rPr>
-          <w:spacing w:val="-10"/>
-        </w:rPr>
-        <w:t xml:space="preserve"> </w:t>
-      </w:r>
-      <w:r>
-        <w:t>represents</w:t>
-      </w:r>
-      <w:r>
-        <w:rPr>
-          <w:spacing w:val="-10"/>
-        </w:rPr>
-        <w:t xml:space="preserve"> </w:t>
-      </w:r>
-      <w:r>
-        <w:t>the</w:t>
-      </w:r>
-      <w:r>
-        <w:rPr>
-          <w:spacing w:val="-10"/>
-        </w:rPr>
-        <w:t xml:space="preserve"> </w:t>
-      </w:r>
-      <w:r>
-        <w:t>shapley</w:t>
-      </w:r>
-      <w:r>
-        <w:rPr>
-          <w:spacing w:val="-10"/>
-        </w:rPr>
-        <w:t xml:space="preserve"> </w:t>
-      </w:r>
-      <w:r>
-        <w:t>value</w:t>
-      </w:r>
-      <w:r>
-        <w:rPr>
-          <w:spacing w:val="-10"/>
-        </w:rPr>
-        <w:t xml:space="preserve"> </w:t>
-      </w:r>
-      <w:r>
-        <w:t>of</w:t>
-      </w:r>
-      <w:r>
-        <w:rPr>
-          <w:spacing w:val="-10"/>
-        </w:rPr>
-        <w:t xml:space="preserve"> </w:t>
-      </w:r>
-      <w:r>
-        <w:t>the</w:t>
-      </w:r>
-      <w:r>
-        <w:rPr>
-          <w:spacing w:val="-10"/>
-        </w:rPr>
-        <w:t xml:space="preserve"> </w:t>
-      </w:r>
-      <w:r>
-        <w:t>related</w:t>
-      </w:r>
-      <w:r>
-        <w:rPr>
-          <w:spacing w:val="-10"/>
-        </w:rPr>
-        <w:t xml:space="preserve"> </w:t>
-      </w:r>
-      <w:r>
-        <w:t>feature</w:t>
-      </w:r>
-      <w:r>
-        <w:rPr>
-          <w:spacing w:val="-10"/>
-        </w:rPr>
-        <w:t xml:space="preserve"> </w:t>
-      </w:r>
-      <w:r>
-        <w:t>and</w:t>
-      </w:r>
-      <w:r>
-        <w:rPr>
-          <w:spacing w:val="-10"/>
-        </w:rPr>
-        <w:t xml:space="preserve"> </w:t>
-      </w:r>
-      <w:r>
-        <w:t>the</w:t>
-      </w:r>
-      <w:r>
-        <w:rPr>
-          <w:spacing w:val="-10"/>
-        </w:rPr>
-        <w:t xml:space="preserve"> </w:t>
-      </w:r>
-      <w:r>
-        <w:t>y-axis</w:t>
-      </w:r>
-      <w:r>
-        <w:rPr>
-          <w:spacing w:val="-10"/>
-        </w:rPr>
-        <w:t xml:space="preserve"> </w:t>
-      </w:r>
-      <w:r>
-        <w:t>represents</w:t>
-      </w:r>
-      <w:r>
-        <w:rPr>
-          <w:spacing w:val="-9"/>
-        </w:rPr>
-        <w:t xml:space="preserve"> </w:t>
-      </w:r>
-      <w:r>
-        <w:t>name</w:t>
-      </w:r>
-      <w:r>
-        <w:rPr>
-          <w:spacing w:val="-10"/>
-        </w:rPr>
-        <w:t xml:space="preserve"> </w:t>
-      </w:r>
-      <w:r>
-        <w:t>of the input feature of the neural</w:t>
-      </w:r>
-      <w:r>
-        <w:rPr>
-          <w:spacing w:val="-7"/>
-        </w:rPr>
-        <w:t xml:space="preserve"> </w:t>
-      </w:r>
-      <w:r>
-        <w:t>network</w:t>
+        <w:rPr>
+          <w:rFonts w:hint="eastAsia"/>
+        </w:rPr>
+        <w:t>The individual impact of the top 8 neural network features on output magnitude is shown. The x-axis represents the Shapley value for each feature, and the y-axis indicates the names of the neural network’s input features.</w:t>
       </w:r>
     </w:p>
     <w:p>
@@ -11791,7 +11579,13 @@
         <w:ind w:left="174" w:right="106" w:firstLine="170"/>
       </w:pPr>
       <w:r>
-        <w:t xml:space="preserve">Regarding individual patient feature importance (Figure </w:t>
+        <w:rPr>
+          <w:rFonts w:hint="eastAsia"/>
+        </w:rPr>
+        <w:t>With respect to individual patient feature importance</w:t>
+      </w:r>
+      <w:r>
+        <w:t xml:space="preserve">(Figure </w:t>
       </w:r>
       <w:r>
         <w:fldChar w:fldCharType="begin"/>
@@ -11809,7 +11603,16 @@
         <w:fldChar w:fldCharType="end"/>
       </w:r>
       <w:r>
-        <w:t xml:space="preserve">we randomly selected one patient(HER2- positive, female, metastasis at </w:t>
+        <w:t>one</w:t>
+      </w:r>
+      <w:r>
+        <w:rPr>
+          <w:rFonts w:hint="eastAsia"/>
+        </w:rPr>
+        <w:t xml:space="preserve"> patient was selected at random</w:t>
+      </w:r>
+      <w:r>
+        <w:t xml:space="preserve">(HER2- positive, female, metastasis at </w:t>
       </w:r>
       <w:r>
         <w:rPr>
@@ -11818,25 +11621,27 @@
         <w:t xml:space="preserve">liver, </w:t>
       </w:r>
       <w:r>
-        <w:t xml:space="preserve">didn’t received surgery) from our testing dataset to show </w:t>
-      </w:r>
-      <w:r>
-        <w:rPr>
-          <w:spacing w:val="-3"/>
-        </w:rPr>
-        <w:t xml:space="preserve">how </w:t>
-      </w:r>
-      <w:r>
-        <w:t>the model</w:t>
-      </w:r>
-      <w:r>
-        <w:rPr>
-          <w:spacing w:val="-12"/>
-        </w:rPr>
-        <w:t xml:space="preserve"> </w:t>
-      </w:r>
-      <w:r>
-        <w:t>arrives</w:t>
+        <w:t>didn’t received surgery) from our testing dataset</w:t>
+      </w:r>
+      <w:r>
+        <w:rPr>
+          <w:rFonts w:hint="eastAsia" w:eastAsia="宋体"/>
+          <w:lang w:val="en-US" w:eastAsia="zh-CN"/>
+        </w:rPr>
+        <w:t xml:space="preserve"> </w:t>
+      </w:r>
+      <w:r>
+        <w:rPr>
+          <w:rFonts w:hint="eastAsia"/>
+        </w:rPr>
+        <w:t>to demonstrate how the model starts with an initial log-partial hazard of zero</w:t>
+      </w:r>
+      <w:r>
+        <w:rPr>
+          <w:rFonts w:hint="eastAsia" w:eastAsia="宋体"/>
+          <w:lang w:val="en-US" w:eastAsia="zh-CN"/>
+        </w:rPr>
+        <w:t>,</w:t>
       </w:r>
       <w:r>
         <w:rPr>
@@ -11845,193 +11650,23 @@
         <w:t xml:space="preserve"> </w:t>
       </w:r>
       <w:r>
-        <w:t>at</w:t>
-      </w:r>
-      <w:r>
-        <w:rPr>
+        <w:rPr>
+          <w:rFonts w:hint="eastAsia"/>
           <w:spacing w:val="-11"/>
         </w:rPr>
-        <w:t xml:space="preserve"> </w:t>
-      </w:r>
-      <w:r>
-        <w:t>the</w:t>
-      </w:r>
-      <w:r>
-        <w:rPr>
-          <w:spacing w:val="-11"/>
-        </w:rPr>
-        <w:t xml:space="preserve"> </w:t>
-      </w:r>
-      <w:r>
-        <w:t>beginning</w:t>
-      </w:r>
-      <w:r>
-        <w:rPr>
-          <w:spacing w:val="-12"/>
-        </w:rPr>
-        <w:t xml:space="preserve"> </w:t>
-      </w:r>
-      <w:r>
-        <w:t>log-partial</w:t>
-      </w:r>
-      <w:r>
-        <w:rPr>
-          <w:spacing w:val="-11"/>
-        </w:rPr>
-        <w:t xml:space="preserve"> </w:t>
-      </w:r>
-      <w:r>
-        <w:t>hazard(0)</w:t>
-      </w:r>
-      <w:r>
-        <w:rPr>
-          <w:spacing w:val="-11"/>
-        </w:rPr>
-        <w:t xml:space="preserve"> </w:t>
-      </w:r>
-      <w:r>
-        <w:t>when</w:t>
-      </w:r>
-      <w:r>
-        <w:rPr>
-          <w:spacing w:val="-11"/>
-        </w:rPr>
-        <w:t xml:space="preserve"> </w:t>
-      </w:r>
-      <w:r>
-        <w:t>it</w:t>
-      </w:r>
-      <w:r>
-        <w:rPr>
-          <w:spacing w:val="-12"/>
-        </w:rPr>
-        <w:t xml:space="preserve"> </w:t>
-      </w:r>
-      <w:r>
-        <w:t>has</w:t>
-      </w:r>
-      <w:r>
-        <w:rPr>
-          <w:spacing w:val="-11"/>
-        </w:rPr>
-        <w:t xml:space="preserve"> </w:t>
-      </w:r>
-      <w:r>
-        <w:t>no</w:t>
-      </w:r>
-      <w:r>
-        <w:rPr>
-          <w:spacing w:val="-11"/>
-        </w:rPr>
-        <w:t xml:space="preserve"> </w:t>
-      </w:r>
-      <w:r>
-        <w:t>prior</w:t>
-      </w:r>
-      <w:r>
-        <w:rPr>
-          <w:spacing w:val="-12"/>
-        </w:rPr>
-        <w:t xml:space="preserve"> </w:t>
-      </w:r>
-      <w:r>
-        <w:t>knowledge</w:t>
-      </w:r>
-      <w:r>
-        <w:rPr>
-          <w:spacing w:val="-11"/>
-        </w:rPr>
-        <w:t xml:space="preserve"> </w:t>
-      </w:r>
-      <w:r>
-        <w:t>of</w:t>
-      </w:r>
-      <w:r>
-        <w:rPr>
-          <w:spacing w:val="-12"/>
-        </w:rPr>
-        <w:t xml:space="preserve"> </w:t>
-      </w:r>
-      <w:r>
-        <w:t>the</w:t>
-      </w:r>
-      <w:r>
-        <w:rPr>
-          <w:spacing w:val="-11"/>
-        </w:rPr>
-        <w:t xml:space="preserve"> </w:t>
-      </w:r>
-      <w:r>
-        <w:t>patient</w:t>
-      </w:r>
-      <w:r>
-        <w:rPr>
-          <w:spacing w:val="-11"/>
-        </w:rPr>
-        <w:t xml:space="preserve"> </w:t>
-      </w:r>
-      <w:r>
-        <w:t>and</w:t>
-      </w:r>
-      <w:r>
-        <w:rPr>
-          <w:spacing w:val="-11"/>
-        </w:rPr>
-        <w:t xml:space="preserve"> </w:t>
-      </w:r>
-      <w:r>
-        <w:rPr>
-          <w:spacing w:val="-3"/>
-        </w:rPr>
-        <w:t xml:space="preserve">how </w:t>
-      </w:r>
-      <w:r>
-        <w:t>it predicts the patient’s outcome.(0.493). At first, all the other insignificant 144 features initially increase the</w:t>
-      </w:r>
-      <w:r>
-        <w:rPr>
-          <w:spacing w:val="-4"/>
-        </w:rPr>
-        <w:t xml:space="preserve"> </w:t>
-      </w:r>
-      <w:r>
-        <w:t>log</w:t>
-      </w:r>
-      <w:r>
-        <w:rPr>
-          <w:spacing w:val="-3"/>
-        </w:rPr>
-        <w:t xml:space="preserve"> </w:t>
-      </w:r>
-      <w:r>
-        <w:t>hazard</w:t>
-      </w:r>
-      <w:r>
-        <w:rPr>
-          <w:spacing w:val="-3"/>
-        </w:rPr>
-        <w:t xml:space="preserve"> </w:t>
-      </w:r>
-      <w:r>
-        <w:t>risk</w:t>
-      </w:r>
-      <w:r>
-        <w:rPr>
-          <w:spacing w:val="-4"/>
-        </w:rPr>
-        <w:t xml:space="preserve"> </w:t>
-      </w:r>
-      <w:r>
-        <w:t>by</w:t>
-      </w:r>
-      <w:r>
-        <w:rPr>
-          <w:spacing w:val="-2"/>
-        </w:rPr>
-        <w:t xml:space="preserve"> </w:t>
-      </w:r>
-      <w:r>
-        <w:t>0.14.</w:t>
+        <w:t>reflecting no prior knowledge about the patient, and subsequently predicts the patient’s outcome</w:t>
+      </w:r>
+      <w:r>
+        <w:t xml:space="preserve">.(0.493). </w:t>
+      </w:r>
+      <w:r>
+        <w:rPr>
+          <w:rFonts w:hint="eastAsia"/>
+        </w:rPr>
+        <w:t>Initially, the combined effect of the 144 insignificant features raises the log hazard risk by 0.14</w:t>
+      </w:r>
+      <w:r>
+        <w:t>.</w:t>
       </w:r>
       <w:r>
         <w:rPr>
@@ -12661,7 +12296,16 @@
         <w:ind w:left="168" w:right="146" w:firstLine="176"/>
       </w:pPr>
       <w:r>
-        <w:t>The different sites for metastasis may lead to the worse OS(</w:t>
+        <w:t xml:space="preserve">The different sites for metastasis may </w:t>
+      </w:r>
+      <w:r>
+        <w:rPr>
+          <w:rFonts w:hint="eastAsia"/>
+        </w:rPr>
+        <w:t xml:space="preserve"> result in</w:t>
+      </w:r>
+      <w:r>
+        <w:t xml:space="preserve"> the worse OS(</w:t>
       </w:r>
       <w:r>
         <w:fldChar w:fldCharType="begin"/>
@@ -12697,7 +12341,16 @@
         <w:fldChar w:fldCharType="end"/>
       </w:r>
       <w:r>
-        <w:t>), so we compared the OS between surgery</w:t>
+        <w:t xml:space="preserve">), </w:t>
+      </w:r>
+      <w:r>
+        <w:rPr>
+          <w:rFonts w:hint="eastAsia"/>
+        </w:rPr>
+        <w:t>Consequently, OS was compared</w:t>
+      </w:r>
+      <w:r>
+        <w:t xml:space="preserve"> between surgery</w:t>
       </w:r>
       <w:r>
         <w:rPr>
@@ -12862,16 +12515,20 @@
         <w:t xml:space="preserve"> </w:t>
       </w:r>
       <w:r>
-        <w:t>has</w:t>
-      </w:r>
-      <w:r>
-        <w:rPr>
+        <w:rPr>
+          <w:rFonts w:hint="eastAsia"/>
           <w:spacing w:val="-3"/>
         </w:rPr>
-        <w:t xml:space="preserve"> </w:t>
-      </w:r>
-      <w:r>
-        <w:t>better</w:t>
+        <w:t>has a higher overall survival rate than patients</w:t>
+      </w:r>
+      <w:r>
+        <w:rPr>
+          <w:spacing w:val="-2"/>
+        </w:rPr>
+        <w:t xml:space="preserve"> </w:t>
+      </w:r>
+      <w:r>
+        <w:t>without</w:t>
       </w:r>
       <w:r>
         <w:rPr>
@@ -12880,6 +12537,24 @@
         <w:t xml:space="preserve"> </w:t>
       </w:r>
       <w:r>
+        <w:t>Surgery:</w:t>
+      </w:r>
+      <w:r>
+        <w:rPr>
+          <w:spacing w:val="-3"/>
+        </w:rPr>
+        <w:t xml:space="preserve"> </w:t>
+      </w:r>
+      <w:r>
+        <w:t>5-year</w:t>
+      </w:r>
+      <w:r>
+        <w:rPr>
+          <w:spacing w:val="-3"/>
+        </w:rPr>
+        <w:t xml:space="preserve"> </w:t>
+      </w:r>
+      <w:r>
         <w:t>OS</w:t>
       </w:r>
       <w:r>
@@ -12889,7 +12564,7 @@
         <w:t xml:space="preserve"> </w:t>
       </w:r>
       <w:r>
-        <w:t>than</w:t>
+        <w:t>rates</w:t>
       </w:r>
       <w:r>
         <w:rPr>
@@ -12898,16 +12573,7 @@
         <w:t xml:space="preserve"> </w:t>
       </w:r>
       <w:r>
-        <w:t>patients</w:t>
-      </w:r>
-      <w:r>
-        <w:rPr>
-          <w:spacing w:val="-2"/>
-        </w:rPr>
-        <w:t xml:space="preserve"> </w:t>
-      </w:r>
-      <w:r>
-        <w:t>without</w:t>
+        <w:t>of</w:t>
       </w:r>
       <w:r>
         <w:rPr>
@@ -12916,11 +12582,134 @@
         <w:t xml:space="preserve"> </w:t>
       </w:r>
       <w:r>
-        <w:t>Surgery:</w:t>
-      </w:r>
-      <w:r>
-        <w:rPr>
-          <w:spacing w:val="-3"/>
+        <w:t>76.9 versus</w:t>
+      </w:r>
+      <w:r>
+        <w:rPr>
+          <w:spacing w:val="-19"/>
+        </w:rPr>
+        <w:t xml:space="preserve"> </w:t>
+      </w:r>
+      <w:r>
+        <w:t>27.2%</w:t>
+      </w:r>
+      <w:r>
+        <w:rPr>
+          <w:spacing w:val="-19"/>
+        </w:rPr>
+        <w:t xml:space="preserve"> </w:t>
+      </w:r>
+      <w:r>
+        <w:t>(surgery</w:t>
+      </w:r>
+      <w:r>
+        <w:rPr>
+          <w:spacing w:val="-19"/>
+        </w:rPr>
+        <w:t xml:space="preserve"> </w:t>
+      </w:r>
+      <w:r>
+        <w:t>vs.</w:t>
+      </w:r>
+      <w:r>
+        <w:rPr>
+          <w:spacing w:val="-18"/>
+        </w:rPr>
+        <w:t xml:space="preserve"> </w:t>
+      </w:r>
+      <w:r>
+        <w:t>non-surgery,</w:t>
+      </w:r>
+      <w:r>
+        <w:rPr>
+          <w:spacing w:val="-18"/>
+        </w:rPr>
+        <w:t xml:space="preserve"> </w:t>
+      </w:r>
+      <w:r>
+        <w:t>P</w:t>
+      </w:r>
+      <w:r>
+        <w:rPr>
+          <w:spacing w:val="-18"/>
+        </w:rPr>
+        <w:t xml:space="preserve"> </w:t>
+      </w:r>
+      <w:r>
+        <w:t>=</w:t>
+      </w:r>
+      <w:r>
+        <w:rPr>
+          <w:spacing w:val="-19"/>
+        </w:rPr>
+        <w:t xml:space="preserve"> </w:t>
+      </w:r>
+      <w:r>
+        <w:t>0.035;</w:t>
+      </w:r>
+      <w:r>
+        <w:rPr>
+          <w:spacing w:val="-17"/>
+        </w:rPr>
+        <w:t xml:space="preserve"> </w:t>
+      </w:r>
+      <w:r>
+        <w:t>Figure</w:t>
+      </w:r>
+      <w:r>
+        <w:rPr>
+          <w:spacing w:val="-19"/>
+        </w:rPr>
+        <w:t xml:space="preserve"> </w:t>
+      </w:r>
+      <w:r>
+        <w:fldChar w:fldCharType="begin"/>
+      </w:r>
+      <w:r>
+        <w:instrText xml:space="preserve"> HYPERLINK \l "_bookmark4" </w:instrText>
+      </w:r>
+      <w:r>
+        <w:fldChar w:fldCharType="separate"/>
+      </w:r>
+      <w:r>
+        <w:t>4A).</w:t>
+      </w:r>
+      <w:r>
+        <w:rPr>
+          <w:spacing w:val="-19"/>
+        </w:rPr>
+        <w:t xml:space="preserve"> </w:t>
+      </w:r>
+      <w:r>
+        <w:rPr>
+          <w:spacing w:val="-19"/>
+        </w:rPr>
+        <w:fldChar w:fldCharType="end"/>
+      </w:r>
+      <w:r>
+        <w:t>In</w:t>
+      </w:r>
+      <w:r>
+        <w:rPr>
+          <w:spacing w:val="-19"/>
+        </w:rPr>
+        <w:t xml:space="preserve"> </w:t>
+      </w:r>
+      <w:r>
+        <w:t>Brain</w:t>
+      </w:r>
+      <w:r>
+        <w:rPr>
+          <w:spacing w:val="-18"/>
+        </w:rPr>
+        <w:t xml:space="preserve"> </w:t>
+      </w:r>
+      <w:r>
+        <w:t>settings,</w:t>
+      </w:r>
+      <w:r>
+        <w:rPr>
+          <w:spacing w:val="-18"/>
         </w:rPr>
         <w:t xml:space="preserve"> </w:t>
       </w:r>
@@ -12929,7 +12718,7 @@
       </w:r>
       <w:r>
         <w:rPr>
-          <w:spacing w:val="-3"/>
+          <w:spacing w:val="-19"/>
         </w:rPr>
         <w:t xml:space="preserve"> </w:t>
       </w:r>
@@ -12938,7 +12727,7 @@
       </w:r>
       <w:r>
         <w:rPr>
-          <w:spacing w:val="-3"/>
+          <w:spacing w:val="-19"/>
         </w:rPr>
         <w:t xml:space="preserve"> </w:t>
       </w:r>
@@ -12947,7 +12736,7 @@
       </w:r>
       <w:r>
         <w:rPr>
-          <w:spacing w:val="-3"/>
+          <w:spacing w:val="-18"/>
         </w:rPr>
         <w:t xml:space="preserve"> </w:t>
       </w:r>
@@ -12956,21 +12745,12 @@
       </w:r>
       <w:r>
         <w:rPr>
-          <w:spacing w:val="-3"/>
-        </w:rPr>
-        <w:t xml:space="preserve"> </w:t>
-      </w:r>
-      <w:r>
-        <w:t>76.9 versus</w:t>
-      </w:r>
-      <w:r>
-        <w:rPr>
           <w:spacing w:val="-19"/>
         </w:rPr>
         <w:t xml:space="preserve"> </w:t>
       </w:r>
       <w:r>
-        <w:t>27.2%</w:t>
+        <w:t>0</w:t>
       </w:r>
       <w:r>
         <w:rPr>
@@ -12979,11 +12759,20 @@
         <w:t xml:space="preserve"> </w:t>
       </w:r>
       <w:r>
+        <w:t>versus 0%</w:t>
+      </w:r>
+      <w:r>
+        <w:rPr>
+          <w:spacing w:val="-6"/>
+        </w:rPr>
+        <w:t xml:space="preserve"> </w:t>
+      </w:r>
+      <w:r>
         <w:t>(surgery</w:t>
       </w:r>
       <w:r>
         <w:rPr>
-          <w:spacing w:val="-19"/>
+          <w:spacing w:val="-6"/>
         </w:rPr>
         <w:t xml:space="preserve"> </w:t>
       </w:r>
@@ -12992,7 +12781,7 @@
       </w:r>
       <w:r>
         <w:rPr>
-          <w:spacing w:val="-18"/>
+          <w:spacing w:val="-6"/>
         </w:rPr>
         <w:t xml:space="preserve"> </w:t>
       </w:r>
@@ -13001,7 +12790,7 @@
       </w:r>
       <w:r>
         <w:rPr>
-          <w:spacing w:val="-18"/>
+          <w:spacing w:val="-5"/>
         </w:rPr>
         <w:t xml:space="preserve"> </w:t>
       </w:r>
@@ -13010,7 +12799,7 @@
       </w:r>
       <w:r>
         <w:rPr>
-          <w:spacing w:val="-18"/>
+          <w:spacing w:val="-6"/>
         </w:rPr>
         <w:t xml:space="preserve"> </w:t>
       </w:r>
@@ -13019,16 +12808,16 @@
       </w:r>
       <w:r>
         <w:rPr>
-          <w:spacing w:val="-19"/>
-        </w:rPr>
-        <w:t xml:space="preserve"> </w:t>
-      </w:r>
-      <w:r>
-        <w:t>0.035;</w:t>
-      </w:r>
-      <w:r>
-        <w:rPr>
-          <w:spacing w:val="-17"/>
+          <w:spacing w:val="-6"/>
+        </w:rPr>
+        <w:t xml:space="preserve"> </w:t>
+      </w:r>
+      <w:r>
+        <w:t>0.239;</w:t>
+      </w:r>
+      <w:r>
+        <w:rPr>
+          <w:spacing w:val="-5"/>
         </w:rPr>
         <w:t xml:space="preserve"> </w:t>
       </w:r>
@@ -13037,7 +12826,7 @@
       </w:r>
       <w:r>
         <w:rPr>
-          <w:spacing w:val="-19"/>
+          <w:spacing w:val="-6"/>
         </w:rPr>
         <w:t xml:space="preserve"> </w:t>
       </w:r>
@@ -13051,53 +12840,53 @@
         <w:fldChar w:fldCharType="separate"/>
       </w:r>
       <w:r>
-        <w:t>4A).</w:t>
-      </w:r>
-      <w:r>
-        <w:rPr>
-          <w:spacing w:val="-19"/>
-        </w:rPr>
-        <w:t xml:space="preserve"> </w:t>
-      </w:r>
-      <w:r>
-        <w:rPr>
-          <w:spacing w:val="-19"/>
+        <w:t>4B),</w:t>
+      </w:r>
+      <w:r>
+        <w:rPr>
+          <w:spacing w:val="-6"/>
+        </w:rPr>
+        <w:t xml:space="preserve"> </w:t>
+      </w:r>
+      <w:r>
+        <w:rPr>
+          <w:spacing w:val="-6"/>
         </w:rPr>
         <w:fldChar w:fldCharType="end"/>
       </w:r>
       <w:r>
-        <w:t>In</w:t>
-      </w:r>
-      <w:r>
-        <w:rPr>
-          <w:spacing w:val="-19"/>
-        </w:rPr>
-        <w:t xml:space="preserve"> </w:t>
-      </w:r>
-      <w:r>
-        <w:t>Brain</w:t>
-      </w:r>
-      <w:r>
-        <w:rPr>
-          <w:spacing w:val="-18"/>
-        </w:rPr>
-        <w:t xml:space="preserve"> </w:t>
-      </w:r>
-      <w:r>
-        <w:t>settings,</w:t>
-      </w:r>
-      <w:r>
-        <w:rPr>
-          <w:spacing w:val="-18"/>
-        </w:rPr>
-        <w:t xml:space="preserve"> </w:t>
-      </w:r>
-      <w:r>
-        <w:t>5-year</w:t>
-      </w:r>
-      <w:r>
-        <w:rPr>
-          <w:spacing w:val="-19"/>
+        <w:t>in</w:t>
+      </w:r>
+      <w:r>
+        <w:rPr>
+          <w:spacing w:val="-5"/>
+        </w:rPr>
+        <w:t xml:space="preserve"> </w:t>
+      </w:r>
+      <w:r>
+        <w:t>three</w:t>
+      </w:r>
+      <w:r>
+        <w:rPr>
+          <w:spacing w:val="-6"/>
+        </w:rPr>
+        <w:t xml:space="preserve"> </w:t>
+      </w:r>
+      <w:r>
+        <w:t>Lung</w:t>
+      </w:r>
+      <w:r>
+        <w:rPr>
+          <w:spacing w:val="-6"/>
+        </w:rPr>
+        <w:t xml:space="preserve"> </w:t>
+      </w:r>
+      <w:r>
+        <w:t>settings,5-year</w:t>
+      </w:r>
+      <w:r>
+        <w:rPr>
+          <w:spacing w:val="-5"/>
         </w:rPr>
         <w:t xml:space="preserve"> </w:t>
       </w:r>
@@ -13106,7 +12895,7 @@
       </w:r>
       <w:r>
         <w:rPr>
-          <w:spacing w:val="-19"/>
+          <w:spacing w:val="-6"/>
         </w:rPr>
         <w:t xml:space="preserve"> </w:t>
       </w:r>
@@ -13115,7 +12904,7 @@
       </w:r>
       <w:r>
         <w:rPr>
-          <w:spacing w:val="-18"/>
+          <w:spacing w:val="-6"/>
         </w:rPr>
         <w:t xml:space="preserve"> </w:t>
       </w:r>
@@ -13124,21 +12913,12 @@
       </w:r>
       <w:r>
         <w:rPr>
-          <w:spacing w:val="-19"/>
-        </w:rPr>
-        <w:t xml:space="preserve"> </w:t>
-      </w:r>
-      <w:r>
-        <w:t>0</w:t>
-      </w:r>
-      <w:r>
-        <w:rPr>
-          <w:spacing w:val="-19"/>
-        </w:rPr>
-        <w:t xml:space="preserve"> </w:t>
-      </w:r>
-      <w:r>
-        <w:t>versus 0%</w:t>
+          <w:spacing w:val="-5"/>
+        </w:rPr>
+        <w:t xml:space="preserve"> </w:t>
+      </w:r>
+      <w:r>
+        <w:t>61.1</w:t>
       </w:r>
       <w:r>
         <w:rPr>
@@ -13147,11 +12927,20 @@
         <w:t xml:space="preserve"> </w:t>
       </w:r>
       <w:r>
+        <w:t>versus 28.3%</w:t>
+      </w:r>
+      <w:r>
+        <w:rPr>
+          <w:spacing w:val="-10"/>
+        </w:rPr>
+        <w:t xml:space="preserve"> </w:t>
+      </w:r>
+      <w:r>
         <w:t>(surgery</w:t>
       </w:r>
       <w:r>
         <w:rPr>
-          <w:spacing w:val="-6"/>
+          <w:spacing w:val="-9"/>
         </w:rPr>
         <w:t xml:space="preserve"> </w:t>
       </w:r>
@@ -13160,7 +12949,7 @@
       </w:r>
       <w:r>
         <w:rPr>
-          <w:spacing w:val="-6"/>
+          <w:spacing w:val="-9"/>
         </w:rPr>
         <w:t xml:space="preserve"> </w:t>
       </w:r>
@@ -13169,7 +12958,7 @@
       </w:r>
       <w:r>
         <w:rPr>
-          <w:spacing w:val="-5"/>
+          <w:spacing w:val="-9"/>
         </w:rPr>
         <w:t xml:space="preserve"> </w:t>
       </w:r>
@@ -13178,7 +12967,7 @@
       </w:r>
       <w:r>
         <w:rPr>
-          <w:spacing w:val="-6"/>
+          <w:spacing w:val="-9"/>
         </w:rPr>
         <w:t xml:space="preserve"> </w:t>
       </w:r>
@@ -13187,16 +12976,16 @@
       </w:r>
       <w:r>
         <w:rPr>
-          <w:spacing w:val="-6"/>
-        </w:rPr>
-        <w:t xml:space="preserve"> </w:t>
-      </w:r>
-      <w:r>
-        <w:t>0.239;</w:t>
-      </w:r>
-      <w:r>
-        <w:rPr>
-          <w:spacing w:val="-5"/>
+          <w:spacing w:val="-9"/>
+        </w:rPr>
+        <w:t xml:space="preserve"> </w:t>
+      </w:r>
+      <w:r>
+        <w:t>0.283;</w:t>
+      </w:r>
+      <w:r>
+        <w:rPr>
+          <w:spacing w:val="-9"/>
         </w:rPr>
         <w:t xml:space="preserve"> </w:t>
       </w:r>
@@ -13205,7 +12994,7 @@
       </w:r>
       <w:r>
         <w:rPr>
-          <w:spacing w:val="-6"/>
+          <w:spacing w:val="-9"/>
         </w:rPr>
         <w:t xml:space="preserve"> </w:t>
       </w:r>
@@ -13219,175 +13008,17 @@
         <w:fldChar w:fldCharType="separate"/>
       </w:r>
       <w:r>
-        <w:t>4B),</w:t>
-      </w:r>
-      <w:r>
-        <w:rPr>
-          <w:spacing w:val="-6"/>
-        </w:rPr>
-        <w:t xml:space="preserve"> </w:t>
-      </w:r>
-      <w:r>
-        <w:rPr>
-          <w:spacing w:val="-6"/>
-        </w:rPr>
-        <w:fldChar w:fldCharType="end"/>
-      </w:r>
-      <w:r>
-        <w:t>in</w:t>
-      </w:r>
-      <w:r>
-        <w:rPr>
-          <w:spacing w:val="-5"/>
-        </w:rPr>
-        <w:t xml:space="preserve"> </w:t>
-      </w:r>
-      <w:r>
-        <w:t>three</w:t>
-      </w:r>
-      <w:r>
-        <w:rPr>
-          <w:spacing w:val="-6"/>
-        </w:rPr>
-        <w:t xml:space="preserve"> </w:t>
-      </w:r>
-      <w:r>
-        <w:t>Lung</w:t>
-      </w:r>
-      <w:r>
-        <w:rPr>
-          <w:spacing w:val="-6"/>
-        </w:rPr>
-        <w:t xml:space="preserve"> </w:t>
-      </w:r>
-      <w:r>
-        <w:t>settings,5-year</w:t>
-      </w:r>
-      <w:r>
-        <w:rPr>
-          <w:spacing w:val="-5"/>
-        </w:rPr>
-        <w:t xml:space="preserve"> </w:t>
-      </w:r>
-      <w:r>
-        <w:t>OS</w:t>
-      </w:r>
-      <w:r>
-        <w:rPr>
-          <w:spacing w:val="-6"/>
-        </w:rPr>
-        <w:t xml:space="preserve"> </w:t>
-      </w:r>
-      <w:r>
-        <w:t>rates</w:t>
-      </w:r>
-      <w:r>
-        <w:rPr>
-          <w:spacing w:val="-6"/>
-        </w:rPr>
-        <w:t xml:space="preserve"> </w:t>
-      </w:r>
-      <w:r>
-        <w:t>of</w:t>
-      </w:r>
-      <w:r>
-        <w:rPr>
-          <w:spacing w:val="-5"/>
-        </w:rPr>
-        <w:t xml:space="preserve"> </w:t>
-      </w:r>
-      <w:r>
-        <w:t>61.1</w:t>
-      </w:r>
-      <w:r>
-        <w:rPr>
-          <w:spacing w:val="-6"/>
-        </w:rPr>
-        <w:t xml:space="preserve"> </w:t>
-      </w:r>
-      <w:r>
-        <w:t>versus 28.3%</w:t>
-      </w:r>
-      <w:r>
-        <w:rPr>
-          <w:spacing w:val="-10"/>
-        </w:rPr>
-        <w:t xml:space="preserve"> </w:t>
-      </w:r>
-      <w:r>
-        <w:t>(surgery</w:t>
-      </w:r>
-      <w:r>
-        <w:rPr>
-          <w:spacing w:val="-9"/>
-        </w:rPr>
-        <w:t xml:space="preserve"> </w:t>
-      </w:r>
-      <w:r>
-        <w:t>vs.</w:t>
-      </w:r>
-      <w:r>
-        <w:rPr>
-          <w:spacing w:val="-9"/>
-        </w:rPr>
-        <w:t xml:space="preserve"> </w:t>
-      </w:r>
-      <w:r>
-        <w:t>non-surgery,</w:t>
-      </w:r>
-      <w:r>
-        <w:rPr>
-          <w:spacing w:val="-9"/>
-        </w:rPr>
-        <w:t xml:space="preserve"> </w:t>
-      </w:r>
-      <w:r>
-        <w:t>P</w:t>
-      </w:r>
-      <w:r>
-        <w:rPr>
-          <w:spacing w:val="-9"/>
-        </w:rPr>
-        <w:t xml:space="preserve"> </w:t>
-      </w:r>
-      <w:r>
-        <w:t>=</w:t>
-      </w:r>
-      <w:r>
-        <w:rPr>
-          <w:spacing w:val="-9"/>
-        </w:rPr>
-        <w:t xml:space="preserve"> </w:t>
-      </w:r>
-      <w:r>
-        <w:t>0.283;</w:t>
-      </w:r>
-      <w:r>
-        <w:rPr>
-          <w:spacing w:val="-9"/>
-        </w:rPr>
-        <w:t xml:space="preserve"> </w:t>
-      </w:r>
-      <w:r>
-        <w:t>Figure</w:t>
-      </w:r>
-      <w:r>
-        <w:rPr>
-          <w:spacing w:val="-9"/>
-        </w:rPr>
-        <w:t xml:space="preserve"> </w:t>
-      </w:r>
-      <w:r>
-        <w:fldChar w:fldCharType="begin"/>
-      </w:r>
-      <w:r>
-        <w:instrText xml:space="preserve"> HYPERLINK \l "_bookmark4" </w:instrText>
-      </w:r>
-      <w:r>
-        <w:fldChar w:fldCharType="separate"/>
-      </w:r>
-      <w:r>
-        <w:t>4C)and</w:t>
+        <w:t>4C)</w:t>
+      </w:r>
+      <w:r>
+        <w:rPr>
+          <w:rFonts w:hint="eastAsia" w:eastAsia="宋体"/>
+          <w:lang w:val="en-US" w:eastAsia="zh-CN"/>
+        </w:rPr>
+        <w:t xml:space="preserve"> </w:t>
+      </w:r>
+      <w:r>
+        <w:t>and</w:t>
       </w:r>
       <w:r>
         <w:rPr>
@@ -13667,7 +13298,39 @@
         <w:fldChar w:fldCharType="end"/>
       </w:r>
       <w:r>
-        <w:t>and there is no significant difference of survival in all patients. On the contrary, For non-triple-negative patients, the difference is fairly large between the surgery</w:t>
+        <w:t xml:space="preserve">and </w:t>
+      </w:r>
+      <w:r>
+        <w:rPr>
+          <w:rFonts w:hint="eastAsia" w:eastAsia="宋体"/>
+          <w:lang w:val="en-US" w:eastAsia="zh-CN"/>
+        </w:rPr>
+        <w:t>s</w:t>
+      </w:r>
+      <w:r>
+        <w:rPr>
+          <w:rFonts w:hint="eastAsia"/>
+        </w:rPr>
+        <w:t>urvival did not differ significantly among the entire patient cohort.</w:t>
+      </w:r>
+      <w:r>
+        <w:t xml:space="preserve">. On the contrary, For non-triple-negative patients, </w:t>
+      </w:r>
+      <w:r>
+        <w:rPr>
+          <w:rFonts w:hint="eastAsia" w:eastAsia="宋体"/>
+          <w:lang w:val="en-US" w:eastAsia="zh-CN"/>
+        </w:rPr>
+        <w:t>t</w:t>
+      </w:r>
+      <w:r>
+        <w:rPr>
+          <w:rFonts w:hint="eastAsia"/>
+        </w:rPr>
+        <w:t>here is a considerable difference between</w:t>
+      </w:r>
+      <w:r>
+        <w:t xml:space="preserve"> the surgery</w:t>
       </w:r>
       <w:r>
         <w:rPr>
@@ -14347,7 +14010,7 @@
         <w:rPr>
           <w:rFonts w:hint="eastAsia"/>
         </w:rPr>
-        <w:t>The final deep learning model comprises five hidden layers with 10, 24, 47, and 22 neurons, respectively, and dropout layers inserted between them. The model was trained with a learning rate of 0.00601 and a dropout rate of 0.736. Throughout the training process, the loss curves for both the training and validation sets steadily declined. After 96 epochs, the validation loss plateaued at 6.0229, while the training loss continued to decrease from 5.1683. To prevent overfitting, training was halted at this point, and the model was preserved for testing.For comparison, the Cox proportional hazards model was implemented with a penalizer of 0.002 and a learning rate of 0.002. The deep learning model achieved a mean concordance index of 0.771, significantly outperforming the Cox model’s 0.632 (Table 2). Overall, the deep learning model demonstrated superior predictive performance (0.782 vs. 0.650).</w:t>
+        <w:t>The final deep learning model comprises five hidden layers with 10, 24, 47, and 22 neurons, respectively, and dropout layers inserted between them. The model was trained with a learning rate of 0.00601 and a dropout rate of 0.736. Throughout the training process, the loss curves for both the training and validation sets steadily declined. After 96 epochs, the validation loss plateaued at 6.0229, while the training loss continued to decrease from 5.1683. To avoid overfitting, training was halted at this point, and the model was preserved for testing.For comparison, the Cox proportional hazards model was implemented with a penalizer of 0.002 and a learning rate of 0.002. The deep learning model achieved a mean concordance index of 0.771, significantly outperforming the Cox model’s 0.632 (Table 2). Overall, the deep learning model demonstrated superior predictive performance (0.782 vs. 0.650).</w:t>
       </w:r>
       <w:r>
         <w:rPr>
@@ -14803,10 +14466,16 @@
       </w:r>
       <w:r>
         <w:rPr>
+          <w:rFonts w:hint="eastAsia"/>
+        </w:rPr>
+        <w:t>This study sought to resolve the ongoing debate</w:t>
+      </w:r>
+      <w:r>
+        <w:rPr>
           <w:rFonts w:hint="eastAsia" w:eastAsia="宋体"/>
           <w:lang w:val="en-US" w:eastAsia="zh-CN"/>
         </w:rPr>
-        <w:t>This study aimed to address the ongoing debate surrounding the potential benefits of local therapy for patients with stage IV breast cancer who have already received systemic treatment. Our findings suggest that patients with bone metastases may derive additional benefit from local therapy. In particular, local treatment is strongly recommended for patients with bone metastases who do not have triple-negative breast cancer. Beyond developing a highly accurate deep learning model, we also integrated an explainable module to elucidate how the model predicts outcomes based on the relative importance of clinical features. Using the model and training data, we identified the global feature importance influencing survival predictions. To the best of our knowledge, this represents the first explainable, data-driven framework to support local therapy decision-making for patients with stage IV breast cancer.</w:t>
+        <w:t xml:space="preserve"> surrounding the potential benefits of local therapy for patients with stage IV breast cancer who have already received systemic treatment. Our findings suggest that patients with bone metastases may derive additional benefit from local therapy. In particular, local treatment is strongly recommended for patients with bone metastases who do not have triple-negative breast cancer. Beyond developing A deep learning model with high accuracy, we also integrated a module for explainability that reveals how the model’s predictions are influenced by the relative significance of clinical features. Using the model and training data, we identified the global feature importance influencing survival predictions. To the best of our knowledge, this represents the first explainable, data-driven framework to support local therapy decision-making for patients with stage IV breast cancer.</w:t>
       </w:r>
       <w:r>
         <w:rPr>
@@ -16730,12 +16399,19 @@
       </w:r>
       <w:r>
         <w:rPr>
-          <w:spacing w:val="-33"/>
-        </w:rPr>
-        <w:t xml:space="preserve"> </w:t>
-      </w:r>
-      <w:r>
-        <w:t>subtype of</w:t>
+          <w:rFonts w:hint="eastAsia" w:eastAsia="宋体"/>
+          <w:lang w:val="en-US" w:eastAsia="zh-CN"/>
+        </w:rPr>
+        <w:t xml:space="preserve"> b</w:t>
+      </w:r>
+      <w:r>
+        <w:rPr>
+          <w:rFonts w:hint="eastAsia"/>
+        </w:rPr>
+        <w:t>reast cancer subtype is also a critical factor</w:t>
+      </w:r>
+      <w:r>
+        <w:t>.</w:t>
       </w:r>
       <w:r>
         <w:rPr>
@@ -16744,101 +16420,17 @@
         <w:t xml:space="preserve"> </w:t>
       </w:r>
       <w:r>
-        <w:t>breast</w:t>
-      </w:r>
-      <w:r>
-        <w:rPr>
+        <w:rPr>
+          <w:rFonts w:hint="eastAsia"/>
           <w:spacing w:val="-8"/>
         </w:rPr>
-        <w:t xml:space="preserve"> </w:t>
-      </w:r>
-      <w:r>
-        <w:t>cancer</w:t>
-      </w:r>
-      <w:r>
-        <w:rPr>
-          <w:spacing w:val="-7"/>
-        </w:rPr>
-        <w:t xml:space="preserve"> </w:t>
-      </w:r>
-      <w:r>
-        <w:t>also</w:t>
-      </w:r>
-      <w:r>
-        <w:rPr>
+        <w:t>Prior research has repeatedly confirmed</w:t>
+      </w:r>
+      <w:r>
+        <w:rPr>
+          <w:rFonts w:hint="eastAsia" w:eastAsia="宋体"/>
           <w:spacing w:val="-8"/>
-        </w:rPr>
-        <w:t xml:space="preserve"> </w:t>
-      </w:r>
-      <w:r>
-        <w:t>plays</w:t>
-      </w:r>
-      <w:r>
-        <w:rPr>
-          <w:spacing w:val="-7"/>
-        </w:rPr>
-        <w:t xml:space="preserve"> </w:t>
-      </w:r>
-      <w:r>
-        <w:t>a</w:t>
-      </w:r>
-      <w:r>
-        <w:rPr>
-          <w:spacing w:val="-8"/>
-        </w:rPr>
-        <w:t xml:space="preserve"> </w:t>
-      </w:r>
-      <w:r>
-        <w:t>crucial</w:t>
-      </w:r>
-      <w:r>
-        <w:rPr>
-          <w:spacing w:val="-7"/>
-        </w:rPr>
-        <w:t xml:space="preserve"> </w:t>
-      </w:r>
-      <w:r>
-        <w:t>role.</w:t>
-      </w:r>
-      <w:r>
-        <w:rPr>
-          <w:spacing w:val="-8"/>
-        </w:rPr>
-        <w:t xml:space="preserve"> </w:t>
-      </w:r>
-      <w:r>
-        <w:t>Existing</w:t>
-      </w:r>
-      <w:r>
-        <w:rPr>
-          <w:spacing w:val="-7"/>
-        </w:rPr>
-        <w:t xml:space="preserve"> </w:t>
-      </w:r>
-      <w:r>
-        <w:t>research</w:t>
-      </w:r>
-      <w:r>
-        <w:rPr>
-          <w:spacing w:val="-8"/>
-        </w:rPr>
-        <w:t xml:space="preserve"> </w:t>
-      </w:r>
-      <w:r>
-        <w:t>consistently</w:t>
-      </w:r>
-      <w:r>
-        <w:rPr>
-          <w:spacing w:val="-8"/>
-        </w:rPr>
-        <w:t xml:space="preserve"> </w:t>
-      </w:r>
-      <w:r>
-        <w:t>demonstrates</w:t>
-      </w:r>
-      <w:r>
-        <w:rPr>
-          <w:spacing w:val="-7"/>
+          <w:lang w:val="en-US" w:eastAsia="zh-CN"/>
         </w:rPr>
         <w:t xml:space="preserve"> </w:t>
       </w:r>
@@ -16887,573 +16479,454 @@
     <w:p>
       <w:pPr>
         <w:pStyle w:val="4"/>
-        <w:spacing w:before="97" w:line="259" w:lineRule="auto"/>
-        <w:ind w:left="128" w:right="184" w:hanging="9"/>
-      </w:pPr>
-      <w:r>
-        <w:t xml:space="preserve">were correlated with the choice of surgery type </w:t>
-      </w:r>
-      <w:r>
-        <w:fldChar w:fldCharType="begin"/>
-      </w:r>
-      <w:r>
-        <w:instrText xml:space="preserve"> HYPERLINK \l "_bookmark18" </w:instrText>
-      </w:r>
-      <w:r>
-        <w:fldChar w:fldCharType="separate"/>
-      </w:r>
-      <w:r>
-        <w:t xml:space="preserve">(12, </w:t>
-      </w:r>
-      <w:r>
-        <w:fldChar w:fldCharType="end"/>
-      </w:r>
-      <w:r>
-        <w:fldChar w:fldCharType="begin"/>
-      </w:r>
-      <w:r>
-        <w:instrText xml:space="preserve"> HYPERLINK \l "_bookmark19" </w:instrText>
-      </w:r>
-      <w:r>
-        <w:fldChar w:fldCharType="separate"/>
-      </w:r>
-      <w:r>
-        <w:t xml:space="preserve">13, </w:t>
-      </w:r>
-      <w:r>
-        <w:fldChar w:fldCharType="end"/>
-      </w:r>
-      <w:r>
-        <w:fldChar w:fldCharType="begin"/>
-      </w:r>
-      <w:r>
-        <w:instrText xml:space="preserve"> HYPERLINK \l "_bookmark25" </w:instrText>
-      </w:r>
-      <w:r>
-        <w:fldChar w:fldCharType="separate"/>
-      </w:r>
-      <w:r>
-        <w:t xml:space="preserve">19). </w:t>
-      </w:r>
-      <w:r>
-        <w:fldChar w:fldCharType="end"/>
-      </w:r>
-      <w:r>
-        <w:t>Luminal A and luminal B are linked to</w:t>
-      </w:r>
-      <w:r>
-        <w:rPr>
-          <w:spacing w:val="-43"/>
-        </w:rPr>
-        <w:t xml:space="preserve"> </w:t>
-      </w:r>
-      <w:r>
-        <w:t>good prognosis,</w:t>
-      </w:r>
-      <w:r>
-        <w:rPr>
-          <w:spacing w:val="-18"/>
-        </w:rPr>
-        <w:t xml:space="preserve"> </w:t>
-      </w:r>
-      <w:r>
-        <w:t>while</w:t>
-      </w:r>
-      <w:r>
-        <w:rPr>
-          <w:spacing w:val="-17"/>
-        </w:rPr>
-        <w:t xml:space="preserve"> </w:t>
-      </w:r>
-      <w:r>
-        <w:t>Her2-enriched</w:t>
-      </w:r>
-      <w:r>
-        <w:rPr>
-          <w:spacing w:val="-18"/>
-        </w:rPr>
-        <w:t xml:space="preserve"> </w:t>
-      </w:r>
-      <w:r>
-        <w:t>and</w:t>
-      </w:r>
-      <w:r>
-        <w:rPr>
-          <w:spacing w:val="-17"/>
-        </w:rPr>
-        <w:t xml:space="preserve"> </w:t>
-      </w:r>
-      <w:r>
-        <w:t>triple-negative</w:t>
-      </w:r>
-      <w:r>
-        <w:rPr>
-          <w:spacing w:val="-18"/>
-        </w:rPr>
-        <w:t xml:space="preserve"> </w:t>
-      </w:r>
-      <w:r>
-        <w:t>BC</w:t>
-      </w:r>
-      <w:r>
-        <w:rPr>
-          <w:spacing w:val="-17"/>
-        </w:rPr>
-        <w:t xml:space="preserve"> </w:t>
-      </w:r>
-      <w:r>
-        <w:rPr>
-          <w:spacing w:val="-3"/>
-        </w:rPr>
-        <w:t>have</w:t>
-      </w:r>
-      <w:r>
-        <w:rPr>
-          <w:spacing w:val="-17"/>
-        </w:rPr>
-        <w:t xml:space="preserve"> </w:t>
-      </w:r>
-      <w:r>
-        <w:t>a</w:t>
-      </w:r>
-      <w:r>
-        <w:rPr>
-          <w:spacing w:val="-18"/>
-        </w:rPr>
-        <w:t xml:space="preserve"> </w:t>
-      </w:r>
-      <w:r>
-        <w:t>poor</w:t>
-      </w:r>
-      <w:r>
-        <w:rPr>
-          <w:spacing w:val="-17"/>
-        </w:rPr>
-        <w:t xml:space="preserve"> </w:t>
-      </w:r>
-      <w:r>
-        <w:t>prognosis</w:t>
-      </w:r>
-      <w:r>
-        <w:rPr>
-          <w:spacing w:val="-17"/>
-        </w:rPr>
-        <w:t xml:space="preserve"> </w:t>
-      </w:r>
-      <w:r>
-        <w:t>(</w:t>
-      </w:r>
-      <w:r>
-        <w:fldChar w:fldCharType="begin"/>
-      </w:r>
-      <w:r>
-        <w:instrText xml:space="preserve"> HYPERLINK \l "_bookmark26" </w:instrText>
-      </w:r>
-      <w:r>
-        <w:fldChar w:fldCharType="separate"/>
-      </w:r>
-      <w:r>
-        <w:t>20</w:t>
-      </w:r>
-      <w:r>
-        <w:fldChar w:fldCharType="end"/>
-      </w:r>
-      <w:r>
-        <w:t>,</w:t>
-      </w:r>
-      <w:r>
-        <w:rPr>
-          <w:spacing w:val="-17"/>
-        </w:rPr>
-        <w:t xml:space="preserve"> </w:t>
-      </w:r>
-      <w:r>
-        <w:fldChar w:fldCharType="begin"/>
-      </w:r>
-      <w:r>
-        <w:instrText xml:space="preserve"> HYPERLINK \l "_bookmark27" </w:instrText>
-      </w:r>
-      <w:r>
-        <w:fldChar w:fldCharType="separate"/>
-      </w:r>
-      <w:r>
-        <w:t>21</w:t>
-      </w:r>
-      <w:r>
-        <w:fldChar w:fldCharType="end"/>
-      </w:r>
-      <w:r>
-        <w:t>,</w:t>
-      </w:r>
-      <w:r>
-        <w:rPr>
-          <w:spacing w:val="-17"/>
-        </w:rPr>
-        <w:t xml:space="preserve"> </w:t>
-      </w:r>
-      <w:r>
-        <w:fldChar w:fldCharType="begin"/>
-      </w:r>
-      <w:r>
-        <w:instrText xml:space="preserve"> HYPERLINK \l "_bookmark28" </w:instrText>
-      </w:r>
-      <w:r>
-        <w:fldChar w:fldCharType="separate"/>
-      </w:r>
-      <w:r>
-        <w:t>22</w:t>
-      </w:r>
-      <w:r>
-        <w:fldChar w:fldCharType="end"/>
-      </w:r>
-      <w:r>
-        <w:t>,</w:t>
-      </w:r>
-      <w:r>
-        <w:rPr>
-          <w:spacing w:val="-18"/>
-        </w:rPr>
-        <w:t xml:space="preserve"> </w:t>
-      </w:r>
-      <w:r>
-        <w:fldChar w:fldCharType="begin"/>
-      </w:r>
-      <w:r>
-        <w:instrText xml:space="preserve"> HYPERLINK \l "_bookmark29" </w:instrText>
-      </w:r>
-      <w:r>
-        <w:fldChar w:fldCharType="separate"/>
-      </w:r>
-      <w:r>
-        <w:t>23</w:t>
-      </w:r>
-      <w:r>
-        <w:fldChar w:fldCharType="end"/>
-      </w:r>
-      <w:r>
-        <w:t>).</w:t>
-      </w:r>
-      <w:r>
-        <w:rPr>
-          <w:spacing w:val="-17"/>
-        </w:rPr>
-        <w:t xml:space="preserve"> </w:t>
-      </w:r>
-      <w:r>
-        <w:t>Similarly,</w:t>
-      </w:r>
-      <w:r>
-        <w:rPr>
-          <w:spacing w:val="-17"/>
-        </w:rPr>
-        <w:t xml:space="preserve"> </w:t>
-      </w:r>
-      <w:r>
-        <w:t>in our experiment, triple-negative breast cancer (BC) and HER2-enriched subtypes were found to be</w:t>
-      </w:r>
-      <w:r>
-        <w:rPr>
-          <w:spacing w:val="-22"/>
-        </w:rPr>
-        <w:t xml:space="preserve"> </w:t>
-      </w:r>
-      <w:r>
-        <w:t xml:space="preserve">highly significant factors for patient survival. Triple-negative BC is associated with poor survival outcomes. In contrast, HER2-positive patients </w:t>
-      </w:r>
-      <w:r>
-        <w:rPr>
-          <w:spacing w:val="-3"/>
-        </w:rPr>
-        <w:t xml:space="preserve">have </w:t>
-      </w:r>
-      <w:r>
-        <w:t>a better prognosis than triple-negative patients, as the advent of the first anti-HER2 monoclonal antibody, trastuzumab, marked the beginning of the targeted therapy era for</w:t>
-      </w:r>
-      <w:r>
-        <w:rPr>
-          <w:spacing w:val="-4"/>
-        </w:rPr>
-        <w:t xml:space="preserve"> </w:t>
-      </w:r>
-      <w:r>
-        <w:t>breast</w:t>
-      </w:r>
-      <w:r>
-        <w:rPr>
-          <w:spacing w:val="-3"/>
-        </w:rPr>
-        <w:t xml:space="preserve"> </w:t>
-      </w:r>
-      <w:r>
-        <w:t>cancer.</w:t>
-      </w:r>
-      <w:r>
-        <w:rPr>
-          <w:spacing w:val="-3"/>
-        </w:rPr>
-        <w:t xml:space="preserve"> </w:t>
-      </w:r>
-      <w:r>
-        <w:t>Real-world</w:t>
-      </w:r>
-      <w:r>
-        <w:rPr>
-          <w:spacing w:val="-3"/>
-        </w:rPr>
-        <w:t xml:space="preserve"> </w:t>
-      </w:r>
-      <w:r>
-        <w:t>studies</w:t>
-      </w:r>
-      <w:r>
-        <w:rPr>
-          <w:spacing w:val="-3"/>
-        </w:rPr>
-        <w:t xml:space="preserve"> </w:t>
-      </w:r>
-      <w:r>
-        <w:t>show</w:t>
-      </w:r>
-      <w:r>
-        <w:rPr>
-          <w:spacing w:val="-3"/>
-        </w:rPr>
-        <w:t xml:space="preserve"> </w:t>
-      </w:r>
-      <w:r>
-        <w:t>that</w:t>
-      </w:r>
-      <w:r>
-        <w:rPr>
-          <w:spacing w:val="-4"/>
-        </w:rPr>
-        <w:t xml:space="preserve"> </w:t>
-      </w:r>
-      <w:r>
-        <w:t>the</w:t>
-      </w:r>
-      <w:r>
-        <w:rPr>
-          <w:spacing w:val="-3"/>
-        </w:rPr>
-        <w:t xml:space="preserve"> </w:t>
-      </w:r>
-      <w:r>
-        <w:t>overall</w:t>
-      </w:r>
-      <w:r>
-        <w:rPr>
-          <w:spacing w:val="-3"/>
-        </w:rPr>
-        <w:t xml:space="preserve"> </w:t>
-      </w:r>
-      <w:r>
-        <w:t>median</w:t>
-      </w:r>
-      <w:r>
-        <w:rPr>
-          <w:spacing w:val="-3"/>
-        </w:rPr>
-        <w:t xml:space="preserve"> </w:t>
-      </w:r>
-      <w:r>
-        <w:t>OS</w:t>
-      </w:r>
-      <w:r>
-        <w:rPr>
-          <w:spacing w:val="-3"/>
-        </w:rPr>
-        <w:t xml:space="preserve"> </w:t>
-      </w:r>
-      <w:r>
-        <w:t>of</w:t>
-      </w:r>
-      <w:r>
-        <w:rPr>
-          <w:spacing w:val="-3"/>
-        </w:rPr>
-        <w:t xml:space="preserve"> </w:t>
-      </w:r>
-      <w:r>
-        <w:t>HER2-positive</w:t>
-      </w:r>
-      <w:r>
-        <w:rPr>
-          <w:spacing w:val="-3"/>
-        </w:rPr>
-        <w:t xml:space="preserve"> </w:t>
-      </w:r>
-      <w:r>
-        <w:t>advanced</w:t>
-      </w:r>
-      <w:r>
-        <w:rPr>
-          <w:spacing w:val="-3"/>
-        </w:rPr>
-        <w:t xml:space="preserve"> </w:t>
-      </w:r>
-      <w:r>
-        <w:t>breast cancer patients continued to increase from 2008 to 2017(</w:t>
-      </w:r>
-      <w:r>
-        <w:fldChar w:fldCharType="begin"/>
-      </w:r>
-      <w:r>
-        <w:instrText xml:space="preserve"> HYPERLINK \l "_bookmark30" </w:instrText>
-      </w:r>
-      <w:r>
-        <w:fldChar w:fldCharType="separate"/>
-      </w:r>
-      <w:r>
-        <w:t>24</w:t>
-      </w:r>
-      <w:r>
-        <w:fldChar w:fldCharType="end"/>
-      </w:r>
-      <w:r>
-        <w:t>).By contrast, Other clinical characteristics investigated</w:t>
-      </w:r>
-      <w:r>
-        <w:rPr>
-          <w:spacing w:val="-5"/>
-        </w:rPr>
-        <w:t xml:space="preserve"> </w:t>
-      </w:r>
-      <w:r>
-        <w:t>in</w:t>
-      </w:r>
-      <w:r>
-        <w:rPr>
-          <w:spacing w:val="-5"/>
-        </w:rPr>
-        <w:t xml:space="preserve"> </w:t>
-      </w:r>
-      <w:r>
-        <w:t>our</w:t>
-      </w:r>
-      <w:r>
-        <w:rPr>
-          <w:spacing w:val="-4"/>
-        </w:rPr>
-        <w:t xml:space="preserve"> </w:t>
-      </w:r>
-      <w:r>
-        <w:t>study</w:t>
-      </w:r>
-      <w:r>
-        <w:rPr>
-          <w:spacing w:val="-5"/>
-        </w:rPr>
-        <w:t xml:space="preserve"> </w:t>
-      </w:r>
-      <w:r>
-        <w:t>did</w:t>
-      </w:r>
-      <w:r>
-        <w:rPr>
-          <w:spacing w:val="-5"/>
-        </w:rPr>
-        <w:t xml:space="preserve"> </w:t>
-      </w:r>
-      <w:r>
-        <w:t>not</w:t>
-      </w:r>
-      <w:r>
-        <w:rPr>
-          <w:spacing w:val="-4"/>
-        </w:rPr>
-        <w:t xml:space="preserve"> </w:t>
-      </w:r>
-      <w:r>
-        <w:t>demonstrate</w:t>
-      </w:r>
-      <w:r>
-        <w:rPr>
-          <w:spacing w:val="-5"/>
-        </w:rPr>
-        <w:t xml:space="preserve"> </w:t>
-      </w:r>
-      <w:r>
-        <w:t>significant</w:t>
-      </w:r>
-      <w:r>
-        <w:rPr>
-          <w:spacing w:val="-4"/>
-        </w:rPr>
-        <w:t xml:space="preserve"> </w:t>
-      </w:r>
-      <w:r>
-        <w:t>importance</w:t>
-      </w:r>
-      <w:r>
-        <w:rPr>
-          <w:spacing w:val="-5"/>
-        </w:rPr>
-        <w:t xml:space="preserve"> </w:t>
-      </w:r>
-      <w:r>
-        <w:t>compared</w:t>
-      </w:r>
-      <w:r>
-        <w:rPr>
-          <w:spacing w:val="-5"/>
-        </w:rPr>
-        <w:t xml:space="preserve"> </w:t>
-      </w:r>
-      <w:r>
-        <w:t>to</w:t>
-      </w:r>
-      <w:r>
-        <w:rPr>
-          <w:spacing w:val="-4"/>
-        </w:rPr>
-        <w:t xml:space="preserve"> </w:t>
-      </w:r>
-      <w:r>
-        <w:t>as</w:t>
-      </w:r>
-      <w:r>
-        <w:rPr>
-          <w:spacing w:val="-5"/>
-        </w:rPr>
-        <w:t xml:space="preserve"> </w:t>
-      </w:r>
-      <w:r>
-        <w:t>these</w:t>
-      </w:r>
-      <w:r>
-        <w:rPr>
-          <w:spacing w:val="-4"/>
-        </w:rPr>
-        <w:t xml:space="preserve"> </w:t>
-      </w:r>
-      <w:r>
-        <w:t>four</w:t>
-      </w:r>
-      <w:r>
-        <w:rPr>
-          <w:spacing w:val="-5"/>
-        </w:rPr>
-        <w:t xml:space="preserve"> </w:t>
-      </w:r>
-      <w:r>
-        <w:t>features.</w:t>
-      </w:r>
-    </w:p>
-    <w:p>
-      <w:pPr>
-        <w:pStyle w:val="4"/>
         <w:spacing w:before="191" w:line="259" w:lineRule="auto"/>
         <w:ind w:left="120" w:right="184" w:firstLine="178"/>
       </w:pPr>
       <w:r>
-        <w:t xml:space="preserve"> </w:t>
+        <w:t xml:space="preserve">were correlated with the choice of surgery type </w:t>
+      </w:r>
+      <w:r>
+        <w:fldChar w:fldCharType="begin"/>
+      </w:r>
+      <w:r>
+        <w:instrText xml:space="preserve"> HYPERLINK \l "_bookmark18" </w:instrText>
+      </w:r>
+      <w:r>
+        <w:fldChar w:fldCharType="separate"/>
+      </w:r>
+      <w:r>
+        <w:t xml:space="preserve">(12, </w:t>
+      </w:r>
+      <w:r>
+        <w:fldChar w:fldCharType="end"/>
+      </w:r>
+      <w:r>
+        <w:fldChar w:fldCharType="begin"/>
+      </w:r>
+      <w:r>
+        <w:instrText xml:space="preserve"> HYPERLINK \l "_bookmark19" </w:instrText>
+      </w:r>
+      <w:r>
+        <w:fldChar w:fldCharType="separate"/>
+      </w:r>
+      <w:r>
+        <w:t xml:space="preserve">13, </w:t>
+      </w:r>
+      <w:r>
+        <w:fldChar w:fldCharType="end"/>
+      </w:r>
+      <w:r>
+        <w:fldChar w:fldCharType="begin"/>
+      </w:r>
+      <w:r>
+        <w:instrText xml:space="preserve"> HYPERLINK \l "_bookmark25" </w:instrText>
+      </w:r>
+      <w:r>
+        <w:fldChar w:fldCharType="separate"/>
+      </w:r>
+      <w:r>
+        <w:t xml:space="preserve">19). </w:t>
+      </w:r>
+      <w:r>
+        <w:fldChar w:fldCharType="end"/>
+      </w:r>
+      <w:r>
+        <w:t>Luminal A and luminal B are linked to</w:t>
+      </w:r>
+      <w:r>
+        <w:rPr>
+          <w:spacing w:val="-43"/>
+        </w:rPr>
+        <w:t xml:space="preserve"> </w:t>
+      </w:r>
+      <w:r>
+        <w:t>good prognosis,</w:t>
+      </w:r>
+      <w:r>
+        <w:rPr>
+          <w:spacing w:val="-18"/>
+        </w:rPr>
+        <w:t xml:space="preserve"> </w:t>
+      </w:r>
+      <w:r>
+        <w:t>while</w:t>
+      </w:r>
+      <w:r>
+        <w:rPr>
+          <w:spacing w:val="-17"/>
+        </w:rPr>
+        <w:t xml:space="preserve"> </w:t>
+      </w:r>
+      <w:r>
+        <w:t>Her2-enriched</w:t>
+      </w:r>
+      <w:r>
+        <w:rPr>
+          <w:spacing w:val="-18"/>
+        </w:rPr>
+        <w:t xml:space="preserve"> </w:t>
+      </w:r>
+      <w:r>
+        <w:t>and</w:t>
+      </w:r>
+      <w:r>
+        <w:rPr>
+          <w:spacing w:val="-17"/>
+        </w:rPr>
+        <w:t xml:space="preserve"> </w:t>
+      </w:r>
+      <w:r>
+        <w:t>triple-negative</w:t>
+      </w:r>
+      <w:r>
+        <w:rPr>
+          <w:spacing w:val="-18"/>
+        </w:rPr>
+        <w:t xml:space="preserve"> </w:t>
+      </w:r>
+      <w:r>
+        <w:t>BC</w:t>
+      </w:r>
+      <w:r>
+        <w:rPr>
+          <w:spacing w:val="-17"/>
+        </w:rPr>
+        <w:t xml:space="preserve"> </w:t>
+      </w:r>
+      <w:r>
+        <w:rPr>
+          <w:spacing w:val="-3"/>
+        </w:rPr>
+        <w:t>have</w:t>
+      </w:r>
+      <w:r>
+        <w:rPr>
+          <w:spacing w:val="-17"/>
+        </w:rPr>
+        <w:t xml:space="preserve"> </w:t>
+      </w:r>
+      <w:r>
+        <w:t>a</w:t>
+      </w:r>
+      <w:r>
+        <w:rPr>
+          <w:spacing w:val="-18"/>
+        </w:rPr>
+        <w:t xml:space="preserve"> </w:t>
+      </w:r>
+      <w:r>
+        <w:t>poor</w:t>
+      </w:r>
+      <w:r>
+        <w:rPr>
+          <w:spacing w:val="-17"/>
+        </w:rPr>
+        <w:t xml:space="preserve"> </w:t>
+      </w:r>
+      <w:r>
+        <w:t>prognosis</w:t>
+      </w:r>
+      <w:r>
+        <w:rPr>
+          <w:spacing w:val="-17"/>
+        </w:rPr>
+        <w:t xml:space="preserve"> </w:t>
+      </w:r>
+      <w:r>
+        <w:t>(</w:t>
+      </w:r>
+      <w:r>
+        <w:fldChar w:fldCharType="begin"/>
+      </w:r>
+      <w:r>
+        <w:instrText xml:space="preserve"> HYPERLINK \l "_bookmark26" </w:instrText>
+      </w:r>
+      <w:r>
+        <w:fldChar w:fldCharType="separate"/>
+      </w:r>
+      <w:r>
+        <w:t>20</w:t>
+      </w:r>
+      <w:r>
+        <w:fldChar w:fldCharType="end"/>
+      </w:r>
+      <w:r>
+        <w:t>,</w:t>
+      </w:r>
+      <w:r>
+        <w:rPr>
+          <w:spacing w:val="-17"/>
+        </w:rPr>
+        <w:t xml:space="preserve"> </w:t>
+      </w:r>
+      <w:r>
+        <w:fldChar w:fldCharType="begin"/>
+      </w:r>
+      <w:r>
+        <w:instrText xml:space="preserve"> HYPERLINK \l "_bookmark27" </w:instrText>
+      </w:r>
+      <w:r>
+        <w:fldChar w:fldCharType="separate"/>
+      </w:r>
+      <w:r>
+        <w:t>21</w:t>
+      </w:r>
+      <w:r>
+        <w:fldChar w:fldCharType="end"/>
+      </w:r>
+      <w:r>
+        <w:t>,</w:t>
+      </w:r>
+      <w:r>
+        <w:rPr>
+          <w:spacing w:val="-17"/>
+        </w:rPr>
+        <w:t xml:space="preserve"> </w:t>
+      </w:r>
+      <w:r>
+        <w:fldChar w:fldCharType="begin"/>
+      </w:r>
+      <w:r>
+        <w:instrText xml:space="preserve"> HYPERLINK \l "_bookmark28" </w:instrText>
+      </w:r>
+      <w:r>
+        <w:fldChar w:fldCharType="separate"/>
+      </w:r>
+      <w:r>
+        <w:t>22</w:t>
+      </w:r>
+      <w:r>
+        <w:fldChar w:fldCharType="end"/>
+      </w:r>
+      <w:r>
+        <w:t>,</w:t>
+      </w:r>
+      <w:r>
+        <w:rPr>
+          <w:spacing w:val="-18"/>
+        </w:rPr>
+        <w:t xml:space="preserve"> </w:t>
+      </w:r>
+      <w:r>
+        <w:fldChar w:fldCharType="begin"/>
+      </w:r>
+      <w:r>
+        <w:instrText xml:space="preserve"> HYPERLINK \l "_bookmark29" </w:instrText>
+      </w:r>
+      <w:r>
+        <w:fldChar w:fldCharType="separate"/>
+      </w:r>
+      <w:r>
+        <w:t>23</w:t>
+      </w:r>
+      <w:r>
+        <w:fldChar w:fldCharType="end"/>
+      </w:r>
+      <w:r>
+        <w:t>).</w:t>
+      </w:r>
+      <w:r>
+        <w:rPr>
+          <w:spacing w:val="-17"/>
+        </w:rPr>
+        <w:t xml:space="preserve"> </w:t>
+      </w:r>
+      <w:r>
+        <w:t>Similarly,</w:t>
+      </w:r>
+      <w:r>
+        <w:rPr>
+          <w:spacing w:val="-17"/>
+        </w:rPr>
+        <w:t xml:space="preserve"> </w:t>
+      </w:r>
+      <w:r>
+        <w:t>in our experiment, triple-negative breast cancer (BC) and HER2-enriched subtypes were found to be</w:t>
+      </w:r>
+      <w:r>
+        <w:rPr>
+          <w:spacing w:val="-22"/>
+        </w:rPr>
+        <w:t xml:space="preserve"> </w:t>
+      </w:r>
+      <w:r>
+        <w:t xml:space="preserve">highly significant factors for patient survival. Triple-negative BC is associated with poor survival outcomes. In contrast, HER2-positive patients </w:t>
+      </w:r>
+      <w:r>
+        <w:rPr>
+          <w:spacing w:val="-3"/>
+        </w:rPr>
+        <w:t xml:space="preserve">have </w:t>
+      </w:r>
+      <w:r>
+        <w:t>a better prognosis than triple-negative patients, as the advent of the first anti-HER2 monoclonal antibody, trastuzumab, marked the beginning of the targeted therapy era for</w:t>
+      </w:r>
+      <w:r>
+        <w:rPr>
+          <w:spacing w:val="-4"/>
+        </w:rPr>
+        <w:t xml:space="preserve"> </w:t>
+      </w:r>
+      <w:r>
+        <w:t>breast</w:t>
+      </w:r>
+      <w:r>
+        <w:rPr>
+          <w:spacing w:val="-3"/>
+        </w:rPr>
+        <w:t xml:space="preserve"> </w:t>
+      </w:r>
+      <w:r>
+        <w:t>cancer.</w:t>
+      </w:r>
+      <w:r>
+        <w:rPr>
+          <w:spacing w:val="-3"/>
+        </w:rPr>
+        <w:t xml:space="preserve"> </w:t>
+      </w:r>
+      <w:r>
+        <w:t>Real-world</w:t>
+      </w:r>
+      <w:r>
+        <w:rPr>
+          <w:spacing w:val="-3"/>
+        </w:rPr>
+        <w:t xml:space="preserve"> </w:t>
+      </w:r>
+      <w:r>
+        <w:t>studies</w:t>
+      </w:r>
+      <w:r>
+        <w:rPr>
+          <w:spacing w:val="-3"/>
+        </w:rPr>
+        <w:t xml:space="preserve"> </w:t>
+      </w:r>
+      <w:r>
+        <w:t>show</w:t>
+      </w:r>
+      <w:r>
+        <w:rPr>
+          <w:spacing w:val="-3"/>
+        </w:rPr>
+        <w:t xml:space="preserve"> </w:t>
+      </w:r>
+      <w:r>
+        <w:t>that</w:t>
+      </w:r>
+      <w:r>
+        <w:rPr>
+          <w:spacing w:val="-4"/>
+        </w:rPr>
+        <w:t xml:space="preserve"> </w:t>
+      </w:r>
+      <w:r>
+        <w:t>the</w:t>
+      </w:r>
+      <w:r>
+        <w:rPr>
+          <w:spacing w:val="-3"/>
+        </w:rPr>
+        <w:t xml:space="preserve"> </w:t>
+      </w:r>
+      <w:r>
+        <w:t>overall</w:t>
+      </w:r>
+      <w:r>
+        <w:rPr>
+          <w:spacing w:val="-3"/>
+        </w:rPr>
+        <w:t xml:space="preserve"> </w:t>
+      </w:r>
+      <w:r>
+        <w:t>median</w:t>
+      </w:r>
+      <w:r>
+        <w:rPr>
+          <w:spacing w:val="-3"/>
+        </w:rPr>
+        <w:t xml:space="preserve"> </w:t>
+      </w:r>
+      <w:r>
+        <w:t>OS</w:t>
+      </w:r>
+      <w:r>
+        <w:rPr>
+          <w:spacing w:val="-3"/>
+        </w:rPr>
+        <w:t xml:space="preserve"> </w:t>
+      </w:r>
+      <w:r>
+        <w:t>of</w:t>
+      </w:r>
+      <w:r>
+        <w:rPr>
+          <w:spacing w:val="-3"/>
+        </w:rPr>
+        <w:t xml:space="preserve"> </w:t>
+      </w:r>
+      <w:r>
+        <w:t>HER2-positive</w:t>
+      </w:r>
+      <w:r>
+        <w:rPr>
+          <w:spacing w:val="-3"/>
+        </w:rPr>
+        <w:t xml:space="preserve"> </w:t>
+      </w:r>
+      <w:r>
+        <w:t>advanced</w:t>
+      </w:r>
+      <w:r>
+        <w:rPr>
+          <w:spacing w:val="-3"/>
+        </w:rPr>
+        <w:t xml:space="preserve"> </w:t>
+      </w:r>
+      <w:r>
+        <w:t>breast cancer patients continued to increase from 2008 to 2017(</w:t>
+      </w:r>
+      <w:r>
+        <w:fldChar w:fldCharType="begin"/>
+      </w:r>
+      <w:r>
+        <w:instrText xml:space="preserve"> HYPERLINK \l "_bookmark30" </w:instrText>
+      </w:r>
+      <w:r>
+        <w:fldChar w:fldCharType="separate"/>
+      </w:r>
+      <w:r>
+        <w:t>24</w:t>
+      </w:r>
+      <w:r>
+        <w:fldChar w:fldCharType="end"/>
+      </w:r>
+      <w:r>
+        <w:t xml:space="preserve">).By contrast, </w:t>
       </w:r>
       <w:r>
         <w:rPr>
           <w:rFonts w:hint="eastAsia"/>
         </w:rPr>
-        <w:t>To improve the method’s relevance in real-world clinical applications, causal inference should be integrated into both the model training and interpretability processes (25, 26, 27). Enhancing the clarity of feature attributions could involve embedding causal model assumptions and applying sample reweighting within the loss function. This strategy could then be evaluated against the performance of our current deep learning model (28, 29, 25).</w:t>
+        <w:t>Compared to these four features, other clinical characteristics investigated were not found to be significantly important.</w:t>
+      </w:r>
+      <w:r>
+        <w:t xml:space="preserve"> </w:t>
+      </w:r>
+      <w:r>
+        <w:rPr>
+          <w:rFonts w:hint="eastAsia"/>
+        </w:rPr>
+        <w:t xml:space="preserve">To improve the method’s relevance in real-world clinical applications, causal inference should be integrated into both the model training and interpretability processes (25, 26, 27). Enhancing the clarity of feature attributions could involve embedding causal model assumptions and applying sample reweighting within the loss function. This strategy could then be evaluated against the performance of our current deep learning model (28, </w:t>
+      </w:r>
+      <w:bookmarkStart w:id="60" w:name="_GoBack"/>
+      <w:bookmarkEnd w:id="60"/>
+      <w:r>
+        <w:rPr>
+          <w:rFonts w:hint="eastAsia"/>
+        </w:rPr>
+        <w:t>29, 25).</w:t>
       </w:r>
     </w:p>
     <w:p>

--- a/submission/BRCA-IV-Surgery_Gland_Surg_MAIN_DOC.docx
+++ b/submission/BRCA-IV-Surgery_Gland_Surg_MAIN_DOC.docx
@@ -12,6 +12,735 @@
           <w:sz w:val="20"/>
         </w:rPr>
       </w:pPr>
+    </w:p>
+    <w:p>
+      <w:pPr>
+        <w:pStyle w:val="7"/>
+        <w:spacing w:line="273" w:lineRule="auto"/>
+      </w:pPr>
+      <w:r>
+        <w:rPr>
+          <w:color w:val="231F20"/>
+        </w:rPr>
+        <w:t>Identification</w:t>
+      </w:r>
+      <w:r>
+        <w:rPr>
+          <w:color w:val="231F20"/>
+          <w:spacing w:val="-31"/>
+        </w:rPr>
+        <w:t xml:space="preserve"> </w:t>
+      </w:r>
+      <w:r>
+        <w:rPr>
+          <w:color w:val="231F20"/>
+        </w:rPr>
+        <w:t>of</w:t>
+      </w:r>
+      <w:r>
+        <w:rPr>
+          <w:color w:val="231F20"/>
+          <w:spacing w:val="-31"/>
+        </w:rPr>
+        <w:t xml:space="preserve"> </w:t>
+      </w:r>
+      <w:r>
+        <w:rPr>
+          <w:color w:val="231F20"/>
+        </w:rPr>
+        <w:t>M1</w:t>
+      </w:r>
+      <w:r>
+        <w:rPr>
+          <w:color w:val="231F20"/>
+          <w:spacing w:val="-31"/>
+        </w:rPr>
+        <w:t xml:space="preserve"> </w:t>
+      </w:r>
+      <w:r>
+        <w:rPr>
+          <w:color w:val="231F20"/>
+        </w:rPr>
+        <w:t>breast</w:t>
+      </w:r>
+      <w:r>
+        <w:rPr>
+          <w:color w:val="231F20"/>
+          <w:spacing w:val="-31"/>
+        </w:rPr>
+        <w:t xml:space="preserve"> </w:t>
+      </w:r>
+      <w:r>
+        <w:rPr>
+          <w:color w:val="231F20"/>
+        </w:rPr>
+        <w:t>cancer</w:t>
+      </w:r>
+      <w:r>
+        <w:rPr>
+          <w:color w:val="231F20"/>
+          <w:spacing w:val="-30"/>
+        </w:rPr>
+        <w:t xml:space="preserve"> </w:t>
+      </w:r>
+      <w:r>
+        <w:rPr>
+          <w:color w:val="231F20"/>
+        </w:rPr>
+        <w:t>patients</w:t>
+      </w:r>
+      <w:r>
+        <w:rPr>
+          <w:color w:val="231F20"/>
+          <w:spacing w:val="-31"/>
+        </w:rPr>
+        <w:t xml:space="preserve"> </w:t>
+      </w:r>
+      <w:r>
+        <w:rPr>
+          <w:color w:val="231F20"/>
+          <w:spacing w:val="-5"/>
+        </w:rPr>
+        <w:t xml:space="preserve">who </w:t>
+      </w:r>
+      <w:r>
+        <w:rPr>
+          <w:color w:val="231F20"/>
+          <w:spacing w:val="-3"/>
+        </w:rPr>
+        <w:t xml:space="preserve">may </w:t>
+      </w:r>
+      <w:r>
+        <w:rPr>
+          <w:color w:val="231F20"/>
+        </w:rPr>
+        <w:t>benefit from local therapy: evidence</w:t>
+      </w:r>
+      <w:r>
+        <w:rPr>
+          <w:color w:val="231F20"/>
+          <w:spacing w:val="-57"/>
+        </w:rPr>
+        <w:t xml:space="preserve"> </w:t>
+      </w:r>
+      <w:r>
+        <w:rPr>
+          <w:color w:val="231F20"/>
+        </w:rPr>
+        <w:t>from SEER database and Chinese cohort based on an explainable machine learning mortality model</w:t>
+      </w:r>
+    </w:p>
+    <w:p>
+      <w:pPr>
+        <w:pStyle w:val="3"/>
+        <w:ind w:left="120" w:firstLine="0"/>
+      </w:pPr>
+    </w:p>
+    <w:p>
+      <w:pPr>
+        <w:pStyle w:val="3"/>
+        <w:ind w:left="120" w:firstLine="0"/>
+      </w:pPr>
+      <w:r>
+        <w:t>ABSTRACT</w:t>
+      </w:r>
+    </w:p>
+    <w:p>
+      <w:pPr>
+        <w:pStyle w:val="4"/>
+        <w:spacing w:before="175" w:line="259" w:lineRule="auto"/>
+        <w:ind w:left="128" w:right="186"/>
+        <w:rPr>
+          <w:rFonts w:ascii="Arial"/>
+        </w:rPr>
+      </w:pPr>
+      <w:r>
+        <w:rPr>
+          <w:rFonts w:ascii="Arial"/>
+          <w:b/>
+        </w:rPr>
+        <w:t xml:space="preserve">Background </w:t>
+      </w:r>
+      <w:r>
+        <w:rPr>
+          <w:rFonts w:ascii="Arial"/>
+        </w:rPr>
+        <w:t>Local therapy (surgery and/or radiotherapy) plays a critical role in the potentially curative treatment of patients with non-metastatic breast cancer. The necessity of local</w:t>
+      </w:r>
+      <w:r>
+        <w:rPr>
+          <w:rFonts w:ascii="Arial"/>
+          <w:spacing w:val="-22"/>
+        </w:rPr>
+        <w:t xml:space="preserve"> </w:t>
+      </w:r>
+      <w:r>
+        <w:rPr>
+          <w:rFonts w:ascii="Arial"/>
+        </w:rPr>
+        <w:t xml:space="preserve">therapy </w:t>
+      </w:r>
+      <w:r>
+        <w:rPr>
+          <w:rFonts w:ascii="Arial"/>
+          <w:spacing w:val="-3"/>
+        </w:rPr>
+        <w:t xml:space="preserve">for </w:t>
+      </w:r>
+      <w:r>
+        <w:rPr>
+          <w:rFonts w:ascii="Arial"/>
+        </w:rPr>
+        <w:t>M1 breast cancer patients remains</w:t>
+      </w:r>
+      <w:r>
+        <w:rPr>
+          <w:rFonts w:ascii="Arial"/>
+          <w:spacing w:val="-6"/>
+        </w:rPr>
+        <w:t xml:space="preserve"> </w:t>
+      </w:r>
+      <w:r>
+        <w:rPr>
+          <w:rFonts w:ascii="Arial"/>
+        </w:rPr>
+        <w:t>controversial.</w:t>
+      </w:r>
+    </w:p>
+    <w:p>
+      <w:pPr>
+        <w:pStyle w:val="4"/>
+        <w:spacing w:before="174" w:line="259" w:lineRule="auto"/>
+        <w:ind w:left="120" w:right="185" w:firstLine="8"/>
+        <w:rPr>
+          <w:rFonts w:ascii="Arial" w:hAnsi="Arial"/>
+        </w:rPr>
+      </w:pPr>
+      <w:r>
+        <w:rPr>
+          <w:rFonts w:ascii="Arial" w:hAnsi="Arial"/>
+          <w:b/>
+        </w:rPr>
+        <w:t xml:space="preserve">Methods </w:t>
+      </w:r>
+      <w:r>
+        <w:rPr>
+          <w:rFonts w:hint="eastAsia" w:ascii="Arial" w:hAnsi="Arial"/>
+          <w:spacing w:val="-4"/>
+        </w:rPr>
+        <w:t>The study involved training and validating two survival prediction models based on machine learning: a neural network and a Cox proportional hazards model.</w:t>
+      </w:r>
+      <w:r>
+        <w:rPr>
+          <w:rFonts w:ascii="Arial" w:hAnsi="Arial"/>
+        </w:rPr>
+        <w:t>The training cohort comprised 10,214 patients</w:t>
+      </w:r>
+      <w:r>
+        <w:rPr>
+          <w:rFonts w:ascii="Arial" w:hAnsi="Arial"/>
+          <w:spacing w:val="-12"/>
+        </w:rPr>
+        <w:t xml:space="preserve"> </w:t>
+      </w:r>
+      <w:r>
+        <w:rPr>
+          <w:rFonts w:ascii="Arial" w:hAnsi="Arial"/>
+        </w:rPr>
+        <w:t>with</w:t>
+      </w:r>
+      <w:r>
+        <w:rPr>
+          <w:rFonts w:ascii="Arial" w:hAnsi="Arial"/>
+          <w:spacing w:val="-11"/>
+        </w:rPr>
+        <w:t xml:space="preserve"> </w:t>
+      </w:r>
+      <w:r>
+        <w:rPr>
+          <w:rFonts w:ascii="Arial" w:hAnsi="Arial"/>
+        </w:rPr>
+        <w:t>M1</w:t>
+      </w:r>
+      <w:r>
+        <w:rPr>
+          <w:rFonts w:ascii="Arial" w:hAnsi="Arial"/>
+          <w:spacing w:val="-11"/>
+        </w:rPr>
+        <w:t xml:space="preserve"> </w:t>
+      </w:r>
+      <w:r>
+        <w:rPr>
+          <w:rFonts w:ascii="Arial" w:hAnsi="Arial"/>
+        </w:rPr>
+        <w:t>breast</w:t>
+      </w:r>
+      <w:r>
+        <w:rPr>
+          <w:rFonts w:ascii="Arial" w:hAnsi="Arial"/>
+          <w:spacing w:val="-12"/>
+        </w:rPr>
+        <w:t xml:space="preserve"> </w:t>
+      </w:r>
+      <w:r>
+        <w:rPr>
+          <w:rFonts w:ascii="Arial" w:hAnsi="Arial"/>
+        </w:rPr>
+        <w:t>cancer</w:t>
+      </w:r>
+      <w:r>
+        <w:rPr>
+          <w:rFonts w:ascii="Arial" w:hAnsi="Arial"/>
+          <w:spacing w:val="-11"/>
+        </w:rPr>
+        <w:t xml:space="preserve"> </w:t>
+      </w:r>
+      <w:r>
+        <w:rPr>
+          <w:rFonts w:ascii="Arial" w:hAnsi="Arial"/>
+        </w:rPr>
+        <w:t>identified</w:t>
+      </w:r>
+      <w:r>
+        <w:rPr>
+          <w:rFonts w:ascii="Arial" w:hAnsi="Arial"/>
+          <w:spacing w:val="-11"/>
+        </w:rPr>
+        <w:t xml:space="preserve"> </w:t>
+      </w:r>
+      <w:r>
+        <w:rPr>
+          <w:rFonts w:ascii="Arial" w:hAnsi="Arial"/>
+        </w:rPr>
+        <w:t>from</w:t>
+      </w:r>
+      <w:r>
+        <w:rPr>
+          <w:rFonts w:ascii="Arial" w:hAnsi="Arial"/>
+          <w:spacing w:val="-12"/>
+        </w:rPr>
+        <w:t xml:space="preserve"> </w:t>
+      </w:r>
+      <w:r>
+        <w:rPr>
+          <w:rFonts w:ascii="Arial" w:hAnsi="Arial"/>
+        </w:rPr>
+        <w:t>the</w:t>
+      </w:r>
+      <w:r>
+        <w:rPr>
+          <w:rFonts w:ascii="Arial" w:hAnsi="Arial"/>
+          <w:spacing w:val="-11"/>
+        </w:rPr>
+        <w:t xml:space="preserve"> </w:t>
+      </w:r>
+      <w:r>
+        <w:rPr>
+          <w:rFonts w:ascii="Arial" w:hAnsi="Arial"/>
+        </w:rPr>
+        <w:t>SEER</w:t>
+      </w:r>
+      <w:r>
+        <w:rPr>
+          <w:rFonts w:ascii="Arial" w:hAnsi="Arial"/>
+          <w:spacing w:val="-11"/>
+        </w:rPr>
+        <w:t xml:space="preserve"> </w:t>
+      </w:r>
+      <w:r>
+        <w:rPr>
+          <w:rFonts w:ascii="Arial" w:hAnsi="Arial"/>
+        </w:rPr>
+        <w:t>database</w:t>
+      </w:r>
+      <w:r>
+        <w:rPr>
+          <w:rFonts w:ascii="Arial" w:hAnsi="Arial"/>
+          <w:spacing w:val="-11"/>
+        </w:rPr>
+        <w:t xml:space="preserve"> </w:t>
+      </w:r>
+      <w:r>
+        <w:rPr>
+          <w:rFonts w:ascii="Arial" w:hAnsi="Arial"/>
+        </w:rPr>
+        <w:t>between</w:t>
+      </w:r>
+      <w:r>
+        <w:rPr>
+          <w:rFonts w:ascii="Arial" w:hAnsi="Arial"/>
+          <w:spacing w:val="-12"/>
+        </w:rPr>
+        <w:t xml:space="preserve"> </w:t>
+      </w:r>
+      <w:r>
+        <w:rPr>
+          <w:rFonts w:ascii="Arial" w:hAnsi="Arial"/>
+        </w:rPr>
+        <w:t>2013</w:t>
+      </w:r>
+      <w:r>
+        <w:rPr>
+          <w:rFonts w:ascii="Arial" w:hAnsi="Arial"/>
+          <w:spacing w:val="-11"/>
+        </w:rPr>
+        <w:t xml:space="preserve"> </w:t>
+      </w:r>
+      <w:r>
+        <w:rPr>
+          <w:rFonts w:ascii="Arial" w:hAnsi="Arial"/>
+        </w:rPr>
+        <w:t>and</w:t>
+      </w:r>
+      <w:r>
+        <w:rPr>
+          <w:rFonts w:ascii="Arial" w:hAnsi="Arial"/>
+          <w:spacing w:val="-11"/>
+        </w:rPr>
+        <w:t xml:space="preserve"> </w:t>
+      </w:r>
+      <w:r>
+        <w:rPr>
+          <w:rFonts w:ascii="Arial" w:hAnsi="Arial"/>
+        </w:rPr>
+        <w:t>2018.</w:t>
+      </w:r>
+      <w:r>
+        <w:rPr>
+          <w:rFonts w:ascii="Arial" w:hAnsi="Arial"/>
+          <w:spacing w:val="-12"/>
+        </w:rPr>
+        <w:t xml:space="preserve"> </w:t>
+      </w:r>
+      <w:r>
+        <w:rPr>
+          <w:rFonts w:ascii="Arial" w:hAnsi="Arial"/>
+        </w:rPr>
+        <w:t>The external test cohort included 100 patients diagnosed with M1 breast cancer in China between January</w:t>
+      </w:r>
+      <w:r>
+        <w:rPr>
+          <w:rFonts w:ascii="Arial" w:hAnsi="Arial"/>
+          <w:spacing w:val="-15"/>
+        </w:rPr>
+        <w:t xml:space="preserve"> </w:t>
+      </w:r>
+      <w:r>
+        <w:rPr>
+          <w:rFonts w:ascii="Arial" w:hAnsi="Arial"/>
+        </w:rPr>
+        <w:t>2013</w:t>
+      </w:r>
+      <w:r>
+        <w:rPr>
+          <w:rFonts w:ascii="Arial" w:hAnsi="Arial"/>
+          <w:spacing w:val="-14"/>
+        </w:rPr>
+        <w:t xml:space="preserve"> </w:t>
+      </w:r>
+      <w:r>
+        <w:rPr>
+          <w:rFonts w:ascii="Arial" w:hAnsi="Arial"/>
+        </w:rPr>
+        <w:t>and</w:t>
+      </w:r>
+      <w:r>
+        <w:rPr>
+          <w:rFonts w:ascii="Arial" w:hAnsi="Arial"/>
+          <w:spacing w:val="-14"/>
+        </w:rPr>
+        <w:t xml:space="preserve"> </w:t>
+      </w:r>
+      <w:r>
+        <w:rPr>
+          <w:rFonts w:ascii="Arial" w:hAnsi="Arial"/>
+        </w:rPr>
+        <w:t>December</w:t>
+      </w:r>
+      <w:r>
+        <w:rPr>
+          <w:rFonts w:ascii="Arial" w:hAnsi="Arial"/>
+          <w:spacing w:val="-15"/>
+        </w:rPr>
+        <w:t xml:space="preserve"> </w:t>
+      </w:r>
+      <w:r>
+        <w:rPr>
+          <w:rFonts w:ascii="Arial" w:hAnsi="Arial"/>
+        </w:rPr>
+        <w:t>2018.</w:t>
+      </w:r>
+      <w:r>
+        <w:rPr>
+          <w:rFonts w:ascii="Arial" w:hAnsi="Arial"/>
+          <w:spacing w:val="-14"/>
+        </w:rPr>
+        <w:t xml:space="preserve"> </w:t>
+      </w:r>
+      <w:r>
+        <w:rPr>
+          <w:rFonts w:ascii="Arial" w:hAnsi="Arial"/>
+        </w:rPr>
+        <w:t>Subgroup</w:t>
+      </w:r>
+      <w:r>
+        <w:rPr>
+          <w:rFonts w:ascii="Arial" w:hAnsi="Arial"/>
+          <w:spacing w:val="-14"/>
+        </w:rPr>
+        <w:t xml:space="preserve"> </w:t>
+      </w:r>
+      <w:r>
+        <w:rPr>
+          <w:rFonts w:ascii="Arial" w:hAnsi="Arial"/>
+        </w:rPr>
+        <w:t>analyses</w:t>
+      </w:r>
+      <w:r>
+        <w:rPr>
+          <w:rFonts w:ascii="Arial" w:hAnsi="Arial"/>
+          <w:spacing w:val="-14"/>
+        </w:rPr>
+        <w:t xml:space="preserve"> </w:t>
+      </w:r>
+      <w:r>
+        <w:rPr>
+          <w:rFonts w:ascii="Arial" w:hAnsi="Arial"/>
+        </w:rPr>
+        <w:t>were</w:t>
+      </w:r>
+      <w:r>
+        <w:rPr>
+          <w:rFonts w:ascii="Arial" w:hAnsi="Arial"/>
+          <w:spacing w:val="-15"/>
+        </w:rPr>
+        <w:t xml:space="preserve"> </w:t>
+      </w:r>
+      <w:r>
+        <w:rPr>
+          <w:rFonts w:ascii="Arial" w:hAnsi="Arial"/>
+        </w:rPr>
+        <w:t>subsequently</w:t>
+      </w:r>
+      <w:r>
+        <w:rPr>
+          <w:rFonts w:ascii="Arial" w:hAnsi="Arial"/>
+          <w:spacing w:val="-14"/>
+        </w:rPr>
+        <w:t xml:space="preserve"> </w:t>
+      </w:r>
+      <w:r>
+        <w:rPr>
+          <w:rFonts w:ascii="Arial" w:hAnsi="Arial"/>
+        </w:rPr>
+        <w:t>performed</w:t>
+      </w:r>
+      <w:r>
+        <w:rPr>
+          <w:rFonts w:ascii="Arial" w:hAnsi="Arial"/>
+          <w:spacing w:val="-14"/>
+        </w:rPr>
+        <w:t xml:space="preserve"> </w:t>
+      </w:r>
+      <w:r>
+        <w:rPr>
+          <w:rFonts w:ascii="Arial" w:hAnsi="Arial"/>
+        </w:rPr>
+        <w:t>to</w:t>
+      </w:r>
+      <w:r>
+        <w:rPr>
+          <w:rFonts w:ascii="Arial" w:hAnsi="Arial"/>
+          <w:spacing w:val="-14"/>
+        </w:rPr>
+        <w:t xml:space="preserve"> </w:t>
+      </w:r>
+      <w:r>
+        <w:rPr>
+          <w:rFonts w:ascii="Arial" w:hAnsi="Arial"/>
+        </w:rPr>
+        <w:t xml:space="preserve">identify patients who </w:t>
+      </w:r>
+      <w:r>
+        <w:rPr>
+          <w:rFonts w:ascii="Arial" w:hAnsi="Arial"/>
+          <w:spacing w:val="-3"/>
+        </w:rPr>
+        <w:t xml:space="preserve">may </w:t>
+      </w:r>
+      <w:r>
+        <w:rPr>
+          <w:rFonts w:ascii="Arial" w:hAnsi="Arial"/>
+        </w:rPr>
+        <w:t xml:space="preserve">benefit from local </w:t>
+      </w:r>
+      <w:r>
+        <w:rPr>
+          <w:rFonts w:ascii="Arial" w:hAnsi="Arial"/>
+          <w:spacing w:val="-5"/>
+        </w:rPr>
+        <w:t xml:space="preserve">therapy. </w:t>
+      </w:r>
+      <w:r>
+        <w:rPr>
+          <w:rFonts w:ascii="Arial" w:hAnsi="Arial"/>
+        </w:rPr>
+        <w:t xml:space="preserve">Global and individual feature importance analyses were conducted to interpret the survival predictions generated </w:t>
+      </w:r>
+      <w:r>
+        <w:rPr>
+          <w:rFonts w:ascii="Arial" w:hAnsi="Arial"/>
+          <w:spacing w:val="-3"/>
+        </w:rPr>
+        <w:t xml:space="preserve">by </w:t>
+      </w:r>
+      <w:r>
+        <w:rPr>
+          <w:rFonts w:ascii="Arial" w:hAnsi="Arial"/>
+        </w:rPr>
+        <w:t>the</w:t>
+      </w:r>
+      <w:r>
+        <w:rPr>
+          <w:rFonts w:ascii="Arial" w:hAnsi="Arial"/>
+          <w:spacing w:val="-15"/>
+        </w:rPr>
+        <w:t xml:space="preserve"> </w:t>
+      </w:r>
+      <w:r>
+        <w:rPr>
+          <w:rFonts w:ascii="Arial" w:hAnsi="Arial"/>
+        </w:rPr>
+        <w:t>models.</w:t>
+      </w:r>
+    </w:p>
+    <w:p>
+      <w:pPr>
+        <w:pStyle w:val="4"/>
+        <w:spacing w:before="174" w:line="259" w:lineRule="auto"/>
+        <w:ind w:left="120" w:right="185" w:firstLine="8"/>
+        <w:rPr>
+          <w:rFonts w:hint="default" w:ascii="Arial" w:hAnsi="Arial" w:eastAsia="宋体"/>
+          <w:lang w:val="en-US" w:eastAsia="zh-CN"/>
+        </w:rPr>
+      </w:pPr>
+      <w:r>
+        <w:rPr>
+          <w:rFonts w:ascii="Arial"/>
+          <w:b/>
+        </w:rPr>
+        <w:t>Results</w:t>
+      </w:r>
+      <w:r>
+        <w:rPr>
+          <w:rFonts w:ascii="Arial"/>
+          <w:b/>
+          <w:spacing w:val="-23"/>
+        </w:rPr>
+        <w:t xml:space="preserve"> </w:t>
+      </w:r>
+      <w:r>
+        <w:rPr>
+          <w:rFonts w:hint="eastAsia" w:ascii="Arial" w:hAnsi="Arial" w:eastAsia="宋体"/>
+          <w:lang w:val="en-US" w:eastAsia="zh-CN"/>
+        </w:rPr>
+        <w:t xml:space="preserve">In </w:t>
+      </w:r>
+      <w:r>
+        <w:rPr>
+          <w:rFonts w:hint="eastAsia" w:ascii="Arial"/>
+        </w:rPr>
+        <w:t>total</w:t>
+      </w:r>
+      <w:r>
+        <w:rPr>
+          <w:rFonts w:hint="eastAsia" w:ascii="Arial" w:eastAsia="宋体"/>
+          <w:lang w:val="en-US" w:eastAsia="zh-CN"/>
+        </w:rPr>
+        <w:t>,</w:t>
+      </w:r>
+      <w:r>
+        <w:rPr>
+          <w:rFonts w:hint="eastAsia" w:ascii="Arial"/>
+        </w:rPr>
+        <w:t xml:space="preserve"> 10,314 patients were enrolled in the study. Surgery was associated with improved overall survival (OS) in patients with bone metastases, with 5-year OS rates of 76.9% versus 27.2% for the surgery and non-surgery groups, respectively (P = 0.035). Similarly, in patients with non–triple-negative disease, the 5-year OS rates were 84.0% versus 32.3% (P = 0.027).The deep learning network demonstrated greater stability and accuracy than the Cox proportional hazards model in predicting patient survival, both on the internal test dataset (C-index = 0.771 vs. 0.632) and in external validation (C-index = 0.782 vs. 0.650).Several important prognostic factors were identified by the deep learning model, such as</w:t>
+      </w:r>
+      <w:r>
+        <w:rPr>
+          <w:rFonts w:hint="eastAsia" w:ascii="Arial" w:eastAsia="宋体"/>
+          <w:lang w:val="en-US" w:eastAsia="zh-CN"/>
+        </w:rPr>
+        <w:t xml:space="preserve"> </w:t>
+      </w:r>
+      <w:r>
+        <w:rPr>
+          <w:rFonts w:ascii="Arial"/>
+          <w:spacing w:val="-5"/>
+        </w:rPr>
+        <w:t xml:space="preserve">Triple </w:t>
+      </w:r>
+      <w:r>
+        <w:rPr>
+          <w:rFonts w:ascii="Arial"/>
+        </w:rPr>
+        <w:t>Negative, Mets at DX-brain and</w:t>
+      </w:r>
+      <w:r>
+        <w:rPr>
+          <w:rFonts w:ascii="Arial"/>
+          <w:spacing w:val="-8"/>
+        </w:rPr>
+        <w:t xml:space="preserve"> </w:t>
+      </w:r>
+      <w:r>
+        <w:rPr>
+          <w:rFonts w:ascii="Arial"/>
+        </w:rPr>
+        <w:t>HER2-positive.</w:t>
+      </w:r>
+    </w:p>
+    <w:p>
+      <w:pPr>
+        <w:pStyle w:val="4"/>
+        <w:spacing w:before="184" w:line="259" w:lineRule="auto"/>
+        <w:ind w:left="174" w:right="146"/>
+        <w:rPr>
+          <w:rFonts w:ascii="Arial"/>
+        </w:rPr>
+      </w:pPr>
+      <w:r>
+        <w:rPr>
+          <w:rFonts w:ascii="Arial"/>
+          <w:b/>
+        </w:rPr>
+        <w:t xml:space="preserve">Conclusion </w:t>
+      </w:r>
+      <w:r>
+        <w:rPr>
+          <w:rFonts w:ascii="Arial"/>
+        </w:rPr>
+        <w:t>Patients with metastasis at Bone could benefit from Surgery while metastasis at Brain,Lung and Liver does not. Meanwhile,Surgery is beneficial for non-triple negative breast cancer patients.</w:t>
+      </w:r>
+    </w:p>
+    <w:p>
+      <w:pPr>
+        <w:spacing w:before="257"/>
+        <w:ind w:left="174" w:right="0" w:firstLine="0"/>
+        <w:jc w:val="both"/>
+        <w:rPr>
+          <w:rFonts w:ascii="Arial"/>
+          <w:b/>
+          <w:sz w:val="16"/>
+        </w:rPr>
+      </w:pPr>
+      <w:r>
+        <w:rPr>
+          <w:rFonts w:ascii="Arial"/>
+          <w:b/>
+          <w:sz w:val="16"/>
+        </w:rPr>
+        <w:t>Keywords: M1 breast cancer; local therapy; machine learning; triple-negative</w:t>
+      </w:r>
     </w:p>
     <w:p>
       <w:pPr>
@@ -2720,6 +3449,15 @@
       </w:r>
       <w:r>
         <w:rPr>
+          <w:rFonts w:hint="eastAsia" w:eastAsia="宋体"/>
+          <w:lang w:val="en-US" w:eastAsia="zh-CN"/>
+        </w:rPr>
+        <w:t xml:space="preserve"> </w:t>
+      </w:r>
+      <w:bookmarkStart w:id="60" w:name="_GoBack"/>
+      <w:bookmarkEnd w:id="60"/>
+      <w:r>
+        <w:rPr>
           <w:spacing w:val="-39"/>
         </w:rPr>
         <w:t xml:space="preserve"> </w:t>
@@ -2727,18 +3465,6 @@
       <w:r>
         <w:t>conclusion.</w:t>
       </w:r>
-    </w:p>
-    <w:p>
-      <w:pPr>
-        <w:spacing w:after="0" w:line="254" w:lineRule="auto"/>
-        <w:sectPr>
-          <w:headerReference r:id="rId5" w:type="default"/>
-          <w:footerReference r:id="rId6" w:type="default"/>
-          <w:pgSz w:w="11910" w:h="16840"/>
-          <w:pgMar w:top="1180" w:right="760" w:bottom="1220" w:left="780" w:header="775" w:footer="1033" w:gutter="0"/>
-          <w:cols w:space="720" w:num="1"/>
-        </w:sectPr>
-      </w:pPr>
     </w:p>
     <w:p>
       <w:pPr>
@@ -2814,9 +3540,9 @@
       </w:pPr>
       <w:bookmarkStart w:id="2" w:name="Eligibility Criteria and Patient Informa"/>
       <w:bookmarkEnd w:id="2"/>
-      <w:bookmarkStart w:id="3" w:name="Eligibility Criteria and Patient Informa"/>
+      <w:bookmarkStart w:id="3" w:name="Method"/>
       <w:bookmarkEnd w:id="3"/>
-      <w:bookmarkStart w:id="4" w:name="Method"/>
+      <w:bookmarkStart w:id="4" w:name="Eligibility Criteria and Patient Informa"/>
       <w:bookmarkEnd w:id="4"/>
       <w:r>
         <w:rPr>
@@ -4241,9 +4967,9 @@
       </w:pPr>
       <w:bookmarkStart w:id="10" w:name="Patient Baseline Characteristics"/>
       <w:bookmarkEnd w:id="10"/>
-      <w:bookmarkStart w:id="11" w:name="Patient Baseline Characteristics"/>
+      <w:bookmarkStart w:id="11" w:name="Results"/>
       <w:bookmarkEnd w:id="11"/>
-      <w:bookmarkStart w:id="12" w:name="Results"/>
+      <w:bookmarkStart w:id="12" w:name="Patient Baseline Characteristics"/>
       <w:bookmarkEnd w:id="12"/>
       <w:r>
         <w:rPr>
@@ -4306,8 +5032,12 @@
       <w:pPr>
         <w:spacing w:after="0" w:line="259" w:lineRule="auto"/>
         <w:sectPr>
+          <w:headerReference r:id="rId5" w:type="default"/>
+          <w:footerReference r:id="rId6" w:type="default"/>
           <w:pgSz w:w="11910" w:h="16840"/>
           <w:pgMar w:top="1180" w:right="760" w:bottom="1220" w:left="780" w:header="775" w:footer="1033" w:gutter="0"/>
+          <w:lnNumType w:countBy="1" w:restart="continuous"/>
+          <w:pgNumType w:fmt="decimal"/>
           <w:cols w:space="720" w:num="1"/>
         </w:sectPr>
       </w:pPr>
@@ -4471,6 +5201,14 @@
                   </w:tr>
                   <w:tr>
                     <w:tblPrEx>
+                      <w:tblBorders>
+                        <w:top w:val="none" w:color="auto" w:sz="0" w:space="0"/>
+                        <w:left w:val="none" w:color="auto" w:sz="0" w:space="0"/>
+                        <w:bottom w:val="none" w:color="auto" w:sz="0" w:space="0"/>
+                        <w:right w:val="none" w:color="auto" w:sz="0" w:space="0"/>
+                        <w:insideH w:val="none" w:color="auto" w:sz="0" w:space="0"/>
+                        <w:insideV w:val="none" w:color="auto" w:sz="0" w:space="0"/>
+                      </w:tblBorders>
                       <w:tblCellMar>
                         <w:top w:w="0" w:type="dxa"/>
                         <w:left w:w="0" w:type="dxa"/>
@@ -6712,6 +7450,14 @@
                   </w:tr>
                   <w:tr>
                     <w:tblPrEx>
+                      <w:tblBorders>
+                        <w:top w:val="none" w:color="auto" w:sz="0" w:space="0"/>
+                        <w:left w:val="none" w:color="auto" w:sz="0" w:space="0"/>
+                        <w:bottom w:val="none" w:color="auto" w:sz="0" w:space="0"/>
+                        <w:right w:val="none" w:color="auto" w:sz="0" w:space="0"/>
+                        <w:insideH w:val="none" w:color="auto" w:sz="0" w:space="0"/>
+                        <w:insideV w:val="none" w:color="auto" w:sz="0" w:space="0"/>
+                      </w:tblBorders>
                       <w:tblCellMar>
                         <w:top w:w="0" w:type="dxa"/>
                         <w:left w:w="0" w:type="dxa"/>
@@ -7247,6 +7993,14 @@
                   </w:tr>
                   <w:tr>
                     <w:tblPrEx>
+                      <w:tblBorders>
+                        <w:top w:val="none" w:color="auto" w:sz="0" w:space="0"/>
+                        <w:left w:val="none" w:color="auto" w:sz="0" w:space="0"/>
+                        <w:bottom w:val="none" w:color="auto" w:sz="0" w:space="0"/>
+                        <w:right w:val="none" w:color="auto" w:sz="0" w:space="0"/>
+                        <w:insideH w:val="none" w:color="auto" w:sz="0" w:space="0"/>
+                        <w:insideV w:val="none" w:color="auto" w:sz="0" w:space="0"/>
+                      </w:tblBorders>
                       <w:tblCellMar>
                         <w:top w:w="0" w:type="dxa"/>
                         <w:left w:w="0" w:type="dxa"/>
@@ -7770,6 +8524,8 @@
         <w:sectPr>
           <w:pgSz w:w="11910" w:h="16840"/>
           <w:pgMar w:top="1180" w:right="760" w:bottom="1220" w:left="780" w:header="775" w:footer="1033" w:gutter="0"/>
+          <w:lnNumType w:countBy="1" w:restart="continuous"/>
+          <w:pgNumType w:fmt="decimal"/>
           <w:cols w:space="720" w:num="1"/>
         </w:sectPr>
       </w:pPr>
@@ -10775,6 +11531,8 @@
         <w:sectPr>
           <w:pgSz w:w="11910" w:h="16840"/>
           <w:pgMar w:top="1180" w:right="760" w:bottom="1220" w:left="780" w:header="775" w:footer="1033" w:gutter="0"/>
+          <w:lnNumType w:countBy="1" w:restart="continuous"/>
+          <w:pgNumType w:fmt="decimal"/>
           <w:cols w:space="720" w:num="1"/>
         </w:sectPr>
       </w:pPr>
@@ -11558,6 +12316,8 @@
         <w:sectPr>
           <w:pgSz w:w="11910" w:h="16840"/>
           <w:pgMar w:top="1180" w:right="760" w:bottom="1220" w:left="780" w:header="775" w:footer="1033" w:gutter="0"/>
+          <w:lnNumType w:countBy="1" w:restart="continuous"/>
+          <w:pgNumType w:fmt="decimal"/>
           <w:cols w:space="720" w:num="1"/>
         </w:sectPr>
       </w:pPr>
@@ -13495,6 +14255,8 @@
         <w:sectPr>
           <w:pgSz w:w="11910" w:h="16840"/>
           <w:pgMar w:top="1180" w:right="760" w:bottom="1220" w:left="780" w:header="775" w:footer="1033" w:gutter="0"/>
+          <w:lnNumType w:countBy="1" w:restart="continuous"/>
+          <w:pgNumType w:fmt="decimal"/>
           <w:cols w:space="720" w:num="1"/>
         </w:sectPr>
       </w:pPr>
@@ -16462,6 +17224,8 @@
         <w:sectPr>
           <w:pgSz w:w="11910" w:h="16840"/>
           <w:pgMar w:top="1180" w:right="760" w:bottom="1220" w:left="780" w:header="775" w:footer="1033" w:gutter="0"/>
+          <w:lnNumType w:countBy="1" w:restart="continuous"/>
+          <w:pgNumType w:fmt="decimal"/>
           <w:cols w:space="720" w:num="1"/>
         </w:sectPr>
       </w:pPr>
@@ -16918,15 +17682,7 @@
         <w:rPr>
           <w:rFonts w:hint="eastAsia"/>
         </w:rPr>
-        <w:t xml:space="preserve">To improve the method’s relevance in real-world clinical applications, causal inference should be integrated into both the model training and interpretability processes (25, 26, 27). Enhancing the clarity of feature attributions could involve embedding causal model assumptions and applying sample reweighting within the loss function. This strategy could then be evaluated against the performance of our current deep learning model (28, </w:t>
-      </w:r>
-      <w:bookmarkStart w:id="60" w:name="_GoBack"/>
-      <w:bookmarkEnd w:id="60"/>
-      <w:r>
-        <w:rPr>
-          <w:rFonts w:hint="eastAsia"/>
-        </w:rPr>
-        <w:t>29, 25).</w:t>
+        <w:t>To improve the method’s relevance in real-world clinical applications, causal inference should be integrated into both the model training and interpretability processes (25, 26, 27). Enhancing the clarity of feature attributions could involve embedding causal model assumptions and applying sample reweighting within the loss function. This strategy could then be evaluated against the performance of our current deep learning model (28, 29, 25).</w:t>
       </w:r>
     </w:p>
     <w:p>
@@ -17418,6 +18174,8 @@
         <w:sectPr>
           <w:pgSz w:w="11910" w:h="16840"/>
           <w:pgMar w:top="1180" w:right="760" w:bottom="1220" w:left="780" w:header="775" w:footer="1033" w:gutter="0"/>
+          <w:lnNumType w:countBy="1" w:restart="continuous"/>
+          <w:pgNumType w:fmt="decimal"/>
           <w:cols w:space="720" w:num="1"/>
         </w:sectPr>
       </w:pPr>
@@ -20606,6 +21364,8 @@
         <w:sectPr>
           <w:pgSz w:w="11910" w:h="16840"/>
           <w:pgMar w:top="1180" w:right="760" w:bottom="1220" w:left="780" w:header="775" w:footer="1033" w:gutter="0"/>
+          <w:lnNumType w:countBy="1" w:restart="continuous"/>
+          <w:pgNumType w:fmt="decimal"/>
           <w:cols w:space="720" w:num="1"/>
         </w:sectPr>
       </w:pPr>
@@ -24261,6 +25021,8 @@
     <w:sectPr>
       <w:pgSz w:w="11910" w:h="16840"/>
       <w:pgMar w:top="1180" w:right="760" w:bottom="1220" w:left="780" w:header="775" w:footer="1033" w:gutter="0"/>
+      <w:lnNumType w:countBy="1" w:restart="continuous"/>
+      <w:pgNumType w:fmt="decimal"/>
       <w:cols w:space="720" w:num="1"/>
     </w:sectPr>
   </w:body>
@@ -24343,12 +25105,12 @@
     </w:r>
     <w:r>
       <w:pict>
-        <v:shape id="_x0000_s2056" o:spid="_x0000_s2056" o:spt="202" type="#_x0000_t202" style="position:absolute;left:0pt;margin-left:532.35pt;margin-top:777.25pt;height:15.8pt;width:20.5pt;mso-position-horizontal-relative:page;mso-position-vertical-relative:page;z-index:-251652096;mso-width-relative:page;mso-height-relative:page;" filled="f" stroked="f" coordsize="21600,21600">
+        <v:shape id="_x0000_s2056" o:spid="_x0000_s2056" o:spt="202" type="#_x0000_t202" style="position:absolute;left:0pt;margin-top:0pt;height:15.8pt;width:20.5pt;mso-position-horizontal:center;mso-position-horizontal-relative:margin;z-index:251664384;mso-width-relative:page;mso-height-relative:page;" filled="f" stroked="f" coordsize="21600,21600">
           <v:path/>
           <v:fill on="f" focussize="0,0"/>
-          <v:stroke on="f" joinstyle="miter"/>
+          <v:stroke on="f"/>
           <v:imagedata o:title=""/>
-          <o:lock v:ext="edit"/>
+          <o:lock v:ext="edit" aspectratio="f"/>
           <v:textbox inset="0mm,0mm,0mm,0mm">
             <w:txbxContent>
               <w:p>
@@ -25522,7 +26284,6 @@
     <customSectPr/>
     <customSectPr/>
     <customSectPr/>
-    <customSectPr/>
   </customSectProps>
   <customShpExts>
     <customShpInfo spid="_x0000_s2051"/>

--- a/submission/BRCA-IV-Surgery_Gland_Surg_MAIN_DOC.docx
+++ b/submission/BRCA-IV-Surgery_Gland_Surg_MAIN_DOC.docx
@@ -116,6 +116,8 @@
         </w:rPr>
         <w:t>benefit from local therapy: evidence</w:t>
       </w:r>
+      <w:bookmarkStart w:id="60" w:name="_GoBack"/>
+      <w:bookmarkEnd w:id="60"/>
       <w:r>
         <w:rPr>
           <w:color w:val="231F20"/>
@@ -3454,8 +3456,6 @@
         </w:rPr>
         <w:t xml:space="preserve"> </w:t>
       </w:r>
-      <w:bookmarkStart w:id="60" w:name="_GoBack"/>
-      <w:bookmarkEnd w:id="60"/>
       <w:r>
         <w:rPr>
           <w:spacing w:val="-39"/>
@@ -4967,9 +4967,9 @@
       </w:pPr>
       <w:bookmarkStart w:id="10" w:name="Patient Baseline Characteristics"/>
       <w:bookmarkEnd w:id="10"/>
-      <w:bookmarkStart w:id="11" w:name="Results"/>
+      <w:bookmarkStart w:id="11" w:name="Patient Baseline Characteristics"/>
       <w:bookmarkEnd w:id="11"/>
-      <w:bookmarkStart w:id="12" w:name="Patient Baseline Characteristics"/>
+      <w:bookmarkStart w:id="12" w:name="Results"/>
       <w:bookmarkEnd w:id="12"/>
       <w:r>
         <w:rPr>
@@ -17217,467 +17217,452 @@
       <w:r>
         <w:t>subtypes</w:t>
       </w:r>
-    </w:p>
-    <w:p>
-      <w:pPr>
-        <w:spacing w:after="0" w:line="259" w:lineRule="auto"/>
-        <w:sectPr>
-          <w:pgSz w:w="11910" w:h="16840"/>
-          <w:pgMar w:top="1180" w:right="760" w:bottom="1220" w:left="780" w:header="775" w:footer="1033" w:gutter="0"/>
-          <w:lnNumType w:countBy="1" w:restart="continuous"/>
-          <w:pgNumType w:fmt="decimal"/>
-          <w:cols w:space="720" w:num="1"/>
-        </w:sectPr>
-      </w:pPr>
+      <w:r>
+        <w:rPr>
+          <w:rFonts w:hint="eastAsia" w:eastAsia="宋体"/>
+          <w:lang w:val="en-US" w:eastAsia="zh-CN"/>
+        </w:rPr>
+        <w:t xml:space="preserve"> </w:t>
+      </w:r>
+      <w:r>
+        <w:t xml:space="preserve">were correlated with the choice of surgery type </w:t>
+      </w:r>
+      <w:r>
+        <w:fldChar w:fldCharType="begin"/>
+      </w:r>
+      <w:r>
+        <w:instrText xml:space="preserve"> HYPERLINK \l "_bookmark18" </w:instrText>
+      </w:r>
+      <w:r>
+        <w:fldChar w:fldCharType="separate"/>
+      </w:r>
+      <w:r>
+        <w:t xml:space="preserve">(12, </w:t>
+      </w:r>
+      <w:r>
+        <w:fldChar w:fldCharType="end"/>
+      </w:r>
+      <w:r>
+        <w:fldChar w:fldCharType="begin"/>
+      </w:r>
+      <w:r>
+        <w:instrText xml:space="preserve"> HYPERLINK \l "_bookmark19" </w:instrText>
+      </w:r>
+      <w:r>
+        <w:fldChar w:fldCharType="separate"/>
+      </w:r>
+      <w:r>
+        <w:t xml:space="preserve">13, </w:t>
+      </w:r>
+      <w:r>
+        <w:fldChar w:fldCharType="end"/>
+      </w:r>
+      <w:r>
+        <w:fldChar w:fldCharType="begin"/>
+      </w:r>
+      <w:r>
+        <w:instrText xml:space="preserve"> HYPERLINK \l "_bookmark25" </w:instrText>
+      </w:r>
+      <w:r>
+        <w:fldChar w:fldCharType="separate"/>
+      </w:r>
+      <w:r>
+        <w:t xml:space="preserve">19). </w:t>
+      </w:r>
+      <w:r>
+        <w:fldChar w:fldCharType="end"/>
+      </w:r>
+      <w:r>
+        <w:t>Luminal A and luminal B are linked to</w:t>
+      </w:r>
+      <w:r>
+        <w:rPr>
+          <w:spacing w:val="-43"/>
+        </w:rPr>
+        <w:t xml:space="preserve"> </w:t>
+      </w:r>
+      <w:r>
+        <w:t>good prognosis,</w:t>
+      </w:r>
+      <w:r>
+        <w:rPr>
+          <w:spacing w:val="-18"/>
+        </w:rPr>
+        <w:t xml:space="preserve"> </w:t>
+      </w:r>
+      <w:r>
+        <w:t>while</w:t>
+      </w:r>
+      <w:r>
+        <w:rPr>
+          <w:spacing w:val="-17"/>
+        </w:rPr>
+        <w:t xml:space="preserve"> </w:t>
+      </w:r>
+      <w:r>
+        <w:t>Her2-enriched</w:t>
+      </w:r>
+      <w:r>
+        <w:rPr>
+          <w:spacing w:val="-18"/>
+        </w:rPr>
+        <w:t xml:space="preserve"> </w:t>
+      </w:r>
+      <w:r>
+        <w:t>and</w:t>
+      </w:r>
+      <w:r>
+        <w:rPr>
+          <w:spacing w:val="-17"/>
+        </w:rPr>
+        <w:t xml:space="preserve"> </w:t>
+      </w:r>
+      <w:r>
+        <w:t>triple-negative</w:t>
+      </w:r>
+      <w:r>
+        <w:rPr>
+          <w:spacing w:val="-18"/>
+        </w:rPr>
+        <w:t xml:space="preserve"> </w:t>
+      </w:r>
+      <w:r>
+        <w:t>BC</w:t>
+      </w:r>
+      <w:r>
+        <w:rPr>
+          <w:spacing w:val="-17"/>
+        </w:rPr>
+        <w:t xml:space="preserve"> </w:t>
+      </w:r>
+      <w:r>
+        <w:rPr>
+          <w:spacing w:val="-3"/>
+        </w:rPr>
+        <w:t>have</w:t>
+      </w:r>
+      <w:r>
+        <w:rPr>
+          <w:spacing w:val="-17"/>
+        </w:rPr>
+        <w:t xml:space="preserve"> </w:t>
+      </w:r>
+      <w:r>
+        <w:t>a</w:t>
+      </w:r>
+      <w:r>
+        <w:rPr>
+          <w:spacing w:val="-18"/>
+        </w:rPr>
+        <w:t xml:space="preserve"> </w:t>
+      </w:r>
+      <w:r>
+        <w:t>poor</w:t>
+      </w:r>
+      <w:r>
+        <w:rPr>
+          <w:spacing w:val="-17"/>
+        </w:rPr>
+        <w:t xml:space="preserve"> </w:t>
+      </w:r>
+      <w:r>
+        <w:t>prognosis</w:t>
+      </w:r>
+      <w:r>
+        <w:rPr>
+          <w:spacing w:val="-17"/>
+        </w:rPr>
+        <w:t xml:space="preserve"> </w:t>
+      </w:r>
+      <w:r>
+        <w:t>(</w:t>
+      </w:r>
+      <w:r>
+        <w:fldChar w:fldCharType="begin"/>
+      </w:r>
+      <w:r>
+        <w:instrText xml:space="preserve"> HYPERLINK \l "_bookmark26" </w:instrText>
+      </w:r>
+      <w:r>
+        <w:fldChar w:fldCharType="separate"/>
+      </w:r>
+      <w:r>
+        <w:t>20</w:t>
+      </w:r>
+      <w:r>
+        <w:fldChar w:fldCharType="end"/>
+      </w:r>
+      <w:r>
+        <w:t>,</w:t>
+      </w:r>
+      <w:r>
+        <w:rPr>
+          <w:spacing w:val="-17"/>
+        </w:rPr>
+        <w:t xml:space="preserve"> </w:t>
+      </w:r>
+      <w:r>
+        <w:fldChar w:fldCharType="begin"/>
+      </w:r>
+      <w:r>
+        <w:instrText xml:space="preserve"> HYPERLINK \l "_bookmark27" </w:instrText>
+      </w:r>
+      <w:r>
+        <w:fldChar w:fldCharType="separate"/>
+      </w:r>
+      <w:r>
+        <w:t>21</w:t>
+      </w:r>
+      <w:r>
+        <w:fldChar w:fldCharType="end"/>
+      </w:r>
+      <w:r>
+        <w:t>,</w:t>
+      </w:r>
+      <w:r>
+        <w:rPr>
+          <w:spacing w:val="-17"/>
+        </w:rPr>
+        <w:t xml:space="preserve"> </w:t>
+      </w:r>
+      <w:r>
+        <w:fldChar w:fldCharType="begin"/>
+      </w:r>
+      <w:r>
+        <w:instrText xml:space="preserve"> HYPERLINK \l "_bookmark28" </w:instrText>
+      </w:r>
+      <w:r>
+        <w:fldChar w:fldCharType="separate"/>
+      </w:r>
+      <w:r>
+        <w:t>22</w:t>
+      </w:r>
+      <w:r>
+        <w:fldChar w:fldCharType="end"/>
+      </w:r>
+      <w:r>
+        <w:t>,</w:t>
+      </w:r>
+      <w:r>
+        <w:rPr>
+          <w:spacing w:val="-18"/>
+        </w:rPr>
+        <w:t xml:space="preserve"> </w:t>
+      </w:r>
+      <w:r>
+        <w:fldChar w:fldCharType="begin"/>
+      </w:r>
+      <w:r>
+        <w:instrText xml:space="preserve"> HYPERLINK \l "_bookmark29" </w:instrText>
+      </w:r>
+      <w:r>
+        <w:fldChar w:fldCharType="separate"/>
+      </w:r>
+      <w:r>
+        <w:t>23</w:t>
+      </w:r>
+      <w:r>
+        <w:fldChar w:fldCharType="end"/>
+      </w:r>
+      <w:r>
+        <w:t>).</w:t>
+      </w:r>
+      <w:r>
+        <w:rPr>
+          <w:spacing w:val="-17"/>
+        </w:rPr>
+        <w:t xml:space="preserve"> </w:t>
+      </w:r>
+      <w:r>
+        <w:t>Similarly,</w:t>
+      </w:r>
+      <w:r>
+        <w:rPr>
+          <w:spacing w:val="-17"/>
+        </w:rPr>
+        <w:t xml:space="preserve"> </w:t>
+      </w:r>
+      <w:r>
+        <w:t>in our experiment, triple-negative breast cancer (BC) and HER2-enriched subtypes were found to be</w:t>
+      </w:r>
+      <w:r>
+        <w:rPr>
+          <w:spacing w:val="-22"/>
+        </w:rPr>
+        <w:t xml:space="preserve"> </w:t>
+      </w:r>
+      <w:r>
+        <w:t xml:space="preserve">highly significant factors for patient survival. Triple-negative BC is associated with poor survival outcomes. In contrast, HER2-positive patients </w:t>
+      </w:r>
+      <w:r>
+        <w:rPr>
+          <w:spacing w:val="-3"/>
+        </w:rPr>
+        <w:t xml:space="preserve">have </w:t>
+      </w:r>
+      <w:r>
+        <w:t>a better prognosis than triple-negative patients, as the advent of the first anti-HER2 monoclonal antibody, trastuzumab, marked the beginning of the targeted therapy era for</w:t>
+      </w:r>
+      <w:r>
+        <w:rPr>
+          <w:spacing w:val="-4"/>
+        </w:rPr>
+        <w:t xml:space="preserve"> </w:t>
+      </w:r>
+      <w:r>
+        <w:t>breast</w:t>
+      </w:r>
+      <w:r>
+        <w:rPr>
+          <w:spacing w:val="-3"/>
+        </w:rPr>
+        <w:t xml:space="preserve"> </w:t>
+      </w:r>
+      <w:r>
+        <w:t>cancer.</w:t>
+      </w:r>
+      <w:r>
+        <w:rPr>
+          <w:spacing w:val="-3"/>
+        </w:rPr>
+        <w:t xml:space="preserve"> </w:t>
+      </w:r>
+      <w:r>
+        <w:t>Real-world</w:t>
+      </w:r>
+      <w:r>
+        <w:rPr>
+          <w:spacing w:val="-3"/>
+        </w:rPr>
+        <w:t xml:space="preserve"> </w:t>
+      </w:r>
+      <w:r>
+        <w:t>studies</w:t>
+      </w:r>
+      <w:r>
+        <w:rPr>
+          <w:spacing w:val="-3"/>
+        </w:rPr>
+        <w:t xml:space="preserve"> </w:t>
+      </w:r>
+      <w:r>
+        <w:t>show</w:t>
+      </w:r>
+      <w:r>
+        <w:rPr>
+          <w:spacing w:val="-3"/>
+        </w:rPr>
+        <w:t xml:space="preserve"> </w:t>
+      </w:r>
+      <w:r>
+        <w:t>that</w:t>
+      </w:r>
+      <w:r>
+        <w:rPr>
+          <w:spacing w:val="-4"/>
+        </w:rPr>
+        <w:t xml:space="preserve"> </w:t>
+      </w:r>
+      <w:r>
+        <w:t>the</w:t>
+      </w:r>
+      <w:r>
+        <w:rPr>
+          <w:spacing w:val="-3"/>
+        </w:rPr>
+        <w:t xml:space="preserve"> </w:t>
+      </w:r>
+      <w:r>
+        <w:t>overall</w:t>
+      </w:r>
+      <w:r>
+        <w:rPr>
+          <w:spacing w:val="-3"/>
+        </w:rPr>
+        <w:t xml:space="preserve"> </w:t>
+      </w:r>
+      <w:r>
+        <w:t>median</w:t>
+      </w:r>
+      <w:r>
+        <w:rPr>
+          <w:spacing w:val="-3"/>
+        </w:rPr>
+        <w:t xml:space="preserve"> </w:t>
+      </w:r>
+      <w:r>
+        <w:t>OS</w:t>
+      </w:r>
+      <w:r>
+        <w:rPr>
+          <w:spacing w:val="-3"/>
+        </w:rPr>
+        <w:t xml:space="preserve"> </w:t>
+      </w:r>
+      <w:r>
+        <w:t>of</w:t>
+      </w:r>
+      <w:r>
+        <w:rPr>
+          <w:spacing w:val="-3"/>
+        </w:rPr>
+        <w:t xml:space="preserve"> </w:t>
+      </w:r>
+      <w:r>
+        <w:t>HER2-positive</w:t>
+      </w:r>
+      <w:r>
+        <w:rPr>
+          <w:spacing w:val="-3"/>
+        </w:rPr>
+        <w:t xml:space="preserve"> </w:t>
+      </w:r>
+      <w:r>
+        <w:t>advanced</w:t>
+      </w:r>
+      <w:r>
+        <w:rPr>
+          <w:spacing w:val="-3"/>
+        </w:rPr>
+        <w:t xml:space="preserve"> </w:t>
+      </w:r>
+      <w:r>
+        <w:t>breast cancer patients continued to increase from 2008 to 2017(</w:t>
+      </w:r>
+      <w:r>
+        <w:fldChar w:fldCharType="begin"/>
+      </w:r>
+      <w:r>
+        <w:instrText xml:space="preserve"> HYPERLINK \l "_bookmark30" </w:instrText>
+      </w:r>
+      <w:r>
+        <w:fldChar w:fldCharType="separate"/>
+      </w:r>
+      <w:r>
+        <w:t>24</w:t>
+      </w:r>
+      <w:r>
+        <w:fldChar w:fldCharType="end"/>
+      </w:r>
+      <w:r>
+        <w:t xml:space="preserve">).By contrast, </w:t>
+      </w:r>
+      <w:r>
+        <w:rPr>
+          <w:rFonts w:hint="eastAsia"/>
+        </w:rPr>
+        <w:t>Compared to these four features, other clinical characteristics investigated were not found to be significantly important.</w:t>
+      </w:r>
+      <w:r>
+        <w:t xml:space="preserve"> </w:t>
+      </w:r>
     </w:p>
     <w:p>
       <w:pPr>
         <w:pStyle w:val="4"/>
-        <w:spacing w:before="3"/>
-        <w:jc w:val="left"/>
-        <w:rPr>
-          <w:sz w:val="16"/>
-        </w:rPr>
+        <w:spacing w:before="152" w:line="259" w:lineRule="auto"/>
+        <w:ind w:left="174" w:right="138" w:firstLine="170"/>
       </w:pPr>
-    </w:p>
-    <w:p>
-      <w:pPr>
-        <w:pStyle w:val="4"/>
-        <w:spacing w:before="191" w:line="259" w:lineRule="auto"/>
-        <w:ind w:left="120" w:right="184" w:firstLine="178"/>
-      </w:pPr>
-      <w:r>
-        <w:t xml:space="preserve">were correlated with the choice of surgery type </w:t>
-      </w:r>
-      <w:r>
-        <w:fldChar w:fldCharType="begin"/>
-      </w:r>
-      <w:r>
-        <w:instrText xml:space="preserve"> HYPERLINK \l "_bookmark18" </w:instrText>
-      </w:r>
-      <w:r>
-        <w:fldChar w:fldCharType="separate"/>
-      </w:r>
-      <w:r>
-        <w:t xml:space="preserve">(12, </w:t>
-      </w:r>
-      <w:r>
-        <w:fldChar w:fldCharType="end"/>
-      </w:r>
-      <w:r>
-        <w:fldChar w:fldCharType="begin"/>
-      </w:r>
-      <w:r>
-        <w:instrText xml:space="preserve"> HYPERLINK \l "_bookmark19" </w:instrText>
-      </w:r>
-      <w:r>
-        <w:fldChar w:fldCharType="separate"/>
-      </w:r>
-      <w:r>
-        <w:t xml:space="preserve">13, </w:t>
-      </w:r>
-      <w:r>
-        <w:fldChar w:fldCharType="end"/>
-      </w:r>
-      <w:r>
-        <w:fldChar w:fldCharType="begin"/>
-      </w:r>
-      <w:r>
-        <w:instrText xml:space="preserve"> HYPERLINK \l "_bookmark25" </w:instrText>
-      </w:r>
-      <w:r>
-        <w:fldChar w:fldCharType="separate"/>
-      </w:r>
-      <w:r>
-        <w:t xml:space="preserve">19). </w:t>
-      </w:r>
-      <w:r>
-        <w:fldChar w:fldCharType="end"/>
-      </w:r>
-      <w:r>
-        <w:t>Luminal A and luminal B are linked to</w:t>
-      </w:r>
-      <w:r>
-        <w:rPr>
-          <w:spacing w:val="-43"/>
-        </w:rPr>
-        <w:t xml:space="preserve"> </w:t>
-      </w:r>
-      <w:r>
-        <w:t>good prognosis,</w:t>
-      </w:r>
-      <w:r>
-        <w:rPr>
-          <w:spacing w:val="-18"/>
-        </w:rPr>
-        <w:t xml:space="preserve"> </w:t>
-      </w:r>
-      <w:r>
-        <w:t>while</w:t>
-      </w:r>
-      <w:r>
-        <w:rPr>
-          <w:spacing w:val="-17"/>
-        </w:rPr>
-        <w:t xml:space="preserve"> </w:t>
-      </w:r>
-      <w:r>
-        <w:t>Her2-enriched</w:t>
-      </w:r>
-      <w:r>
-        <w:rPr>
-          <w:spacing w:val="-18"/>
-        </w:rPr>
-        <w:t xml:space="preserve"> </w:t>
-      </w:r>
-      <w:r>
-        <w:t>and</w:t>
-      </w:r>
-      <w:r>
-        <w:rPr>
-          <w:spacing w:val="-17"/>
-        </w:rPr>
-        <w:t xml:space="preserve"> </w:t>
-      </w:r>
-      <w:r>
-        <w:t>triple-negative</w:t>
-      </w:r>
-      <w:r>
-        <w:rPr>
-          <w:spacing w:val="-18"/>
-        </w:rPr>
-        <w:t xml:space="preserve"> </w:t>
-      </w:r>
-      <w:r>
-        <w:t>BC</w:t>
-      </w:r>
-      <w:r>
-        <w:rPr>
-          <w:spacing w:val="-17"/>
-        </w:rPr>
-        <w:t xml:space="preserve"> </w:t>
-      </w:r>
-      <w:r>
-        <w:rPr>
-          <w:spacing w:val="-3"/>
-        </w:rPr>
-        <w:t>have</w:t>
-      </w:r>
-      <w:r>
-        <w:rPr>
-          <w:spacing w:val="-17"/>
-        </w:rPr>
-        <w:t xml:space="preserve"> </w:t>
-      </w:r>
-      <w:r>
-        <w:t>a</w:t>
-      </w:r>
-      <w:r>
-        <w:rPr>
-          <w:spacing w:val="-18"/>
-        </w:rPr>
-        <w:t xml:space="preserve"> </w:t>
-      </w:r>
-      <w:r>
-        <w:t>poor</w:t>
-      </w:r>
-      <w:r>
-        <w:rPr>
-          <w:spacing w:val="-17"/>
-        </w:rPr>
-        <w:t xml:space="preserve"> </w:t>
-      </w:r>
-      <w:r>
-        <w:t>prognosis</w:t>
-      </w:r>
-      <w:r>
-        <w:rPr>
-          <w:spacing w:val="-17"/>
-        </w:rPr>
-        <w:t xml:space="preserve"> </w:t>
-      </w:r>
-      <w:r>
-        <w:t>(</w:t>
-      </w:r>
-      <w:r>
-        <w:fldChar w:fldCharType="begin"/>
-      </w:r>
-      <w:r>
-        <w:instrText xml:space="preserve"> HYPERLINK \l "_bookmark26" </w:instrText>
-      </w:r>
-      <w:r>
-        <w:fldChar w:fldCharType="separate"/>
-      </w:r>
-      <w:r>
-        <w:t>20</w:t>
-      </w:r>
-      <w:r>
-        <w:fldChar w:fldCharType="end"/>
-      </w:r>
-      <w:r>
-        <w:t>,</w:t>
-      </w:r>
-      <w:r>
-        <w:rPr>
-          <w:spacing w:val="-17"/>
-        </w:rPr>
-        <w:t xml:space="preserve"> </w:t>
-      </w:r>
-      <w:r>
-        <w:fldChar w:fldCharType="begin"/>
-      </w:r>
-      <w:r>
-        <w:instrText xml:space="preserve"> HYPERLINK \l "_bookmark27" </w:instrText>
-      </w:r>
-      <w:r>
-        <w:fldChar w:fldCharType="separate"/>
-      </w:r>
-      <w:r>
-        <w:t>21</w:t>
-      </w:r>
-      <w:r>
-        <w:fldChar w:fldCharType="end"/>
-      </w:r>
-      <w:r>
-        <w:t>,</w:t>
-      </w:r>
-      <w:r>
-        <w:rPr>
-          <w:spacing w:val="-17"/>
-        </w:rPr>
-        <w:t xml:space="preserve"> </w:t>
-      </w:r>
-      <w:r>
-        <w:fldChar w:fldCharType="begin"/>
-      </w:r>
-      <w:r>
-        <w:instrText xml:space="preserve"> HYPERLINK \l "_bookmark28" </w:instrText>
-      </w:r>
-      <w:r>
-        <w:fldChar w:fldCharType="separate"/>
-      </w:r>
-      <w:r>
-        <w:t>22</w:t>
-      </w:r>
-      <w:r>
-        <w:fldChar w:fldCharType="end"/>
-      </w:r>
-      <w:r>
-        <w:t>,</w:t>
-      </w:r>
-      <w:r>
-        <w:rPr>
-          <w:spacing w:val="-18"/>
-        </w:rPr>
-        <w:t xml:space="preserve"> </w:t>
-      </w:r>
-      <w:r>
-        <w:fldChar w:fldCharType="begin"/>
-      </w:r>
-      <w:r>
-        <w:instrText xml:space="preserve"> HYPERLINK \l "_bookmark29" </w:instrText>
-      </w:r>
-      <w:r>
-        <w:fldChar w:fldCharType="separate"/>
-      </w:r>
-      <w:r>
-        <w:t>23</w:t>
-      </w:r>
-      <w:r>
-        <w:fldChar w:fldCharType="end"/>
-      </w:r>
-      <w:r>
-        <w:t>).</w:t>
-      </w:r>
-      <w:r>
-        <w:rPr>
-          <w:spacing w:val="-17"/>
-        </w:rPr>
-        <w:t xml:space="preserve"> </w:t>
-      </w:r>
-      <w:r>
-        <w:t>Similarly,</w:t>
-      </w:r>
-      <w:r>
-        <w:rPr>
-          <w:spacing w:val="-17"/>
-        </w:rPr>
-        <w:t xml:space="preserve"> </w:t>
-      </w:r>
-      <w:r>
-        <w:t>in our experiment, triple-negative breast cancer (BC) and HER2-enriched subtypes were found to be</w:t>
-      </w:r>
-      <w:r>
-        <w:rPr>
-          <w:spacing w:val="-22"/>
-        </w:rPr>
-        <w:t xml:space="preserve"> </w:t>
-      </w:r>
-      <w:r>
-        <w:t xml:space="preserve">highly significant factors for patient survival. Triple-negative BC is associated with poor survival outcomes. In contrast, HER2-positive patients </w:t>
-      </w:r>
-      <w:r>
-        <w:rPr>
-          <w:spacing w:val="-3"/>
-        </w:rPr>
-        <w:t xml:space="preserve">have </w:t>
-      </w:r>
-      <w:r>
-        <w:t>a better prognosis than triple-negative patients, as the advent of the first anti-HER2 monoclonal antibody, trastuzumab, marked the beginning of the targeted therapy era for</w:t>
-      </w:r>
-      <w:r>
-        <w:rPr>
-          <w:spacing w:val="-4"/>
-        </w:rPr>
-        <w:t xml:space="preserve"> </w:t>
-      </w:r>
-      <w:r>
-        <w:t>breast</w:t>
-      </w:r>
-      <w:r>
-        <w:rPr>
-          <w:spacing w:val="-3"/>
-        </w:rPr>
-        <w:t xml:space="preserve"> </w:t>
-      </w:r>
-      <w:r>
-        <w:t>cancer.</w:t>
-      </w:r>
-      <w:r>
-        <w:rPr>
-          <w:spacing w:val="-3"/>
-        </w:rPr>
-        <w:t xml:space="preserve"> </w:t>
-      </w:r>
-      <w:r>
-        <w:t>Real-world</w:t>
-      </w:r>
-      <w:r>
-        <w:rPr>
-          <w:spacing w:val="-3"/>
-        </w:rPr>
-        <w:t xml:space="preserve"> </w:t>
-      </w:r>
-      <w:r>
-        <w:t>studies</w:t>
-      </w:r>
-      <w:r>
-        <w:rPr>
-          <w:spacing w:val="-3"/>
-        </w:rPr>
-        <w:t xml:space="preserve"> </w:t>
-      </w:r>
-      <w:r>
-        <w:t>show</w:t>
-      </w:r>
-      <w:r>
-        <w:rPr>
-          <w:spacing w:val="-3"/>
-        </w:rPr>
-        <w:t xml:space="preserve"> </w:t>
-      </w:r>
-      <w:r>
-        <w:t>that</w:t>
-      </w:r>
-      <w:r>
-        <w:rPr>
-          <w:spacing w:val="-4"/>
-        </w:rPr>
-        <w:t xml:space="preserve"> </w:t>
-      </w:r>
-      <w:r>
-        <w:t>the</w:t>
-      </w:r>
-      <w:r>
-        <w:rPr>
-          <w:spacing w:val="-3"/>
-        </w:rPr>
-        <w:t xml:space="preserve"> </w:t>
-      </w:r>
-      <w:r>
-        <w:t>overall</w:t>
-      </w:r>
-      <w:r>
-        <w:rPr>
-          <w:spacing w:val="-3"/>
-        </w:rPr>
-        <w:t xml:space="preserve"> </w:t>
-      </w:r>
-      <w:r>
-        <w:t>median</w:t>
-      </w:r>
-      <w:r>
-        <w:rPr>
-          <w:spacing w:val="-3"/>
-        </w:rPr>
-        <w:t xml:space="preserve"> </w:t>
-      </w:r>
-      <w:r>
-        <w:t>OS</w:t>
-      </w:r>
-      <w:r>
-        <w:rPr>
-          <w:spacing w:val="-3"/>
-        </w:rPr>
-        <w:t xml:space="preserve"> </w:t>
-      </w:r>
-      <w:r>
-        <w:t>of</w:t>
-      </w:r>
-      <w:r>
-        <w:rPr>
-          <w:spacing w:val="-3"/>
-        </w:rPr>
-        <w:t xml:space="preserve"> </w:t>
-      </w:r>
-      <w:r>
-        <w:t>HER2-positive</w:t>
-      </w:r>
-      <w:r>
-        <w:rPr>
-          <w:spacing w:val="-3"/>
-        </w:rPr>
-        <w:t xml:space="preserve"> </w:t>
-      </w:r>
-      <w:r>
-        <w:t>advanced</w:t>
-      </w:r>
-      <w:r>
-        <w:rPr>
-          <w:spacing w:val="-3"/>
-        </w:rPr>
-        <w:t xml:space="preserve"> </w:t>
-      </w:r>
-      <w:r>
-        <w:t>breast cancer patients continued to increase from 2008 to 2017(</w:t>
-      </w:r>
-      <w:r>
-        <w:fldChar w:fldCharType="begin"/>
-      </w:r>
-      <w:r>
-        <w:instrText xml:space="preserve"> HYPERLINK \l "_bookmark30" </w:instrText>
-      </w:r>
-      <w:r>
-        <w:fldChar w:fldCharType="separate"/>
-      </w:r>
-      <w:r>
-        <w:t>24</w:t>
-      </w:r>
-      <w:r>
-        <w:fldChar w:fldCharType="end"/>
-      </w:r>
-      <w:r>
-        <w:t xml:space="preserve">).By contrast, </w:t>
-      </w:r>
-      <w:r>
-        <w:rPr>
-          <w:rFonts w:hint="eastAsia"/>
-        </w:rPr>
-        <w:t>Compared to these four features, other clinical characteristics investigated were not found to be significantly important.</w:t>
-      </w:r>
-      <w:r>
-        <w:t xml:space="preserve"> </w:t>
-      </w:r>
       <w:r>
         <w:rPr>
           <w:rFonts w:hint="eastAsia"/>
@@ -26283,7 +26268,6 @@
     <customSectPr/>
     <customSectPr/>
     <customSectPr/>
-    <customSectPr/>
   </customSectProps>
   <customShpExts>
     <customShpInfo spid="_x0000_s2051"/>

--- a/submission/BRCA-IV-Surgery_Gland_Surg_MAIN_DOC.docx
+++ b/submission/BRCA-IV-Surgery_Gland_Surg_MAIN_DOC.docx
@@ -116,8 +116,6 @@
         </w:rPr>
         <w:t>benefit from local therapy: evidence</w:t>
       </w:r>
-      <w:bookmarkStart w:id="60" w:name="_GoBack"/>
-      <w:bookmarkEnd w:id="60"/>
       <w:r>
         <w:rPr>
           <w:color w:val="231F20"/>
@@ -14287,7 +14285,7 @@
         <w:drawing>
           <wp:inline distT="0" distB="0" distL="0" distR="0">
             <wp:extent cx="5090160" cy="3850640"/>
-            <wp:effectExtent l="0" t="0" r="0" b="0"/>
+            <wp:effectExtent l="0" t="0" r="0" b="5080"/>
             <wp:docPr id="9" name="image5.png"/>
             <wp:cNvGraphicFramePr>
               <a:graphicFrameLocks xmlns:a="http://schemas.openxmlformats.org/drawingml/2006/main" noChangeAspect="1"/>
@@ -14376,6 +14374,8 @@
       <w:r>
         <w:t>breast</w:t>
       </w:r>
+      <w:bookmarkStart w:id="60" w:name="_GoBack"/>
+      <w:bookmarkEnd w:id="60"/>
       <w:r>
         <w:rPr>
           <w:spacing w:val="-24"/>

--- a/submission/BRCA-IV-Surgery_Gland_Surg_MAIN_DOC.docx
+++ b/submission/BRCA-IV-Surgery_Gland_Surg_MAIN_DOC.docx
@@ -1,10 +1,10 @@
 
 <file path=word/document.xml><?xml version="1.0" encoding="utf-8"?>
-<w:document xmlns:wpc="http://schemas.microsoft.com/office/word/2010/wordprocessingCanvas" xmlns:cx="http://schemas.microsoft.com/office/drawing/2014/chartex" xmlns:cx1="http://schemas.microsoft.com/office/drawing/2015/9/8/chartex" xmlns:cx2="http://schemas.microsoft.com/office/drawing/2015/10/21/chartex" xmlns:cx3="http://schemas.microsoft.com/office/drawing/2016/5/9/chartex" xmlns:cx4="http://schemas.microsoft.com/office/drawing/2016/5/10/chartex" xmlns:cx5="http://schemas.microsoft.com/office/drawing/2016/5/11/chartex" xmlns:cx6="http://schemas.microsoft.com/office/drawing/2016/5/12/chartex" xmlns:cx7="http://schemas.microsoft.com/office/drawing/2016/5/13/chartex" xmlns:cx8="http://schemas.microsoft.com/office/drawing/2016/5/14/chartex" xmlns:mc="http://schemas.openxmlformats.org/markup-compatibility/2006" xmlns:aink="http://schemas.microsoft.com/office/drawing/2016/ink" xmlns:am3d="http://schemas.microsoft.com/office/drawing/2017/model3d" xmlns:o="urn:schemas-microsoft-com:office:office" xmlns:oel="http://schemas.microsoft.com/office/2019/extlst" xmlns:r="http://schemas.openxmlformats.org/officeDocument/2006/relationships" xmlns:m="http://schemas.openxmlformats.org/officeDocument/2006/math" xmlns:v="urn:schemas-microsoft-com:vml" xmlns:wp14="http://schemas.microsoft.com/office/word/2010/wordprocessingDrawing" xmlns:wp="http://schemas.openxmlformats.org/drawingml/2006/wordprocessingDrawing" xmlns:w10="urn:schemas-microsoft-com:office:word" xmlns:w="http://schemas.openxmlformats.org/wordprocessingml/2006/main" xmlns:w14="http://schemas.microsoft.com/office/word/2010/wordml" xmlns:w15="http://schemas.microsoft.com/office/word/2012/wordml" xmlns:w16cex="http://schemas.microsoft.com/office/word/2018/wordml/cex" xmlns:w16cid="http://schemas.microsoft.com/office/word/2016/wordml/cid" xmlns:w16="http://schemas.microsoft.com/office/word/2018/wordml" xmlns:w16du="http://schemas.microsoft.com/office/word/2023/wordml/word16du" xmlns:w16sdtdh="http://schemas.microsoft.com/office/word/2020/wordml/sdtdatahash" xmlns:w16sdtfl="http://schemas.microsoft.com/office/word/2024/wordml/sdtformatlock" xmlns:w16se="http://schemas.microsoft.com/office/word/2015/wordml/symex" xmlns:wpg="http://schemas.microsoft.com/office/word/2010/wordprocessingGroup" xmlns:wpi="http://schemas.microsoft.com/office/word/2010/wordprocessingInk" xmlns:wne="http://schemas.microsoft.com/office/word/2006/wordml" xmlns:wps="http://schemas.microsoft.com/office/word/2010/wordprocessingShape" mc:Ignorable="w14 w15 w16se w16cid w16 w16cex w16sdtdh w16sdtfl w16du wp14">
+<w:document xmlns:wpc="http://schemas.microsoft.com/office/word/2010/wordprocessingCanvas" xmlns:mc="http://schemas.openxmlformats.org/markup-compatibility/2006" xmlns:o="urn:schemas-microsoft-com:office:office" xmlns:r="http://schemas.openxmlformats.org/officeDocument/2006/relationships" xmlns:m="http://schemas.openxmlformats.org/officeDocument/2006/math" xmlns:v="urn:schemas-microsoft-com:vml" xmlns:wp14="http://schemas.microsoft.com/office/word/2010/wordprocessingDrawing" xmlns:wp="http://schemas.openxmlformats.org/drawingml/2006/wordprocessingDrawing" xmlns:w="http://schemas.openxmlformats.org/wordprocessingml/2006/main" xmlns:w14="http://schemas.microsoft.com/office/word/2010/wordml" xmlns:w10="urn:schemas-microsoft-com:office:word" xmlns:w15="http://schemas.microsoft.com/office/word/2012/wordml" xmlns:wpg="http://schemas.microsoft.com/office/word/2010/wordprocessingGroup" xmlns:wpi="http://schemas.microsoft.com/office/word/2010/wordprocessingInk" xmlns:wne="http://schemas.microsoft.com/office/word/2006/wordml" xmlns:wps="http://schemas.microsoft.com/office/word/2010/wordprocessingShape" xmlns:wpsCustomData="http://www.wps.cn/officeDocument/2013/wpsCustomData" mc:Ignorable="w14 w15 wp14">
   <w:body>
     <w:p>
       <w:pPr>
-        <w:pStyle w:val="a3"/>
+        <w:pStyle w:val="4"/>
         <w:jc w:val="left"/>
         <w:rPr>
           <w:rFonts w:ascii="Arial"/>
@@ -15,10 +15,10 @@
     </w:p>
     <w:p>
       <w:pPr>
-        <w:pStyle w:val="a7"/>
+        <w:pStyle w:val="7"/>
         <w:spacing w:line="273" w:lineRule="auto"/>
         <w:rPr>
-          <w:rFonts w:eastAsiaTheme="minorEastAsia" w:hint="eastAsia"/>
+          <w:rFonts w:hint="eastAsia" w:eastAsiaTheme="minorEastAsia"/>
           <w:color w:val="00B0F0"/>
           <w:u w:val="single"/>
           <w:lang w:eastAsia="zh-CN"/>
@@ -34,13 +34,13 @@
     </w:p>
     <w:p>
       <w:pPr>
-        <w:pStyle w:val="2"/>
+        <w:pStyle w:val="3"/>
         <w:ind w:left="120" w:firstLine="0"/>
       </w:pPr>
     </w:p>
     <w:p>
       <w:pPr>
-        <w:pStyle w:val="2"/>
+        <w:pStyle w:val="3"/>
         <w:ind w:left="120" w:firstLine="0"/>
       </w:pPr>
       <w:r>
@@ -49,7 +49,7 @@
     </w:p>
     <w:p>
       <w:pPr>
-        <w:pStyle w:val="a3"/>
+        <w:pStyle w:val="4"/>
         <w:spacing w:before="175" w:line="259" w:lineRule="auto"/>
         <w:ind w:left="128" w:right="186"/>
         <w:rPr>
@@ -67,7 +67,7 @@
       </w:r>
       <w:r>
         <w:rPr>
-          <w:rFonts w:ascii="Arial" w:eastAsiaTheme="minorEastAsia" w:hint="eastAsia"/>
+          <w:rFonts w:hint="eastAsia" w:ascii="Arial" w:eastAsiaTheme="minorEastAsia"/>
           <w:b/>
           <w:lang w:eastAsia="zh-CN"/>
         </w:rPr>
@@ -79,7 +79,22 @@
           <w:color w:val="00B0F0"/>
           <w:u w:val="single"/>
         </w:rPr>
-        <w:t xml:space="preserve">The Prognosis of patients with metastatic (M1) breast cancer is controversial and the prognostic value of local therapy </w:t>
+        <w:t>The Prognosis of patients with metastatic (M1) breast cancer is controversial and the prognostic value of local therapy is not well established</w:t>
+      </w:r>
+      <w:r>
+        <w:rPr>
+          <w:rFonts w:hint="eastAsia" w:ascii="宋体" w:hAnsi="宋体" w:eastAsia="宋体" w:cs="宋体"/>
+          <w:color w:val="00B0F0"/>
+          <w:lang w:eastAsia="zh-CN"/>
+        </w:rPr>
+        <w:t>.</w:t>
+      </w:r>
+      <w:r>
+        <w:rPr>
+          <w:rFonts w:ascii="Arial"/>
+          <w:color w:val="00B0F0"/>
+        </w:rPr>
+        <w:t xml:space="preserve"> </w:t>
       </w:r>
       <w:r>
         <w:rPr>
@@ -87,22 +102,136 @@
           <w:color w:val="00B0F0"/>
           <w:u w:val="single"/>
         </w:rPr>
-        <w:t>is not well established</w:t>
-      </w:r>
-      <w:r>
-        <w:rPr>
-          <w:rFonts w:ascii="宋体" w:eastAsia="宋体" w:hAnsi="宋体" w:cs="宋体" w:hint="eastAsia"/>
+        <w:t>We aimed to develop and validate explainable machine learning–based survival models to predict overall survival (OS) in this population.</w:t>
+      </w:r>
+    </w:p>
+    <w:p>
+      <w:pPr>
+        <w:pStyle w:val="4"/>
+        <w:spacing w:before="174" w:line="259" w:lineRule="auto"/>
+        <w:ind w:left="120" w:right="185" w:firstLine="8"/>
+        <w:rPr>
+          <w:rFonts w:ascii="Arial" w:hAnsi="Arial"/>
+        </w:rPr>
+      </w:pPr>
+      <w:r>
+        <w:rPr>
+          <w:rFonts w:ascii="Arial" w:hAnsi="Arial"/>
+          <w:b/>
+        </w:rPr>
+        <w:t xml:space="preserve">Methods </w:t>
+      </w:r>
+      <w:r>
+        <w:rPr>
+          <w:rFonts w:ascii="Arial" w:hAnsi="Arial"/>
+        </w:rPr>
+        <w:t xml:space="preserve">We retrospectively identified 10,214 female patients with histologically confirmed M1 breast cancer diagnosed between January 2013 and December 2018 from the SEER database, each with a single malignant lesion. </w:t>
+      </w:r>
+      <w:r>
+        <w:rPr>
+          <w:rFonts w:ascii="Arial" w:hAnsi="Arial"/>
           <w:color w:val="00B0F0"/>
+          <w:u w:val="single"/>
+        </w:rPr>
+        <w:t>Patients with ambiguous or incomplete metastasis data were excluded.</w:t>
+      </w:r>
+      <w:r>
+        <w:rPr>
+          <w:rFonts w:ascii="Arial" w:hAnsi="Arial"/>
+          <w:color w:val="00B0F0"/>
+        </w:rPr>
+        <w:t xml:space="preserve"> </w:t>
+      </w:r>
+      <w:r>
+        <w:rPr>
+          <w:rFonts w:ascii="Arial" w:hAnsi="Arial"/>
+          <w:color w:val="00B0F0"/>
+          <w:u w:val="single"/>
+        </w:rPr>
+        <w:t xml:space="preserve">Candidate predictors included age, sex, laterality, AJCC T, N, and M stage, surgery of the primary site, breast subtype, ER and PR status, marital status, radiation, chemotherapy, tumor grade, histology, and metastasis to bone, brain, liver, or lung. Two </w:t>
+      </w:r>
+      <w:r>
+        <w:rPr>
+          <w:rFonts w:hint="eastAsia" w:ascii="Arial" w:hAnsi="Arial" w:eastAsiaTheme="minorEastAsia"/>
+          <w:color w:val="00B0F0"/>
+          <w:u w:val="single"/>
           <w:lang w:eastAsia="zh-CN"/>
         </w:rPr>
-        <w:t>.</w:t>
-      </w:r>
+        <w:t xml:space="preserve">time-to-overall survival(OS) </w:t>
+      </w:r>
+      <w:r>
+        <w:rPr>
+          <w:rFonts w:ascii="Arial" w:hAnsi="Arial"/>
+          <w:color w:val="00B0F0"/>
+          <w:u w:val="single"/>
+        </w:rPr>
+        <w:t>prediction models</w:t>
+      </w:r>
+      <w:r>
+        <w:rPr>
+          <w:rFonts w:ascii="Arial" w:hAnsi="Arial"/>
+        </w:rPr>
+        <w:t>—a neural network and a Cox proportional hazards model—were trained and internally validated, and externally tested in a cohort of 100 M1 breast cancer patients from China. Model interpretability was assessed through global and individual feature importance analyses.</w:t>
+      </w:r>
+    </w:p>
+    <w:p>
+      <w:pPr>
+        <w:pStyle w:val="4"/>
+        <w:spacing w:before="174" w:line="259" w:lineRule="auto"/>
+        <w:ind w:left="120" w:right="185" w:firstLine="8"/>
+        <w:rPr>
+          <w:rFonts w:ascii="Arial" w:hAnsi="Arial" w:eastAsia="宋体"/>
+          <w:lang w:eastAsia="zh-CN"/>
+        </w:rPr>
+      </w:pPr>
       <w:r>
         <w:rPr>
           <w:rFonts w:ascii="Arial"/>
+          <w:b/>
+        </w:rPr>
+        <w:t>Results</w:t>
+      </w:r>
+      <w:r>
+        <w:rPr>
+          <w:rFonts w:ascii="Arial"/>
+          <w:b/>
+          <w:spacing w:val="-23"/>
+        </w:rPr>
+        <w:t xml:space="preserve"> </w:t>
+      </w:r>
+      <w:r>
+        <w:rPr>
+          <w:rFonts w:hint="eastAsia" w:ascii="Arial" w:hAnsi="Arial" w:eastAsia="宋体"/>
+          <w:lang w:eastAsia="zh-CN"/>
+        </w:rPr>
+        <w:t xml:space="preserve">In </w:t>
+      </w:r>
+      <w:r>
+        <w:rPr>
+          <w:rFonts w:hint="eastAsia" w:ascii="Arial"/>
+        </w:rPr>
+        <w:t>total</w:t>
+      </w:r>
+      <w:r>
+        <w:rPr>
+          <w:rFonts w:hint="eastAsia" w:ascii="Arial" w:eastAsia="宋体"/>
+          <w:lang w:eastAsia="zh-CN"/>
+        </w:rPr>
+        <w:t>,</w:t>
+      </w:r>
+      <w:r>
+        <w:rPr>
+          <w:rFonts w:hint="eastAsia" w:ascii="Arial"/>
+        </w:rPr>
+        <w:t xml:space="preserve"> 10,314 patients were enrolled in the study. </w:t>
+      </w:r>
+      <w:r>
+        <w:rPr>
+          <w:rFonts w:hint="eastAsia" w:ascii="Arial"/>
           <w:color w:val="00B0F0"/>
-        </w:rPr>
-        <w:t xml:space="preserve"> </w:t>
+          <w:u w:val="single"/>
+        </w:rPr>
+        <w:t xml:space="preserve">The </w:t>
       </w:r>
       <w:r>
         <w:rPr>
@@ -110,7 +239,16 @@
           <w:color w:val="00B0F0"/>
           <w:u w:val="single"/>
         </w:rPr>
-        <w:t>We aimed to develop and validate explainable machine learning</w:t>
+        <w:t xml:space="preserve">median </w:t>
+      </w:r>
+      <w:r>
+        <w:rPr>
+          <w:rFonts w:hint="eastAsia" w:ascii="Arial" w:eastAsiaTheme="minorEastAsia"/>
+          <w:color w:val="00B0F0"/>
+          <w:u w:val="single"/>
+          <w:lang w:eastAsia="zh-CN"/>
+        </w:rPr>
+        <w:t xml:space="preserve">follow-up </w:t>
       </w:r>
       <w:r>
         <w:rPr>
@@ -118,7 +256,15 @@
           <w:color w:val="00B0F0"/>
           <w:u w:val="single"/>
         </w:rPr>
-        <w:t>–</w:t>
+        <w:t xml:space="preserve">time </w:t>
+      </w:r>
+      <w:r>
+        <w:rPr>
+          <w:rFonts w:hint="eastAsia" w:ascii="Arial"/>
+          <w:color w:val="00B0F0"/>
+          <w:u w:val="single"/>
+        </w:rPr>
+        <w:t>42 for training dataset</w:t>
       </w:r>
       <w:r>
         <w:rPr>
@@ -126,156 +272,15 @@
           <w:color w:val="00B0F0"/>
           <w:u w:val="single"/>
         </w:rPr>
-        <w:t>based survival models to predict overall survival (OS) in this population.</w:t>
-      </w:r>
-    </w:p>
-    <w:p>
-      <w:pPr>
-        <w:pStyle w:val="a3"/>
-        <w:spacing w:before="174" w:line="259" w:lineRule="auto"/>
-        <w:ind w:left="120" w:right="185" w:firstLine="8"/>
-        <w:rPr>
-          <w:rFonts w:ascii="Arial" w:hAnsi="Arial"/>
-        </w:rPr>
-      </w:pPr>
-      <w:r>
-        <w:rPr>
-          <w:rFonts w:ascii="Arial" w:hAnsi="Arial"/>
-          <w:b/>
-        </w:rPr>
-        <w:t xml:space="preserve">Methods </w:t>
-      </w:r>
-      <w:r>
-        <w:rPr>
-          <w:rFonts w:ascii="Arial" w:hAnsi="Arial"/>
-        </w:rPr>
-        <w:t xml:space="preserve">We retrospectively identified 10,214 female patients with histologically confirmed M1 breast cancer diagnosed between January 2013 and December 2018 from the SEER database, each with a single malignant lesion. </w:t>
-      </w:r>
-      <w:r>
-        <w:rPr>
-          <w:rFonts w:ascii="Arial" w:hAnsi="Arial"/>
+        <w:t xml:space="preserve"> and 3</w:t>
+      </w:r>
+      <w:r>
+        <w:rPr>
+          <w:rFonts w:hint="eastAsia" w:ascii="Arial"/>
           <w:color w:val="00B0F0"/>
           <w:u w:val="single"/>
         </w:rPr>
-        <w:t>Patients with ambiguous or incomplete metastasis data were excluded.</w:t>
-      </w:r>
-      <w:r>
-        <w:rPr>
-          <w:rFonts w:ascii="Arial" w:hAnsi="Arial"/>
-          <w:color w:val="00B0F0"/>
-        </w:rPr>
-        <w:t xml:space="preserve"> </w:t>
-      </w:r>
-      <w:r>
-        <w:rPr>
-          <w:rFonts w:ascii="Arial" w:hAnsi="Arial"/>
-          <w:color w:val="00B0F0"/>
-          <w:u w:val="single"/>
-        </w:rPr>
-        <w:t xml:space="preserve">Candidate predictors included age, sex, laterality, AJCC T, N, and M stage, surgery of the primary site, breast subtype, ER and PR status, marital status, radiation, chemotherapy, tumor grade, histology, and metastasis to bone, brain, liver, or lung. Two </w:t>
-      </w:r>
-      <w:r>
-        <w:rPr>
-          <w:rFonts w:ascii="Arial" w:eastAsiaTheme="minorEastAsia" w:hAnsi="Arial" w:hint="eastAsia"/>
-          <w:color w:val="00B0F0"/>
-          <w:u w:val="single"/>
-          <w:lang w:eastAsia="zh-CN"/>
-        </w:rPr>
-        <w:t xml:space="preserve">time-to-overall </w:t>
-      </w:r>
-      <w:proofErr w:type="gramStart"/>
-      <w:r>
-        <w:rPr>
-          <w:rFonts w:ascii="Arial" w:eastAsiaTheme="minorEastAsia" w:hAnsi="Arial" w:hint="eastAsia"/>
-          <w:color w:val="00B0F0"/>
-          <w:u w:val="single"/>
-          <w:lang w:eastAsia="zh-CN"/>
-        </w:rPr>
-        <w:t>survival(</w:t>
-      </w:r>
-      <w:proofErr w:type="gramEnd"/>
-      <w:r>
-        <w:rPr>
-          <w:rFonts w:ascii="Arial" w:eastAsiaTheme="minorEastAsia" w:hAnsi="Arial" w:hint="eastAsia"/>
-          <w:color w:val="00B0F0"/>
-          <w:u w:val="single"/>
-          <w:lang w:eastAsia="zh-CN"/>
-        </w:rPr>
-        <w:t xml:space="preserve">OS) </w:t>
-      </w:r>
-      <w:r>
-        <w:rPr>
-          <w:rFonts w:ascii="Arial" w:hAnsi="Arial"/>
-          <w:color w:val="00B0F0"/>
-          <w:u w:val="single"/>
-        </w:rPr>
-        <w:t>prediction models</w:t>
-      </w:r>
-      <w:r>
-        <w:rPr>
-          <w:rFonts w:ascii="Arial" w:hAnsi="Arial"/>
-        </w:rPr>
-        <w:t>—a neural network and a Cox proportional hazards model—were trained and internally validated, and externally tested in a cohort of 100 M1 breast cancer patients from China. Model interpretability was assessed through global and individual feature importance analyses.</w:t>
-      </w:r>
-    </w:p>
-    <w:p>
-      <w:pPr>
-        <w:pStyle w:val="a3"/>
-        <w:spacing w:before="174" w:line="259" w:lineRule="auto"/>
-        <w:ind w:left="120" w:right="185" w:firstLine="8"/>
-        <w:rPr>
-          <w:rFonts w:ascii="Arial" w:eastAsia="宋体" w:hAnsi="Arial"/>
-          <w:lang w:eastAsia="zh-CN"/>
-        </w:rPr>
-      </w:pPr>
-      <w:r>
-        <w:rPr>
-          <w:rFonts w:ascii="Arial"/>
-          <w:b/>
-        </w:rPr>
-        <w:t>Results</w:t>
-      </w:r>
-      <w:r>
-        <w:rPr>
-          <w:rFonts w:ascii="Arial"/>
-          <w:b/>
-          <w:spacing w:val="-23"/>
-        </w:rPr>
-        <w:t xml:space="preserve"> </w:t>
-      </w:r>
-      <w:r>
-        <w:rPr>
-          <w:rFonts w:ascii="Arial" w:eastAsia="宋体" w:hAnsi="Arial" w:hint="eastAsia"/>
-          <w:lang w:eastAsia="zh-CN"/>
-        </w:rPr>
-        <w:t xml:space="preserve">In </w:t>
-      </w:r>
-      <w:r>
-        <w:rPr>
-          <w:rFonts w:ascii="Arial" w:hint="eastAsia"/>
-        </w:rPr>
-        <w:t>total</w:t>
-      </w:r>
-      <w:r>
-        <w:rPr>
-          <w:rFonts w:ascii="Arial" w:eastAsia="宋体" w:hint="eastAsia"/>
-          <w:lang w:eastAsia="zh-CN"/>
-        </w:rPr>
-        <w:t>,</w:t>
-      </w:r>
-      <w:r>
-        <w:rPr>
-          <w:rFonts w:ascii="Arial" w:hint="eastAsia"/>
-        </w:rPr>
-        <w:t xml:space="preserve"> 10,314 patients were enrolled in the study. </w:t>
-      </w:r>
-      <w:r>
-        <w:rPr>
-          <w:rFonts w:ascii="Arial" w:hint="eastAsia"/>
-          <w:color w:val="00B0F0"/>
-          <w:u w:val="single"/>
-        </w:rPr>
-        <w:t xml:space="preserve">The </w:t>
+        <w:t>6</w:t>
       </w:r>
       <w:r>
         <w:rPr>
@@ -283,16 +288,15 @@
           <w:color w:val="00B0F0"/>
           <w:u w:val="single"/>
         </w:rPr>
-        <w:t xml:space="preserve">median </w:t>
-      </w:r>
-      <w:r>
-        <w:rPr>
-          <w:rFonts w:ascii="Arial" w:eastAsiaTheme="minorEastAsia" w:hint="eastAsia"/>
+        <w:t xml:space="preserve"> months</w:t>
+      </w:r>
+      <w:r>
+        <w:rPr>
+          <w:rFonts w:hint="eastAsia" w:ascii="Arial"/>
           <w:color w:val="00B0F0"/>
           <w:u w:val="single"/>
-          <w:lang w:eastAsia="zh-CN"/>
-        </w:rPr>
-        <w:t xml:space="preserve">follow-up </w:t>
+        </w:rPr>
+        <w:t xml:space="preserve"> for testing dataset</w:t>
       </w:r>
       <w:r>
         <w:rPr>
@@ -300,91 +304,43 @@
           <w:color w:val="00B0F0"/>
           <w:u w:val="single"/>
         </w:rPr>
-        <w:t xml:space="preserve">time </w:t>
-      </w:r>
-      <w:r>
-        <w:rPr>
-          <w:rFonts w:ascii="Arial" w:hint="eastAsia"/>
-          <w:color w:val="00B0F0"/>
-          <w:u w:val="single"/>
-        </w:rPr>
-        <w:t>42 for training dataset</w:t>
+        <w:t xml:space="preserve"> respectively</w:t>
       </w:r>
       <w:r>
         <w:rPr>
           <w:rFonts w:ascii="Arial"/>
-          <w:color w:val="00B0F0"/>
-          <w:u w:val="single"/>
-        </w:rPr>
-        <w:t xml:space="preserve"> and 3</w:t>
-      </w:r>
-      <w:r>
-        <w:rPr>
-          <w:rFonts w:ascii="Arial" w:hint="eastAsia"/>
-          <w:color w:val="00B0F0"/>
-          <w:u w:val="single"/>
-        </w:rPr>
-        <w:t>6</w:t>
-      </w:r>
-      <w:r>
-        <w:rPr>
-          <w:rFonts w:ascii="Arial"/>
-          <w:color w:val="00B0F0"/>
-          <w:u w:val="single"/>
-        </w:rPr>
-        <w:t xml:space="preserve"> months</w:t>
-      </w:r>
-      <w:r>
-        <w:rPr>
-          <w:rFonts w:ascii="Arial" w:hint="eastAsia"/>
-          <w:color w:val="00B0F0"/>
-          <w:u w:val="single"/>
-        </w:rPr>
-        <w:t xml:space="preserve"> for testing dataset</w:t>
-      </w:r>
-      <w:r>
-        <w:rPr>
-          <w:rFonts w:ascii="Arial"/>
-          <w:color w:val="00B0F0"/>
-          <w:u w:val="single"/>
-        </w:rPr>
-        <w:t xml:space="preserve"> respectively</w:t>
-      </w:r>
-      <w:r>
-        <w:rPr>
-          <w:rFonts w:ascii="Arial"/>
         </w:rPr>
         <w:t>.</w:t>
       </w:r>
       <w:r>
         <w:rPr>
-          <w:rFonts w:ascii="Arial" w:eastAsiaTheme="minorEastAsia" w:hint="eastAsia"/>
+          <w:rFonts w:hint="eastAsia" w:ascii="Arial" w:eastAsiaTheme="minorEastAsia"/>
           <w:lang w:eastAsia="zh-CN"/>
         </w:rPr>
         <w:t xml:space="preserve"> </w:t>
       </w:r>
       <w:r>
         <w:rPr>
-          <w:rFonts w:ascii="Arial" w:hint="eastAsia"/>
+          <w:rFonts w:hint="eastAsia" w:ascii="Arial"/>
         </w:rPr>
         <w:t>The deep learning network demonstrated greater stability and accuracy than the Cox proportional hazards model in predicting patient survival, both on the internal test dataset (C-index = 0.771 vs. 0.632) and in external validation (C-index = 0.782 vs. 0.650).</w:t>
       </w:r>
       <w:r>
         <w:rPr>
-          <w:rFonts w:ascii="Arial" w:eastAsiaTheme="minorEastAsia" w:hint="eastAsia"/>
+          <w:rFonts w:hint="eastAsia" w:ascii="Arial" w:eastAsiaTheme="minorEastAsia"/>
           <w:lang w:eastAsia="zh-CN"/>
         </w:rPr>
         <w:t xml:space="preserve"> </w:t>
       </w:r>
       <w:r>
         <w:rPr>
-          <w:rFonts w:ascii="Arial" w:hint="eastAsia"/>
+          <w:rFonts w:hint="eastAsia" w:ascii="Arial"/>
         </w:rPr>
         <w:t>Several important prognostic factors were identified by the deep learning model, such as</w:t>
       </w:r>
       <w:r>
         <w:rPr>
-          <w:rFonts w:ascii="Arial" w:eastAsia="宋体" w:hint="eastAsia"/>
+          <w:rFonts w:hint="eastAsia" w:ascii="Arial" w:eastAsia="宋体"/>
           <w:lang w:eastAsia="zh-CN"/>
         </w:rPr>
         <w:t xml:space="preserve"> </w:t>
@@ -423,7 +379,7 @@
       </w:r>
       <w:r>
         <w:rPr>
-          <w:rFonts w:ascii="Arial" w:eastAsiaTheme="minorEastAsia" w:hint="eastAsia"/>
+          <w:rFonts w:hint="eastAsia" w:ascii="Arial" w:eastAsiaTheme="minorEastAsia"/>
           <w:color w:val="00B0F0"/>
           <w:lang w:eastAsia="zh-CN"/>
         </w:rPr>
@@ -431,7 +387,7 @@
       </w:r>
       <w:r>
         <w:rPr>
-          <w:rFonts w:ascii="Arial" w:hint="eastAsia"/>
+          <w:rFonts w:hint="eastAsia" w:ascii="Arial"/>
           <w:color w:val="00B0F0"/>
           <w:u w:val="single"/>
         </w:rPr>
@@ -439,7 +395,7 @@
       </w:r>
       <w:r>
         <w:rPr>
-          <w:rFonts w:ascii="Arial" w:eastAsiaTheme="minorEastAsia" w:hint="eastAsia"/>
+          <w:rFonts w:hint="eastAsia" w:ascii="Arial" w:eastAsiaTheme="minorEastAsia"/>
           <w:color w:val="00B0F0"/>
           <w:u w:val="single"/>
           <w:lang w:eastAsia="zh-CN"/>
@@ -448,7 +404,7 @@
       </w:r>
       <w:r>
         <w:rPr>
-          <w:rFonts w:ascii="Arial" w:hint="eastAsia"/>
+          <w:rFonts w:hint="eastAsia" w:ascii="Arial"/>
           <w:color w:val="00B0F0"/>
           <w:u w:val="single"/>
         </w:rPr>
@@ -456,7 +412,7 @@
       </w:r>
       <w:r>
         <w:rPr>
-          <w:rFonts w:ascii="Arial" w:eastAsiaTheme="minorEastAsia" w:hint="eastAsia"/>
+          <w:rFonts w:hint="eastAsia" w:ascii="Arial" w:eastAsiaTheme="minorEastAsia"/>
           <w:color w:val="00B0F0"/>
           <w:u w:val="single"/>
           <w:lang w:eastAsia="zh-CN"/>
@@ -465,7 +421,7 @@
       </w:r>
       <w:r>
         <w:rPr>
-          <w:rFonts w:ascii="Arial" w:hint="eastAsia"/>
+          <w:rFonts w:hint="eastAsia" w:ascii="Arial"/>
           <w:color w:val="00B0F0"/>
           <w:u w:val="single"/>
         </w:rPr>
@@ -473,7 +429,7 @@
       </w:r>
       <w:r>
         <w:rPr>
-          <w:rFonts w:ascii="Arial" w:hint="eastAsia"/>
+          <w:rFonts w:hint="eastAsia" w:ascii="Arial"/>
           <w:color w:val="00B0F0"/>
         </w:rPr>
         <w:t>.</w:t>
@@ -481,7 +437,7 @@
     </w:p>
     <w:p>
       <w:pPr>
-        <w:pStyle w:val="a3"/>
+        <w:pStyle w:val="4"/>
         <w:spacing w:before="184" w:line="259" w:lineRule="auto"/>
         <w:ind w:left="174" w:right="146"/>
         <w:rPr>
@@ -506,7 +462,7 @@
       </w:r>
       <w:r>
         <w:rPr>
-          <w:rFonts w:ascii="Arial" w:eastAsiaTheme="minorEastAsia" w:hint="eastAsia"/>
+          <w:rFonts w:hint="eastAsia" w:ascii="Arial" w:eastAsiaTheme="minorEastAsia"/>
           <w:color w:val="00B0F0"/>
           <w:u w:val="single"/>
           <w:lang w:eastAsia="zh-CN"/>
@@ -530,19 +486,11 @@
       </w:r>
       <w:r>
         <w:rPr>
-          <w:rFonts w:ascii="Arial" w:eastAsiaTheme="minorEastAsia" w:hint="eastAsia"/>
+          <w:rFonts w:hint="eastAsia" w:ascii="Arial" w:eastAsiaTheme="minorEastAsia"/>
           <w:color w:val="00B0F0"/>
           <w:lang w:eastAsia="zh-CN"/>
         </w:rPr>
-        <w:t xml:space="preserve"> </w:t>
-      </w:r>
-      <w:r>
-        <w:rPr>
-          <w:rFonts w:ascii="Arial" w:eastAsiaTheme="minorEastAsia" w:hint="eastAsia"/>
-          <w:color w:val="00B0F0"/>
-          <w:lang w:eastAsia="zh-CN"/>
-        </w:rPr>
-        <w:t>B</w:t>
+        <w:t xml:space="preserve"> B</w:t>
       </w:r>
       <w:r>
         <w:rPr>
@@ -571,7 +519,7 @@
       </w:r>
       <w:r>
         <w:rPr>
-          <w:rFonts w:ascii="Arial" w:eastAsiaTheme="minorEastAsia" w:hint="eastAsia"/>
+          <w:rFonts w:hint="eastAsia" w:ascii="Arial" w:eastAsiaTheme="minorEastAsia"/>
           <w:color w:val="00B0F0"/>
           <w:u w:val="single"/>
           <w:lang w:eastAsia="zh-CN"/>
@@ -588,43 +536,12 @@
       </w:r>
       <w:r>
         <w:rPr>
-          <w:rFonts w:ascii="Arial" w:eastAsiaTheme="minorEastAsia" w:hint="eastAsia"/>
+          <w:rFonts w:hint="eastAsia" w:ascii="Arial" w:eastAsiaTheme="minorEastAsia"/>
           <w:color w:val="00B0F0"/>
           <w:u w:val="single"/>
           <w:lang w:eastAsia="zh-CN"/>
         </w:rPr>
-        <w:t xml:space="preserve"> </w:t>
-      </w:r>
-      <w:proofErr w:type="spellStart"/>
-      <w:proofErr w:type="gramStart"/>
-      <w:r>
-        <w:rPr>
-          <w:rFonts w:ascii="Arial" w:eastAsiaTheme="minorEastAsia" w:hint="eastAsia"/>
-          <w:color w:val="00B0F0"/>
-          <w:u w:val="single"/>
-          <w:lang w:eastAsia="zh-CN"/>
-        </w:rPr>
-        <w:t>patients.</w:t>
-      </w:r>
-      <w:r>
-        <w:rPr>
-          <w:rFonts w:ascii="Arial" w:eastAsiaTheme="minorEastAsia" w:hint="eastAsia"/>
-          <w:color w:val="00B0F0"/>
-          <w:u w:val="single"/>
-          <w:lang w:eastAsia="zh-CN"/>
-        </w:rPr>
-        <w:t>The</w:t>
-      </w:r>
-      <w:proofErr w:type="spellEnd"/>
-      <w:proofErr w:type="gramEnd"/>
-      <w:r>
-        <w:rPr>
-          <w:rFonts w:ascii="Arial" w:eastAsiaTheme="minorEastAsia" w:hint="eastAsia"/>
-          <w:color w:val="00B0F0"/>
-          <w:u w:val="single"/>
-          <w:lang w:eastAsia="zh-CN"/>
-        </w:rPr>
-        <w:t xml:space="preserve"> </w:t>
+        <w:t xml:space="preserve"> patients.The </w:t>
       </w:r>
       <w:r>
         <w:rPr>
@@ -637,7 +554,7 @@
       </w:r>
       <w:r>
         <w:rPr>
-          <w:rFonts w:ascii="Arial" w:eastAsiaTheme="minorEastAsia" w:hint="eastAsia"/>
+          <w:rFonts w:hint="eastAsia" w:ascii="Arial" w:eastAsiaTheme="minorEastAsia"/>
           <w:color w:val="00B0F0"/>
           <w:u w:val="single"/>
           <w:lang w:eastAsia="zh-CN"/>
@@ -654,7 +571,7 @@
       </w:r>
       <w:r>
         <w:rPr>
-          <w:rFonts w:ascii="Arial" w:eastAsiaTheme="minorEastAsia" w:hint="eastAsia"/>
+          <w:rFonts w:hint="eastAsia" w:ascii="Arial" w:eastAsiaTheme="minorEastAsia"/>
           <w:color w:val="00B0F0"/>
           <w:u w:val="single"/>
           <w:lang w:eastAsia="zh-CN"/>
@@ -671,7 +588,7 @@
       </w:r>
       <w:r>
         <w:rPr>
-          <w:rFonts w:ascii="Arial" w:eastAsiaTheme="minorEastAsia" w:hint="eastAsia"/>
+          <w:rFonts w:hint="eastAsia" w:ascii="Arial" w:eastAsiaTheme="minorEastAsia"/>
           <w:color w:val="00B0F0"/>
           <w:u w:val="single"/>
           <w:lang w:eastAsia="zh-CN"/>
@@ -716,7 +633,7 @@
     </w:p>
     <w:p>
       <w:pPr>
-        <w:pStyle w:val="a3"/>
+        <w:pStyle w:val="4"/>
         <w:spacing w:before="1"/>
         <w:jc w:val="left"/>
         <w:rPr>
@@ -728,7 +645,7 @@
     </w:p>
     <w:p>
       <w:pPr>
-        <w:pStyle w:val="1"/>
+        <w:pStyle w:val="2"/>
         <w:numPr>
           <w:ilvl w:val="0"/>
           <w:numId w:val="1"/>
@@ -749,9 +666,9 @@
     </w:p>
     <w:p>
       <w:pPr>
-        <w:pStyle w:val="a3"/>
+        <w:pStyle w:val="4"/>
         <w:spacing w:before="260" w:line="259" w:lineRule="auto"/>
-        <w:ind w:left="174" w:right="142" w:firstLineChars="100" w:firstLine="240"/>
+        <w:ind w:left="174" w:right="142" w:firstLine="240" w:firstLineChars="100"/>
       </w:pPr>
       <w:r>
         <w:t>Breast</w:t>
@@ -976,13 +893,8 @@
         <w:t xml:space="preserve"> </w:t>
       </w:r>
       <w:r>
-        <w:t>(IARC</w:t>
-      </w:r>
-      <w:proofErr w:type="gramStart"/>
-      <w:r>
-        <w:t>),there</w:t>
-      </w:r>
-      <w:proofErr w:type="gramEnd"/>
+        <w:t>(IARC),there</w:t>
+      </w:r>
       <w:r>
         <w:rPr>
           <w:spacing w:val="-19"/>
@@ -1284,7 +1196,6 @@
         <w:t xml:space="preserve"> </w:t>
       </w:r>
       <w:r>
-        <w:lastRenderedPageBreak/>
         <w:t>18.4%</w:t>
       </w:r>
       <w:r>
@@ -1359,11 +1270,21 @@
       <w:r>
         <w:t>(</w:t>
       </w:r>
-      <w:hyperlink w:anchor="_bookmark7" w:history="1">
-        <w:r>
-          <w:t>1</w:t>
-        </w:r>
-      </w:hyperlink>
+      <w:r>
+        <w:fldChar w:fldCharType="begin"/>
+      </w:r>
+      <w:r>
+        <w:instrText xml:space="preserve"> HYPERLINK \l "_bookmark7" </w:instrText>
+      </w:r>
+      <w:r>
+        <w:fldChar w:fldCharType="separate"/>
+      </w:r>
+      <w:r>
+        <w:t>1</w:t>
+      </w:r>
+      <w:r>
+        <w:fldChar w:fldCharType="end"/>
+      </w:r>
       <w:r>
         <w:t>).</w:t>
       </w:r>
@@ -1484,15 +1405,25 @@
         </w:rPr>
         <w:t xml:space="preserve"> </w:t>
       </w:r>
-      <w:hyperlink w:anchor="_bookmark8" w:history="1">
-        <w:r>
-          <w:t>(2).</w:t>
-        </w:r>
-      </w:hyperlink>
+      <w:r>
+        <w:fldChar w:fldCharType="begin"/>
+      </w:r>
+      <w:r>
+        <w:instrText xml:space="preserve"> HYPERLINK \l "_bookmark8" </w:instrText>
+      </w:r>
+      <w:r>
+        <w:fldChar w:fldCharType="separate"/>
+      </w:r>
+      <w:r>
+        <w:t>(2).</w:t>
+      </w:r>
+      <w:r>
+        <w:fldChar w:fldCharType="end"/>
+      </w:r>
     </w:p>
     <w:p>
       <w:pPr>
-        <w:pStyle w:val="a3"/>
+        <w:pStyle w:val="4"/>
         <w:spacing w:before="171" w:line="254" w:lineRule="auto"/>
         <w:ind w:left="174" w:right="138" w:firstLine="170"/>
         <w:rPr>
@@ -1503,7 +1434,7 @@
       </w:pPr>
       <w:r>
         <w:rPr>
-          <w:rFonts w:eastAsiaTheme="minorEastAsia" w:hint="eastAsia"/>
+          <w:rFonts w:hint="eastAsia" w:eastAsiaTheme="minorEastAsia"/>
           <w:color w:val="00B0F0"/>
           <w:u w:val="single"/>
           <w:lang w:eastAsia="zh-CN"/>
@@ -1523,19 +1454,31 @@
           <w:u w:val="single"/>
         </w:rPr>
         <w:noBreakHyphen/>
-        <w:t>index) of 0.731, outperforming simpler models based only on hormone receptor and HER2 status (C</w:t>
       </w:r>
       <w:r>
         <w:rPr>
           <w:color w:val="00B0F0"/>
           <w:u w:val="single"/>
         </w:rPr>
+        <w:t>index) of 0.731, outperforming simpler models based only on hormone receptor and HER2 status (C</w:t>
+      </w:r>
+      <w:r>
+        <w:rPr>
+          <w:color w:val="00B0F0"/>
+          <w:u w:val="single"/>
+        </w:rPr>
         <w:noBreakHyphen/>
+      </w:r>
+      <w:r>
+        <w:rPr>
+          <w:color w:val="00B0F0"/>
+          <w:u w:val="single"/>
+        </w:rPr>
         <w:t>index 0.617) [</w:t>
       </w:r>
       <w:r>
         <w:rPr>
-          <w:rFonts w:eastAsiaTheme="minorEastAsia" w:hint="eastAsia"/>
+          <w:rFonts w:hint="eastAsia" w:eastAsiaTheme="minorEastAsia"/>
           <w:color w:val="00B0F0"/>
           <w:u w:val="single"/>
           <w:lang w:eastAsia="zh-CN"/>
@@ -1555,11 +1498,17 @@
           <w:u w:val="single"/>
         </w:rPr>
         <w:noBreakHyphen/>
+      </w:r>
+      <w:r>
+        <w:rPr>
+          <w:color w:val="00B0F0"/>
+          <w:u w:val="single"/>
+        </w:rPr>
         <w:t>indices of 0.702 and 0.707, respectively, in the training cohort [</w:t>
       </w:r>
       <w:r>
         <w:rPr>
-          <w:rFonts w:eastAsiaTheme="minorEastAsia" w:hint="eastAsia"/>
+          <w:rFonts w:hint="eastAsia" w:eastAsiaTheme="minorEastAsia"/>
           <w:color w:val="00B0F0"/>
           <w:u w:val="single"/>
           <w:lang w:eastAsia="zh-CN"/>
@@ -1579,11 +1528,17 @@
           <w:u w:val="single"/>
         </w:rPr>
         <w:noBreakHyphen/>
+      </w:r>
+      <w:r>
+        <w:rPr>
+          <w:color w:val="00B0F0"/>
+          <w:u w:val="single"/>
+        </w:rPr>
         <w:t>indices around 0.69–0.70 [</w:t>
       </w:r>
       <w:r>
         <w:rPr>
-          <w:rFonts w:eastAsiaTheme="minorEastAsia" w:hint="eastAsia"/>
+          <w:rFonts w:hint="eastAsia" w:eastAsiaTheme="minorEastAsia"/>
           <w:color w:val="00B0F0"/>
           <w:u w:val="single"/>
           <w:lang w:eastAsia="zh-CN"/>
@@ -1603,6 +1558,12 @@
           <w:u w:val="single"/>
         </w:rPr>
         <w:noBreakHyphen/>
+      </w:r>
+      <w:r>
+        <w:rPr>
+          <w:color w:val="00B0F0"/>
+          <w:u w:val="single"/>
+        </w:rPr>
         <w:t>index of 0.688 in the training set and 0.875 in external validation</w:t>
       </w:r>
       <w:r>
@@ -1613,7 +1574,7 @@
       </w:r>
       <w:r>
         <w:rPr>
-          <w:rFonts w:eastAsiaTheme="minorEastAsia" w:hint="eastAsia"/>
+          <w:rFonts w:hint="eastAsia" w:eastAsiaTheme="minorEastAsia"/>
           <w:color w:val="00B0F0"/>
           <w:lang w:eastAsia="zh-CN"/>
         </w:rPr>
@@ -1628,7 +1589,7 @@
     </w:p>
     <w:p>
       <w:pPr>
-        <w:pStyle w:val="a3"/>
+        <w:pStyle w:val="4"/>
         <w:spacing w:before="171" w:line="254" w:lineRule="auto"/>
         <w:ind w:left="174" w:right="138" w:firstLine="170"/>
       </w:pPr>
@@ -1644,7 +1605,7 @@
       </w:r>
       <w:r>
         <w:rPr>
-          <w:rFonts w:eastAsiaTheme="minorEastAsia" w:hint="eastAsia"/>
+          <w:rFonts w:hint="eastAsia" w:eastAsiaTheme="minorEastAsia"/>
           <w:color w:val="00B0F0"/>
           <w:u w:val="single"/>
           <w:lang w:eastAsia="zh-CN"/>
@@ -1660,7 +1621,7 @@
       </w:r>
       <w:r>
         <w:rPr>
-          <w:rFonts w:eastAsiaTheme="minorEastAsia" w:hint="eastAsia"/>
+          <w:rFonts w:hint="eastAsia" w:eastAsiaTheme="minorEastAsia"/>
           <w:color w:val="00B0F0"/>
           <w:u w:val="single"/>
           <w:lang w:eastAsia="zh-CN"/>
@@ -1672,30 +1633,14 @@
           <w:color w:val="00B0F0"/>
           <w:u w:val="single"/>
         </w:rPr>
-        <w:t xml:space="preserve">, many models rely on limited or outdated variables, often including only demographic and basic </w:t>
-      </w:r>
-      <w:proofErr w:type="spellStart"/>
-      <w:r>
-        <w:rPr>
-          <w:color w:val="00B0F0"/>
-          <w:u w:val="single"/>
-        </w:rPr>
-        <w:t>clinico</w:t>
-      </w:r>
-      <w:proofErr w:type="spellEnd"/>
-      <w:r>
-        <w:rPr>
-          <w:color w:val="00B0F0"/>
-          <w:u w:val="single"/>
-        </w:rPr>
-        <w:t>-pathological factors such as age, molecular subtype, and metastatic site, while lacking information on treatment details, histological grade, or emerging biomarkers</w:t>
+        <w:t>, many models rely on limited or outdated variables, often including only demographic and basic clinico-pathological factors such as age, molecular subtype, and metastatic site, while lacking information on treatment details, histological grade, or emerging biomarkers</w:t>
       </w:r>
       <w:r>
         <w:t xml:space="preserve"> [</w:t>
       </w:r>
       <w:r>
         <w:rPr>
-          <w:rFonts w:eastAsiaTheme="minorEastAsia" w:hint="eastAsia"/>
+          <w:rFonts w:hint="eastAsia" w:eastAsiaTheme="minorEastAsia"/>
           <w:lang w:eastAsia="zh-CN"/>
         </w:rPr>
         <w:t>7</w:t>
@@ -1705,7 +1650,7 @@
       </w:r>
       <w:r>
         <w:rPr>
-          <w:rFonts w:eastAsiaTheme="minorEastAsia" w:hint="eastAsia"/>
+          <w:rFonts w:hint="eastAsia" w:eastAsiaTheme="minorEastAsia"/>
           <w:lang w:eastAsia="zh-CN"/>
         </w:rPr>
         <w:t>8</w:t>
@@ -1715,7 +1660,7 @@
       </w:r>
       <w:r>
         <w:rPr>
-          <w:rFonts w:eastAsiaTheme="minorEastAsia" w:hint="eastAsia"/>
+          <w:rFonts w:hint="eastAsia" w:eastAsiaTheme="minorEastAsia"/>
           <w:lang w:eastAsia="zh-CN"/>
         </w:rPr>
         <w:t>9</w:t>
@@ -1726,7 +1671,7 @@
     </w:p>
     <w:p>
       <w:pPr>
-        <w:pStyle w:val="a3"/>
+        <w:pStyle w:val="4"/>
         <w:spacing w:before="3"/>
         <w:jc w:val="left"/>
         <w:rPr>
@@ -1736,15 +1681,12 @@
     </w:p>
     <w:p>
       <w:pPr>
-        <w:pStyle w:val="a3"/>
+        <w:pStyle w:val="4"/>
         <w:spacing w:before="97" w:line="259" w:lineRule="auto"/>
         <w:ind w:left="121" w:right="150" w:firstLine="177"/>
       </w:pPr>
       <w:r>
-        <w:t>Given these gaps, there is a clear need for improved prognostic models for MBC</w:t>
-      </w:r>
-      <w:r>
-        <w:t xml:space="preserve">. </w:t>
+        <w:t xml:space="preserve">Given these gaps, there is a clear need for improved prognostic models for MBC. </w:t>
       </w:r>
       <w:r>
         <w:rPr>
@@ -1767,7 +1709,7 @@
     </w:p>
     <w:p>
       <w:pPr>
-        <w:pStyle w:val="a3"/>
+        <w:pStyle w:val="4"/>
         <w:spacing w:before="9"/>
         <w:jc w:val="left"/>
         <w:rPr>
@@ -1777,7 +1719,7 @@
     </w:p>
     <w:p>
       <w:pPr>
-        <w:pStyle w:val="1"/>
+        <w:pStyle w:val="2"/>
         <w:numPr>
           <w:ilvl w:val="0"/>
           <w:numId w:val="1"/>
@@ -1789,8 +1731,8 @@
         <w:ind w:left="531"/>
       </w:pPr>
       <w:bookmarkStart w:id="1" w:name="Method"/>
+      <w:bookmarkEnd w:id="1"/>
       <w:bookmarkStart w:id="2" w:name="Eligibility_Criteria_and_Patient_Informa"/>
-      <w:bookmarkEnd w:id="1"/>
       <w:bookmarkEnd w:id="2"/>
       <w:r>
         <w:rPr>
@@ -1801,7 +1743,7 @@
     </w:p>
     <w:p>
       <w:pPr>
-        <w:pStyle w:val="2"/>
+        <w:pStyle w:val="3"/>
         <w:numPr>
           <w:ilvl w:val="1"/>
           <w:numId w:val="1"/>
@@ -1828,7 +1770,7 @@
     </w:p>
     <w:p>
       <w:pPr>
-        <w:pStyle w:val="a3"/>
+        <w:pStyle w:val="4"/>
         <w:spacing w:before="216" w:line="259" w:lineRule="auto"/>
         <w:ind w:left="128" w:right="172" w:firstLine="170"/>
       </w:pPr>
@@ -1999,7 +1941,7 @@
       </w:r>
       <w:r>
         <w:rPr>
-          <w:rFonts w:eastAsia="宋体" w:hint="eastAsia"/>
+          <w:rFonts w:hint="eastAsia" w:eastAsia="宋体"/>
           <w:spacing w:val="-30"/>
           <w:lang w:eastAsia="zh-CN"/>
         </w:rPr>
@@ -2666,7 +2608,7 @@
     </w:p>
     <w:p>
       <w:pPr>
-        <w:pStyle w:val="a3"/>
+        <w:pStyle w:val="4"/>
         <w:spacing w:before="161" w:line="259" w:lineRule="auto"/>
         <w:ind w:left="128" w:right="192" w:firstLine="170"/>
       </w:pPr>
@@ -2941,13 +2883,12 @@
         <w:t xml:space="preserve">validation </w:t>
       </w:r>
       <w:r>
-        <w:lastRenderedPageBreak/>
         <w:t>cohort.</w:t>
       </w:r>
     </w:p>
     <w:p>
       <w:pPr>
-        <w:pStyle w:val="a3"/>
+        <w:pStyle w:val="4"/>
         <w:jc w:val="left"/>
         <w:rPr>
           <w:sz w:val="23"/>
@@ -2956,7 +2897,7 @@
     </w:p>
     <w:p>
       <w:pPr>
-        <w:pStyle w:val="2"/>
+        <w:pStyle w:val="3"/>
         <w:numPr>
           <w:ilvl w:val="1"/>
           <w:numId w:val="1"/>
@@ -2985,7 +2926,7 @@
     </w:p>
     <w:p>
       <w:pPr>
-        <w:pStyle w:val="a3"/>
+        <w:pStyle w:val="4"/>
         <w:spacing w:before="215" w:line="259" w:lineRule="auto"/>
         <w:ind w:left="128" w:right="188" w:firstLine="170"/>
       </w:pPr>
@@ -2993,40 +2934,12 @@
         <w:rPr>
           <w:rFonts w:hint="eastAsia"/>
         </w:rPr>
-        <w:t>This section presents the training and evaluation of two machine learning models developed to predict survival outcomes. Both algorithms aim to model the relationship between patient-specific variables and the log hazard function. The deep learning model architecture includes an input layer that receives baseline clinical data, followed by fully connected hidden layers interspersed with dropout layers. The network outputs the log hazard, and the Rectified Linear Unit (</w:t>
-      </w:r>
-      <w:proofErr w:type="spellStart"/>
-      <w:r>
-        <w:rPr>
-          <w:rFonts w:hint="eastAsia"/>
-        </w:rPr>
-        <w:t>ReLU</w:t>
-      </w:r>
-      <w:proofErr w:type="spellEnd"/>
-      <w:r>
-        <w:rPr>
-          <w:rFonts w:hint="eastAsia"/>
-        </w:rPr>
-        <w:t>) function is used as the activation function. Model parameters were updated using the Adam optimizer over multiple training epochs (11</w:t>
-      </w:r>
-      <w:proofErr w:type="gramStart"/>
-      <w:r>
-        <w:rPr>
-          <w:rFonts w:hint="eastAsia"/>
-        </w:rPr>
-        <w:t>).For</w:t>
-      </w:r>
-      <w:proofErr w:type="gramEnd"/>
-      <w:r>
-        <w:rPr>
-          <w:rFonts w:hint="eastAsia"/>
-        </w:rPr>
-        <w:t xml:space="preserve"> hyperparameter optimization, a random search was conducted across the following ranges: learning rate [0.00001,0.01], dropout rate [0.5,0.8], number of hidden layers [1,10], and number of neurons per hidden layer [10,80]. Similarly, a random search was applied to train the Penalized Cox Proportional Hazards model, tuning the learning rate [0.001,0.01]and penalization term [0.0001,1]</w:t>
+        <w:t>This section presents the training and evaluation of two machine learning models developed to predict survival outcomes. Both algorithms aim to model the relationship between patient-specific variables and the log hazard function. The deep learning model architecture includes an input layer that receives baseline clinical data, followed by fully connected hidden layers interspersed with dropout layers. The network outputs the log hazard, and the Rectified Linear Unit (ReLU) function is used as the activation function. Model parameters were updated using the Adam optimizer over multiple training epochs (11).For hyperparameter optimization, a random search was conducted across the following ranges: learning rate [0.00001,0.01], dropout rate [0.5,0.8], number of hidden layers [1,10], and number of neurons per hidden layer [10,80]. Similarly, a random search was applied to train the Penalized Cox Proportional Hazards model, tuning the learning rate [0.001,0.01]and penalization term [0.0001,1]</w:t>
       </w:r>
     </w:p>
     <w:p>
       <w:pPr>
-        <w:pStyle w:val="a3"/>
+        <w:pStyle w:val="4"/>
         <w:spacing w:before="215" w:line="259" w:lineRule="auto"/>
         <w:ind w:left="128" w:right="188" w:firstLine="170"/>
       </w:pPr>
@@ -3039,11 +2952,21 @@
       <w:r>
         <w:t xml:space="preserve">(Figure </w:t>
       </w:r>
-      <w:hyperlink w:anchor="_bookmark0" w:history="1">
-        <w:r>
-          <w:t>1).</w:t>
-        </w:r>
-      </w:hyperlink>
+      <w:r>
+        <w:fldChar w:fldCharType="begin"/>
+      </w:r>
+      <w:r>
+        <w:instrText xml:space="preserve"> HYPERLINK \l "_bookmark0" </w:instrText>
+      </w:r>
+      <w:r>
+        <w:fldChar w:fldCharType="separate"/>
+      </w:r>
+      <w:r>
+        <w:t>1).</w:t>
+      </w:r>
+      <w:r>
+        <w:fldChar w:fldCharType="end"/>
+      </w:r>
       <w:r>
         <w:rPr>
           <w:rFonts w:hint="eastAsia"/>
@@ -3053,7 +2976,7 @@
     </w:p>
     <w:p>
       <w:pPr>
-        <w:pStyle w:val="a3"/>
+        <w:pStyle w:val="4"/>
         <w:spacing w:before="9" w:after="1"/>
         <w:jc w:val="left"/>
         <w:rPr>
@@ -3063,7 +2986,7 @@
     </w:p>
     <w:p>
       <w:pPr>
-        <w:pStyle w:val="a3"/>
+        <w:pStyle w:val="4"/>
         <w:ind w:left="1608"/>
         <w:jc w:val="left"/>
         <w:rPr>
@@ -3071,13 +2994,10 @@
         </w:rPr>
       </w:pPr>
       <w:r>
-        <w:rPr>
-          <w:noProof/>
-        </w:rPr>
         <w:drawing>
-          <wp:inline distT="0" distB="0" distL="0" distR="0" wp14:anchorId="2D4AA7E4" wp14:editId="68836791">
-            <wp:extent cx="3962400" cy="5117497"/>
-            <wp:effectExtent l="0" t="0" r="0" b="0"/>
+          <wp:inline distT="0" distB="0" distL="0" distR="0">
+            <wp:extent cx="3870325" cy="4998720"/>
+            <wp:effectExtent l="0" t="0" r="635" b="0"/>
             <wp:docPr id="974041318" name="图片 3"/>
             <wp:cNvGraphicFramePr>
               <a:graphicFrameLocks xmlns:a="http://schemas.openxmlformats.org/drawingml/2006/main" noChangeAspect="1"/>
@@ -3086,13 +3006,13 @@
               <a:graphicData uri="http://schemas.openxmlformats.org/drawingml/2006/picture">
                 <pic:pic xmlns:pic="http://schemas.openxmlformats.org/drawingml/2006/picture">
                   <pic:nvPicPr>
-                    <pic:cNvPr id="0" name="Picture 5"/>
+                    <pic:cNvPr id="974041318" name="图片 3"/>
                     <pic:cNvPicPr>
                       <a:picLocks noChangeAspect="1" noChangeArrowheads="1"/>
                     </pic:cNvPicPr>
                   </pic:nvPicPr>
                   <pic:blipFill>
-                    <a:blip r:embed="rId8" cstate="print">
+                    <a:blip r:embed="rId6" cstate="print">
                       <a:extLst>
                         <a:ext uri="{28A0092B-C50C-407E-A947-70E740481C1C}">
                           <a14:useLocalDpi xmlns:a14="http://schemas.microsoft.com/office/drawing/2010/main" val="0"/>
@@ -3104,10 +3024,10 @@
                       <a:fillRect/>
                     </a:stretch>
                   </pic:blipFill>
-                  <pic:spPr bwMode="auto">
+                  <pic:spPr>
                     <a:xfrm>
                       <a:off x="0" y="0"/>
-                      <a:ext cx="3978981" cy="5138912"/>
+                      <a:ext cx="3870325" cy="4998720"/>
                     </a:xfrm>
                     <a:prstGeom prst="rect">
                       <a:avLst/>
@@ -3126,7 +3046,7 @@
     </w:p>
     <w:p>
       <w:pPr>
-        <w:pStyle w:val="a3"/>
+        <w:pStyle w:val="4"/>
         <w:spacing w:before="9"/>
         <w:jc w:val="left"/>
         <w:rPr>
@@ -3136,7 +3056,7 @@
     </w:p>
     <w:p>
       <w:pPr>
-        <w:pStyle w:val="a3"/>
+        <w:pStyle w:val="4"/>
         <w:spacing w:before="106"/>
         <w:ind w:left="174"/>
         <w:jc w:val="left"/>
@@ -3163,7 +3083,7 @@
       </w:r>
       <w:r>
         <w:rPr>
-          <w:rFonts w:eastAsiaTheme="minorEastAsia" w:hint="eastAsia"/>
+          <w:rFonts w:hint="eastAsia" w:eastAsiaTheme="minorEastAsia"/>
           <w:color w:val="00B0F0"/>
           <w:u w:val="single"/>
           <w:lang w:eastAsia="zh-CN"/>
@@ -3180,7 +3100,7 @@
     </w:p>
     <w:p>
       <w:pPr>
-        <w:pStyle w:val="2"/>
+        <w:pStyle w:val="3"/>
         <w:numPr>
           <w:ilvl w:val="1"/>
           <w:numId w:val="1"/>
@@ -3200,7 +3120,7 @@
     </w:p>
     <w:p>
       <w:pPr>
-        <w:pStyle w:val="a3"/>
+        <w:pStyle w:val="4"/>
         <w:spacing w:before="207" w:line="259" w:lineRule="auto"/>
         <w:ind w:left="167" w:right="104" w:firstLine="177"/>
         <w:rPr>
@@ -3222,50 +3142,47 @@
         <w:t>.</w:t>
       </w:r>
       <w:r>
-        <w:t xml:space="preserve"> The model development was conducted in Python 3.9. Implementation of the deep learning model employed </w:t>
-      </w:r>
-      <w:proofErr w:type="spellStart"/>
-      <w:r>
-        <w:t>PyTorch</w:t>
-      </w:r>
-      <w:proofErr w:type="spellEnd"/>
-      <w:r>
-        <w:t xml:space="preserve"> version 1.11.0, while the penalized Cox proportional hazards model was built using </w:t>
-      </w:r>
-      <w:proofErr w:type="spellStart"/>
-      <w:r>
-        <w:t>PySurvival</w:t>
-      </w:r>
-      <w:proofErr w:type="spellEnd"/>
-      <w:r>
-        <w:t xml:space="preserve"> version 0.1.2.The code and dataset for reproducing the deep learning model are available at: </w:t>
-      </w:r>
-      <w:hyperlink r:id="rId9" w:history="1">
-        <w:r>
-          <w:rPr>
-            <w:rStyle w:val="a8"/>
-          </w:rPr>
-          <w:t>https://github.com/snowflake-Zhao/brca-IV-surgery</w:t>
-        </w:r>
-      </w:hyperlink>
+        <w:t xml:space="preserve"> The model development was conducted in Python 3.9. Implementation of the deep learning model employed PyTorch version 1.11.0, while the penalized Cox proportional hazards model was built using PySurvival version 0.1.2.The code and dataset for reproducing the deep learning model are available at: </w:t>
+      </w:r>
+      <w:r>
+        <w:fldChar w:fldCharType="begin"/>
+      </w:r>
+      <w:r>
+        <w:instrText xml:space="preserve"> HYPERLINK "https://github.com/snowflake-Zhao/brca-IV-surgery" </w:instrText>
+      </w:r>
+      <w:r>
+        <w:fldChar w:fldCharType="separate"/>
+      </w:r>
+      <w:r>
+        <w:rPr>
+          <w:rStyle w:val="11"/>
+        </w:rPr>
+        <w:t>https://github.com/snowflake-Zhao/brca-IV-surgery</w:t>
+      </w:r>
+      <w:r>
+        <w:rPr>
+          <w:rStyle w:val="11"/>
+        </w:rPr>
+        <w:fldChar w:fldCharType="end"/>
+      </w:r>
       <w:r>
         <w:t>.</w:t>
       </w:r>
     </w:p>
     <w:p>
       <w:pPr>
-        <w:pStyle w:val="a3"/>
+        <w:pStyle w:val="4"/>
         <w:spacing w:before="207" w:line="259" w:lineRule="auto"/>
         <w:ind w:left="167" w:right="104" w:firstLine="177"/>
         <w:rPr>
-          <w:rFonts w:eastAsiaTheme="minorEastAsia" w:hint="eastAsia"/>
+          <w:rFonts w:hint="eastAsia" w:eastAsiaTheme="minorEastAsia"/>
           <w:lang w:eastAsia="zh-CN"/>
         </w:rPr>
       </w:pPr>
     </w:p>
     <w:p>
       <w:pPr>
-        <w:pStyle w:val="1"/>
+        <w:pStyle w:val="2"/>
         <w:numPr>
           <w:ilvl w:val="0"/>
           <w:numId w:val="1"/>
@@ -3275,9 +3192,9 @@
           <w:tab w:val="left" w:pos="578"/>
         </w:tabs>
       </w:pPr>
-      <w:bookmarkStart w:id="6" w:name="Patient_Baseline_Characteristics"/>
-      <w:bookmarkStart w:id="7" w:name="Results"/>
+      <w:bookmarkStart w:id="6" w:name="Results"/>
       <w:bookmarkEnd w:id="6"/>
+      <w:bookmarkStart w:id="7" w:name="Patient_Baseline_Characteristics"/>
       <w:bookmarkEnd w:id="7"/>
       <w:r>
         <w:rPr>
@@ -3289,7 +3206,7 @@
     </w:p>
     <w:p>
       <w:pPr>
-        <w:pStyle w:val="2"/>
+        <w:pStyle w:val="3"/>
         <w:numPr>
           <w:ilvl w:val="1"/>
           <w:numId w:val="1"/>
@@ -3316,7 +3233,7 @@
     </w:p>
     <w:p>
       <w:pPr>
-        <w:pStyle w:val="a3"/>
+        <w:pStyle w:val="4"/>
         <w:spacing w:before="208" w:line="259" w:lineRule="auto"/>
         <w:ind w:left="174" w:right="126" w:firstLine="170"/>
       </w:pPr>
@@ -3325,45 +3242,11 @@
           <w:rFonts w:hint="eastAsia"/>
           <w:spacing w:val="-5"/>
         </w:rPr>
-        <w:t xml:space="preserve">Based on the inclusion criteria, a total of 10,314 patients diagnosed with M1 stage breast cancer were selected for this study. To assess the model's performance, the cohort was divided into two groups: a training set of 10,214 patients from the SEER database and a test set of 100 patients from the China Database. Baseline clinical characteristics for both cohorts are summarized in Table </w:t>
-      </w:r>
-      <w:proofErr w:type="gramStart"/>
-      <w:r>
-        <w:rPr>
-          <w:rFonts w:hint="eastAsia"/>
-          <w:spacing w:val="-5"/>
-        </w:rPr>
-        <w:t>1.In</w:t>
-      </w:r>
-      <w:proofErr w:type="gramEnd"/>
-      <w:r>
-        <w:rPr>
-          <w:rFonts w:hint="eastAsia"/>
-          <w:spacing w:val="-5"/>
-        </w:rPr>
-        <w:t xml:space="preserve"> the SEER cohort, infiltrating ductal carcinoma was the most common histological type, accounting for 76.69% of cases, followed by lobular carcinoma at 9.38%. Regarding molecular subtypes, Luminal A breast cancer represented 58.29% of patients, while triple-negative cases accounted for 14.70%. With respect to metastatic sites, bone metastases were present in 65.14% of patients, brain in 93.29%, liver in 74.11%, and lung in 69.32%. Additionally, 37.34% of patients underwent surgery and 34.49% received beam radiation as part of local </w:t>
-      </w:r>
-      <w:proofErr w:type="spellStart"/>
-      <w:proofErr w:type="gramStart"/>
-      <w:r>
-        <w:rPr>
-          <w:rFonts w:hint="eastAsia"/>
-          <w:spacing w:val="-5"/>
-        </w:rPr>
-        <w:t>therapy.In</w:t>
-      </w:r>
-      <w:proofErr w:type="spellEnd"/>
-      <w:proofErr w:type="gramEnd"/>
-      <w:r>
-        <w:rPr>
-          <w:rFonts w:hint="eastAsia"/>
-          <w:spacing w:val="-5"/>
-        </w:rPr>
-        <w:t xml:space="preserve"> the test cohort, nearly three-quarters of patients were diagnosed with infiltrating ductal carcinoma, with most exhibiting moderately differentiated tumors. Among this group, 62% had bone metastasis, 87% had brain metastasis, 76% had liver metastasis, and 61% had lung metastasis. Approximately half of the patients were classified as Luminal subtype, while 21% had triple-negative breast cancer. In terms of local treatment, over half underwent surgery, and nearly one-quarter received beam radiation.</w:t>
-      </w:r>
-      <w:r>
-        <w:rPr>
-          <w:rFonts w:eastAsia="宋体" w:hint="eastAsia"/>
+        <w:t>Based on the inclusion criteria, a total of 10,314 patients diagnosed with M1 stage breast cancer were selected for this study. To assess the model's performance, the cohort was divided into two groups: a training set of 10,214 patients from the SEER database and a test set of 100 patients from the China Database. Baseline clinical characteristics for both cohorts are summarized in Table 1.In the SEER cohort, infiltrating ductal carcinoma was the most common histological type, accounting for 76.69% of cases, followed by lobular carcinoma at 9.38%. Regarding molecular subtypes, Luminal A breast cancer represented 58.29% of patients, while triple-negative cases accounted for 14.70%. With respect to metastatic sites, bone metastases were present in 65.14% of patients, brain in 93.29%, liver in 74.11%, and lung in 69.32%. Additionally, 37.34% of patients underwent surgery and 34.49% received beam radiation as part of local therapy.In the test cohort, nearly three-quarters of patients were diagnosed with infiltrating ductal carcinoma, with most exhibiting moderately differentiated tumors. Among this group, 62% had bone metastasis, 87% had brain metastasis, 76% had liver metastasis, and 61% had lung metastasis. Approximately half of the patients were classified as Luminal subtype, while 21% had triple-negative breast cancer. In terms of local treatment, over half underwent surgery, and nearly one-quarter received beam radiation.</w:t>
+      </w:r>
+      <w:r>
+        <w:rPr>
+          <w:rFonts w:hint="eastAsia" w:eastAsia="宋体"/>
           <w:lang w:eastAsia="zh-CN"/>
         </w:rPr>
         <w:t xml:space="preserve"> </w:t>
@@ -3373,18 +3256,18 @@
       <w:pPr>
         <w:spacing w:line="259" w:lineRule="auto"/>
         <w:sectPr>
-          <w:headerReference w:type="default" r:id="rId10"/>
-          <w:footerReference w:type="default" r:id="rId11"/>
+          <w:headerReference r:id="rId3" w:type="default"/>
+          <w:footerReference r:id="rId4" w:type="default"/>
           <w:pgSz w:w="11910" w:h="16840"/>
           <w:pgMar w:top="1180" w:right="760" w:bottom="1220" w:left="780" w:header="775" w:footer="1033" w:gutter="0"/>
           <w:lnNumType w:countBy="1" w:restart="continuous"/>
-          <w:cols w:space="720"/>
+          <w:cols w:space="720" w:num="1"/>
         </w:sectPr>
       </w:pPr>
     </w:p>
     <w:p>
       <w:pPr>
-        <w:pStyle w:val="a3"/>
+        <w:pStyle w:val="4"/>
         <w:spacing w:before="1"/>
         <w:jc w:val="left"/>
         <w:rPr>
@@ -3394,7 +3277,7 @@
     </w:p>
     <w:p>
       <w:pPr>
-        <w:pStyle w:val="a3"/>
+        <w:pStyle w:val="4"/>
         <w:tabs>
           <w:tab w:val="left" w:pos="4262"/>
           <w:tab w:val="left" w:pos="6711"/>
@@ -3404,31 +3287,38 @@
         <w:jc w:val="left"/>
       </w:pPr>
       <w:r>
-        <w:pict w14:anchorId="6438F1FB">
-          <v:line id="_x0000_s2051" style="position:absolute;left:0;text-align:left;z-index:-251658752;mso-position-horizontal-relative:page;mso-width-relative:page;mso-height-relative:page" from="112.2pt,30.05pt" to="480.7pt,30.05pt" strokeweight=".33019mm">
-            <w10:wrap anchorx="page"/>
+        <w:pict>
+          <v:line id="_x0000_s2051" o:spid="_x0000_s2051" o:spt="20" style="position:absolute;left:0pt;margin-left:112.2pt;margin-top:30.05pt;height:0pt;width:368.5pt;mso-position-horizontal-relative:page;z-index:-251654144;mso-width-relative:page;mso-height-relative:page;" coordsize="21600,21600">
+            <v:path arrowok="t"/>
+            <v:fill focussize="0,0"/>
+            <v:stroke weight="0.935984251968504pt"/>
+            <v:imagedata o:title=""/>
+            <o:lock v:ext="edit"/>
           </v:line>
         </w:pict>
       </w:r>
       <w:r>
-        <w:pict w14:anchorId="77A81C5F">
-          <v:shapetype id="_x0000_t202" coordsize="21600,21600" o:spt="202" path="m,l,21600r21600,l21600,xe">
-            <v:stroke joinstyle="miter"/>
-            <v:path gradientshapeok="t" o:connecttype="rect"/>
-          </v:shapetype>
-          <v:shape id="_x0000_s2052" type="#_x0000_t202" style="position:absolute;left:0;text-align:left;margin-left:112.2pt;margin-top:48.2pt;width:368.55pt;height:633.1pt;z-index:251656704;mso-position-horizontal-relative:page;mso-width-relative:page;mso-height-relative:page" filled="f" stroked="f">
-            <v:textbox inset="0,0,0,0">
+        <w:pict>
+          <v:shape id="_x0000_s2052" o:spid="_x0000_s2052" o:spt="202" type="#_x0000_t202" style="position:absolute;left:0pt;margin-left:112.2pt;margin-top:48.2pt;height:633.1pt;width:368.55pt;mso-position-horizontal-relative:page;z-index:251661312;mso-width-relative:page;mso-height-relative:page;" filled="f" stroked="f" coordsize="21600,21600">
+            <v:path/>
+            <v:fill on="f" focussize="0,0"/>
+            <v:stroke on="f" joinstyle="miter"/>
+            <v:imagedata o:title=""/>
+            <o:lock v:ext="edit"/>
+            <v:textbox inset="0mm,0mm,0mm,0mm">
               <w:txbxContent>
                 <w:tbl>
                   <w:tblPr>
+                    <w:tblStyle w:val="8"/>
                     <w:tblW w:w="0" w:type="auto"/>
                     <w:tblInd w:w="7" w:type="dxa"/>
                     <w:tblLayout w:type="fixed"/>
                     <w:tblCellMar>
+                      <w:top w:w="0" w:type="dxa"/>
                       <w:left w:w="0" w:type="dxa"/>
+                      <w:bottom w:w="0" w:type="dxa"/>
                       <w:right w:w="0" w:type="dxa"/>
                     </w:tblCellMar>
-                    <w:tblLook w:val="04A0" w:firstRow="1" w:lastRow="0" w:firstColumn="1" w:lastColumn="0" w:noHBand="0" w:noVBand="1"/>
                   </w:tblPr>
                   <w:tblGrid>
                     <w:gridCol w:w="4040"/>
@@ -3436,19 +3326,27 @@
                     <w:gridCol w:w="1170"/>
                   </w:tblGrid>
                   <w:tr>
+                    <w:tblPrEx>
+                      <w:tblCellMar>
+                        <w:top w:w="0" w:type="dxa"/>
+                        <w:left w:w="0" w:type="dxa"/>
+                        <w:bottom w:w="0" w:type="dxa"/>
+                        <w:right w:w="0" w:type="dxa"/>
+                      </w:tblCellMar>
+                    </w:tblPrEx>
                     <w:trPr>
-                      <w:trHeight w:val="350"/>
+                      <w:trHeight w:val="350" w:hRule="atLeast"/>
                     </w:trPr>
                     <w:tc>
                       <w:tcPr>
                         <w:tcW w:w="4040" w:type="dxa"/>
                         <w:tcBorders>
-                          <w:bottom w:val="single" w:sz="6" w:space="0" w:color="000000"/>
+                          <w:bottom w:val="single" w:color="000000" w:sz="6" w:space="0"/>
                         </w:tcBorders>
                       </w:tcPr>
                       <w:p>
                         <w:pPr>
-                          <w:pStyle w:val="TableParagraph"/>
+                          <w:pStyle w:val="14"/>
                           <w:spacing w:before="0"/>
                           <w:ind w:right="0"/>
                           <w:jc w:val="left"/>
@@ -3459,12 +3357,12 @@
                       <w:tcPr>
                         <w:tcW w:w="2159" w:type="dxa"/>
                         <w:tcBorders>
-                          <w:bottom w:val="single" w:sz="6" w:space="0" w:color="000000"/>
+                          <w:bottom w:val="single" w:color="000000" w:sz="6" w:space="0"/>
                         </w:tcBorders>
                       </w:tcPr>
                       <w:p>
                         <w:pPr>
-                          <w:pStyle w:val="TableParagraph"/>
+                          <w:pStyle w:val="14"/>
                           <w:spacing w:before="0" w:line="273" w:lineRule="exact"/>
                           <w:ind w:left="1047" w:right="0"/>
                           <w:jc w:val="left"/>
@@ -3484,12 +3382,12 @@
                       <w:tcPr>
                         <w:tcW w:w="1170" w:type="dxa"/>
                         <w:tcBorders>
-                          <w:bottom w:val="single" w:sz="6" w:space="0" w:color="000000"/>
+                          <w:bottom w:val="single" w:color="000000" w:sz="6" w:space="0"/>
                         </w:tcBorders>
                       </w:tcPr>
                       <w:p>
                         <w:pPr>
-                          <w:pStyle w:val="TableParagraph"/>
+                          <w:pStyle w:val="14"/>
                           <w:spacing w:before="0" w:line="273" w:lineRule="exact"/>
                           <w:ind w:left="96"/>
                           <w:rPr>
@@ -3506,19 +3404,27 @@
                     </w:tc>
                   </w:tr>
                   <w:tr>
+                    <w:tblPrEx>
+                      <w:tblCellMar>
+                        <w:top w:w="0" w:type="dxa"/>
+                        <w:left w:w="0" w:type="dxa"/>
+                        <w:bottom w:w="0" w:type="dxa"/>
+                        <w:right w:w="0" w:type="dxa"/>
+                      </w:tblCellMar>
+                    </w:tblPrEx>
                     <w:trPr>
-                      <w:trHeight w:val="645"/>
+                      <w:trHeight w:val="645" w:hRule="atLeast"/>
                     </w:trPr>
                     <w:tc>
                       <w:tcPr>
                         <w:tcW w:w="4040" w:type="dxa"/>
                         <w:tcBorders>
-                          <w:top w:val="single" w:sz="6" w:space="0" w:color="000000"/>
+                          <w:top w:val="single" w:color="000000" w:sz="6" w:space="0"/>
                         </w:tcBorders>
                       </w:tcPr>
                       <w:p>
                         <w:pPr>
-                          <w:pStyle w:val="TableParagraph"/>
+                          <w:pStyle w:val="14"/>
                           <w:spacing w:before="50"/>
                           <w:ind w:left="1591" w:right="841"/>
                           <w:rPr>
@@ -3536,7 +3442,7 @@
                       </w:p>
                       <w:p>
                         <w:pPr>
-                          <w:pStyle w:val="TableParagraph"/>
+                          <w:pStyle w:val="14"/>
                           <w:spacing w:before="23"/>
                           <w:ind w:left="1591" w:right="841"/>
                           <w:rPr>
@@ -3555,12 +3461,12 @@
                       <w:tcPr>
                         <w:tcW w:w="2159" w:type="dxa"/>
                         <w:tcBorders>
-                          <w:top w:val="single" w:sz="6" w:space="0" w:color="000000"/>
+                          <w:top w:val="single" w:color="000000" w:sz="6" w:space="0"/>
                         </w:tcBorders>
                       </w:tcPr>
                       <w:p>
                         <w:pPr>
-                          <w:pStyle w:val="TableParagraph"/>
+                          <w:pStyle w:val="14"/>
                           <w:spacing w:before="4"/>
                           <w:ind w:right="0"/>
                           <w:jc w:val="left"/>
@@ -3571,7 +3477,7 @@
                       </w:p>
                       <w:p>
                         <w:pPr>
-                          <w:pStyle w:val="TableParagraph"/>
+                          <w:pStyle w:val="14"/>
                           <w:spacing w:before="0"/>
                           <w:ind w:right="233"/>
                           <w:jc w:val="right"/>
@@ -3592,12 +3498,12 @@
                       <w:tcPr>
                         <w:tcW w:w="1170" w:type="dxa"/>
                         <w:tcBorders>
-                          <w:top w:val="single" w:sz="6" w:space="0" w:color="000000"/>
+                          <w:top w:val="single" w:color="000000" w:sz="6" w:space="0"/>
                         </w:tcBorders>
                       </w:tcPr>
                       <w:p>
                         <w:pPr>
-                          <w:pStyle w:val="TableParagraph"/>
+                          <w:pStyle w:val="14"/>
                           <w:spacing w:before="4"/>
                           <w:ind w:right="0"/>
                           <w:jc w:val="left"/>
@@ -3608,7 +3514,7 @@
                       </w:p>
                       <w:p>
                         <w:pPr>
-                          <w:pStyle w:val="TableParagraph"/>
+                          <w:pStyle w:val="14"/>
                           <w:spacing w:before="0"/>
                           <w:ind w:left="96"/>
                           <w:rPr>
@@ -3625,8 +3531,16 @@
                     </w:tc>
                   </w:tr>
                   <w:tr>
+                    <w:tblPrEx>
+                      <w:tblCellMar>
+                        <w:top w:w="0" w:type="dxa"/>
+                        <w:left w:w="0" w:type="dxa"/>
+                        <w:bottom w:w="0" w:type="dxa"/>
+                        <w:right w:w="0" w:type="dxa"/>
+                      </w:tblCellMar>
+                    </w:tblPrEx>
                     <w:trPr>
-                      <w:trHeight w:val="298"/>
+                      <w:trHeight w:val="298" w:hRule="atLeast"/>
                     </w:trPr>
                     <w:tc>
                       <w:tcPr>
@@ -3634,7 +3548,7 @@
                       </w:tcPr>
                       <w:p>
                         <w:pPr>
-                          <w:pStyle w:val="TableParagraph"/>
+                          <w:pStyle w:val="14"/>
                           <w:ind w:left="1591" w:right="841"/>
                           <w:rPr>
                             <w:sz w:val="24"/>
@@ -3654,7 +3568,7 @@
                       </w:tcPr>
                       <w:p>
                         <w:pPr>
-                          <w:pStyle w:val="TableParagraph"/>
+                          <w:pStyle w:val="14"/>
                           <w:ind w:right="233"/>
                           <w:jc w:val="right"/>
                           <w:rPr>
@@ -3676,7 +3590,7 @@
                       </w:tcPr>
                       <w:p>
                         <w:pPr>
-                          <w:pStyle w:val="TableParagraph"/>
+                          <w:pStyle w:val="14"/>
                           <w:ind w:left="96"/>
                           <w:rPr>
                             <w:sz w:val="24"/>
@@ -3692,8 +3606,16 @@
                     </w:tc>
                   </w:tr>
                   <w:tr>
+                    <w:tblPrEx>
+                      <w:tblCellMar>
+                        <w:top w:w="0" w:type="dxa"/>
+                        <w:left w:w="0" w:type="dxa"/>
+                        <w:bottom w:w="0" w:type="dxa"/>
+                        <w:right w:w="0" w:type="dxa"/>
+                      </w:tblCellMar>
+                    </w:tblPrEx>
                     <w:trPr>
-                      <w:trHeight w:val="298"/>
+                      <w:trHeight w:val="298" w:hRule="atLeast"/>
                     </w:trPr>
                     <w:tc>
                       <w:tcPr>
@@ -3701,7 +3623,7 @@
                       </w:tcPr>
                       <w:p>
                         <w:pPr>
-                          <w:pStyle w:val="TableParagraph"/>
+                          <w:pStyle w:val="14"/>
                           <w:ind w:left="1591" w:right="841"/>
                           <w:rPr>
                             <w:sz w:val="24"/>
@@ -3721,7 +3643,7 @@
                       </w:tcPr>
                       <w:p>
                         <w:pPr>
-                          <w:pStyle w:val="TableParagraph"/>
+                          <w:pStyle w:val="14"/>
                           <w:ind w:right="233"/>
                           <w:jc w:val="right"/>
                           <w:rPr>
@@ -3743,7 +3665,7 @@
                       </w:tcPr>
                       <w:p>
                         <w:pPr>
-                          <w:pStyle w:val="TableParagraph"/>
+                          <w:pStyle w:val="14"/>
                           <w:ind w:left="96"/>
                           <w:rPr>
                             <w:sz w:val="24"/>
@@ -3759,8 +3681,16 @@
                     </w:tc>
                   </w:tr>
                   <w:tr>
+                    <w:tblPrEx>
+                      <w:tblCellMar>
+                        <w:top w:w="0" w:type="dxa"/>
+                        <w:left w:w="0" w:type="dxa"/>
+                        <w:bottom w:w="0" w:type="dxa"/>
+                        <w:right w:w="0" w:type="dxa"/>
+                      </w:tblCellMar>
+                    </w:tblPrEx>
                     <w:trPr>
-                      <w:trHeight w:val="298"/>
+                      <w:trHeight w:val="298" w:hRule="atLeast"/>
                     </w:trPr>
                     <w:tc>
                       <w:tcPr>
@@ -3768,7 +3698,7 @@
                       </w:tcPr>
                       <w:p>
                         <w:pPr>
-                          <w:pStyle w:val="TableParagraph"/>
+                          <w:pStyle w:val="14"/>
                           <w:ind w:left="1591" w:right="841"/>
                           <w:rPr>
                             <w:sz w:val="24"/>
@@ -3788,7 +3718,7 @@
                       </w:tcPr>
                       <w:p>
                         <w:pPr>
-                          <w:pStyle w:val="TableParagraph"/>
+                          <w:pStyle w:val="14"/>
                           <w:ind w:right="233"/>
                           <w:jc w:val="right"/>
                           <w:rPr>
@@ -3810,7 +3740,7 @@
                       </w:tcPr>
                       <w:p>
                         <w:pPr>
-                          <w:pStyle w:val="TableParagraph"/>
+                          <w:pStyle w:val="14"/>
                           <w:ind w:left="96"/>
                           <w:rPr>
                             <w:sz w:val="24"/>
@@ -3826,8 +3756,16 @@
                     </w:tc>
                   </w:tr>
                   <w:tr>
+                    <w:tblPrEx>
+                      <w:tblCellMar>
+                        <w:top w:w="0" w:type="dxa"/>
+                        <w:left w:w="0" w:type="dxa"/>
+                        <w:bottom w:w="0" w:type="dxa"/>
+                        <w:right w:w="0" w:type="dxa"/>
+                      </w:tblCellMar>
+                    </w:tblPrEx>
                     <w:trPr>
-                      <w:trHeight w:val="298"/>
+                      <w:trHeight w:val="298" w:hRule="atLeast"/>
                     </w:trPr>
                     <w:tc>
                       <w:tcPr>
@@ -3835,7 +3773,7 @@
                       </w:tcPr>
                       <w:p>
                         <w:pPr>
-                          <w:pStyle w:val="TableParagraph"/>
+                          <w:pStyle w:val="14"/>
                           <w:ind w:left="1591" w:right="841"/>
                           <w:rPr>
                             <w:sz w:val="24"/>
@@ -3855,7 +3793,7 @@
                       </w:tcPr>
                       <w:p>
                         <w:pPr>
-                          <w:pStyle w:val="TableParagraph"/>
+                          <w:pStyle w:val="14"/>
                           <w:ind w:right="114"/>
                           <w:jc w:val="right"/>
                           <w:rPr>
@@ -3876,7 +3814,7 @@
                       </w:tcPr>
                       <w:p>
                         <w:pPr>
-                          <w:pStyle w:val="TableParagraph"/>
+                          <w:pStyle w:val="14"/>
                           <w:ind w:left="96"/>
                           <w:rPr>
                             <w:sz w:val="24"/>
@@ -3892,8 +3830,16 @@
                     </w:tc>
                   </w:tr>
                   <w:tr>
+                    <w:tblPrEx>
+                      <w:tblCellMar>
+                        <w:top w:w="0" w:type="dxa"/>
+                        <w:left w:w="0" w:type="dxa"/>
+                        <w:bottom w:w="0" w:type="dxa"/>
+                        <w:right w:w="0" w:type="dxa"/>
+                      </w:tblCellMar>
+                    </w:tblPrEx>
                     <w:trPr>
-                      <w:trHeight w:val="298"/>
+                      <w:trHeight w:val="298" w:hRule="atLeast"/>
                     </w:trPr>
                     <w:tc>
                       <w:tcPr>
@@ -3901,7 +3847,7 @@
                       </w:tcPr>
                       <w:p>
                         <w:pPr>
-                          <w:pStyle w:val="TableParagraph"/>
+                          <w:pStyle w:val="14"/>
                           <w:ind w:left="1591" w:right="841"/>
                           <w:rPr>
                             <w:sz w:val="24"/>
@@ -3921,7 +3867,7 @@
                       </w:tcPr>
                       <w:p>
                         <w:pPr>
-                          <w:pStyle w:val="TableParagraph"/>
+                          <w:pStyle w:val="14"/>
                           <w:ind w:right="114"/>
                           <w:jc w:val="right"/>
                           <w:rPr>
@@ -3942,7 +3888,7 @@
                       </w:tcPr>
                       <w:p>
                         <w:pPr>
-                          <w:pStyle w:val="TableParagraph"/>
+                          <w:pStyle w:val="14"/>
                           <w:ind w:left="96"/>
                           <w:rPr>
                             <w:sz w:val="24"/>
@@ -3958,8 +3904,16 @@
                     </w:tc>
                   </w:tr>
                   <w:tr>
+                    <w:tblPrEx>
+                      <w:tblCellMar>
+                        <w:top w:w="0" w:type="dxa"/>
+                        <w:left w:w="0" w:type="dxa"/>
+                        <w:bottom w:w="0" w:type="dxa"/>
+                        <w:right w:w="0" w:type="dxa"/>
+                      </w:tblCellMar>
+                    </w:tblPrEx>
                     <w:trPr>
-                      <w:trHeight w:val="298"/>
+                      <w:trHeight w:val="298" w:hRule="atLeast"/>
                     </w:trPr>
                     <w:tc>
                       <w:tcPr>
@@ -3967,7 +3921,7 @@
                       </w:tcPr>
                       <w:p>
                         <w:pPr>
-                          <w:pStyle w:val="TableParagraph"/>
+                          <w:pStyle w:val="14"/>
                           <w:ind w:left="1591" w:right="841"/>
                           <w:rPr>
                             <w:sz w:val="24"/>
@@ -3987,7 +3941,7 @@
                       </w:tcPr>
                       <w:p>
                         <w:pPr>
-                          <w:pStyle w:val="TableParagraph"/>
+                          <w:pStyle w:val="14"/>
                           <w:ind w:right="114"/>
                           <w:jc w:val="right"/>
                           <w:rPr>
@@ -4008,7 +3962,7 @@
                       </w:tcPr>
                       <w:p>
                         <w:pPr>
-                          <w:pStyle w:val="TableParagraph"/>
+                          <w:pStyle w:val="14"/>
                           <w:ind w:left="96"/>
                           <w:rPr>
                             <w:sz w:val="24"/>
@@ -4024,8 +3978,16 @@
                     </w:tc>
                   </w:tr>
                   <w:tr>
+                    <w:tblPrEx>
+                      <w:tblCellMar>
+                        <w:top w:w="0" w:type="dxa"/>
+                        <w:left w:w="0" w:type="dxa"/>
+                        <w:bottom w:w="0" w:type="dxa"/>
+                        <w:right w:w="0" w:type="dxa"/>
+                      </w:tblCellMar>
+                    </w:tblPrEx>
                     <w:trPr>
-                      <w:trHeight w:val="298"/>
+                      <w:trHeight w:val="298" w:hRule="atLeast"/>
                     </w:trPr>
                     <w:tc>
                       <w:tcPr>
@@ -4033,7 +3995,7 @@
                       </w:tcPr>
                       <w:p>
                         <w:pPr>
-                          <w:pStyle w:val="TableParagraph"/>
+                          <w:pStyle w:val="14"/>
                           <w:ind w:left="1591" w:right="841"/>
                           <w:rPr>
                             <w:sz w:val="24"/>
@@ -4053,7 +4015,7 @@
                       </w:tcPr>
                       <w:p>
                         <w:pPr>
-                          <w:pStyle w:val="TableParagraph"/>
+                          <w:pStyle w:val="14"/>
                           <w:ind w:right="114"/>
                           <w:jc w:val="right"/>
                           <w:rPr>
@@ -4074,7 +4036,7 @@
                       </w:tcPr>
                       <w:p>
                         <w:pPr>
-                          <w:pStyle w:val="TableParagraph"/>
+                          <w:pStyle w:val="14"/>
                           <w:ind w:left="96"/>
                           <w:rPr>
                             <w:sz w:val="24"/>
@@ -4090,8 +4052,16 @@
                     </w:tc>
                   </w:tr>
                   <w:tr>
+                    <w:tblPrEx>
+                      <w:tblCellMar>
+                        <w:top w:w="0" w:type="dxa"/>
+                        <w:left w:w="0" w:type="dxa"/>
+                        <w:bottom w:w="0" w:type="dxa"/>
+                        <w:right w:w="0" w:type="dxa"/>
+                      </w:tblCellMar>
+                    </w:tblPrEx>
                     <w:trPr>
-                      <w:trHeight w:val="298"/>
+                      <w:trHeight w:val="298" w:hRule="atLeast"/>
                     </w:trPr>
                     <w:tc>
                       <w:tcPr>
@@ -4099,7 +4069,7 @@
                       </w:tcPr>
                       <w:p>
                         <w:pPr>
-                          <w:pStyle w:val="TableParagraph"/>
+                          <w:pStyle w:val="14"/>
                           <w:ind w:left="1591" w:right="841"/>
                           <w:rPr>
                             <w:sz w:val="24"/>
@@ -4119,7 +4089,7 @@
                       </w:tcPr>
                       <w:p>
                         <w:pPr>
-                          <w:pStyle w:val="TableParagraph"/>
+                          <w:pStyle w:val="14"/>
                           <w:ind w:right="233"/>
                           <w:jc w:val="right"/>
                           <w:rPr>
@@ -4141,7 +4111,7 @@
                       </w:tcPr>
                       <w:p>
                         <w:pPr>
-                          <w:pStyle w:val="TableParagraph"/>
+                          <w:pStyle w:val="14"/>
                           <w:ind w:left="96"/>
                           <w:rPr>
                             <w:sz w:val="24"/>
@@ -4157,8 +4127,16 @@
                     </w:tc>
                   </w:tr>
                   <w:tr>
+                    <w:tblPrEx>
+                      <w:tblCellMar>
+                        <w:top w:w="0" w:type="dxa"/>
+                        <w:left w:w="0" w:type="dxa"/>
+                        <w:bottom w:w="0" w:type="dxa"/>
+                        <w:right w:w="0" w:type="dxa"/>
+                      </w:tblCellMar>
+                    </w:tblPrEx>
                     <w:trPr>
-                      <w:trHeight w:val="298"/>
+                      <w:trHeight w:val="298" w:hRule="atLeast"/>
                     </w:trPr>
                     <w:tc>
                       <w:tcPr>
@@ -4166,7 +4144,7 @@
                       </w:tcPr>
                       <w:p>
                         <w:pPr>
-                          <w:pStyle w:val="TableParagraph"/>
+                          <w:pStyle w:val="14"/>
                           <w:ind w:left="1591" w:right="841"/>
                           <w:rPr>
                             <w:sz w:val="24"/>
@@ -4186,7 +4164,7 @@
                       </w:tcPr>
                       <w:p>
                         <w:pPr>
-                          <w:pStyle w:val="TableParagraph"/>
+                          <w:pStyle w:val="14"/>
                           <w:ind w:right="233"/>
                           <w:jc w:val="right"/>
                           <w:rPr>
@@ -4208,7 +4186,7 @@
                       </w:tcPr>
                       <w:p>
                         <w:pPr>
-                          <w:pStyle w:val="TableParagraph"/>
+                          <w:pStyle w:val="14"/>
                           <w:ind w:left="96"/>
                           <w:rPr>
                             <w:sz w:val="24"/>
@@ -4224,8 +4202,16 @@
                     </w:tc>
                   </w:tr>
                   <w:tr>
+                    <w:tblPrEx>
+                      <w:tblCellMar>
+                        <w:top w:w="0" w:type="dxa"/>
+                        <w:left w:w="0" w:type="dxa"/>
+                        <w:bottom w:w="0" w:type="dxa"/>
+                        <w:right w:w="0" w:type="dxa"/>
+                      </w:tblCellMar>
+                    </w:tblPrEx>
                     <w:trPr>
-                      <w:trHeight w:val="298"/>
+                      <w:trHeight w:val="298" w:hRule="atLeast"/>
                     </w:trPr>
                     <w:tc>
                       <w:tcPr>
@@ -4233,7 +4219,7 @@
                       </w:tcPr>
                       <w:p>
                         <w:pPr>
-                          <w:pStyle w:val="TableParagraph"/>
+                          <w:pStyle w:val="14"/>
                           <w:ind w:left="1591" w:right="841"/>
                           <w:rPr>
                             <w:sz w:val="24"/>
@@ -4253,7 +4239,7 @@
                       </w:tcPr>
                       <w:p>
                         <w:pPr>
-                          <w:pStyle w:val="TableParagraph"/>
+                          <w:pStyle w:val="14"/>
                           <w:ind w:right="233"/>
                           <w:jc w:val="right"/>
                           <w:rPr>
@@ -4275,7 +4261,7 @@
                       </w:tcPr>
                       <w:p>
                         <w:pPr>
-                          <w:pStyle w:val="TableParagraph"/>
+                          <w:pStyle w:val="14"/>
                           <w:ind w:left="96"/>
                           <w:rPr>
                             <w:sz w:val="24"/>
@@ -4291,8 +4277,16 @@
                     </w:tc>
                   </w:tr>
                   <w:tr>
+                    <w:tblPrEx>
+                      <w:tblCellMar>
+                        <w:top w:w="0" w:type="dxa"/>
+                        <w:left w:w="0" w:type="dxa"/>
+                        <w:bottom w:w="0" w:type="dxa"/>
+                        <w:right w:w="0" w:type="dxa"/>
+                      </w:tblCellMar>
+                    </w:tblPrEx>
                     <w:trPr>
-                      <w:trHeight w:val="298"/>
+                      <w:trHeight w:val="298" w:hRule="atLeast"/>
                     </w:trPr>
                     <w:tc>
                       <w:tcPr>
@@ -4300,7 +4294,7 @@
                       </w:tcPr>
                       <w:p>
                         <w:pPr>
-                          <w:pStyle w:val="TableParagraph"/>
+                          <w:pStyle w:val="14"/>
                           <w:ind w:left="1591" w:right="841"/>
                           <w:rPr>
                             <w:sz w:val="24"/>
@@ -4320,7 +4314,7 @@
                       </w:tcPr>
                       <w:p>
                         <w:pPr>
-                          <w:pStyle w:val="TableParagraph"/>
+                          <w:pStyle w:val="14"/>
                           <w:ind w:right="233"/>
                           <w:jc w:val="right"/>
                           <w:rPr>
@@ -4342,7 +4336,7 @@
                       </w:tcPr>
                       <w:p>
                         <w:pPr>
-                          <w:pStyle w:val="TableParagraph"/>
+                          <w:pStyle w:val="14"/>
                           <w:ind w:left="96"/>
                           <w:rPr>
                             <w:sz w:val="24"/>
@@ -4358,8 +4352,16 @@
                     </w:tc>
                   </w:tr>
                   <w:tr>
+                    <w:tblPrEx>
+                      <w:tblCellMar>
+                        <w:top w:w="0" w:type="dxa"/>
+                        <w:left w:w="0" w:type="dxa"/>
+                        <w:bottom w:w="0" w:type="dxa"/>
+                        <w:right w:w="0" w:type="dxa"/>
+                      </w:tblCellMar>
+                    </w:tblPrEx>
                     <w:trPr>
-                      <w:trHeight w:val="298"/>
+                      <w:trHeight w:val="298" w:hRule="atLeast"/>
                     </w:trPr>
                     <w:tc>
                       <w:tcPr>
@@ -4367,7 +4369,7 @@
                       </w:tcPr>
                       <w:p>
                         <w:pPr>
-                          <w:pStyle w:val="TableParagraph"/>
+                          <w:pStyle w:val="14"/>
                           <w:ind w:left="1591" w:right="841"/>
                           <w:rPr>
                             <w:sz w:val="24"/>
@@ -4387,7 +4389,7 @@
                       </w:tcPr>
                       <w:p>
                         <w:pPr>
-                          <w:pStyle w:val="TableParagraph"/>
+                          <w:pStyle w:val="14"/>
                           <w:ind w:right="233"/>
                           <w:jc w:val="right"/>
                           <w:rPr>
@@ -4409,7 +4411,7 @@
                       </w:tcPr>
                       <w:p>
                         <w:pPr>
-                          <w:pStyle w:val="TableParagraph"/>
+                          <w:pStyle w:val="14"/>
                           <w:ind w:left="96"/>
                           <w:rPr>
                             <w:sz w:val="24"/>
@@ -4425,8 +4427,16 @@
                     </w:tc>
                   </w:tr>
                   <w:tr>
+                    <w:tblPrEx>
+                      <w:tblCellMar>
+                        <w:top w:w="0" w:type="dxa"/>
+                        <w:left w:w="0" w:type="dxa"/>
+                        <w:bottom w:w="0" w:type="dxa"/>
+                        <w:right w:w="0" w:type="dxa"/>
+                      </w:tblCellMar>
+                    </w:tblPrEx>
                     <w:trPr>
-                      <w:trHeight w:val="298"/>
+                      <w:trHeight w:val="298" w:hRule="atLeast"/>
                     </w:trPr>
                     <w:tc>
                       <w:tcPr>
@@ -4434,7 +4444,7 @@
                       </w:tcPr>
                       <w:p>
                         <w:pPr>
-                          <w:pStyle w:val="TableParagraph"/>
+                          <w:pStyle w:val="14"/>
                           <w:ind w:left="1591" w:right="841"/>
                           <w:rPr>
                             <w:sz w:val="24"/>
@@ -4454,7 +4464,7 @@
                       </w:tcPr>
                       <w:p>
                         <w:pPr>
-                          <w:pStyle w:val="TableParagraph"/>
+                          <w:pStyle w:val="14"/>
                           <w:ind w:left="1046" w:right="0"/>
                           <w:jc w:val="left"/>
                           <w:rPr>
@@ -4475,7 +4485,7 @@
                       </w:tcPr>
                       <w:p>
                         <w:pPr>
-                          <w:pStyle w:val="TableParagraph"/>
+                          <w:pStyle w:val="14"/>
                           <w:ind w:left="2" w:right="0"/>
                           <w:rPr>
                             <w:sz w:val="24"/>
@@ -4492,8 +4502,16 @@
                     </w:tc>
                   </w:tr>
                   <w:tr>
+                    <w:tblPrEx>
+                      <w:tblCellMar>
+                        <w:top w:w="0" w:type="dxa"/>
+                        <w:left w:w="0" w:type="dxa"/>
+                        <w:bottom w:w="0" w:type="dxa"/>
+                        <w:right w:w="0" w:type="dxa"/>
+                      </w:tblCellMar>
+                    </w:tblPrEx>
                     <w:trPr>
-                      <w:trHeight w:val="294"/>
+                      <w:trHeight w:val="294" w:hRule="atLeast"/>
                     </w:trPr>
                     <w:tc>
                       <w:tcPr>
@@ -4501,7 +4519,7 @@
                       </w:tcPr>
                       <w:p>
                         <w:pPr>
-                          <w:pStyle w:val="TableParagraph"/>
+                          <w:pStyle w:val="14"/>
                           <w:spacing w:line="272" w:lineRule="exact"/>
                           <w:ind w:left="1591" w:right="841"/>
                           <w:rPr>
@@ -4522,7 +4540,7 @@
                       </w:tcPr>
                       <w:p>
                         <w:pPr>
-                          <w:pStyle w:val="TableParagraph"/>
+                          <w:pStyle w:val="14"/>
                           <w:spacing w:line="272" w:lineRule="exact"/>
                           <w:ind w:left="1046" w:right="0"/>
                           <w:jc w:val="left"/>
@@ -4544,7 +4562,7 @@
                       </w:tcPr>
                       <w:p>
                         <w:pPr>
-                          <w:pStyle w:val="TableParagraph"/>
+                          <w:pStyle w:val="14"/>
                           <w:spacing w:line="272" w:lineRule="exact"/>
                           <w:ind w:left="2" w:right="0"/>
                           <w:rPr>
@@ -4562,8 +4580,16 @@
                     </w:tc>
                   </w:tr>
                   <w:tr>
+                    <w:tblPrEx>
+                      <w:tblCellMar>
+                        <w:top w:w="0" w:type="dxa"/>
+                        <w:left w:w="0" w:type="dxa"/>
+                        <w:bottom w:w="0" w:type="dxa"/>
+                        <w:right w:w="0" w:type="dxa"/>
+                      </w:tblCellMar>
+                    </w:tblPrEx>
                     <w:trPr>
-                      <w:trHeight w:val="602"/>
+                      <w:trHeight w:val="602" w:hRule="atLeast"/>
                     </w:trPr>
                     <w:tc>
                       <w:tcPr>
@@ -4571,7 +4597,7 @@
                       </w:tcPr>
                       <w:p>
                         <w:pPr>
-                          <w:pStyle w:val="TableParagraph"/>
+                          <w:pStyle w:val="14"/>
                           <w:spacing w:before="6"/>
                           <w:ind w:left="1591" w:right="841"/>
                           <w:rPr>
@@ -4589,7 +4615,7 @@
                       </w:p>
                       <w:p>
                         <w:pPr>
-                          <w:pStyle w:val="TableParagraph"/>
+                          <w:pStyle w:val="14"/>
                           <w:spacing w:before="23"/>
                           <w:ind w:left="1591" w:right="841"/>
                           <w:rPr>
@@ -4610,7 +4636,7 @@
                       </w:tcPr>
                       <w:p>
                         <w:pPr>
-                          <w:pStyle w:val="TableParagraph"/>
+                          <w:pStyle w:val="14"/>
                           <w:spacing w:before="6"/>
                           <w:ind w:right="0"/>
                           <w:jc w:val="left"/>
@@ -4621,7 +4647,7 @@
                       </w:p>
                       <w:p>
                         <w:pPr>
-                          <w:pStyle w:val="TableParagraph"/>
+                          <w:pStyle w:val="14"/>
                           <w:spacing w:before="0"/>
                           <w:ind w:left="1046" w:right="0"/>
                           <w:jc w:val="left"/>
@@ -4643,7 +4669,7 @@
                       </w:tcPr>
                       <w:p>
                         <w:pPr>
-                          <w:pStyle w:val="TableParagraph"/>
+                          <w:pStyle w:val="14"/>
                           <w:spacing w:before="6"/>
                           <w:ind w:right="0"/>
                           <w:jc w:val="left"/>
@@ -4654,7 +4680,7 @@
                       </w:p>
                       <w:p>
                         <w:pPr>
-                          <w:pStyle w:val="TableParagraph"/>
+                          <w:pStyle w:val="14"/>
                           <w:spacing w:before="0"/>
                           <w:ind w:left="2" w:right="0"/>
                           <w:rPr>
@@ -4672,8 +4698,16 @@
                     </w:tc>
                   </w:tr>
                   <w:tr>
+                    <w:tblPrEx>
+                      <w:tblCellMar>
+                        <w:top w:w="0" w:type="dxa"/>
+                        <w:left w:w="0" w:type="dxa"/>
+                        <w:bottom w:w="0" w:type="dxa"/>
+                        <w:right w:w="0" w:type="dxa"/>
+                      </w:tblCellMar>
+                    </w:tblPrEx>
                     <w:trPr>
-                      <w:trHeight w:val="298"/>
+                      <w:trHeight w:val="298" w:hRule="atLeast"/>
                     </w:trPr>
                     <w:tc>
                       <w:tcPr>
@@ -4681,7 +4715,7 @@
                       </w:tcPr>
                       <w:p>
                         <w:pPr>
-                          <w:pStyle w:val="TableParagraph"/>
+                          <w:pStyle w:val="14"/>
                           <w:ind w:left="1591" w:right="841"/>
                           <w:rPr>
                             <w:sz w:val="24"/>
@@ -4701,7 +4735,7 @@
                       </w:tcPr>
                       <w:p>
                         <w:pPr>
-                          <w:pStyle w:val="TableParagraph"/>
+                          <w:pStyle w:val="14"/>
                           <w:ind w:left="1395" w:right="0"/>
                           <w:jc w:val="left"/>
                           <w:rPr>
@@ -4723,7 +4757,7 @@
                       </w:tcPr>
                       <w:p>
                         <w:pPr>
-                          <w:pStyle w:val="TableParagraph"/>
+                          <w:pStyle w:val="14"/>
                           <w:ind w:left="96"/>
                           <w:rPr>
                             <w:sz w:val="24"/>
@@ -4739,8 +4773,16 @@
                     </w:tc>
                   </w:tr>
                   <w:tr>
+                    <w:tblPrEx>
+                      <w:tblCellMar>
+                        <w:top w:w="0" w:type="dxa"/>
+                        <w:left w:w="0" w:type="dxa"/>
+                        <w:bottom w:w="0" w:type="dxa"/>
+                        <w:right w:w="0" w:type="dxa"/>
+                      </w:tblCellMar>
+                    </w:tblPrEx>
                     <w:trPr>
-                      <w:trHeight w:val="298"/>
+                      <w:trHeight w:val="298" w:hRule="atLeast"/>
                     </w:trPr>
                     <w:tc>
                       <w:tcPr>
@@ -4748,7 +4790,7 @@
                       </w:tcPr>
                       <w:p>
                         <w:pPr>
-                          <w:pStyle w:val="TableParagraph"/>
+                          <w:pStyle w:val="14"/>
                           <w:ind w:left="1591" w:right="841"/>
                           <w:rPr>
                             <w:sz w:val="24"/>
@@ -4768,7 +4810,7 @@
                       </w:tcPr>
                       <w:p>
                         <w:pPr>
-                          <w:pStyle w:val="TableParagraph"/>
+                          <w:pStyle w:val="14"/>
                           <w:ind w:left="1046" w:right="0"/>
                           <w:jc w:val="left"/>
                           <w:rPr>
@@ -4789,7 +4831,7 @@
                       </w:tcPr>
                       <w:p>
                         <w:pPr>
-                          <w:pStyle w:val="TableParagraph"/>
+                          <w:pStyle w:val="14"/>
                           <w:ind w:left="96"/>
                           <w:rPr>
                             <w:sz w:val="24"/>
@@ -4805,8 +4847,16 @@
                     </w:tc>
                   </w:tr>
                   <w:tr>
+                    <w:tblPrEx>
+                      <w:tblCellMar>
+                        <w:top w:w="0" w:type="dxa"/>
+                        <w:left w:w="0" w:type="dxa"/>
+                        <w:bottom w:w="0" w:type="dxa"/>
+                        <w:right w:w="0" w:type="dxa"/>
+                      </w:tblCellMar>
+                    </w:tblPrEx>
                     <w:trPr>
-                      <w:trHeight w:val="298"/>
+                      <w:trHeight w:val="298" w:hRule="atLeast"/>
                     </w:trPr>
                     <w:tc>
                       <w:tcPr>
@@ -4814,7 +4864,7 @@
                       </w:tcPr>
                       <w:p>
                         <w:pPr>
-                          <w:pStyle w:val="TableParagraph"/>
+                          <w:pStyle w:val="14"/>
                           <w:ind w:left="1591" w:right="841"/>
                           <w:rPr>
                             <w:sz w:val="24"/>
@@ -4834,7 +4884,7 @@
                       </w:tcPr>
                       <w:p>
                         <w:pPr>
-                          <w:pStyle w:val="TableParagraph"/>
+                          <w:pStyle w:val="14"/>
                           <w:ind w:right="233"/>
                           <w:jc w:val="right"/>
                           <w:rPr>
@@ -4855,7 +4905,7 @@
                       </w:tcPr>
                       <w:p>
                         <w:pPr>
-                          <w:pStyle w:val="TableParagraph"/>
+                          <w:pStyle w:val="14"/>
                           <w:ind w:left="96"/>
                           <w:rPr>
                             <w:sz w:val="24"/>
@@ -4871,8 +4921,16 @@
                     </w:tc>
                   </w:tr>
                   <w:tr>
+                    <w:tblPrEx>
+                      <w:tblCellMar>
+                        <w:top w:w="0" w:type="dxa"/>
+                        <w:left w:w="0" w:type="dxa"/>
+                        <w:bottom w:w="0" w:type="dxa"/>
+                        <w:right w:w="0" w:type="dxa"/>
+                      </w:tblCellMar>
+                    </w:tblPrEx>
                     <w:trPr>
-                      <w:trHeight w:val="298"/>
+                      <w:trHeight w:val="298" w:hRule="atLeast"/>
                     </w:trPr>
                     <w:tc>
                       <w:tcPr>
@@ -4880,7 +4938,7 @@
                       </w:tcPr>
                       <w:p>
                         <w:pPr>
-                          <w:pStyle w:val="TableParagraph"/>
+                          <w:pStyle w:val="14"/>
                           <w:ind w:left="1591" w:right="841"/>
                           <w:rPr>
                             <w:sz w:val="24"/>
@@ -4900,7 +4958,7 @@
                       </w:tcPr>
                       <w:p>
                         <w:pPr>
-                          <w:pStyle w:val="TableParagraph"/>
+                          <w:pStyle w:val="14"/>
                           <w:ind w:right="173"/>
                           <w:jc w:val="right"/>
                           <w:rPr>
@@ -4922,7 +4980,7 @@
                       </w:tcPr>
                       <w:p>
                         <w:pPr>
-                          <w:pStyle w:val="TableParagraph"/>
+                          <w:pStyle w:val="14"/>
                           <w:ind w:left="2" w:right="0"/>
                           <w:rPr>
                             <w:sz w:val="24"/>
@@ -4939,8 +4997,16 @@
                     </w:tc>
                   </w:tr>
                   <w:tr>
+                    <w:tblPrEx>
+                      <w:tblCellMar>
+                        <w:top w:w="0" w:type="dxa"/>
+                        <w:left w:w="0" w:type="dxa"/>
+                        <w:bottom w:w="0" w:type="dxa"/>
+                        <w:right w:w="0" w:type="dxa"/>
+                      </w:tblCellMar>
+                    </w:tblPrEx>
                     <w:trPr>
-                      <w:trHeight w:val="298"/>
+                      <w:trHeight w:val="298" w:hRule="atLeast"/>
                     </w:trPr>
                     <w:tc>
                       <w:tcPr>
@@ -4948,7 +5014,7 @@
                       </w:tcPr>
                       <w:p>
                         <w:pPr>
-                          <w:pStyle w:val="TableParagraph"/>
+                          <w:pStyle w:val="14"/>
                           <w:ind w:left="1591" w:right="841"/>
                           <w:rPr>
                             <w:sz w:val="24"/>
@@ -4968,7 +5034,7 @@
                       </w:tcPr>
                       <w:p>
                         <w:pPr>
-                          <w:pStyle w:val="TableParagraph"/>
+                          <w:pStyle w:val="14"/>
                           <w:ind w:right="114"/>
                           <w:jc w:val="right"/>
                           <w:rPr>
@@ -4990,7 +5056,7 @@
                       </w:tcPr>
                       <w:p>
                         <w:pPr>
-                          <w:pStyle w:val="TableParagraph"/>
+                          <w:pStyle w:val="14"/>
                           <w:ind w:left="96"/>
                           <w:rPr>
                             <w:sz w:val="24"/>
@@ -5006,8 +5072,16 @@
                     </w:tc>
                   </w:tr>
                   <w:tr>
+                    <w:tblPrEx>
+                      <w:tblCellMar>
+                        <w:top w:w="0" w:type="dxa"/>
+                        <w:left w:w="0" w:type="dxa"/>
+                        <w:bottom w:w="0" w:type="dxa"/>
+                        <w:right w:w="0" w:type="dxa"/>
+                      </w:tblCellMar>
+                    </w:tblPrEx>
                     <w:trPr>
-                      <w:trHeight w:val="298"/>
+                      <w:trHeight w:val="298" w:hRule="atLeast"/>
                     </w:trPr>
                     <w:tc>
                       <w:tcPr>
@@ -5015,7 +5089,7 @@
                       </w:tcPr>
                       <w:p>
                         <w:pPr>
-                          <w:pStyle w:val="TableParagraph"/>
+                          <w:pStyle w:val="14"/>
                           <w:ind w:left="1591" w:right="841"/>
                           <w:rPr>
                             <w:sz w:val="24"/>
@@ -5035,7 +5109,7 @@
                       </w:tcPr>
                       <w:p>
                         <w:pPr>
-                          <w:pStyle w:val="TableParagraph"/>
+                          <w:pStyle w:val="14"/>
                           <w:ind w:right="114"/>
                           <w:jc w:val="right"/>
                           <w:rPr>
@@ -5057,7 +5131,7 @@
                       </w:tcPr>
                       <w:p>
                         <w:pPr>
-                          <w:pStyle w:val="TableParagraph"/>
+                          <w:pStyle w:val="14"/>
                           <w:ind w:left="96"/>
                           <w:rPr>
                             <w:sz w:val="24"/>
@@ -5073,8 +5147,16 @@
                     </w:tc>
                   </w:tr>
                   <w:tr>
+                    <w:tblPrEx>
+                      <w:tblCellMar>
+                        <w:top w:w="0" w:type="dxa"/>
+                        <w:left w:w="0" w:type="dxa"/>
+                        <w:bottom w:w="0" w:type="dxa"/>
+                        <w:right w:w="0" w:type="dxa"/>
+                      </w:tblCellMar>
+                    </w:tblPrEx>
                     <w:trPr>
-                      <w:trHeight w:val="298"/>
+                      <w:trHeight w:val="298" w:hRule="atLeast"/>
                     </w:trPr>
                     <w:tc>
                       <w:tcPr>
@@ -5082,7 +5164,7 @@
                       </w:tcPr>
                       <w:p>
                         <w:pPr>
-                          <w:pStyle w:val="TableParagraph"/>
+                          <w:pStyle w:val="14"/>
                           <w:ind w:left="1591" w:right="841"/>
                           <w:rPr>
                             <w:sz w:val="24"/>
@@ -5102,7 +5184,7 @@
                       </w:tcPr>
                       <w:p>
                         <w:pPr>
-                          <w:pStyle w:val="TableParagraph"/>
+                          <w:pStyle w:val="14"/>
                           <w:ind w:left="1046" w:right="0"/>
                           <w:jc w:val="left"/>
                           <w:rPr>
@@ -5123,7 +5205,7 @@
                       </w:tcPr>
                       <w:p>
                         <w:pPr>
-                          <w:pStyle w:val="TableParagraph"/>
+                          <w:pStyle w:val="14"/>
                           <w:ind w:left="96"/>
                           <w:rPr>
                             <w:sz w:val="24"/>
@@ -5139,8 +5221,16 @@
                     </w:tc>
                   </w:tr>
                   <w:tr>
+                    <w:tblPrEx>
+                      <w:tblCellMar>
+                        <w:top w:w="0" w:type="dxa"/>
+                        <w:left w:w="0" w:type="dxa"/>
+                        <w:bottom w:w="0" w:type="dxa"/>
+                        <w:right w:w="0" w:type="dxa"/>
+                      </w:tblCellMar>
+                    </w:tblPrEx>
                     <w:trPr>
-                      <w:trHeight w:val="298"/>
+                      <w:trHeight w:val="298" w:hRule="atLeast"/>
                     </w:trPr>
                     <w:tc>
                       <w:tcPr>
@@ -5148,7 +5238,7 @@
                       </w:tcPr>
                       <w:p>
                         <w:pPr>
-                          <w:pStyle w:val="TableParagraph"/>
+                          <w:pStyle w:val="14"/>
                           <w:ind w:left="1591" w:right="841"/>
                           <w:rPr>
                             <w:sz w:val="24"/>
@@ -5168,7 +5258,7 @@
                       </w:tcPr>
                       <w:p>
                         <w:pPr>
-                          <w:pStyle w:val="TableParagraph"/>
+                          <w:pStyle w:val="14"/>
                           <w:ind w:right="233"/>
                           <w:jc w:val="right"/>
                           <w:rPr>
@@ -5190,7 +5280,7 @@
                       </w:tcPr>
                       <w:p>
                         <w:pPr>
-                          <w:pStyle w:val="TableParagraph"/>
+                          <w:pStyle w:val="14"/>
                           <w:ind w:left="96"/>
                           <w:rPr>
                             <w:sz w:val="24"/>
@@ -5206,8 +5296,16 @@
                     </w:tc>
                   </w:tr>
                   <w:tr>
+                    <w:tblPrEx>
+                      <w:tblCellMar>
+                        <w:top w:w="0" w:type="dxa"/>
+                        <w:left w:w="0" w:type="dxa"/>
+                        <w:bottom w:w="0" w:type="dxa"/>
+                        <w:right w:w="0" w:type="dxa"/>
+                      </w:tblCellMar>
+                    </w:tblPrEx>
                     <w:trPr>
-                      <w:trHeight w:val="298"/>
+                      <w:trHeight w:val="298" w:hRule="atLeast"/>
                     </w:trPr>
                     <w:tc>
                       <w:tcPr>
@@ -5215,7 +5313,7 @@
                       </w:tcPr>
                       <w:p>
                         <w:pPr>
-                          <w:pStyle w:val="TableParagraph"/>
+                          <w:pStyle w:val="14"/>
                           <w:ind w:left="1591" w:right="841"/>
                           <w:rPr>
                             <w:sz w:val="24"/>
@@ -5235,7 +5333,7 @@
                       </w:tcPr>
                       <w:p>
                         <w:pPr>
-                          <w:pStyle w:val="TableParagraph"/>
+                          <w:pStyle w:val="14"/>
                           <w:ind w:right="114"/>
                           <w:jc w:val="right"/>
                           <w:rPr>
@@ -5256,7 +5354,7 @@
                       </w:tcPr>
                       <w:p>
                         <w:pPr>
-                          <w:pStyle w:val="TableParagraph"/>
+                          <w:pStyle w:val="14"/>
                           <w:ind w:left="96"/>
                           <w:rPr>
                             <w:sz w:val="24"/>
@@ -5272,8 +5370,16 @@
                     </w:tc>
                   </w:tr>
                   <w:tr>
+                    <w:tblPrEx>
+                      <w:tblCellMar>
+                        <w:top w:w="0" w:type="dxa"/>
+                        <w:left w:w="0" w:type="dxa"/>
+                        <w:bottom w:w="0" w:type="dxa"/>
+                        <w:right w:w="0" w:type="dxa"/>
+                      </w:tblCellMar>
+                    </w:tblPrEx>
                     <w:trPr>
-                      <w:trHeight w:val="298"/>
+                      <w:trHeight w:val="298" w:hRule="atLeast"/>
                     </w:trPr>
                     <w:tc>
                       <w:tcPr>
@@ -5281,7 +5387,7 @@
                       </w:tcPr>
                       <w:p>
                         <w:pPr>
-                          <w:pStyle w:val="TableParagraph"/>
+                          <w:pStyle w:val="14"/>
                           <w:ind w:left="1591" w:right="841"/>
                           <w:rPr>
                             <w:sz w:val="24"/>
@@ -5301,7 +5407,7 @@
                       </w:tcPr>
                       <w:p>
                         <w:pPr>
-                          <w:pStyle w:val="TableParagraph"/>
+                          <w:pStyle w:val="14"/>
                           <w:ind w:right="233"/>
                           <w:jc w:val="right"/>
                           <w:rPr>
@@ -5323,7 +5429,7 @@
                       </w:tcPr>
                       <w:p>
                         <w:pPr>
-                          <w:pStyle w:val="TableParagraph"/>
+                          <w:pStyle w:val="14"/>
                           <w:ind w:left="96"/>
                           <w:rPr>
                             <w:sz w:val="24"/>
@@ -5339,8 +5445,16 @@
                     </w:tc>
                   </w:tr>
                   <w:tr>
+                    <w:tblPrEx>
+                      <w:tblCellMar>
+                        <w:top w:w="0" w:type="dxa"/>
+                        <w:left w:w="0" w:type="dxa"/>
+                        <w:bottom w:w="0" w:type="dxa"/>
+                        <w:right w:w="0" w:type="dxa"/>
+                      </w:tblCellMar>
+                    </w:tblPrEx>
                     <w:trPr>
-                      <w:trHeight w:val="294"/>
+                      <w:trHeight w:val="294" w:hRule="atLeast"/>
                     </w:trPr>
                     <w:tc>
                       <w:tcPr>
@@ -5348,7 +5462,7 @@
                       </w:tcPr>
                       <w:p>
                         <w:pPr>
-                          <w:pStyle w:val="TableParagraph"/>
+                          <w:pStyle w:val="14"/>
                           <w:spacing w:line="272" w:lineRule="exact"/>
                           <w:ind w:left="1591" w:right="841"/>
                           <w:rPr>
@@ -5369,7 +5483,7 @@
                       </w:tcPr>
                       <w:p>
                         <w:pPr>
-                          <w:pStyle w:val="TableParagraph"/>
+                          <w:pStyle w:val="14"/>
                           <w:spacing w:line="272" w:lineRule="exact"/>
                           <w:ind w:right="173"/>
                           <w:jc w:val="right"/>
@@ -5391,7 +5505,7 @@
                       </w:tcPr>
                       <w:p>
                         <w:pPr>
-                          <w:pStyle w:val="TableParagraph"/>
+                          <w:pStyle w:val="14"/>
                           <w:spacing w:line="272" w:lineRule="exact"/>
                           <w:ind w:left="96"/>
                           <w:rPr>
@@ -5408,8 +5522,16 @@
                     </w:tc>
                   </w:tr>
                   <w:tr>
+                    <w:tblPrEx>
+                      <w:tblCellMar>
+                        <w:top w:w="0" w:type="dxa"/>
+                        <w:left w:w="0" w:type="dxa"/>
+                        <w:bottom w:w="0" w:type="dxa"/>
+                        <w:right w:w="0" w:type="dxa"/>
+                      </w:tblCellMar>
+                    </w:tblPrEx>
                     <w:trPr>
-                      <w:trHeight w:val="602"/>
+                      <w:trHeight w:val="602" w:hRule="atLeast"/>
                     </w:trPr>
                     <w:tc>
                       <w:tcPr>
@@ -5417,7 +5539,7 @@
                       </w:tcPr>
                       <w:p>
                         <w:pPr>
-                          <w:pStyle w:val="TableParagraph"/>
+                          <w:pStyle w:val="14"/>
                           <w:spacing w:before="6"/>
                           <w:ind w:left="1591" w:right="841"/>
                           <w:rPr>
@@ -5435,7 +5557,7 @@
                       </w:p>
                       <w:p>
                         <w:pPr>
-                          <w:pStyle w:val="TableParagraph"/>
+                          <w:pStyle w:val="14"/>
                           <w:spacing w:before="23"/>
                           <w:ind w:left="1591" w:right="841"/>
                           <w:rPr>
@@ -5456,7 +5578,7 @@
                       </w:tcPr>
                       <w:p>
                         <w:pPr>
-                          <w:pStyle w:val="TableParagraph"/>
+                          <w:pStyle w:val="14"/>
                           <w:spacing w:before="6"/>
                           <w:ind w:right="0"/>
                           <w:jc w:val="left"/>
@@ -5467,7 +5589,7 @@
                       </w:p>
                       <w:p>
                         <w:pPr>
-                          <w:pStyle w:val="TableParagraph"/>
+                          <w:pStyle w:val="14"/>
                           <w:spacing w:before="0"/>
                           <w:ind w:right="114"/>
                           <w:jc w:val="right"/>
@@ -5490,7 +5612,7 @@
                       </w:tcPr>
                       <w:p>
                         <w:pPr>
-                          <w:pStyle w:val="TableParagraph"/>
+                          <w:pStyle w:val="14"/>
                           <w:spacing w:before="6"/>
                           <w:ind w:right="0"/>
                           <w:jc w:val="left"/>
@@ -5501,7 +5623,7 @@
                       </w:p>
                       <w:p>
                         <w:pPr>
-                          <w:pStyle w:val="TableParagraph"/>
+                          <w:pStyle w:val="14"/>
                           <w:spacing w:before="0"/>
                           <w:ind w:left="96"/>
                           <w:rPr>
@@ -5518,8 +5640,16 @@
                     </w:tc>
                   </w:tr>
                   <w:tr>
+                    <w:tblPrEx>
+                      <w:tblCellMar>
+                        <w:top w:w="0" w:type="dxa"/>
+                        <w:left w:w="0" w:type="dxa"/>
+                        <w:bottom w:w="0" w:type="dxa"/>
+                        <w:right w:w="0" w:type="dxa"/>
+                      </w:tblCellMar>
+                    </w:tblPrEx>
                     <w:trPr>
-                      <w:trHeight w:val="298"/>
+                      <w:trHeight w:val="298" w:hRule="atLeast"/>
                     </w:trPr>
                     <w:tc>
                       <w:tcPr>
@@ -5527,7 +5657,7 @@
                       </w:tcPr>
                       <w:p>
                         <w:pPr>
-                          <w:pStyle w:val="TableParagraph"/>
+                          <w:pStyle w:val="14"/>
                           <w:ind w:left="1591" w:right="841"/>
                           <w:rPr>
                             <w:sz w:val="24"/>
@@ -5547,7 +5677,7 @@
                       </w:tcPr>
                       <w:p>
                         <w:pPr>
-                          <w:pStyle w:val="TableParagraph"/>
+                          <w:pStyle w:val="14"/>
                           <w:ind w:right="114"/>
                           <w:jc w:val="right"/>
                           <w:rPr>
@@ -5569,7 +5699,7 @@
                       </w:tcPr>
                       <w:p>
                         <w:pPr>
-                          <w:pStyle w:val="TableParagraph"/>
+                          <w:pStyle w:val="14"/>
                           <w:ind w:left="96"/>
                           <w:rPr>
                             <w:sz w:val="24"/>
@@ -5585,8 +5715,16 @@
                     </w:tc>
                   </w:tr>
                   <w:tr>
+                    <w:tblPrEx>
+                      <w:tblCellMar>
+                        <w:top w:w="0" w:type="dxa"/>
+                        <w:left w:w="0" w:type="dxa"/>
+                        <w:bottom w:w="0" w:type="dxa"/>
+                        <w:right w:w="0" w:type="dxa"/>
+                      </w:tblCellMar>
+                    </w:tblPrEx>
                     <w:trPr>
-                      <w:trHeight w:val="298"/>
+                      <w:trHeight w:val="298" w:hRule="atLeast"/>
                     </w:trPr>
                     <w:tc>
                       <w:tcPr>
@@ -5594,7 +5732,7 @@
                       </w:tcPr>
                       <w:p>
                         <w:pPr>
-                          <w:pStyle w:val="TableParagraph"/>
+                          <w:pStyle w:val="14"/>
                           <w:ind w:left="1591" w:right="841"/>
                           <w:rPr>
                             <w:sz w:val="24"/>
@@ -5614,7 +5752,7 @@
                       </w:tcPr>
                       <w:p>
                         <w:pPr>
-                          <w:pStyle w:val="TableParagraph"/>
+                          <w:pStyle w:val="14"/>
                           <w:ind w:right="233"/>
                           <w:jc w:val="right"/>
                           <w:rPr>
@@ -5636,7 +5774,7 @@
                       </w:tcPr>
                       <w:p>
                         <w:pPr>
-                          <w:pStyle w:val="TableParagraph"/>
+                          <w:pStyle w:val="14"/>
                           <w:ind w:left="96"/>
                           <w:rPr>
                             <w:sz w:val="24"/>
@@ -5652,8 +5790,16 @@
                     </w:tc>
                   </w:tr>
                   <w:tr>
+                    <w:tblPrEx>
+                      <w:tblCellMar>
+                        <w:top w:w="0" w:type="dxa"/>
+                        <w:left w:w="0" w:type="dxa"/>
+                        <w:bottom w:w="0" w:type="dxa"/>
+                        <w:right w:w="0" w:type="dxa"/>
+                      </w:tblCellMar>
+                    </w:tblPrEx>
                     <w:trPr>
-                      <w:trHeight w:val="298"/>
+                      <w:trHeight w:val="298" w:hRule="atLeast"/>
                     </w:trPr>
                     <w:tc>
                       <w:tcPr>
@@ -5661,7 +5807,7 @@
                       </w:tcPr>
                       <w:p>
                         <w:pPr>
-                          <w:pStyle w:val="TableParagraph"/>
+                          <w:pStyle w:val="14"/>
                           <w:ind w:left="1591" w:right="841"/>
                           <w:rPr>
                             <w:sz w:val="24"/>
@@ -5681,7 +5827,7 @@
                       </w:tcPr>
                       <w:p>
                         <w:pPr>
-                          <w:pStyle w:val="TableParagraph"/>
+                          <w:pStyle w:val="14"/>
                           <w:ind w:right="233"/>
                           <w:jc w:val="right"/>
                           <w:rPr>
@@ -5703,7 +5849,7 @@
                       </w:tcPr>
                       <w:p>
                         <w:pPr>
-                          <w:pStyle w:val="TableParagraph"/>
+                          <w:pStyle w:val="14"/>
                           <w:ind w:left="96"/>
                           <w:rPr>
                             <w:sz w:val="24"/>
@@ -5719,8 +5865,16 @@
                     </w:tc>
                   </w:tr>
                   <w:tr>
+                    <w:tblPrEx>
+                      <w:tblCellMar>
+                        <w:top w:w="0" w:type="dxa"/>
+                        <w:left w:w="0" w:type="dxa"/>
+                        <w:bottom w:w="0" w:type="dxa"/>
+                        <w:right w:w="0" w:type="dxa"/>
+                      </w:tblCellMar>
+                    </w:tblPrEx>
                     <w:trPr>
-                      <w:trHeight w:val="298"/>
+                      <w:trHeight w:val="298" w:hRule="atLeast"/>
                     </w:trPr>
                     <w:tc>
                       <w:tcPr>
@@ -5728,7 +5882,7 @@
                       </w:tcPr>
                       <w:p>
                         <w:pPr>
-                          <w:pStyle w:val="TableParagraph"/>
+                          <w:pStyle w:val="14"/>
                           <w:ind w:left="1591" w:right="841"/>
                           <w:rPr>
                             <w:sz w:val="24"/>
@@ -5748,7 +5902,7 @@
                       </w:tcPr>
                       <w:p>
                         <w:pPr>
-                          <w:pStyle w:val="TableParagraph"/>
+                          <w:pStyle w:val="14"/>
                           <w:ind w:right="233"/>
                           <w:jc w:val="right"/>
                           <w:rPr>
@@ -5770,7 +5924,7 @@
                       </w:tcPr>
                       <w:p>
                         <w:pPr>
-                          <w:pStyle w:val="TableParagraph"/>
+                          <w:pStyle w:val="14"/>
                           <w:ind w:left="96"/>
                           <w:rPr>
                             <w:sz w:val="24"/>
@@ -5786,8 +5940,16 @@
                     </w:tc>
                   </w:tr>
                   <w:tr>
+                    <w:tblPrEx>
+                      <w:tblCellMar>
+                        <w:top w:w="0" w:type="dxa"/>
+                        <w:left w:w="0" w:type="dxa"/>
+                        <w:bottom w:w="0" w:type="dxa"/>
+                        <w:right w:w="0" w:type="dxa"/>
+                      </w:tblCellMar>
+                    </w:tblPrEx>
                     <w:trPr>
-                      <w:trHeight w:val="298"/>
+                      <w:trHeight w:val="298" w:hRule="atLeast"/>
                     </w:trPr>
                     <w:tc>
                       <w:tcPr>
@@ -5795,7 +5957,7 @@
                       </w:tcPr>
                       <w:p>
                         <w:pPr>
-                          <w:pStyle w:val="TableParagraph"/>
+                          <w:pStyle w:val="14"/>
                           <w:ind w:left="1591" w:right="841"/>
                           <w:rPr>
                             <w:sz w:val="24"/>
@@ -5815,7 +5977,7 @@
                       </w:tcPr>
                       <w:p>
                         <w:pPr>
-                          <w:pStyle w:val="TableParagraph"/>
+                          <w:pStyle w:val="14"/>
                           <w:ind w:left="1046" w:right="0"/>
                           <w:jc w:val="left"/>
                           <w:rPr>
@@ -5836,7 +5998,7 @@
                       </w:tcPr>
                       <w:p>
                         <w:pPr>
-                          <w:pStyle w:val="TableParagraph"/>
+                          <w:pStyle w:val="14"/>
                           <w:ind w:left="96"/>
                           <w:rPr>
                             <w:sz w:val="24"/>
@@ -5852,8 +6014,16 @@
                     </w:tc>
                   </w:tr>
                   <w:tr>
+                    <w:tblPrEx>
+                      <w:tblCellMar>
+                        <w:top w:w="0" w:type="dxa"/>
+                        <w:left w:w="0" w:type="dxa"/>
+                        <w:bottom w:w="0" w:type="dxa"/>
+                        <w:right w:w="0" w:type="dxa"/>
+                      </w:tblCellMar>
+                    </w:tblPrEx>
                     <w:trPr>
-                      <w:trHeight w:val="298"/>
+                      <w:trHeight w:val="298" w:hRule="atLeast"/>
                     </w:trPr>
                     <w:tc>
                       <w:tcPr>
@@ -5861,7 +6031,7 @@
                       </w:tcPr>
                       <w:p>
                         <w:pPr>
-                          <w:pStyle w:val="TableParagraph"/>
+                          <w:pStyle w:val="14"/>
                           <w:ind w:left="1591" w:right="841"/>
                           <w:rPr>
                             <w:sz w:val="24"/>
@@ -5881,7 +6051,7 @@
                       </w:tcPr>
                       <w:p>
                         <w:pPr>
-                          <w:pStyle w:val="TableParagraph"/>
+                          <w:pStyle w:val="14"/>
                           <w:ind w:right="233"/>
                           <w:jc w:val="right"/>
                           <w:rPr>
@@ -5903,7 +6073,7 @@
                       </w:tcPr>
                       <w:p>
                         <w:pPr>
-                          <w:pStyle w:val="TableParagraph"/>
+                          <w:pStyle w:val="14"/>
                           <w:ind w:left="96"/>
                           <w:rPr>
                             <w:sz w:val="24"/>
@@ -5919,8 +6089,16 @@
                     </w:tc>
                   </w:tr>
                   <w:tr>
+                    <w:tblPrEx>
+                      <w:tblCellMar>
+                        <w:top w:w="0" w:type="dxa"/>
+                        <w:left w:w="0" w:type="dxa"/>
+                        <w:bottom w:w="0" w:type="dxa"/>
+                        <w:right w:w="0" w:type="dxa"/>
+                      </w:tblCellMar>
+                    </w:tblPrEx>
                     <w:trPr>
-                      <w:trHeight w:val="298"/>
+                      <w:trHeight w:val="298" w:hRule="atLeast"/>
                     </w:trPr>
                     <w:tc>
                       <w:tcPr>
@@ -5928,7 +6106,7 @@
                       </w:tcPr>
                       <w:p>
                         <w:pPr>
-                          <w:pStyle w:val="TableParagraph"/>
+                          <w:pStyle w:val="14"/>
                           <w:ind w:left="1591" w:right="841"/>
                           <w:rPr>
                             <w:sz w:val="24"/>
@@ -5948,7 +6126,7 @@
                       </w:tcPr>
                       <w:p>
                         <w:pPr>
-                          <w:pStyle w:val="TableParagraph"/>
+                          <w:pStyle w:val="14"/>
                           <w:ind w:right="233"/>
                           <w:jc w:val="right"/>
                           <w:rPr>
@@ -5970,7 +6148,7 @@
                       </w:tcPr>
                       <w:p>
                         <w:pPr>
-                          <w:pStyle w:val="TableParagraph"/>
+                          <w:pStyle w:val="14"/>
                           <w:ind w:left="96"/>
                           <w:rPr>
                             <w:sz w:val="24"/>
@@ -5986,8 +6164,16 @@
                     </w:tc>
                   </w:tr>
                   <w:tr>
+                    <w:tblPrEx>
+                      <w:tblCellMar>
+                        <w:top w:w="0" w:type="dxa"/>
+                        <w:left w:w="0" w:type="dxa"/>
+                        <w:bottom w:w="0" w:type="dxa"/>
+                        <w:right w:w="0" w:type="dxa"/>
+                      </w:tblCellMar>
+                    </w:tblPrEx>
                     <w:trPr>
-                      <w:trHeight w:val="294"/>
+                      <w:trHeight w:val="294" w:hRule="atLeast"/>
                     </w:trPr>
                     <w:tc>
                       <w:tcPr>
@@ -5995,7 +6181,7 @@
                       </w:tcPr>
                       <w:p>
                         <w:pPr>
-                          <w:pStyle w:val="TableParagraph"/>
+                          <w:pStyle w:val="14"/>
                           <w:spacing w:line="272" w:lineRule="exact"/>
                           <w:ind w:left="1591" w:right="841"/>
                           <w:rPr>
@@ -6016,7 +6202,7 @@
                       </w:tcPr>
                       <w:p>
                         <w:pPr>
-                          <w:pStyle w:val="TableParagraph"/>
+                          <w:pStyle w:val="14"/>
                           <w:spacing w:line="272" w:lineRule="exact"/>
                           <w:ind w:right="233"/>
                           <w:jc w:val="right"/>
@@ -6039,7 +6225,7 @@
                       </w:tcPr>
                       <w:p>
                         <w:pPr>
-                          <w:pStyle w:val="TableParagraph"/>
+                          <w:pStyle w:val="14"/>
                           <w:spacing w:line="272" w:lineRule="exact"/>
                           <w:ind w:left="96"/>
                           <w:rPr>
@@ -6056,8 +6242,16 @@
                     </w:tc>
                   </w:tr>
                   <w:tr>
+                    <w:tblPrEx>
+                      <w:tblCellMar>
+                        <w:top w:w="0" w:type="dxa"/>
+                        <w:left w:w="0" w:type="dxa"/>
+                        <w:bottom w:w="0" w:type="dxa"/>
+                        <w:right w:w="0" w:type="dxa"/>
+                      </w:tblCellMar>
+                    </w:tblPrEx>
                     <w:trPr>
-                      <w:trHeight w:val="596"/>
+                      <w:trHeight w:val="596" w:hRule="atLeast"/>
                     </w:trPr>
                     <w:tc>
                       <w:tcPr>
@@ -6065,7 +6259,7 @@
                       </w:tcPr>
                       <w:p>
                         <w:pPr>
-                          <w:pStyle w:val="TableParagraph"/>
+                          <w:pStyle w:val="14"/>
                           <w:spacing w:before="6"/>
                           <w:ind w:left="1591" w:right="841"/>
                           <w:rPr>
@@ -6083,7 +6277,7 @@
                       </w:p>
                       <w:p>
                         <w:pPr>
-                          <w:pStyle w:val="TableParagraph"/>
+                          <w:pStyle w:val="14"/>
                           <w:spacing w:before="23" w:line="271" w:lineRule="exact"/>
                           <w:ind w:left="1591" w:right="841"/>
                           <w:rPr>
@@ -6104,7 +6298,7 @@
                       </w:tcPr>
                       <w:p>
                         <w:pPr>
-                          <w:pStyle w:val="TableParagraph"/>
+                          <w:pStyle w:val="14"/>
                           <w:spacing w:before="6"/>
                           <w:ind w:right="0"/>
                           <w:jc w:val="left"/>
@@ -6115,7 +6309,7 @@
                       </w:p>
                       <w:p>
                         <w:pPr>
-                          <w:pStyle w:val="TableParagraph"/>
+                          <w:pStyle w:val="14"/>
                           <w:spacing w:before="0" w:line="271" w:lineRule="exact"/>
                           <w:ind w:right="114"/>
                           <w:jc w:val="right"/>
@@ -6138,7 +6332,7 @@
                       </w:tcPr>
                       <w:p>
                         <w:pPr>
-                          <w:pStyle w:val="TableParagraph"/>
+                          <w:pStyle w:val="14"/>
                           <w:spacing w:before="6"/>
                           <w:ind w:right="0"/>
                           <w:jc w:val="left"/>
@@ -6149,7 +6343,7 @@
                       </w:p>
                       <w:p>
                         <w:pPr>
-                          <w:pStyle w:val="TableParagraph"/>
+                          <w:pStyle w:val="14"/>
                           <w:spacing w:before="0" w:line="271" w:lineRule="exact"/>
                           <w:ind w:left="96"/>
                           <w:rPr>
@@ -6168,13 +6362,12 @@
                 </w:tbl>
                 <w:p>
                   <w:pPr>
-                    <w:pStyle w:val="a3"/>
+                    <w:pStyle w:val="4"/>
                     <w:jc w:val="left"/>
                   </w:pPr>
                 </w:p>
               </w:txbxContent>
             </v:textbox>
-            <w10:wrap anchorx="page"/>
           </v:shape>
         </w:pict>
       </w:r>
@@ -6197,6 +6390,8 @@
       </w:r>
       <w:r>
         <w:tab/>
+      </w:r>
+      <w:r>
         <w:t xml:space="preserve">Main Baseline Clinical Characteristics of </w:t>
       </w:r>
       <w:r>
@@ -6237,13 +6432,13 @@
           <w:pgSz w:w="11910" w:h="16840"/>
           <w:pgMar w:top="1180" w:right="760" w:bottom="1220" w:left="780" w:header="775" w:footer="1033" w:gutter="0"/>
           <w:lnNumType w:countBy="1" w:restart="continuous"/>
-          <w:cols w:space="720"/>
+          <w:cols w:space="720" w:num="1"/>
         </w:sectPr>
       </w:pPr>
     </w:p>
     <w:p>
       <w:pPr>
-        <w:pStyle w:val="a3"/>
+        <w:pStyle w:val="4"/>
         <w:spacing w:before="9"/>
         <w:jc w:val="left"/>
         <w:rPr>
@@ -6253,14 +6448,16 @@
     </w:p>
     <w:tbl>
       <w:tblPr>
+        <w:tblStyle w:val="8"/>
         <w:tblW w:w="0" w:type="auto"/>
         <w:tblInd w:w="1517" w:type="dxa"/>
         <w:tblLayout w:type="fixed"/>
         <w:tblCellMar>
+          <w:top w:w="0" w:type="dxa"/>
           <w:left w:w="0" w:type="dxa"/>
+          <w:bottom w:w="0" w:type="dxa"/>
           <w:right w:w="0" w:type="dxa"/>
         </w:tblCellMar>
-        <w:tblLook w:val="04A0" w:firstRow="1" w:lastRow="0" w:firstColumn="1" w:lastColumn="0" w:noHBand="0" w:noVBand="1"/>
       </w:tblPr>
       <w:tblGrid>
         <w:gridCol w:w="4790"/>
@@ -6268,8 +6465,16 @@
         <w:gridCol w:w="1170"/>
       </w:tblGrid>
       <w:tr>
+        <w:tblPrEx>
+          <w:tblCellMar>
+            <w:top w:w="0" w:type="dxa"/>
+            <w:left w:w="0" w:type="dxa"/>
+            <w:bottom w:w="0" w:type="dxa"/>
+            <w:right w:w="0" w:type="dxa"/>
+          </w:tblCellMar>
+        </w:tblPrEx>
         <w:trPr>
-          <w:trHeight w:val="293"/>
+          <w:trHeight w:val="293" w:hRule="atLeast"/>
         </w:trPr>
         <w:tc>
           <w:tcPr>
@@ -6277,7 +6482,7 @@
           </w:tcPr>
           <w:p>
             <w:pPr>
-              <w:pStyle w:val="TableParagraph"/>
+              <w:pStyle w:val="14"/>
               <w:spacing w:before="0" w:line="273" w:lineRule="exact"/>
               <w:ind w:left="1465" w:right="1465"/>
               <w:rPr>
@@ -6298,7 +6503,7 @@
           </w:tcPr>
           <w:p>
             <w:pPr>
-              <w:pStyle w:val="TableParagraph"/>
+              <w:pStyle w:val="14"/>
               <w:spacing w:before="0" w:line="273" w:lineRule="exact"/>
               <w:ind w:left="95"/>
               <w:rPr>
@@ -6319,7 +6524,7 @@
           </w:tcPr>
           <w:p>
             <w:pPr>
-              <w:pStyle w:val="TableParagraph"/>
+              <w:pStyle w:val="14"/>
               <w:spacing w:before="0" w:line="273" w:lineRule="exact"/>
               <w:ind w:left="96"/>
               <w:rPr>
@@ -6336,8 +6541,16 @@
         </w:tc>
       </w:tr>
       <w:tr>
+        <w:tblPrEx>
+          <w:tblCellMar>
+            <w:top w:w="0" w:type="dxa"/>
+            <w:left w:w="0" w:type="dxa"/>
+            <w:bottom w:w="0" w:type="dxa"/>
+            <w:right w:w="0" w:type="dxa"/>
+          </w:tblCellMar>
+        </w:tblPrEx>
         <w:trPr>
-          <w:trHeight w:val="298"/>
+          <w:trHeight w:val="298" w:hRule="atLeast"/>
         </w:trPr>
         <w:tc>
           <w:tcPr>
@@ -6345,7 +6558,7 @@
           </w:tcPr>
           <w:p>
             <w:pPr>
-              <w:pStyle w:val="TableParagraph"/>
+              <w:pStyle w:val="14"/>
               <w:ind w:left="1465" w:right="1465"/>
               <w:rPr>
                 <w:sz w:val="24"/>
@@ -6365,7 +6578,7 @@
           </w:tcPr>
           <w:p>
             <w:pPr>
-              <w:pStyle w:val="TableParagraph"/>
+              <w:pStyle w:val="14"/>
               <w:ind w:left="95"/>
               <w:rPr>
                 <w:sz w:val="24"/>
@@ -6385,7 +6598,7 @@
           </w:tcPr>
           <w:p>
             <w:pPr>
-              <w:pStyle w:val="TableParagraph"/>
+              <w:pStyle w:val="14"/>
               <w:ind w:left="96"/>
               <w:rPr>
                 <w:sz w:val="24"/>
@@ -6401,8 +6614,16 @@
         </w:tc>
       </w:tr>
       <w:tr>
+        <w:tblPrEx>
+          <w:tblCellMar>
+            <w:top w:w="0" w:type="dxa"/>
+            <w:left w:w="0" w:type="dxa"/>
+            <w:bottom w:w="0" w:type="dxa"/>
+            <w:right w:w="0" w:type="dxa"/>
+          </w:tblCellMar>
+        </w:tblPrEx>
         <w:trPr>
-          <w:trHeight w:val="294"/>
+          <w:trHeight w:val="294" w:hRule="atLeast"/>
         </w:trPr>
         <w:tc>
           <w:tcPr>
@@ -6410,7 +6631,7 @@
           </w:tcPr>
           <w:p>
             <w:pPr>
-              <w:pStyle w:val="TableParagraph"/>
+              <w:pStyle w:val="14"/>
               <w:spacing w:line="272" w:lineRule="exact"/>
               <w:ind w:left="1465" w:right="1465"/>
               <w:rPr>
@@ -6431,7 +6652,7 @@
           </w:tcPr>
           <w:p>
             <w:pPr>
-              <w:pStyle w:val="TableParagraph"/>
+              <w:pStyle w:val="14"/>
               <w:spacing w:line="272" w:lineRule="exact"/>
               <w:ind w:left="95"/>
               <w:rPr>
@@ -6452,7 +6673,7 @@
           </w:tcPr>
           <w:p>
             <w:pPr>
-              <w:pStyle w:val="TableParagraph"/>
+              <w:pStyle w:val="14"/>
               <w:spacing w:line="272" w:lineRule="exact"/>
               <w:ind w:left="96"/>
               <w:rPr>
@@ -6469,8 +6690,16 @@
         </w:tc>
       </w:tr>
       <w:tr>
+        <w:tblPrEx>
+          <w:tblCellMar>
+            <w:top w:w="0" w:type="dxa"/>
+            <w:left w:w="0" w:type="dxa"/>
+            <w:bottom w:w="0" w:type="dxa"/>
+            <w:right w:w="0" w:type="dxa"/>
+          </w:tblCellMar>
+        </w:tblPrEx>
         <w:trPr>
-          <w:trHeight w:val="602"/>
+          <w:trHeight w:val="602" w:hRule="atLeast"/>
         </w:trPr>
         <w:tc>
           <w:tcPr>
@@ -6478,7 +6707,7 @@
           </w:tcPr>
           <w:p>
             <w:pPr>
-              <w:pStyle w:val="TableParagraph"/>
+              <w:pStyle w:val="14"/>
               <w:spacing w:before="6"/>
               <w:ind w:left="1465" w:right="1465"/>
               <w:rPr>
@@ -6496,7 +6725,7 @@
           </w:p>
           <w:p>
             <w:pPr>
-              <w:pStyle w:val="TableParagraph"/>
+              <w:pStyle w:val="14"/>
               <w:spacing w:before="23"/>
               <w:ind w:left="1465" w:right="1465"/>
               <w:rPr>
@@ -6517,7 +6746,7 @@
           </w:tcPr>
           <w:p>
             <w:pPr>
-              <w:pStyle w:val="TableParagraph"/>
+              <w:pStyle w:val="14"/>
               <w:spacing w:before="6"/>
               <w:ind w:right="0"/>
               <w:jc w:val="left"/>
@@ -6528,7 +6757,7 @@
           </w:p>
           <w:p>
             <w:pPr>
-              <w:pStyle w:val="TableParagraph"/>
+              <w:pStyle w:val="14"/>
               <w:spacing w:before="0"/>
               <w:ind w:left="95"/>
               <w:rPr>
@@ -6549,7 +6778,7 @@
           </w:tcPr>
           <w:p>
             <w:pPr>
-              <w:pStyle w:val="TableParagraph"/>
+              <w:pStyle w:val="14"/>
               <w:spacing w:before="6"/>
               <w:ind w:right="0"/>
               <w:jc w:val="left"/>
@@ -6560,7 +6789,7 @@
           </w:p>
           <w:p>
             <w:pPr>
-              <w:pStyle w:val="TableParagraph"/>
+              <w:pStyle w:val="14"/>
               <w:spacing w:before="0"/>
               <w:ind w:left="96"/>
               <w:rPr>
@@ -6577,8 +6806,16 @@
         </w:tc>
       </w:tr>
       <w:tr>
+        <w:tblPrEx>
+          <w:tblCellMar>
+            <w:top w:w="0" w:type="dxa"/>
+            <w:left w:w="0" w:type="dxa"/>
+            <w:bottom w:w="0" w:type="dxa"/>
+            <w:right w:w="0" w:type="dxa"/>
+          </w:tblCellMar>
+        </w:tblPrEx>
         <w:trPr>
-          <w:trHeight w:val="294"/>
+          <w:trHeight w:val="294" w:hRule="atLeast"/>
         </w:trPr>
         <w:tc>
           <w:tcPr>
@@ -6586,7 +6823,7 @@
           </w:tcPr>
           <w:p>
             <w:pPr>
-              <w:pStyle w:val="TableParagraph"/>
+              <w:pStyle w:val="14"/>
               <w:spacing w:line="272" w:lineRule="exact"/>
               <w:ind w:left="1465" w:right="1465"/>
               <w:rPr>
@@ -6607,7 +6844,7 @@
           </w:tcPr>
           <w:p>
             <w:pPr>
-              <w:pStyle w:val="TableParagraph"/>
+              <w:pStyle w:val="14"/>
               <w:spacing w:line="272" w:lineRule="exact"/>
               <w:ind w:left="95"/>
               <w:rPr>
@@ -6628,7 +6865,7 @@
           </w:tcPr>
           <w:p>
             <w:pPr>
-              <w:pStyle w:val="TableParagraph"/>
+              <w:pStyle w:val="14"/>
               <w:spacing w:line="272" w:lineRule="exact"/>
               <w:ind w:left="96"/>
               <w:rPr>
@@ -6645,8 +6882,16 @@
         </w:tc>
       </w:tr>
       <w:tr>
+        <w:tblPrEx>
+          <w:tblCellMar>
+            <w:top w:w="0" w:type="dxa"/>
+            <w:left w:w="0" w:type="dxa"/>
+            <w:bottom w:w="0" w:type="dxa"/>
+            <w:right w:w="0" w:type="dxa"/>
+          </w:tblCellMar>
+        </w:tblPrEx>
         <w:trPr>
-          <w:trHeight w:val="602"/>
+          <w:trHeight w:val="602" w:hRule="atLeast"/>
         </w:trPr>
         <w:tc>
           <w:tcPr>
@@ -6654,7 +6899,7 @@
           </w:tcPr>
           <w:p>
             <w:pPr>
-              <w:pStyle w:val="TableParagraph"/>
+              <w:pStyle w:val="14"/>
               <w:spacing w:before="6"/>
               <w:ind w:left="1465" w:right="1465"/>
               <w:rPr>
@@ -6672,7 +6917,7 @@
           </w:p>
           <w:p>
             <w:pPr>
-              <w:pStyle w:val="TableParagraph"/>
+              <w:pStyle w:val="14"/>
               <w:spacing w:before="23"/>
               <w:ind w:left="1465" w:right="1465"/>
               <w:rPr>
@@ -6693,7 +6938,7 @@
           </w:tcPr>
           <w:p>
             <w:pPr>
-              <w:pStyle w:val="TableParagraph"/>
+              <w:pStyle w:val="14"/>
               <w:spacing w:before="6"/>
               <w:ind w:right="0"/>
               <w:jc w:val="left"/>
@@ -6704,7 +6949,7 @@
           </w:p>
           <w:p>
             <w:pPr>
-              <w:pStyle w:val="TableParagraph"/>
+              <w:pStyle w:val="14"/>
               <w:spacing w:before="0"/>
               <w:ind w:left="95"/>
               <w:rPr>
@@ -6725,7 +6970,7 @@
           </w:tcPr>
           <w:p>
             <w:pPr>
-              <w:pStyle w:val="TableParagraph"/>
+              <w:pStyle w:val="14"/>
               <w:spacing w:before="6"/>
               <w:ind w:right="0"/>
               <w:jc w:val="left"/>
@@ -6736,7 +6981,7 @@
           </w:p>
           <w:p>
             <w:pPr>
-              <w:pStyle w:val="TableParagraph"/>
+              <w:pStyle w:val="14"/>
               <w:spacing w:before="0"/>
               <w:ind w:left="96"/>
               <w:rPr>
@@ -6753,8 +6998,16 @@
         </w:tc>
       </w:tr>
       <w:tr>
+        <w:tblPrEx>
+          <w:tblCellMar>
+            <w:top w:w="0" w:type="dxa"/>
+            <w:left w:w="0" w:type="dxa"/>
+            <w:bottom w:w="0" w:type="dxa"/>
+            <w:right w:w="0" w:type="dxa"/>
+          </w:tblCellMar>
+        </w:tblPrEx>
         <w:trPr>
-          <w:trHeight w:val="294"/>
+          <w:trHeight w:val="294" w:hRule="atLeast"/>
         </w:trPr>
         <w:tc>
           <w:tcPr>
@@ -6762,7 +7015,7 @@
           </w:tcPr>
           <w:p>
             <w:pPr>
-              <w:pStyle w:val="TableParagraph"/>
+              <w:pStyle w:val="14"/>
               <w:spacing w:line="272" w:lineRule="exact"/>
               <w:ind w:left="1465" w:right="1465"/>
               <w:rPr>
@@ -6783,7 +7036,7 @@
           </w:tcPr>
           <w:p>
             <w:pPr>
-              <w:pStyle w:val="TableParagraph"/>
+              <w:pStyle w:val="14"/>
               <w:spacing w:line="272" w:lineRule="exact"/>
               <w:ind w:left="95"/>
               <w:rPr>
@@ -6804,7 +7057,7 @@
           </w:tcPr>
           <w:p>
             <w:pPr>
-              <w:pStyle w:val="TableParagraph"/>
+              <w:pStyle w:val="14"/>
               <w:spacing w:line="272" w:lineRule="exact"/>
               <w:ind w:left="96"/>
               <w:rPr>
@@ -6821,8 +7074,16 @@
         </w:tc>
       </w:tr>
       <w:tr>
+        <w:tblPrEx>
+          <w:tblCellMar>
+            <w:top w:w="0" w:type="dxa"/>
+            <w:left w:w="0" w:type="dxa"/>
+            <w:bottom w:w="0" w:type="dxa"/>
+            <w:right w:w="0" w:type="dxa"/>
+          </w:tblCellMar>
+        </w:tblPrEx>
         <w:trPr>
-          <w:trHeight w:val="602"/>
+          <w:trHeight w:val="602" w:hRule="atLeast"/>
         </w:trPr>
         <w:tc>
           <w:tcPr>
@@ -6830,7 +7091,7 @@
           </w:tcPr>
           <w:p>
             <w:pPr>
-              <w:pStyle w:val="TableParagraph"/>
+              <w:pStyle w:val="14"/>
               <w:spacing w:before="6"/>
               <w:ind w:left="1465" w:right="1465"/>
               <w:rPr>
@@ -6848,7 +7109,7 @@
           </w:p>
           <w:p>
             <w:pPr>
-              <w:pStyle w:val="TableParagraph"/>
+              <w:pStyle w:val="14"/>
               <w:spacing w:before="23"/>
               <w:ind w:left="1465" w:right="1465"/>
               <w:rPr>
@@ -6869,7 +7130,7 @@
           </w:tcPr>
           <w:p>
             <w:pPr>
-              <w:pStyle w:val="TableParagraph"/>
+              <w:pStyle w:val="14"/>
               <w:spacing w:before="6"/>
               <w:ind w:right="0"/>
               <w:jc w:val="left"/>
@@ -6880,7 +7141,7 @@
           </w:p>
           <w:p>
             <w:pPr>
-              <w:pStyle w:val="TableParagraph"/>
+              <w:pStyle w:val="14"/>
               <w:spacing w:before="0"/>
               <w:ind w:left="95"/>
               <w:rPr>
@@ -6901,7 +7162,7 @@
           </w:tcPr>
           <w:p>
             <w:pPr>
-              <w:pStyle w:val="TableParagraph"/>
+              <w:pStyle w:val="14"/>
               <w:spacing w:before="6"/>
               <w:ind w:right="0"/>
               <w:jc w:val="left"/>
@@ -6912,7 +7173,7 @@
           </w:p>
           <w:p>
             <w:pPr>
-              <w:pStyle w:val="TableParagraph"/>
+              <w:pStyle w:val="14"/>
               <w:spacing w:before="0"/>
               <w:ind w:left="96"/>
               <w:rPr>
@@ -6929,8 +7190,16 @@
         </w:tc>
       </w:tr>
       <w:tr>
+        <w:tblPrEx>
+          <w:tblCellMar>
+            <w:top w:w="0" w:type="dxa"/>
+            <w:left w:w="0" w:type="dxa"/>
+            <w:bottom w:w="0" w:type="dxa"/>
+            <w:right w:w="0" w:type="dxa"/>
+          </w:tblCellMar>
+        </w:tblPrEx>
         <w:trPr>
-          <w:trHeight w:val="294"/>
+          <w:trHeight w:val="294" w:hRule="atLeast"/>
         </w:trPr>
         <w:tc>
           <w:tcPr>
@@ -6938,7 +7207,7 @@
           </w:tcPr>
           <w:p>
             <w:pPr>
-              <w:pStyle w:val="TableParagraph"/>
+              <w:pStyle w:val="14"/>
               <w:spacing w:line="272" w:lineRule="exact"/>
               <w:ind w:left="1465" w:right="1465"/>
               <w:rPr>
@@ -6959,7 +7228,7 @@
           </w:tcPr>
           <w:p>
             <w:pPr>
-              <w:pStyle w:val="TableParagraph"/>
+              <w:pStyle w:val="14"/>
               <w:spacing w:line="272" w:lineRule="exact"/>
               <w:ind w:left="95"/>
               <w:rPr>
@@ -6980,7 +7249,7 @@
           </w:tcPr>
           <w:p>
             <w:pPr>
-              <w:pStyle w:val="TableParagraph"/>
+              <w:pStyle w:val="14"/>
               <w:spacing w:line="272" w:lineRule="exact"/>
               <w:ind w:left="96"/>
               <w:rPr>
@@ -6997,8 +7266,16 @@
         </w:tc>
       </w:tr>
       <w:tr>
+        <w:tblPrEx>
+          <w:tblCellMar>
+            <w:top w:w="0" w:type="dxa"/>
+            <w:left w:w="0" w:type="dxa"/>
+            <w:bottom w:w="0" w:type="dxa"/>
+            <w:right w:w="0" w:type="dxa"/>
+          </w:tblCellMar>
+        </w:tblPrEx>
         <w:trPr>
-          <w:trHeight w:val="602"/>
+          <w:trHeight w:val="602" w:hRule="atLeast"/>
         </w:trPr>
         <w:tc>
           <w:tcPr>
@@ -7006,7 +7283,7 @@
           </w:tcPr>
           <w:p>
             <w:pPr>
-              <w:pStyle w:val="TableParagraph"/>
+              <w:pStyle w:val="14"/>
               <w:spacing w:before="6"/>
               <w:ind w:left="1465" w:right="1465"/>
               <w:rPr>
@@ -7024,7 +7301,7 @@
           </w:p>
           <w:p>
             <w:pPr>
-              <w:pStyle w:val="TableParagraph"/>
+              <w:pStyle w:val="14"/>
               <w:spacing w:before="23"/>
               <w:ind w:left="1465" w:right="1465"/>
               <w:rPr>
@@ -7045,7 +7322,7 @@
           </w:tcPr>
           <w:p>
             <w:pPr>
-              <w:pStyle w:val="TableParagraph"/>
+              <w:pStyle w:val="14"/>
               <w:spacing w:before="6"/>
               <w:ind w:right="0"/>
               <w:jc w:val="left"/>
@@ -7056,7 +7333,7 @@
           </w:p>
           <w:p>
             <w:pPr>
-              <w:pStyle w:val="TableParagraph"/>
+              <w:pStyle w:val="14"/>
               <w:spacing w:before="0"/>
               <w:ind w:left="95"/>
               <w:rPr>
@@ -7077,7 +7354,7 @@
           </w:tcPr>
           <w:p>
             <w:pPr>
-              <w:pStyle w:val="TableParagraph"/>
+              <w:pStyle w:val="14"/>
               <w:spacing w:before="6"/>
               <w:ind w:right="0"/>
               <w:jc w:val="left"/>
@@ -7088,7 +7365,7 @@
           </w:p>
           <w:p>
             <w:pPr>
-              <w:pStyle w:val="TableParagraph"/>
+              <w:pStyle w:val="14"/>
               <w:spacing w:before="0"/>
               <w:ind w:left="96"/>
               <w:rPr>
@@ -7105,8 +7382,16 @@
         </w:tc>
       </w:tr>
       <w:tr>
+        <w:tblPrEx>
+          <w:tblCellMar>
+            <w:top w:w="0" w:type="dxa"/>
+            <w:left w:w="0" w:type="dxa"/>
+            <w:bottom w:w="0" w:type="dxa"/>
+            <w:right w:w="0" w:type="dxa"/>
+          </w:tblCellMar>
+        </w:tblPrEx>
         <w:trPr>
-          <w:trHeight w:val="294"/>
+          <w:trHeight w:val="294" w:hRule="atLeast"/>
         </w:trPr>
         <w:tc>
           <w:tcPr>
@@ -7114,7 +7399,7 @@
           </w:tcPr>
           <w:p>
             <w:pPr>
-              <w:pStyle w:val="TableParagraph"/>
+              <w:pStyle w:val="14"/>
               <w:spacing w:line="272" w:lineRule="exact"/>
               <w:ind w:left="1465" w:right="1465"/>
               <w:rPr>
@@ -7135,7 +7420,7 @@
           </w:tcPr>
           <w:p>
             <w:pPr>
-              <w:pStyle w:val="TableParagraph"/>
+              <w:pStyle w:val="14"/>
               <w:spacing w:line="272" w:lineRule="exact"/>
               <w:ind w:left="95"/>
               <w:rPr>
@@ -7156,7 +7441,7 @@
           </w:tcPr>
           <w:p>
             <w:pPr>
-              <w:pStyle w:val="TableParagraph"/>
+              <w:pStyle w:val="14"/>
               <w:spacing w:line="272" w:lineRule="exact"/>
               <w:ind w:left="96"/>
               <w:rPr>
@@ -7173,8 +7458,16 @@
         </w:tc>
       </w:tr>
       <w:tr>
+        <w:tblPrEx>
+          <w:tblCellMar>
+            <w:top w:w="0" w:type="dxa"/>
+            <w:left w:w="0" w:type="dxa"/>
+            <w:bottom w:w="0" w:type="dxa"/>
+            <w:right w:w="0" w:type="dxa"/>
+          </w:tblCellMar>
+        </w:tblPrEx>
         <w:trPr>
-          <w:trHeight w:val="602"/>
+          <w:trHeight w:val="602" w:hRule="atLeast"/>
         </w:trPr>
         <w:tc>
           <w:tcPr>
@@ -7182,7 +7475,7 @@
           </w:tcPr>
           <w:p>
             <w:pPr>
-              <w:pStyle w:val="TableParagraph"/>
+              <w:pStyle w:val="14"/>
               <w:spacing w:before="6"/>
               <w:ind w:left="1465" w:right="1465"/>
               <w:rPr>
@@ -7200,7 +7493,7 @@
           </w:p>
           <w:p>
             <w:pPr>
-              <w:pStyle w:val="TableParagraph"/>
+              <w:pStyle w:val="14"/>
               <w:spacing w:before="23"/>
               <w:ind w:left="1465" w:right="1465"/>
               <w:rPr>
@@ -7221,7 +7514,7 @@
           </w:tcPr>
           <w:p>
             <w:pPr>
-              <w:pStyle w:val="TableParagraph"/>
+              <w:pStyle w:val="14"/>
               <w:spacing w:before="6"/>
               <w:ind w:right="0"/>
               <w:jc w:val="left"/>
@@ -7232,7 +7525,7 @@
           </w:p>
           <w:p>
             <w:pPr>
-              <w:pStyle w:val="TableParagraph"/>
+              <w:pStyle w:val="14"/>
               <w:spacing w:before="0"/>
               <w:ind w:left="95"/>
               <w:rPr>
@@ -7253,7 +7546,7 @@
           </w:tcPr>
           <w:p>
             <w:pPr>
-              <w:pStyle w:val="TableParagraph"/>
+              <w:pStyle w:val="14"/>
               <w:spacing w:before="6"/>
               <w:ind w:right="0"/>
               <w:jc w:val="left"/>
@@ -7264,7 +7557,7 @@
           </w:p>
           <w:p>
             <w:pPr>
-              <w:pStyle w:val="TableParagraph"/>
+              <w:pStyle w:val="14"/>
               <w:spacing w:before="0"/>
               <w:ind w:left="96"/>
               <w:rPr>
@@ -7281,8 +7574,16 @@
         </w:tc>
       </w:tr>
       <w:tr>
+        <w:tblPrEx>
+          <w:tblCellMar>
+            <w:top w:w="0" w:type="dxa"/>
+            <w:left w:w="0" w:type="dxa"/>
+            <w:bottom w:w="0" w:type="dxa"/>
+            <w:right w:w="0" w:type="dxa"/>
+          </w:tblCellMar>
+        </w:tblPrEx>
         <w:trPr>
-          <w:trHeight w:val="294"/>
+          <w:trHeight w:val="294" w:hRule="atLeast"/>
         </w:trPr>
         <w:tc>
           <w:tcPr>
@@ -7290,7 +7591,7 @@
           </w:tcPr>
           <w:p>
             <w:pPr>
-              <w:pStyle w:val="TableParagraph"/>
+              <w:pStyle w:val="14"/>
               <w:spacing w:line="272" w:lineRule="exact"/>
               <w:ind w:left="1465" w:right="1465"/>
               <w:rPr>
@@ -7311,7 +7612,7 @@
           </w:tcPr>
           <w:p>
             <w:pPr>
-              <w:pStyle w:val="TableParagraph"/>
+              <w:pStyle w:val="14"/>
               <w:spacing w:line="272" w:lineRule="exact"/>
               <w:ind w:left="95"/>
               <w:rPr>
@@ -7332,7 +7633,7 @@
           </w:tcPr>
           <w:p>
             <w:pPr>
-              <w:pStyle w:val="TableParagraph"/>
+              <w:pStyle w:val="14"/>
               <w:spacing w:line="272" w:lineRule="exact"/>
               <w:ind w:left="96"/>
               <w:rPr>
@@ -7349,8 +7650,16 @@
         </w:tc>
       </w:tr>
       <w:tr>
+        <w:tblPrEx>
+          <w:tblCellMar>
+            <w:top w:w="0" w:type="dxa"/>
+            <w:left w:w="0" w:type="dxa"/>
+            <w:bottom w:w="0" w:type="dxa"/>
+            <w:right w:w="0" w:type="dxa"/>
+          </w:tblCellMar>
+        </w:tblPrEx>
         <w:trPr>
-          <w:trHeight w:val="602"/>
+          <w:trHeight w:val="602" w:hRule="atLeast"/>
         </w:trPr>
         <w:tc>
           <w:tcPr>
@@ -7358,7 +7667,7 @@
           </w:tcPr>
           <w:p>
             <w:pPr>
-              <w:pStyle w:val="TableParagraph"/>
+              <w:pStyle w:val="14"/>
               <w:spacing w:before="6"/>
               <w:ind w:left="1465" w:right="1465"/>
               <w:rPr>
@@ -7376,7 +7685,7 @@
           </w:p>
           <w:p>
             <w:pPr>
-              <w:pStyle w:val="TableParagraph"/>
+              <w:pStyle w:val="14"/>
               <w:spacing w:before="23"/>
               <w:ind w:left="1465" w:right="1465"/>
               <w:rPr>
@@ -7397,7 +7706,7 @@
           </w:tcPr>
           <w:p>
             <w:pPr>
-              <w:pStyle w:val="TableParagraph"/>
+              <w:pStyle w:val="14"/>
               <w:spacing w:before="6"/>
               <w:ind w:right="0"/>
               <w:jc w:val="left"/>
@@ -7408,7 +7717,7 @@
           </w:p>
           <w:p>
             <w:pPr>
-              <w:pStyle w:val="TableParagraph"/>
+              <w:pStyle w:val="14"/>
               <w:spacing w:before="0"/>
               <w:ind w:left="95"/>
               <w:rPr>
@@ -7429,7 +7738,7 @@
           </w:tcPr>
           <w:p>
             <w:pPr>
-              <w:pStyle w:val="TableParagraph"/>
+              <w:pStyle w:val="14"/>
               <w:spacing w:before="6"/>
               <w:ind w:right="0"/>
               <w:jc w:val="left"/>
@@ -7440,7 +7749,7 @@
           </w:p>
           <w:p>
             <w:pPr>
-              <w:pStyle w:val="TableParagraph"/>
+              <w:pStyle w:val="14"/>
               <w:spacing w:before="0"/>
               <w:ind w:left="96"/>
               <w:rPr>
@@ -7457,8 +7766,16 @@
         </w:tc>
       </w:tr>
       <w:tr>
+        <w:tblPrEx>
+          <w:tblCellMar>
+            <w:top w:w="0" w:type="dxa"/>
+            <w:left w:w="0" w:type="dxa"/>
+            <w:bottom w:w="0" w:type="dxa"/>
+            <w:right w:w="0" w:type="dxa"/>
+          </w:tblCellMar>
+        </w:tblPrEx>
         <w:trPr>
-          <w:trHeight w:val="294"/>
+          <w:trHeight w:val="294" w:hRule="atLeast"/>
         </w:trPr>
         <w:tc>
           <w:tcPr>
@@ -7466,7 +7783,7 @@
           </w:tcPr>
           <w:p>
             <w:pPr>
-              <w:pStyle w:val="TableParagraph"/>
+              <w:pStyle w:val="14"/>
               <w:spacing w:line="272" w:lineRule="exact"/>
               <w:ind w:left="1465" w:right="1465"/>
               <w:rPr>
@@ -7487,7 +7804,7 @@
           </w:tcPr>
           <w:p>
             <w:pPr>
-              <w:pStyle w:val="TableParagraph"/>
+              <w:pStyle w:val="14"/>
               <w:spacing w:line="272" w:lineRule="exact"/>
               <w:ind w:left="95"/>
               <w:rPr>
@@ -7508,7 +7825,7 @@
           </w:tcPr>
           <w:p>
             <w:pPr>
-              <w:pStyle w:val="TableParagraph"/>
+              <w:pStyle w:val="14"/>
               <w:spacing w:line="272" w:lineRule="exact"/>
               <w:ind w:left="96"/>
               <w:rPr>
@@ -7525,8 +7842,16 @@
         </w:tc>
       </w:tr>
       <w:tr>
+        <w:tblPrEx>
+          <w:tblCellMar>
+            <w:top w:w="0" w:type="dxa"/>
+            <w:left w:w="0" w:type="dxa"/>
+            <w:bottom w:w="0" w:type="dxa"/>
+            <w:right w:w="0" w:type="dxa"/>
+          </w:tblCellMar>
+        </w:tblPrEx>
         <w:trPr>
-          <w:trHeight w:val="602"/>
+          <w:trHeight w:val="602" w:hRule="atLeast"/>
         </w:trPr>
         <w:tc>
           <w:tcPr>
@@ -7534,7 +7859,7 @@
           </w:tcPr>
           <w:p>
             <w:pPr>
-              <w:pStyle w:val="TableParagraph"/>
+              <w:pStyle w:val="14"/>
               <w:spacing w:before="6"/>
               <w:ind w:left="1465" w:right="1465"/>
               <w:rPr>
@@ -7552,7 +7877,7 @@
           </w:p>
           <w:p>
             <w:pPr>
-              <w:pStyle w:val="TableParagraph"/>
+              <w:pStyle w:val="14"/>
               <w:spacing w:before="23"/>
               <w:ind w:left="1465" w:right="1465"/>
               <w:rPr>
@@ -7573,7 +7898,7 @@
           </w:tcPr>
           <w:p>
             <w:pPr>
-              <w:pStyle w:val="TableParagraph"/>
+              <w:pStyle w:val="14"/>
               <w:spacing w:before="6"/>
               <w:ind w:right="0"/>
               <w:jc w:val="left"/>
@@ -7584,7 +7909,7 @@
           </w:p>
           <w:p>
             <w:pPr>
-              <w:pStyle w:val="TableParagraph"/>
+              <w:pStyle w:val="14"/>
               <w:spacing w:before="0"/>
               <w:ind w:left="95"/>
               <w:rPr>
@@ -7605,7 +7930,7 @@
           </w:tcPr>
           <w:p>
             <w:pPr>
-              <w:pStyle w:val="TableParagraph"/>
+              <w:pStyle w:val="14"/>
               <w:spacing w:before="6"/>
               <w:ind w:right="0"/>
               <w:jc w:val="left"/>
@@ -7616,7 +7941,7 @@
           </w:p>
           <w:p>
             <w:pPr>
-              <w:pStyle w:val="TableParagraph"/>
+              <w:pStyle w:val="14"/>
               <w:spacing w:before="0"/>
               <w:ind w:left="96"/>
               <w:rPr>
@@ -7633,8 +7958,16 @@
         </w:tc>
       </w:tr>
       <w:tr>
+        <w:tblPrEx>
+          <w:tblCellMar>
+            <w:top w:w="0" w:type="dxa"/>
+            <w:left w:w="0" w:type="dxa"/>
+            <w:bottom w:w="0" w:type="dxa"/>
+            <w:right w:w="0" w:type="dxa"/>
+          </w:tblCellMar>
+        </w:tblPrEx>
         <w:trPr>
-          <w:trHeight w:val="298"/>
+          <w:trHeight w:val="298" w:hRule="atLeast"/>
         </w:trPr>
         <w:tc>
           <w:tcPr>
@@ -7642,7 +7975,7 @@
           </w:tcPr>
           <w:p>
             <w:pPr>
-              <w:pStyle w:val="TableParagraph"/>
+              <w:pStyle w:val="14"/>
               <w:ind w:left="1173" w:right="0"/>
               <w:jc w:val="left"/>
               <w:rPr>
@@ -7663,7 +7996,7 @@
           </w:tcPr>
           <w:p>
             <w:pPr>
-              <w:pStyle w:val="TableParagraph"/>
+              <w:pStyle w:val="14"/>
               <w:ind w:left="95"/>
               <w:rPr>
                 <w:sz w:val="24"/>
@@ -7683,7 +8016,7 @@
           </w:tcPr>
           <w:p>
             <w:pPr>
-              <w:pStyle w:val="TableParagraph"/>
+              <w:pStyle w:val="14"/>
               <w:ind w:left="96"/>
               <w:rPr>
                 <w:sz w:val="24"/>
@@ -7699,8 +8032,16 @@
         </w:tc>
       </w:tr>
       <w:tr>
+        <w:tblPrEx>
+          <w:tblCellMar>
+            <w:top w:w="0" w:type="dxa"/>
+            <w:left w:w="0" w:type="dxa"/>
+            <w:bottom w:w="0" w:type="dxa"/>
+            <w:right w:w="0" w:type="dxa"/>
+          </w:tblCellMar>
+        </w:tblPrEx>
         <w:trPr>
-          <w:trHeight w:val="298"/>
+          <w:trHeight w:val="298" w:hRule="atLeast"/>
         </w:trPr>
         <w:tc>
           <w:tcPr>
@@ -7708,7 +8049,7 @@
           </w:tcPr>
           <w:p>
             <w:pPr>
-              <w:pStyle w:val="TableParagraph"/>
+              <w:pStyle w:val="14"/>
               <w:ind w:left="1405" w:right="0"/>
               <w:jc w:val="left"/>
               <w:rPr>
@@ -7729,7 +8070,7 @@
           </w:tcPr>
           <w:p>
             <w:pPr>
-              <w:pStyle w:val="TableParagraph"/>
+              <w:pStyle w:val="14"/>
               <w:ind w:left="95"/>
               <w:rPr>
                 <w:sz w:val="24"/>
@@ -7749,7 +8090,7 @@
           </w:tcPr>
           <w:p>
             <w:pPr>
-              <w:pStyle w:val="TableParagraph"/>
+              <w:pStyle w:val="14"/>
               <w:ind w:left="96"/>
               <w:rPr>
                 <w:sz w:val="24"/>
@@ -7765,8 +8106,16 @@
         </w:tc>
       </w:tr>
       <w:tr>
+        <w:tblPrEx>
+          <w:tblCellMar>
+            <w:top w:w="0" w:type="dxa"/>
+            <w:left w:w="0" w:type="dxa"/>
+            <w:bottom w:w="0" w:type="dxa"/>
+            <w:right w:w="0" w:type="dxa"/>
+          </w:tblCellMar>
+        </w:tblPrEx>
         <w:trPr>
-          <w:trHeight w:val="294"/>
+          <w:trHeight w:val="294" w:hRule="atLeast"/>
         </w:trPr>
         <w:tc>
           <w:tcPr>
@@ -7774,7 +8123,7 @@
           </w:tcPr>
           <w:p>
             <w:pPr>
-              <w:pStyle w:val="TableParagraph"/>
+              <w:pStyle w:val="14"/>
               <w:spacing w:line="272" w:lineRule="exact"/>
               <w:ind w:left="1465" w:right="1465"/>
               <w:rPr>
@@ -7795,7 +8144,7 @@
           </w:tcPr>
           <w:p>
             <w:pPr>
-              <w:pStyle w:val="TableParagraph"/>
+              <w:pStyle w:val="14"/>
               <w:spacing w:line="272" w:lineRule="exact"/>
               <w:ind w:left="95"/>
               <w:rPr>
@@ -7816,7 +8165,7 @@
           </w:tcPr>
           <w:p>
             <w:pPr>
-              <w:pStyle w:val="TableParagraph"/>
+              <w:pStyle w:val="14"/>
               <w:spacing w:line="272" w:lineRule="exact"/>
               <w:ind w:left="2" w:right="0"/>
               <w:rPr>
@@ -7834,8 +8183,16 @@
         </w:tc>
       </w:tr>
       <w:tr>
+        <w:tblPrEx>
+          <w:tblCellMar>
+            <w:top w:w="0" w:type="dxa"/>
+            <w:left w:w="0" w:type="dxa"/>
+            <w:bottom w:w="0" w:type="dxa"/>
+            <w:right w:w="0" w:type="dxa"/>
+          </w:tblCellMar>
+        </w:tblPrEx>
         <w:trPr>
-          <w:trHeight w:val="602"/>
+          <w:trHeight w:val="602" w:hRule="atLeast"/>
         </w:trPr>
         <w:tc>
           <w:tcPr>
@@ -7843,7 +8200,7 @@
           </w:tcPr>
           <w:p>
             <w:pPr>
-              <w:pStyle w:val="TableParagraph"/>
+              <w:pStyle w:val="14"/>
               <w:spacing w:before="6"/>
               <w:ind w:left="1465" w:right="1465"/>
               <w:rPr>
@@ -7861,7 +8218,7 @@
           </w:p>
           <w:p>
             <w:pPr>
-              <w:pStyle w:val="TableParagraph"/>
+              <w:pStyle w:val="14"/>
               <w:spacing w:before="23"/>
               <w:ind w:left="1465" w:right="1465"/>
               <w:rPr>
@@ -7882,7 +8239,7 @@
           </w:tcPr>
           <w:p>
             <w:pPr>
-              <w:pStyle w:val="TableParagraph"/>
+              <w:pStyle w:val="14"/>
               <w:spacing w:before="6"/>
               <w:ind w:right="0"/>
               <w:jc w:val="left"/>
@@ -7893,7 +8250,7 @@
           </w:p>
           <w:p>
             <w:pPr>
-              <w:pStyle w:val="TableParagraph"/>
+              <w:pStyle w:val="14"/>
               <w:spacing w:before="0"/>
               <w:ind w:left="95"/>
               <w:rPr>
@@ -7914,7 +8271,7 @@
           </w:tcPr>
           <w:p>
             <w:pPr>
-              <w:pStyle w:val="TableParagraph"/>
+              <w:pStyle w:val="14"/>
               <w:spacing w:before="6"/>
               <w:ind w:right="0"/>
               <w:jc w:val="left"/>
@@ -7925,7 +8282,7 @@
           </w:p>
           <w:p>
             <w:pPr>
-              <w:pStyle w:val="TableParagraph"/>
+              <w:pStyle w:val="14"/>
               <w:spacing w:before="0"/>
               <w:ind w:left="96"/>
               <w:rPr>
@@ -7942,8 +8299,16 @@
         </w:tc>
       </w:tr>
       <w:tr>
+        <w:tblPrEx>
+          <w:tblCellMar>
+            <w:top w:w="0" w:type="dxa"/>
+            <w:left w:w="0" w:type="dxa"/>
+            <w:bottom w:w="0" w:type="dxa"/>
+            <w:right w:w="0" w:type="dxa"/>
+          </w:tblCellMar>
+        </w:tblPrEx>
         <w:trPr>
-          <w:trHeight w:val="298"/>
+          <w:trHeight w:val="298" w:hRule="atLeast"/>
         </w:trPr>
         <w:tc>
           <w:tcPr>
@@ -7951,7 +8316,7 @@
           </w:tcPr>
           <w:p>
             <w:pPr>
-              <w:pStyle w:val="TableParagraph"/>
+              <w:pStyle w:val="14"/>
               <w:ind w:left="117" w:right="0"/>
               <w:jc w:val="left"/>
               <w:rPr>
@@ -7972,7 +8337,7 @@
           </w:tcPr>
           <w:p>
             <w:pPr>
-              <w:pStyle w:val="TableParagraph"/>
+              <w:pStyle w:val="14"/>
               <w:ind w:left="95"/>
               <w:rPr>
                 <w:sz w:val="24"/>
@@ -7992,7 +8357,7 @@
           </w:tcPr>
           <w:p>
             <w:pPr>
-              <w:pStyle w:val="TableParagraph"/>
+              <w:pStyle w:val="14"/>
               <w:ind w:left="2" w:right="0"/>
               <w:rPr>
                 <w:sz w:val="24"/>
@@ -8009,8 +8374,16 @@
         </w:tc>
       </w:tr>
       <w:tr>
+        <w:tblPrEx>
+          <w:tblCellMar>
+            <w:top w:w="0" w:type="dxa"/>
+            <w:left w:w="0" w:type="dxa"/>
+            <w:bottom w:w="0" w:type="dxa"/>
+            <w:right w:w="0" w:type="dxa"/>
+          </w:tblCellMar>
+        </w:tblPrEx>
         <w:trPr>
-          <w:trHeight w:val="298"/>
+          <w:trHeight w:val="298" w:hRule="atLeast"/>
         </w:trPr>
         <w:tc>
           <w:tcPr>
@@ -8018,7 +8391,7 @@
           </w:tcPr>
           <w:p>
             <w:pPr>
-              <w:pStyle w:val="TableParagraph"/>
+              <w:pStyle w:val="14"/>
               <w:ind w:left="1465" w:right="1465"/>
               <w:rPr>
                 <w:sz w:val="24"/>
@@ -8038,7 +8411,7 @@
           </w:tcPr>
           <w:p>
             <w:pPr>
-              <w:pStyle w:val="TableParagraph"/>
+              <w:pStyle w:val="14"/>
               <w:ind w:left="95"/>
               <w:rPr>
                 <w:sz w:val="24"/>
@@ -8058,7 +8431,7 @@
           </w:tcPr>
           <w:p>
             <w:pPr>
-              <w:pStyle w:val="TableParagraph"/>
+              <w:pStyle w:val="14"/>
               <w:ind w:left="96"/>
               <w:rPr>
                 <w:sz w:val="24"/>
@@ -8074,8 +8447,16 @@
         </w:tc>
       </w:tr>
       <w:tr>
+        <w:tblPrEx>
+          <w:tblCellMar>
+            <w:top w:w="0" w:type="dxa"/>
+            <w:left w:w="0" w:type="dxa"/>
+            <w:bottom w:w="0" w:type="dxa"/>
+            <w:right w:w="0" w:type="dxa"/>
+          </w:tblCellMar>
+        </w:tblPrEx>
         <w:trPr>
-          <w:trHeight w:val="298"/>
+          <w:trHeight w:val="298" w:hRule="atLeast"/>
         </w:trPr>
         <w:tc>
           <w:tcPr>
@@ -8083,7 +8464,7 @@
           </w:tcPr>
           <w:p>
             <w:pPr>
-              <w:pStyle w:val="TableParagraph"/>
+              <w:pStyle w:val="14"/>
               <w:ind w:left="133" w:right="0"/>
               <w:jc w:val="left"/>
               <w:rPr>
@@ -8104,7 +8485,7 @@
           </w:tcPr>
           <w:p>
             <w:pPr>
-              <w:pStyle w:val="TableParagraph"/>
+              <w:pStyle w:val="14"/>
               <w:ind w:left="95"/>
               <w:rPr>
                 <w:sz w:val="24"/>
@@ -8124,7 +8505,7 @@
           </w:tcPr>
           <w:p>
             <w:pPr>
-              <w:pStyle w:val="TableParagraph"/>
+              <w:pStyle w:val="14"/>
               <w:ind w:left="2" w:right="0"/>
               <w:rPr>
                 <w:sz w:val="24"/>
@@ -8141,8 +8522,16 @@
         </w:tc>
       </w:tr>
       <w:tr>
+        <w:tblPrEx>
+          <w:tblCellMar>
+            <w:top w:w="0" w:type="dxa"/>
+            <w:left w:w="0" w:type="dxa"/>
+            <w:bottom w:w="0" w:type="dxa"/>
+            <w:right w:w="0" w:type="dxa"/>
+          </w:tblCellMar>
+        </w:tblPrEx>
         <w:trPr>
-          <w:trHeight w:val="298"/>
+          <w:trHeight w:val="298" w:hRule="atLeast"/>
         </w:trPr>
         <w:tc>
           <w:tcPr>
@@ -8150,7 +8539,7 @@
           </w:tcPr>
           <w:p>
             <w:pPr>
-              <w:pStyle w:val="TableParagraph"/>
+              <w:pStyle w:val="14"/>
               <w:ind w:left="425" w:right="0"/>
               <w:jc w:val="left"/>
               <w:rPr>
@@ -8171,7 +8560,7 @@
           </w:tcPr>
           <w:p>
             <w:pPr>
-              <w:pStyle w:val="TableParagraph"/>
+              <w:pStyle w:val="14"/>
               <w:ind w:left="95"/>
               <w:rPr>
                 <w:sz w:val="24"/>
@@ -8191,7 +8580,7 @@
           </w:tcPr>
           <w:p>
             <w:pPr>
-              <w:pStyle w:val="TableParagraph"/>
+              <w:pStyle w:val="14"/>
               <w:ind w:left="2" w:right="0"/>
               <w:rPr>
                 <w:sz w:val="24"/>
@@ -8208,8 +8597,16 @@
         </w:tc>
       </w:tr>
       <w:tr>
+        <w:tblPrEx>
+          <w:tblCellMar>
+            <w:top w:w="0" w:type="dxa"/>
+            <w:left w:w="0" w:type="dxa"/>
+            <w:bottom w:w="0" w:type="dxa"/>
+            <w:right w:w="0" w:type="dxa"/>
+          </w:tblCellMar>
+        </w:tblPrEx>
         <w:trPr>
-          <w:trHeight w:val="298"/>
+          <w:trHeight w:val="298" w:hRule="atLeast"/>
         </w:trPr>
         <w:tc>
           <w:tcPr>
@@ -8217,7 +8614,7 @@
           </w:tcPr>
           <w:p>
             <w:pPr>
-              <w:pStyle w:val="TableParagraph"/>
+              <w:pStyle w:val="14"/>
               <w:ind w:left="1465" w:right="1465"/>
               <w:rPr>
                 <w:sz w:val="24"/>
@@ -8237,7 +8634,7 @@
           </w:tcPr>
           <w:p>
             <w:pPr>
-              <w:pStyle w:val="TableParagraph"/>
+              <w:pStyle w:val="14"/>
               <w:ind w:left="95"/>
               <w:rPr>
                 <w:sz w:val="24"/>
@@ -8257,7 +8654,7 @@
           </w:tcPr>
           <w:p>
             <w:pPr>
-              <w:pStyle w:val="TableParagraph"/>
+              <w:pStyle w:val="14"/>
               <w:ind w:left="2" w:right="0"/>
               <w:rPr>
                 <w:sz w:val="24"/>
@@ -8274,8 +8671,16 @@
         </w:tc>
       </w:tr>
       <w:tr>
+        <w:tblPrEx>
+          <w:tblCellMar>
+            <w:top w:w="0" w:type="dxa"/>
+            <w:left w:w="0" w:type="dxa"/>
+            <w:bottom w:w="0" w:type="dxa"/>
+            <w:right w:w="0" w:type="dxa"/>
+          </w:tblCellMar>
+        </w:tblPrEx>
         <w:trPr>
-          <w:trHeight w:val="294"/>
+          <w:trHeight w:val="294" w:hRule="atLeast"/>
         </w:trPr>
         <w:tc>
           <w:tcPr>
@@ -8283,7 +8688,7 @@
           </w:tcPr>
           <w:p>
             <w:pPr>
-              <w:pStyle w:val="TableParagraph"/>
+              <w:pStyle w:val="14"/>
               <w:spacing w:line="272" w:lineRule="exact"/>
               <w:ind w:left="167" w:right="0"/>
               <w:jc w:val="left"/>
@@ -8305,7 +8710,7 @@
           </w:tcPr>
           <w:p>
             <w:pPr>
-              <w:pStyle w:val="TableParagraph"/>
+              <w:pStyle w:val="14"/>
               <w:spacing w:line="272" w:lineRule="exact"/>
               <w:ind w:left="95"/>
               <w:rPr>
@@ -8326,7 +8731,7 @@
           </w:tcPr>
           <w:p>
             <w:pPr>
-              <w:pStyle w:val="TableParagraph"/>
+              <w:pStyle w:val="14"/>
               <w:spacing w:line="272" w:lineRule="exact"/>
               <w:ind w:left="2" w:right="0"/>
               <w:rPr>
@@ -8344,8 +8749,16 @@
         </w:tc>
       </w:tr>
       <w:tr>
+        <w:tblPrEx>
+          <w:tblCellMar>
+            <w:top w:w="0" w:type="dxa"/>
+            <w:left w:w="0" w:type="dxa"/>
+            <w:bottom w:w="0" w:type="dxa"/>
+            <w:right w:w="0" w:type="dxa"/>
+          </w:tblCellMar>
+        </w:tblPrEx>
         <w:trPr>
-          <w:trHeight w:val="602"/>
+          <w:trHeight w:val="602" w:hRule="atLeast"/>
         </w:trPr>
         <w:tc>
           <w:tcPr>
@@ -8353,7 +8766,7 @@
           </w:tcPr>
           <w:p>
             <w:pPr>
-              <w:pStyle w:val="TableParagraph"/>
+              <w:pStyle w:val="14"/>
               <w:spacing w:before="6"/>
               <w:ind w:left="1465" w:right="1465"/>
               <w:rPr>
@@ -8371,7 +8784,7 @@
           </w:p>
           <w:p>
             <w:pPr>
-              <w:pStyle w:val="TableParagraph"/>
+              <w:pStyle w:val="14"/>
               <w:spacing w:before="23"/>
               <w:ind w:left="1465" w:right="1465"/>
               <w:rPr>
@@ -8392,7 +8805,7 @@
           </w:tcPr>
           <w:p>
             <w:pPr>
-              <w:pStyle w:val="TableParagraph"/>
+              <w:pStyle w:val="14"/>
               <w:spacing w:before="6"/>
               <w:ind w:right="0"/>
               <w:jc w:val="left"/>
@@ -8403,7 +8816,7 @@
           </w:p>
           <w:p>
             <w:pPr>
-              <w:pStyle w:val="TableParagraph"/>
+              <w:pStyle w:val="14"/>
               <w:spacing w:before="0"/>
               <w:ind w:left="95"/>
               <w:rPr>
@@ -8424,7 +8837,7 @@
           </w:tcPr>
           <w:p>
             <w:pPr>
-              <w:pStyle w:val="TableParagraph"/>
+              <w:pStyle w:val="14"/>
               <w:spacing w:before="6"/>
               <w:ind w:right="0"/>
               <w:jc w:val="left"/>
@@ -8435,7 +8848,7 @@
           </w:p>
           <w:p>
             <w:pPr>
-              <w:pStyle w:val="TableParagraph"/>
+              <w:pStyle w:val="14"/>
               <w:spacing w:before="0"/>
               <w:ind w:left="96"/>
               <w:rPr>
@@ -8452,19 +8865,27 @@
         </w:tc>
       </w:tr>
       <w:tr>
+        <w:tblPrEx>
+          <w:tblCellMar>
+            <w:top w:w="0" w:type="dxa"/>
+            <w:left w:w="0" w:type="dxa"/>
+            <w:bottom w:w="0" w:type="dxa"/>
+            <w:right w:w="0" w:type="dxa"/>
+          </w:tblCellMar>
+        </w:tblPrEx>
         <w:trPr>
-          <w:trHeight w:val="356"/>
+          <w:trHeight w:val="356" w:hRule="atLeast"/>
         </w:trPr>
         <w:tc>
           <w:tcPr>
             <w:tcW w:w="4790" w:type="dxa"/>
             <w:tcBorders>
-              <w:bottom w:val="single" w:sz="8" w:space="0" w:color="000000"/>
+              <w:bottom w:val="single" w:color="000000" w:sz="8" w:space="0"/>
             </w:tcBorders>
           </w:tcPr>
           <w:p>
             <w:pPr>
-              <w:pStyle w:val="TableParagraph"/>
+              <w:pStyle w:val="14"/>
               <w:ind w:left="1465" w:right="1465"/>
               <w:rPr>
                 <w:sz w:val="24"/>
@@ -8482,12 +8903,12 @@
           <w:tcPr>
             <w:tcW w:w="1409" w:type="dxa"/>
             <w:tcBorders>
-              <w:bottom w:val="single" w:sz="8" w:space="0" w:color="000000"/>
+              <w:bottom w:val="single" w:color="000000" w:sz="8" w:space="0"/>
             </w:tcBorders>
           </w:tcPr>
           <w:p>
             <w:pPr>
-              <w:pStyle w:val="TableParagraph"/>
+              <w:pStyle w:val="14"/>
               <w:ind w:left="95"/>
               <w:rPr>
                 <w:sz w:val="24"/>
@@ -8505,12 +8926,12 @@
           <w:tcPr>
             <w:tcW w:w="1170" w:type="dxa"/>
             <w:tcBorders>
-              <w:bottom w:val="single" w:sz="8" w:space="0" w:color="000000"/>
+              <w:bottom w:val="single" w:color="000000" w:sz="8" w:space="0"/>
             </w:tcBorders>
           </w:tcPr>
           <w:p>
             <w:pPr>
-              <w:pStyle w:val="TableParagraph"/>
+              <w:pStyle w:val="14"/>
               <w:ind w:left="96"/>
               <w:rPr>
                 <w:sz w:val="24"/>
@@ -8528,7 +8949,7 @@
     </w:tbl>
     <w:p>
       <w:pPr>
-        <w:pStyle w:val="a3"/>
+        <w:pStyle w:val="4"/>
         <w:jc w:val="left"/>
         <w:rPr>
           <w:sz w:val="20"/>
@@ -8537,7 +8958,7 @@
     </w:p>
     <w:p>
       <w:pPr>
-        <w:pStyle w:val="a3"/>
+        <w:pStyle w:val="4"/>
         <w:jc w:val="left"/>
         <w:rPr>
           <w:sz w:val="20"/>
@@ -8546,7 +8967,7 @@
     </w:p>
     <w:p>
       <w:pPr>
-        <w:pStyle w:val="a3"/>
+        <w:pStyle w:val="4"/>
         <w:spacing w:before="2"/>
         <w:jc w:val="left"/>
         <w:rPr>
@@ -8556,7 +8977,7 @@
     </w:p>
     <w:p>
       <w:pPr>
-        <w:pStyle w:val="2"/>
+        <w:pStyle w:val="3"/>
         <w:numPr>
           <w:ilvl w:val="1"/>
           <w:numId w:val="1"/>
@@ -8585,25 +9006,39 @@
     </w:p>
     <w:p>
       <w:pPr>
-        <w:pStyle w:val="a3"/>
+        <w:pStyle w:val="4"/>
         <w:spacing w:before="236" w:line="259" w:lineRule="auto"/>
         <w:ind w:left="174" w:right="146" w:firstLine="170"/>
       </w:pPr>
       <w:r>
-        <w:pict w14:anchorId="075561D3">
-          <v:line id="_x0000_s2053" style="position:absolute;left:0;text-align:left;z-index:-251657728;mso-position-horizontal-relative:page;mso-width-relative:page;mso-height-relative:page" from="506.35pt,37.7pt" to="509.9pt,37.7pt" strokeweight=".14042mm">
-            <w10:wrap anchorx="page"/>
+        <w:pict>
+          <v:line id="_x0000_s2053" o:spid="_x0000_s2053" o:spt="20" style="position:absolute;left:0pt;margin-left:506.35pt;margin-top:37.7pt;height:0pt;width:3.55pt;mso-position-horizontal-relative:page;z-index:-251654144;mso-width-relative:page;mso-height-relative:page;" coordsize="21600,21600">
+            <v:path arrowok="t"/>
+            <v:fill focussize="0,0"/>
+            <v:stroke weight="0.398031496062992pt"/>
+            <v:imagedata o:title=""/>
+            <o:lock v:ext="edit"/>
           </v:line>
         </w:pict>
       </w:r>
       <w:r>
         <w:t xml:space="preserve">The model and patient data are used to calculate the global feature significance (Figure </w:t>
       </w:r>
-      <w:hyperlink w:anchor="_bookmark2" w:history="1">
-        <w:r>
-          <w:t xml:space="preserve">2). </w:t>
-        </w:r>
-      </w:hyperlink>
+      <w:r>
+        <w:fldChar w:fldCharType="begin"/>
+      </w:r>
+      <w:r>
+        <w:instrText xml:space="preserve"> HYPERLINK \l "_bookmark2" </w:instrText>
+      </w:r>
+      <w:r>
+        <w:fldChar w:fldCharType="separate"/>
+      </w:r>
+      <w:r>
+        <w:t xml:space="preserve">2). </w:t>
+      </w:r>
+      <w:r>
+        <w:fldChar w:fldCharType="end"/>
+      </w:r>
       <w:r>
         <w:t xml:space="preserve">The </w:t>
       </w:r>
@@ -8768,13 +9203,13 @@
           <w:pgSz w:w="11910" w:h="16840"/>
           <w:pgMar w:top="1180" w:right="760" w:bottom="1220" w:left="780" w:header="775" w:footer="1033" w:gutter="0"/>
           <w:lnNumType w:countBy="1" w:restart="continuous"/>
-          <w:cols w:space="720"/>
+          <w:cols w:space="720" w:num="1"/>
         </w:sectPr>
       </w:pPr>
     </w:p>
     <w:p>
       <w:pPr>
-        <w:pStyle w:val="a3"/>
+        <w:pStyle w:val="4"/>
         <w:jc w:val="left"/>
         <w:rPr>
           <w:sz w:val="20"/>
@@ -8783,7 +9218,7 @@
     </w:p>
     <w:p>
       <w:pPr>
-        <w:pStyle w:val="a3"/>
+        <w:pStyle w:val="4"/>
         <w:spacing w:before="6"/>
         <w:jc w:val="left"/>
         <w:rPr>
@@ -8793,7 +9228,7 @@
     </w:p>
     <w:p>
       <w:pPr>
-        <w:pStyle w:val="a3"/>
+        <w:pStyle w:val="4"/>
         <w:ind w:left="2292"/>
         <w:jc w:val="left"/>
         <w:rPr>
@@ -8802,11 +9237,10 @@
       </w:pPr>
       <w:r>
         <w:rPr>
-          <w:noProof/>
           <w:sz w:val="20"/>
         </w:rPr>
         <w:drawing>
-          <wp:inline distT="0" distB="0" distL="0" distR="0" wp14:anchorId="7196921F" wp14:editId="3870B17D">
+          <wp:inline distT="0" distB="0" distL="0" distR="0">
             <wp:extent cx="3595370" cy="2476500"/>
             <wp:effectExtent l="0" t="0" r="0" b="0"/>
             <wp:docPr id="5" name="image3.jpeg"/>
@@ -8823,7 +9257,7 @@
                     </pic:cNvPicPr>
                   </pic:nvPicPr>
                   <pic:blipFill>
-                    <a:blip r:embed="rId12" cstate="print"/>
+                    <a:blip r:embed="rId7" cstate="print"/>
                     <a:stretch>
                       <a:fillRect/>
                     </a:stretch>
@@ -8846,7 +9280,7 @@
     </w:p>
     <w:p>
       <w:pPr>
-        <w:pStyle w:val="a3"/>
+        <w:pStyle w:val="4"/>
         <w:spacing w:before="5"/>
         <w:jc w:val="left"/>
         <w:rPr>
@@ -8856,7 +9290,7 @@
     </w:p>
     <w:p>
       <w:pPr>
-        <w:pStyle w:val="a3"/>
+        <w:pStyle w:val="4"/>
         <w:spacing w:before="135" w:line="208" w:lineRule="auto"/>
         <w:ind w:left="122" w:right="192" w:firstLine="5"/>
       </w:pPr>
@@ -8877,7 +9311,7 @@
     </w:p>
     <w:p>
       <w:pPr>
-        <w:pStyle w:val="a3"/>
+        <w:pStyle w:val="4"/>
         <w:jc w:val="left"/>
         <w:rPr>
           <w:sz w:val="20"/>
@@ -8886,7 +9320,7 @@
     </w:p>
     <w:p>
       <w:pPr>
-        <w:pStyle w:val="a3"/>
+        <w:pStyle w:val="4"/>
         <w:spacing w:before="11"/>
         <w:jc w:val="left"/>
         <w:rPr>
@@ -8894,11 +9328,8 @@
         </w:rPr>
       </w:pPr>
       <w:r>
-        <w:rPr>
-          <w:noProof/>
-        </w:rPr>
         <w:drawing>
-          <wp:anchor distT="0" distB="0" distL="0" distR="0" simplePos="0" relativeHeight="251654656" behindDoc="0" locked="0" layoutInCell="1" allowOverlap="1" wp14:anchorId="5655D68F" wp14:editId="36151719">
+          <wp:anchor distT="0" distB="0" distL="0" distR="0" simplePos="0" relativeHeight="251659264" behindDoc="0" locked="0" layoutInCell="1" allowOverlap="1">
             <wp:simplePos x="0" y="0"/>
             <wp:positionH relativeFrom="page">
               <wp:posOffset>1955800</wp:posOffset>
@@ -8923,7 +9354,7 @@
                     </pic:cNvPicPr>
                   </pic:nvPicPr>
                   <pic:blipFill>
-                    <a:blip r:embed="rId13" cstate="print"/>
+                    <a:blip r:embed="rId8" cstate="print"/>
                     <a:stretch>
                       <a:fillRect/>
                     </a:stretch>
@@ -8946,7 +9377,7 @@
     </w:p>
     <w:p>
       <w:pPr>
-        <w:pStyle w:val="a3"/>
+        <w:pStyle w:val="4"/>
         <w:spacing w:before="4"/>
         <w:jc w:val="left"/>
         <w:rPr>
@@ -8956,7 +9387,7 @@
     </w:p>
     <w:p>
       <w:pPr>
-        <w:pStyle w:val="a3"/>
+        <w:pStyle w:val="4"/>
         <w:spacing w:before="135" w:line="208" w:lineRule="auto"/>
         <w:ind w:left="128" w:right="192"/>
       </w:pPr>
@@ -8977,7 +9408,7 @@
     </w:p>
     <w:p>
       <w:pPr>
-        <w:pStyle w:val="a3"/>
+        <w:pStyle w:val="4"/>
         <w:jc w:val="left"/>
         <w:rPr>
           <w:sz w:val="28"/>
@@ -8986,18 +9417,18 @@
     </w:p>
     <w:p>
       <w:pPr>
-        <w:pStyle w:val="a3"/>
+        <w:pStyle w:val="4"/>
         <w:spacing w:before="163" w:line="259" w:lineRule="auto"/>
         <w:ind w:left="128" w:right="192"/>
         <w:rPr>
-          <w:rFonts w:eastAsiaTheme="minorEastAsia" w:hint="eastAsia"/>
+          <w:rFonts w:hint="eastAsia" w:eastAsiaTheme="minorEastAsia"/>
           <w:lang w:eastAsia="zh-CN"/>
         </w:rPr>
         <w:sectPr>
           <w:pgSz w:w="11910" w:h="16840"/>
           <w:pgMar w:top="1180" w:right="760" w:bottom="1220" w:left="780" w:header="775" w:footer="1033" w:gutter="0"/>
           <w:lnNumType w:countBy="1" w:restart="continuous"/>
-          <w:cols w:space="720"/>
+          <w:cols w:space="720" w:num="1"/>
         </w:sectPr>
       </w:pPr>
       <w:r>
@@ -9560,7 +9991,7 @@
       </w:r>
       <w:r>
         <w:rPr>
-          <w:rFonts w:eastAsiaTheme="minorEastAsia" w:hint="eastAsia"/>
+          <w:rFonts w:hint="eastAsia" w:eastAsiaTheme="minorEastAsia"/>
           <w:lang w:eastAsia="zh-CN"/>
         </w:rPr>
         <w:t xml:space="preserve"> </w:t>
@@ -9570,38 +10001,20 @@
           <w:color w:val="00B0F0"/>
           <w:u w:val="single"/>
         </w:rPr>
-        <w:t xml:space="preserve">Surgery </w:t>
-      </w:r>
-      <w:proofErr w:type="gramStart"/>
-      <w:r>
-        <w:rPr>
-          <w:color w:val="00B0F0"/>
-          <w:u w:val="single"/>
-        </w:rPr>
-        <w:t>status</w:t>
-      </w:r>
-      <w:r>
-        <w:rPr>
-          <w:rFonts w:eastAsiaTheme="minorEastAsia" w:hint="eastAsia"/>
+        <w:t>Surgery status</w:t>
+      </w:r>
+      <w:r>
+        <w:rPr>
+          <w:rFonts w:hint="eastAsia" w:eastAsiaTheme="minorEastAsia"/>
           <w:color w:val="00B0F0"/>
           <w:u w:val="single"/>
           <w:lang w:eastAsia="zh-CN"/>
         </w:rPr>
-        <w:t xml:space="preserve">  on</w:t>
-      </w:r>
-      <w:proofErr w:type="gramEnd"/>
-      <w:r>
-        <w:rPr>
-          <w:rFonts w:eastAsiaTheme="minorEastAsia" w:hint="eastAsia"/>
-          <w:color w:val="00B0F0"/>
-          <w:u w:val="single"/>
-          <w:lang w:eastAsia="zh-CN"/>
-        </w:rPr>
-        <w:t xml:space="preserve"> the primary site ranks 4</w:t>
-      </w:r>
-      <w:r>
-        <w:rPr>
-          <w:rFonts w:eastAsiaTheme="minorEastAsia" w:hint="eastAsia"/>
+        <w:t xml:space="preserve">  on the primary site ranks 4</w:t>
+      </w:r>
+      <w:r>
+        <w:rPr>
+          <w:rFonts w:hint="eastAsia" w:eastAsiaTheme="minorEastAsia"/>
           <w:color w:val="00B0F0"/>
           <w:u w:val="single"/>
           <w:vertAlign w:val="superscript"/>
@@ -9611,7 +10024,7 @@
       </w:r>
       <w:r>
         <w:rPr>
-          <w:rFonts w:eastAsiaTheme="minorEastAsia" w:hint="eastAsia"/>
+          <w:rFonts w:hint="eastAsia" w:eastAsiaTheme="minorEastAsia"/>
           <w:color w:val="00B0F0"/>
           <w:u w:val="single"/>
           <w:lang w:eastAsia="zh-CN"/>
@@ -9621,7 +10034,7 @@
     </w:p>
     <w:p>
       <w:pPr>
-        <w:pStyle w:val="a3"/>
+        <w:pStyle w:val="4"/>
         <w:spacing w:before="3"/>
         <w:jc w:val="left"/>
         <w:rPr>
@@ -9631,7 +10044,7 @@
     </w:p>
     <w:p>
       <w:pPr>
-        <w:pStyle w:val="a3"/>
+        <w:pStyle w:val="4"/>
         <w:spacing w:before="97" w:line="259" w:lineRule="auto"/>
         <w:ind w:left="174" w:right="106" w:firstLine="170"/>
       </w:pPr>
@@ -9644,11 +10057,21 @@
       <w:r>
         <w:t xml:space="preserve">(Figure </w:t>
       </w:r>
-      <w:hyperlink w:anchor="_bookmark3" w:history="1">
-        <w:r>
-          <w:t xml:space="preserve">3), </w:t>
-        </w:r>
-      </w:hyperlink>
+      <w:r>
+        <w:fldChar w:fldCharType="begin"/>
+      </w:r>
+      <w:r>
+        <w:instrText xml:space="preserve"> HYPERLINK \l "_bookmark3" </w:instrText>
+      </w:r>
+      <w:r>
+        <w:fldChar w:fldCharType="separate"/>
+      </w:r>
+      <w:r>
+        <w:t xml:space="preserve">3), </w:t>
+      </w:r>
+      <w:r>
+        <w:fldChar w:fldCharType="end"/>
+      </w:r>
       <w:r>
         <w:t>one</w:t>
       </w:r>
@@ -9672,7 +10095,7 @@
       </w:r>
       <w:r>
         <w:rPr>
-          <w:rFonts w:eastAsia="宋体" w:hint="eastAsia"/>
+          <w:rFonts w:hint="eastAsia" w:eastAsia="宋体"/>
           <w:lang w:eastAsia="zh-CN"/>
         </w:rPr>
         <w:t xml:space="preserve"> </w:t>
@@ -9685,7 +10108,7 @@
       </w:r>
       <w:r>
         <w:rPr>
-          <w:rFonts w:eastAsia="宋体" w:hint="eastAsia"/>
+          <w:rFonts w:hint="eastAsia" w:eastAsia="宋体"/>
           <w:lang w:eastAsia="zh-CN"/>
         </w:rPr>
         <w:t>,</w:t>
@@ -9830,31 +10253,7 @@
         <w:t xml:space="preserve"> </w:t>
       </w:r>
       <w:r>
-        <w:t xml:space="preserve">0.07 for this feature. Furthermore, we are filling out her ER status </w:t>
-      </w:r>
-      <w:proofErr w:type="gramStart"/>
-      <w:r>
-        <w:t>feature(</w:t>
-      </w:r>
-      <w:proofErr w:type="gramEnd"/>
-      <w:r>
-        <w:t xml:space="preserve">0), </w:t>
-      </w:r>
-      <w:proofErr w:type="gramStart"/>
-      <w:r>
-        <w:t>grade(</w:t>
-      </w:r>
-      <w:proofErr w:type="gramEnd"/>
-      <w:r>
-        <w:t xml:space="preserve">poorly differentiated) and </w:t>
-      </w:r>
-      <w:proofErr w:type="gramStart"/>
-      <w:r>
-        <w:t>surgery(</w:t>
-      </w:r>
-      <w:proofErr w:type="gramEnd"/>
-      <w:r>
-        <w:t>0),</w:t>
+        <w:t>0.07 for this feature. Furthermore, we are filling out her ER status feature(0), grade(poorly differentiated) and surgery(0),</w:t>
       </w:r>
       <w:r>
         <w:rPr>
@@ -10007,23 +10406,7 @@
         <w:t xml:space="preserve"> </w:t>
       </w:r>
       <w:r>
-        <w:t xml:space="preserve">aggressiveness and hormonal therapies could </w:t>
-      </w:r>
-      <w:proofErr w:type="spellStart"/>
-      <w:r>
-        <w:t>server</w:t>
-      </w:r>
-      <w:proofErr w:type="spellEnd"/>
-      <w:r>
-        <w:t xml:space="preserve"> as a treatment </w:t>
-      </w:r>
-      <w:proofErr w:type="spellStart"/>
-      <w:r>
-        <w:t>stagetegy</w:t>
-      </w:r>
-      <w:proofErr w:type="spellEnd"/>
-      <w:r>
-        <w:t xml:space="preserve"> for </w:t>
+        <w:t xml:space="preserve">aggressiveness and hormonal therapies could server as a treatment stagetegy for </w:t>
       </w:r>
       <w:r>
         <w:rPr>
@@ -10346,7 +10729,7 @@
     </w:p>
     <w:p>
       <w:pPr>
-        <w:pStyle w:val="2"/>
+        <w:pStyle w:val="3"/>
         <w:numPr>
           <w:ilvl w:val="1"/>
           <w:numId w:val="1"/>
@@ -10375,7 +10758,7 @@
     </w:p>
     <w:p>
       <w:pPr>
-        <w:pStyle w:val="a3"/>
+        <w:pStyle w:val="4"/>
         <w:spacing w:before="183" w:line="259" w:lineRule="auto"/>
         <w:ind w:left="168" w:right="146" w:firstLine="176"/>
         <w:rPr>
@@ -10393,36 +10776,18 @@
           <w:color w:val="00B0F0"/>
           <w:u w:val="single"/>
         </w:rPr>
-        <w:t xml:space="preserve">after propensity score matching (PSM), where the propensity score was estimated using </w:t>
-      </w:r>
-      <w:r>
-        <w:rPr>
-          <w:b/>
-          <w:bCs/>
+        <w:t>after propensity score matching (PSM), where the propensity score was estimated using all available clinical covariates to minimize baseline imbalances</w:t>
+      </w:r>
+      <w:r>
+        <w:rPr>
           <w:color w:val="00B0F0"/>
           <w:u w:val="single"/>
         </w:rPr>
-        <w:t>all available clinical covariates</w:t>
-      </w:r>
-      <w:r>
-        <w:rPr>
-          <w:b/>
-          <w:bCs/>
+        <w:t>.</w:t>
+      </w:r>
+      <w:r>
+        <w:rPr>
           <w:color w:val="00B0F0"/>
-          <w:u w:val="single"/>
-        </w:rPr>
-        <w:t xml:space="preserve"> to minimize baseline imbalances</w:t>
-      </w:r>
-      <w:r>
-        <w:rPr>
-          <w:color w:val="00B0F0"/>
-          <w:u w:val="single"/>
-        </w:rPr>
-        <w:t>.</w:t>
-      </w:r>
-      <w:r>
-        <w:rPr>
-          <w:color w:val="00B0F0"/>
         </w:rPr>
         <w:t xml:space="preserve"> After PSM, no significant survival differences were observed in the Brain, Lung, and Liver subgroups.</w:t>
       </w:r>
@@ -10431,7 +10796,7 @@
       </w:r>
       <w:r>
         <w:rPr>
-          <w:rFonts w:eastAsiaTheme="minorEastAsia" w:hint="eastAsia"/>
+          <w:rFonts w:hint="eastAsia" w:eastAsiaTheme="minorEastAsia"/>
           <w:lang w:eastAsia="zh-CN"/>
         </w:rPr>
         <w:t>10</w:t>
@@ -10452,7 +10817,7 @@
     </w:p>
     <w:p>
       <w:pPr>
-        <w:pStyle w:val="a3"/>
+        <w:pStyle w:val="4"/>
         <w:spacing w:before="183" w:line="259" w:lineRule="auto"/>
         <w:ind w:left="168" w:right="146" w:firstLine="176"/>
         <w:jc w:val="center"/>
@@ -10464,28 +10829,25 @@
     </w:p>
     <w:p>
       <w:pPr>
-        <w:pStyle w:val="a3"/>
+        <w:pStyle w:val="4"/>
         <w:spacing w:before="183" w:line="259" w:lineRule="auto"/>
         <w:ind w:left="168" w:right="146" w:firstLine="176"/>
         <w:jc w:val="center"/>
         <w:rPr>
-          <w:rFonts w:eastAsiaTheme="minorEastAsia" w:hint="eastAsia"/>
+          <w:rFonts w:hint="eastAsia" w:eastAsiaTheme="minorEastAsia"/>
           <w:lang w:eastAsia="zh-CN"/>
         </w:rPr>
         <w:sectPr>
           <w:pgSz w:w="11910" w:h="16840"/>
           <w:pgMar w:top="1180" w:right="760" w:bottom="1220" w:left="780" w:header="775" w:footer="1033" w:gutter="0"/>
           <w:lnNumType w:countBy="1" w:restart="continuous"/>
-          <w:cols w:space="720"/>
+          <w:cols w:space="720" w:num="1"/>
         </w:sectPr>
       </w:pPr>
       <w:r>
-        <w:rPr>
-          <w:noProof/>
-        </w:rPr>
         <w:drawing>
-          <wp:inline distT="0" distB="0" distL="0" distR="0" wp14:anchorId="44F1C85E" wp14:editId="6EF4E8A2">
-            <wp:extent cx="4637405" cy="3506898"/>
+          <wp:inline distT="0" distB="0" distL="0" distR="0">
+            <wp:extent cx="4637405" cy="3506470"/>
             <wp:effectExtent l="0" t="0" r="0" b="0"/>
             <wp:docPr id="1371118821" name="图片 1"/>
             <wp:cNvGraphicFramePr>
@@ -10495,13 +10857,13 @@
               <a:graphicData uri="http://schemas.openxmlformats.org/drawingml/2006/picture">
                 <pic:pic xmlns:pic="http://schemas.openxmlformats.org/drawingml/2006/picture">
                   <pic:nvPicPr>
-                    <pic:cNvPr id="0" name="Picture 1"/>
+                    <pic:cNvPr id="1371118821" name="图片 1"/>
                     <pic:cNvPicPr>
                       <a:picLocks noChangeAspect="1" noChangeArrowheads="1"/>
                     </pic:cNvPicPr>
                   </pic:nvPicPr>
                   <pic:blipFill>
-                    <a:blip r:embed="rId14" cstate="print">
+                    <a:blip r:embed="rId9" cstate="print">
                       <a:extLst>
                         <a:ext uri="{28A0092B-C50C-407E-A947-70E740481C1C}">
                           <a14:useLocalDpi xmlns:a14="http://schemas.microsoft.com/office/drawing/2010/main" val="0"/>
@@ -10513,7 +10875,7 @@
                       <a:fillRect/>
                     </a:stretch>
                   </pic:blipFill>
-                  <pic:spPr bwMode="auto">
+                  <pic:spPr>
                     <a:xfrm>
                       <a:off x="0" y="0"/>
                       <a:ext cx="4664254" cy="3527201"/>
@@ -10535,10 +10897,10 @@
     </w:p>
     <w:p>
       <w:pPr>
-        <w:pStyle w:val="a3"/>
+        <w:pStyle w:val="4"/>
         <w:jc w:val="left"/>
         <w:rPr>
-          <w:rFonts w:eastAsiaTheme="minorEastAsia" w:hint="eastAsia"/>
+          <w:rFonts w:hint="eastAsia" w:eastAsiaTheme="minorEastAsia"/>
           <w:sz w:val="20"/>
           <w:lang w:eastAsia="zh-CN"/>
         </w:rPr>
@@ -10546,7 +10908,7 @@
     </w:p>
     <w:p>
       <w:pPr>
-        <w:pStyle w:val="a3"/>
+        <w:pStyle w:val="4"/>
         <w:spacing w:before="182" w:line="208" w:lineRule="auto"/>
         <w:ind w:left="120" w:right="183"/>
       </w:pPr>
@@ -10726,7 +11088,7 @@
     </w:p>
     <w:p>
       <w:pPr>
-        <w:pStyle w:val="a3"/>
+        <w:pStyle w:val="4"/>
         <w:spacing w:before="9"/>
         <w:jc w:val="left"/>
         <w:rPr>
@@ -10736,7 +11098,7 @@
     </w:p>
     <w:p>
       <w:pPr>
-        <w:pStyle w:val="2"/>
+        <w:pStyle w:val="3"/>
         <w:numPr>
           <w:ilvl w:val="1"/>
           <w:numId w:val="1"/>
@@ -10770,7 +11132,7 @@
     </w:p>
     <w:p>
       <w:pPr>
-        <w:pStyle w:val="a3"/>
+        <w:pStyle w:val="4"/>
         <w:spacing w:before="97" w:line="259" w:lineRule="auto"/>
         <w:ind w:left="174" w:right="146"/>
         <w:rPr>
@@ -10781,37 +11143,7 @@
         <w:rPr>
           <w:rFonts w:hint="eastAsia"/>
         </w:rPr>
-        <w:t xml:space="preserve">The final deep learning model comprises five hidden layers with 10, 24, 47, and 22 neurons, respectively, and dropout layers inserted between them. The model was trained with a learning rate of 0.00601 and a dropout rate of 0.736. Throughout the training process, the loss curves for both the training and validation sets steadily declined. After 96 epochs, the validation loss plateaued at 6.0229, while the training loss continued to decrease from 5.1683. To avoid overfitting, training was halted at this point, and the model was preserved for </w:t>
-      </w:r>
-      <w:proofErr w:type="spellStart"/>
-      <w:proofErr w:type="gramStart"/>
-      <w:r>
-        <w:rPr>
-          <w:rFonts w:hint="eastAsia"/>
-        </w:rPr>
-        <w:t>testing.For</w:t>
-      </w:r>
-      <w:proofErr w:type="spellEnd"/>
-      <w:proofErr w:type="gramEnd"/>
-      <w:r>
-        <w:rPr>
-          <w:rFonts w:hint="eastAsia"/>
-        </w:rPr>
-        <w:t xml:space="preserve"> comparison, the Cox proportional hazards model was implemented with a </w:t>
-      </w:r>
-      <w:proofErr w:type="spellStart"/>
-      <w:r>
-        <w:rPr>
-          <w:rFonts w:hint="eastAsia"/>
-        </w:rPr>
-        <w:t>penalizer</w:t>
-      </w:r>
-      <w:proofErr w:type="spellEnd"/>
-      <w:r>
-        <w:rPr>
-          <w:rFonts w:hint="eastAsia"/>
-        </w:rPr>
-        <w:t xml:space="preserve"> of 0.002 and a learning rate of 0.002. The deep learning model achieved a mean concordance index of 0.771, </w:t>
+        <w:t xml:space="preserve">The final deep learning model comprises five hidden layers with 10, 24, 47, and 22 neurons, respectively, and dropout layers inserted between them. The model was trained with a learning rate of 0.00601 and a dropout rate of 0.736. Throughout the training process, the loss curves for both the training and validation sets steadily declined. After 96 epochs, the validation loss plateaued at 6.0229, while the training loss continued to decrease from 5.1683. To avoid overfitting, training was halted at this point, and the model was preserved for testing.For comparison, the Cox proportional hazards model was implemented with a penalizer of 0.002 and a learning rate of 0.002. The deep learning model achieved a mean concordance index of 0.771, </w:t>
       </w:r>
       <w:r>
         <w:rPr>
@@ -10822,7 +11154,7 @@
       </w:r>
       <w:r>
         <w:rPr>
-          <w:rFonts w:eastAsiaTheme="minorEastAsia" w:hint="eastAsia"/>
+          <w:rFonts w:hint="eastAsia" w:eastAsiaTheme="minorEastAsia"/>
           <w:color w:val="00B0F0"/>
           <w:lang w:eastAsia="zh-CN"/>
         </w:rPr>
@@ -10837,7 +11169,7 @@
       </w:r>
       <w:r>
         <w:rPr>
-          <w:rFonts w:eastAsiaTheme="minorEastAsia" w:hint="eastAsia"/>
+          <w:rFonts w:hint="eastAsia" w:eastAsiaTheme="minorEastAsia"/>
           <w:color w:val="00B0F0"/>
           <w:lang w:eastAsia="zh-CN"/>
         </w:rPr>
@@ -10852,7 +11184,7 @@
       </w:r>
       <w:r>
         <w:rPr>
-          <w:rFonts w:eastAsia="宋体" w:hint="eastAsia"/>
+          <w:rFonts w:hint="eastAsia" w:eastAsia="宋体"/>
           <w:color w:val="00B0F0"/>
           <w:lang w:eastAsia="zh-CN"/>
         </w:rPr>
@@ -10867,7 +11199,7 @@
     </w:p>
     <w:p>
       <w:pPr>
-        <w:pStyle w:val="a3"/>
+        <w:pStyle w:val="4"/>
         <w:tabs>
           <w:tab w:val="left" w:pos="2920"/>
           <w:tab w:val="left" w:pos="3741"/>
@@ -10879,12 +11211,13 @@
         <w:jc w:val="left"/>
       </w:pPr>
       <w:r>
-        <w:pict w14:anchorId="6CA50866">
-          <v:shape id="_x0000_s2054" style="position:absolute;left:0;text-align:left;margin-left:131.65pt;margin-top:37.45pt;width:334.25pt;height:.1pt;z-index:-251656704;mso-position-horizontal-relative:page;mso-width-relative:page;mso-height-relative:page" coordorigin="2633,750" coordsize="6685,0" o:spt="100" adj="0,,0" path="m2633,750r6685,m2633,750r6685,e" filled="f" strokeweight=".17569mm">
-            <v:stroke joinstyle="round"/>
-            <v:formulas/>
+        <w:pict>
+          <v:shape id="_x0000_s2054" o:spid="_x0000_s2054" o:spt="100" style="position:absolute;left:0pt;margin-left:131.65pt;margin-top:37.45pt;height:0.1pt;width:334.25pt;mso-position-horizontal-relative:page;z-index:-251653120;mso-width-relative:page;mso-height-relative:page;" filled="f" coordorigin="2633,750" coordsize="6685,0" adj=",," path="m2633,750l9318,750m2633,750l9318,750e">
             <v:path arrowok="t" o:connecttype="segments"/>
-            <w10:wrap anchorx="page"/>
+            <v:fill on="f" focussize="0,0"/>
+            <v:stroke weight="0.498031496062992pt" joinstyle="round"/>
+            <v:imagedata o:title=""/>
+            <o:lock v:ext="edit"/>
           </v:shape>
         </w:pict>
       </w:r>
@@ -10907,6 +11240,8 @@
       </w:r>
       <w:r>
         <w:tab/>
+      </w:r>
+      <w:r>
         <w:t xml:space="preserve">Performance of the survival models to predict hazard rate </w:t>
       </w:r>
       <w:r>
@@ -10938,6 +11273,11 @@
           <w:u w:val="single"/>
         </w:rPr>
         <w:tab/>
+      </w:r>
+      <w:r>
+        <w:rPr>
+          <w:u w:val="single"/>
+        </w:rPr>
         <w:t>Cross</w:t>
       </w:r>
       <w:r>
@@ -10991,7 +11331,7 @@
     </w:p>
     <w:p>
       <w:pPr>
-        <w:pStyle w:val="a3"/>
+        <w:pStyle w:val="4"/>
         <w:tabs>
           <w:tab w:val="left" w:pos="6558"/>
         </w:tabs>
@@ -11022,6 +11362,8 @@
       </w:r>
       <w:r>
         <w:tab/>
+      </w:r>
+      <w:r>
         <w:t>Concordance</w:t>
       </w:r>
       <w:r>
@@ -11036,14 +11378,16 @@
     </w:p>
     <w:tbl>
       <w:tblPr>
+        <w:tblStyle w:val="8"/>
         <w:tblW w:w="0" w:type="auto"/>
         <w:tblInd w:w="1860" w:type="dxa"/>
         <w:tblLayout w:type="fixed"/>
         <w:tblCellMar>
+          <w:top w:w="0" w:type="dxa"/>
           <w:left w:w="0" w:type="dxa"/>
+          <w:bottom w:w="0" w:type="dxa"/>
           <w:right w:w="0" w:type="dxa"/>
         </w:tblCellMar>
-        <w:tblLook w:val="04A0" w:firstRow="1" w:lastRow="0" w:firstColumn="1" w:lastColumn="0" w:noHBand="0" w:noVBand="1"/>
       </w:tblPr>
       <w:tblGrid>
         <w:gridCol w:w="2355"/>
@@ -11051,19 +11395,27 @@
         <w:gridCol w:w="2232"/>
       </w:tblGrid>
       <w:tr>
+        <w:tblPrEx>
+          <w:tblCellMar>
+            <w:top w:w="0" w:type="dxa"/>
+            <w:left w:w="0" w:type="dxa"/>
+            <w:bottom w:w="0" w:type="dxa"/>
+            <w:right w:w="0" w:type="dxa"/>
+          </w:tblCellMar>
+        </w:tblPrEx>
         <w:trPr>
-          <w:trHeight w:val="281"/>
+          <w:trHeight w:val="281" w:hRule="atLeast"/>
         </w:trPr>
         <w:tc>
           <w:tcPr>
             <w:tcW w:w="2355" w:type="dxa"/>
             <w:tcBorders>
-              <w:top w:val="single" w:sz="4" w:space="0" w:color="000000"/>
+              <w:top w:val="single" w:color="000000" w:sz="4" w:space="0"/>
             </w:tcBorders>
           </w:tcPr>
           <w:p>
             <w:pPr>
-              <w:pStyle w:val="TableParagraph"/>
+              <w:pStyle w:val="14"/>
               <w:spacing w:before="0" w:line="261" w:lineRule="exact"/>
               <w:ind w:left="117" w:right="0"/>
               <w:jc w:val="left"/>
@@ -11083,12 +11435,12 @@
           <w:tcPr>
             <w:tcW w:w="2097" w:type="dxa"/>
             <w:tcBorders>
-              <w:top w:val="single" w:sz="4" w:space="0" w:color="000000"/>
+              <w:top w:val="single" w:color="000000" w:sz="4" w:space="0"/>
             </w:tcBorders>
           </w:tcPr>
           <w:p>
             <w:pPr>
-              <w:pStyle w:val="TableParagraph"/>
+              <w:pStyle w:val="14"/>
               <w:spacing w:before="0" w:line="261" w:lineRule="exact"/>
               <w:ind w:left="584" w:right="0"/>
               <w:jc w:val="left"/>
@@ -11108,12 +11460,12 @@
           <w:tcPr>
             <w:tcW w:w="2232" w:type="dxa"/>
             <w:tcBorders>
-              <w:top w:val="single" w:sz="4" w:space="0" w:color="000000"/>
+              <w:top w:val="single" w:color="000000" w:sz="4" w:space="0"/>
             </w:tcBorders>
           </w:tcPr>
           <w:p>
             <w:pPr>
-              <w:pStyle w:val="TableParagraph"/>
+              <w:pStyle w:val="14"/>
               <w:spacing w:before="0" w:line="261" w:lineRule="exact"/>
               <w:ind w:right="776"/>
               <w:jc w:val="right"/>
@@ -11132,19 +11484,27 @@
         </w:tc>
       </w:tr>
       <w:tr>
+        <w:tblPrEx>
+          <w:tblCellMar>
+            <w:top w:w="0" w:type="dxa"/>
+            <w:left w:w="0" w:type="dxa"/>
+            <w:bottom w:w="0" w:type="dxa"/>
+            <w:right w:w="0" w:type="dxa"/>
+          </w:tblCellMar>
+        </w:tblPrEx>
         <w:trPr>
-          <w:trHeight w:val="315"/>
+          <w:trHeight w:val="315" w:hRule="atLeast"/>
         </w:trPr>
         <w:tc>
           <w:tcPr>
             <w:tcW w:w="2355" w:type="dxa"/>
             <w:tcBorders>
-              <w:bottom w:val="single" w:sz="4" w:space="0" w:color="000000"/>
+              <w:bottom w:val="single" w:color="000000" w:sz="4" w:space="0"/>
             </w:tcBorders>
           </w:tcPr>
           <w:p>
             <w:pPr>
-              <w:pStyle w:val="TableParagraph"/>
+              <w:pStyle w:val="14"/>
               <w:ind w:left="117" w:right="0"/>
               <w:jc w:val="left"/>
               <w:rPr>
@@ -11163,12 +11523,12 @@
           <w:tcPr>
             <w:tcW w:w="2097" w:type="dxa"/>
             <w:tcBorders>
-              <w:bottom w:val="single" w:sz="4" w:space="0" w:color="000000"/>
+              <w:bottom w:val="single" w:color="000000" w:sz="4" w:space="0"/>
             </w:tcBorders>
           </w:tcPr>
           <w:p>
             <w:pPr>
-              <w:pStyle w:val="TableParagraph"/>
+              <w:pStyle w:val="14"/>
               <w:ind w:left="584" w:right="0"/>
               <w:jc w:val="left"/>
               <w:rPr>
@@ -11183,7 +11543,7 @@
             </w:r>
             <w:r>
               <w:rPr>
-                <w:rFonts w:eastAsiaTheme="minorEastAsia" w:hint="eastAsia"/>
+                <w:rFonts w:hint="eastAsia" w:eastAsiaTheme="minorEastAsia"/>
                 <w:sz w:val="24"/>
                 <w:lang w:eastAsia="zh-CN"/>
               </w:rPr>
@@ -11201,12 +11561,12 @@
           <w:tcPr>
             <w:tcW w:w="2232" w:type="dxa"/>
             <w:tcBorders>
-              <w:bottom w:val="single" w:sz="4" w:space="0" w:color="000000"/>
+              <w:bottom w:val="single" w:color="000000" w:sz="4" w:space="0"/>
             </w:tcBorders>
           </w:tcPr>
           <w:p>
             <w:pPr>
-              <w:pStyle w:val="TableParagraph"/>
+              <w:pStyle w:val="14"/>
               <w:ind w:right="776"/>
               <w:jc w:val="right"/>
               <w:rPr>
@@ -11222,7 +11582,7 @@
             </w:r>
             <w:r>
               <w:rPr>
-                <w:rFonts w:eastAsiaTheme="minorEastAsia" w:hint="eastAsia"/>
+                <w:rFonts w:hint="eastAsia" w:eastAsiaTheme="minorEastAsia"/>
                 <w:w w:val="95"/>
                 <w:sz w:val="24"/>
                 <w:lang w:eastAsia="zh-CN"/>
@@ -11242,17 +11602,162 @@
     </w:tbl>
     <w:p>
       <w:pPr>
-        <w:pStyle w:val="a3"/>
-        <w:spacing w:before="1"/>
+        <w:pStyle w:val="3"/>
+        <w:numPr>
+          <w:ilvl w:val="1"/>
+          <w:numId w:val="1"/>
+        </w:numPr>
+        <w:tabs>
+          <w:tab w:val="left" w:pos="745"/>
+          <w:tab w:val="left" w:pos="746"/>
+        </w:tabs>
+        <w:spacing w:before="102"/>
+        <w:ind w:left="745"/>
+      </w:pPr>
+      <w:r>
+        <w:rPr>
+          <w:rFonts w:hint="eastAsia"/>
+        </w:rPr>
+        <w:t>Calibration curves</w:t>
+      </w:r>
+    </w:p>
+    <w:p>
+      <w:pPr>
+        <w:pStyle w:val="4"/>
+        <w:spacing w:before="236" w:line="259" w:lineRule="auto"/>
+        <w:ind w:left="174" w:right="146" w:firstLine="170"/>
+        <w:rPr>
+          <w:color w:val="00B0F0"/>
+          <w:u w:val="single"/>
+        </w:rPr>
+      </w:pPr>
+      <w:r>
+        <w:rPr>
+          <w:color w:val="00B0F0"/>
+          <w:u w:val="single"/>
+        </w:rPr>
+        <w:pict>
+          <v:line id="_x0000_s2056" o:spid="_x0000_s2056" o:spt="20" style="position:absolute;left:0pt;margin-left:506.35pt;margin-top:37.7pt;height:0pt;width:3.55pt;mso-position-horizontal-relative:page;z-index:-251651072;mso-width-relative:page;mso-height-relative:page;" coordsize="21600,21600">
+            <v:path arrowok="t"/>
+            <v:fill focussize="0,0"/>
+            <v:stroke weight="0.398031496062992pt"/>
+            <v:imagedata o:title=""/>
+            <o:lock v:ext="edit"/>
+          </v:line>
+        </w:pict>
+      </w:r>
+      <w:r>
+        <w:rPr>
+          <w:rFonts w:hint="eastAsia"/>
+          <w:color w:val="00B0F0"/>
+          <w:u w:val="single"/>
+        </w:rPr>
+        <w:t>To further evaluate the reliability of our 5-year survival predictions, we examined the calibration curves for both models (Figure X). The neural network showed the closest agreement with the 45° reference line across most probability ranges, indicating well-calibrated and stable probability estimates. In contrast, the Cox proportional hazards model demonstrated larger deviations—particularly at the lower and mid-probability regions—suggesting moderate underestimation of observed survival. Overall, Neural network achieved superior calibration performance at 5 years, providing more accurate alignment between predicted and observed survival probabilities.</w:t>
+      </w:r>
+    </w:p>
+    <w:p>
+      <w:pPr>
+        <w:spacing w:line="259" w:lineRule="auto"/>
+        <w:jc w:val="center"/>
+        <w:sectPr>
+          <w:pgSz w:w="11910" w:h="16840"/>
+          <w:pgMar w:top="1180" w:right="760" w:bottom="1220" w:left="780" w:header="775" w:footer="1033" w:gutter="0"/>
+          <w:lnNumType w:countBy="1" w:restart="continuous"/>
+          <w:cols w:space="720" w:num="1"/>
+        </w:sectPr>
+      </w:pPr>
+      <w:r>
+        <w:drawing>
+          <wp:inline distT="0" distB="0" distL="114300" distR="114300">
+            <wp:extent cx="3009265" cy="3009265"/>
+            <wp:effectExtent l="0" t="0" r="8255" b="8255"/>
+            <wp:docPr id="2" name="图片 1"/>
+            <wp:cNvGraphicFramePr>
+              <a:graphicFrameLocks xmlns:a="http://schemas.openxmlformats.org/drawingml/2006/main" noChangeAspect="1"/>
+            </wp:cNvGraphicFramePr>
+            <a:graphic xmlns:a="http://schemas.openxmlformats.org/drawingml/2006/main">
+              <a:graphicData uri="http://schemas.openxmlformats.org/drawingml/2006/picture">
+                <pic:pic xmlns:pic="http://schemas.openxmlformats.org/drawingml/2006/picture">
+                  <pic:nvPicPr>
+                    <pic:cNvPr id="2" name="图片 1"/>
+                    <pic:cNvPicPr>
+                      <a:picLocks noChangeAspect="1"/>
+                    </pic:cNvPicPr>
+                  </pic:nvPicPr>
+                  <pic:blipFill>
+                    <a:blip r:embed="rId10"/>
+                    <a:stretch>
+                      <a:fillRect/>
+                    </a:stretch>
+                  </pic:blipFill>
+                  <pic:spPr>
+                    <a:xfrm>
+                      <a:off x="0" y="0"/>
+                      <a:ext cx="3009265" cy="3009265"/>
+                    </a:xfrm>
+                    <a:prstGeom prst="rect">
+                      <a:avLst/>
+                    </a:prstGeom>
+                    <a:noFill/>
+                    <a:ln>
+                      <a:noFill/>
+                    </a:ln>
+                  </pic:spPr>
+                </pic:pic>
+              </a:graphicData>
+            </a:graphic>
+          </wp:inline>
+        </w:drawing>
+      </w:r>
+    </w:p>
+    <w:p>
+      <w:pPr>
+        <w:pStyle w:val="4"/>
+        <w:spacing w:before="5"/>
         <w:jc w:val="left"/>
         <w:rPr>
-          <w:sz w:val="39"/>
+          <w:color w:val="00B0F0"/>
+          <w:sz w:val="16"/>
         </w:rPr>
       </w:pPr>
     </w:p>
     <w:p>
       <w:pPr>
-        <w:pStyle w:val="1"/>
+        <w:pStyle w:val="4"/>
+        <w:spacing w:before="135" w:line="208" w:lineRule="auto"/>
+        <w:ind w:left="122" w:right="192" w:firstLine="5"/>
+        <w:rPr>
+          <w:color w:val="00B0F0"/>
+        </w:rPr>
+      </w:pPr>
+      <w:r>
+        <w:rPr>
+          <w:b/>
+          <w:color w:val="00B0F0"/>
+        </w:rPr>
+        <w:t xml:space="preserve">Figure 2. </w:t>
+      </w:r>
+      <w:r>
+        <w:rPr>
+          <w:rFonts w:hint="eastAsia"/>
+          <w:color w:val="00B0F0"/>
+        </w:rPr>
+        <w:t>Calibration curves of predicted probabilities with observed outcomes.</w:t>
+      </w:r>
+    </w:p>
+    <w:p>
+      <w:pPr>
+        <w:pStyle w:val="4"/>
+        <w:spacing w:before="1"/>
+        <w:jc w:val="left"/>
+        <w:rPr>
+          <w:sz w:val="39"/>
+        </w:rPr>
+      </w:pPr>
+    </w:p>
+    <w:p>
+      <w:pPr>
+        <w:pStyle w:val="2"/>
         <w:numPr>
           <w:ilvl w:val="0"/>
           <w:numId w:val="1"/>
@@ -11270,10 +11775,12 @@
         </w:rPr>
         <w:t>DISCUSSION</w:t>
       </w:r>
+      <w:bookmarkStart w:id="41" w:name="_GoBack"/>
+      <w:bookmarkEnd w:id="41"/>
     </w:p>
     <w:p>
       <w:pPr>
-        <w:pStyle w:val="a3"/>
+        <w:pStyle w:val="4"/>
         <w:spacing w:before="222" w:line="259" w:lineRule="auto"/>
         <w:ind w:left="174" w:right="138" w:hanging="8"/>
       </w:pPr>
@@ -11288,7 +11795,7 @@
       </w:r>
       <w:r>
         <w:rPr>
-          <w:rFonts w:eastAsia="宋体" w:hint="eastAsia"/>
+          <w:rFonts w:hint="eastAsia" w:eastAsia="宋体"/>
           <w:lang w:eastAsia="zh-CN"/>
         </w:rPr>
         <w:t xml:space="preserve"> surrounding the potential benefits of local therapy for patients with stage IV breast cancer who have already received systemic treatment. Our findings suggest that patients with bone metastases may derive additional benefit from local therapy. In particular, local treatment is strongly recommended for patients with bone metastases who do not have triple-negative breast cancer. Beyond developing A deep learning model with high accuracy, we also integrated a module for explainability that reveals how the model</w:t>
@@ -11302,7 +11809,7 @@
       </w:r>
       <w:r>
         <w:rPr>
-          <w:rFonts w:eastAsia="宋体" w:hint="eastAsia"/>
+          <w:rFonts w:hint="eastAsia" w:eastAsia="宋体"/>
           <w:lang w:eastAsia="zh-CN"/>
         </w:rPr>
         <w:t>s predictions are influenced by the relative significance of clinical features. Using the model and training data, we identified the global feature importance influencing survival predictions. To the best of our knowledge, this represents the first explainable, data-driven framework to support local therapy decision-making for patients with stage IV breast cancer.</w:t>
@@ -11316,7 +11823,7 @@
     </w:p>
     <w:p>
       <w:pPr>
-        <w:pStyle w:val="a3"/>
+        <w:pStyle w:val="4"/>
         <w:spacing w:before="151" w:line="259" w:lineRule="auto"/>
         <w:ind w:left="174" w:right="107" w:firstLine="170"/>
       </w:pPr>
@@ -11410,11 +11917,9 @@
         </w:rPr>
         <w:t xml:space="preserve"> </w:t>
       </w:r>
-      <w:proofErr w:type="gramStart"/>
       <w:r>
         <w:t>al(</w:t>
       </w:r>
-      <w:proofErr w:type="gramEnd"/>
       <w:r>
         <w:fldChar w:fldCharType="begin"/>
       </w:r>
@@ -11766,18 +12271,28 @@
     </w:p>
     <w:p>
       <w:pPr>
-        <w:pStyle w:val="a3"/>
+        <w:pStyle w:val="4"/>
         <w:spacing w:before="3" w:line="259" w:lineRule="auto"/>
         <w:ind w:left="165" w:right="130"/>
       </w:pPr>
       <w:r>
         <w:t>(</w:t>
       </w:r>
-      <w:hyperlink w:anchor="_bookmark12" w:history="1">
-        <w:r>
-          <w:t>6</w:t>
-        </w:r>
-      </w:hyperlink>
+      <w:r>
+        <w:fldChar w:fldCharType="begin"/>
+      </w:r>
+      <w:r>
+        <w:instrText xml:space="preserve"> HYPERLINK \l "_bookmark12" </w:instrText>
+      </w:r>
+      <w:r>
+        <w:fldChar w:fldCharType="separate"/>
+      </w:r>
+      <w:r>
+        <w:t>6</w:t>
+      </w:r>
+      <w:r>
+        <w:fldChar w:fldCharType="end"/>
+      </w:r>
       <w:r>
         <w:t>) was mainly bone metastasis, and the patient’s tumor burden was small. The 5-year overall survival rate</w:t>
       </w:r>
@@ -11914,15 +12429,7 @@
         <w:t xml:space="preserve"> </w:t>
       </w:r>
       <w:r>
-        <w:t xml:space="preserve">also showed that </w:t>
-      </w:r>
-      <w:proofErr w:type="gramStart"/>
-      <w:r>
-        <w:t>Newly</w:t>
-      </w:r>
-      <w:proofErr w:type="gramEnd"/>
-      <w:r>
-        <w:t xml:space="preserve"> treated stage IV breast cancer with only bone metastases can benefit from surgery to remove</w:t>
+        <w:t>also showed that Newly treated stage IV breast cancer with only bone metastases can benefit from surgery to remove</w:t>
       </w:r>
       <w:r>
         <w:rPr>
@@ -12017,11 +12524,21 @@
       <w:r>
         <w:t>(</w:t>
       </w:r>
-      <w:hyperlink w:anchor="_bookmark11" w:history="1">
-        <w:r>
-          <w:t>5</w:t>
-        </w:r>
-      </w:hyperlink>
+      <w:r>
+        <w:fldChar w:fldCharType="begin"/>
+      </w:r>
+      <w:r>
+        <w:instrText xml:space="preserve"> HYPERLINK \l "_bookmark11" </w:instrText>
+      </w:r>
+      <w:r>
+        <w:fldChar w:fldCharType="separate"/>
+      </w:r>
+      <w:r>
+        <w:t>5</w:t>
+      </w:r>
+      <w:r>
+        <w:fldChar w:fldCharType="end"/>
+      </w:r>
       <w:r>
         <w:t>,</w:t>
       </w:r>
@@ -12031,11 +12548,21 @@
         </w:rPr>
         <w:t xml:space="preserve"> </w:t>
       </w:r>
-      <w:hyperlink w:anchor="_bookmark21" w:history="1">
-        <w:r>
-          <w:t>15</w:t>
-        </w:r>
-      </w:hyperlink>
+      <w:r>
+        <w:fldChar w:fldCharType="begin"/>
+      </w:r>
+      <w:r>
+        <w:instrText xml:space="preserve"> HYPERLINK \l "_bookmark21" </w:instrText>
+      </w:r>
+      <w:r>
+        <w:fldChar w:fldCharType="separate"/>
+      </w:r>
+      <w:r>
+        <w:t>15</w:t>
+      </w:r>
+      <w:r>
+        <w:fldChar w:fldCharType="end"/>
+      </w:r>
       <w:r>
         <w:t>)</w:t>
       </w:r>
@@ -12084,11 +12611,21 @@
       <w:r>
         <w:t>(</w:t>
       </w:r>
-      <w:hyperlink w:anchor="_bookmark22" w:history="1">
-        <w:r>
-          <w:t>16</w:t>
-        </w:r>
-      </w:hyperlink>
+      <w:r>
+        <w:fldChar w:fldCharType="begin"/>
+      </w:r>
+      <w:r>
+        <w:instrText xml:space="preserve"> HYPERLINK \l "_bookmark22" </w:instrText>
+      </w:r>
+      <w:r>
+        <w:fldChar w:fldCharType="separate"/>
+      </w:r>
+      <w:r>
+        <w:t>16</w:t>
+      </w:r>
+      <w:r>
+        <w:fldChar w:fldCharType="end"/>
+      </w:r>
       <w:r>
         <w:t>,</w:t>
       </w:r>
@@ -12098,11 +12635,21 @@
         </w:rPr>
         <w:t xml:space="preserve"> </w:t>
       </w:r>
-      <w:hyperlink w:anchor="_bookmark23" w:history="1">
-        <w:r>
-          <w:t>17</w:t>
-        </w:r>
-      </w:hyperlink>
+      <w:r>
+        <w:fldChar w:fldCharType="begin"/>
+      </w:r>
+      <w:r>
+        <w:instrText xml:space="preserve"> HYPERLINK \l "_bookmark23" </w:instrText>
+      </w:r>
+      <w:r>
+        <w:fldChar w:fldCharType="separate"/>
+      </w:r>
+      <w:r>
+        <w:t>17</w:t>
+      </w:r>
+      <w:r>
+        <w:fldChar w:fldCharType="end"/>
+      </w:r>
       <w:r>
         <w:t>) was</w:t>
       </w:r>
@@ -12300,7 +12847,7 @@
       </w:r>
       <w:r>
         <w:rPr>
-          <w:rFonts w:eastAsiaTheme="minorEastAsia" w:hint="eastAsia"/>
+          <w:rFonts w:hint="eastAsia" w:eastAsiaTheme="minorEastAsia"/>
           <w:spacing w:val="-3"/>
           <w:lang w:eastAsia="zh-CN"/>
         </w:rPr>
@@ -12480,11 +13027,21 @@
       <w:r>
         <w:t>(</w:t>
       </w:r>
-      <w:hyperlink w:anchor="_bookmark24" w:history="1">
-        <w:r>
-          <w:t>18</w:t>
-        </w:r>
-      </w:hyperlink>
+      <w:r>
+        <w:fldChar w:fldCharType="begin"/>
+      </w:r>
+      <w:r>
+        <w:instrText xml:space="preserve"> HYPERLINK \l "_bookmark24" </w:instrText>
+      </w:r>
+      <w:r>
+        <w:fldChar w:fldCharType="separate"/>
+      </w:r>
+      <w:r>
+        <w:t>18</w:t>
+      </w:r>
+      <w:r>
+        <w:fldChar w:fldCharType="end"/>
+      </w:r>
       <w:r>
         <w:t>)</w:t>
       </w:r>
@@ -12513,7 +13070,6 @@
         <w:t xml:space="preserve"> </w:t>
       </w:r>
       <w:r>
-        <w:lastRenderedPageBreak/>
         <w:t>heterogeneous</w:t>
       </w:r>
       <w:r>
@@ -12738,7 +13294,6 @@
         </w:rPr>
         <w:t xml:space="preserve"> </w:t>
       </w:r>
-      <w:proofErr w:type="gramStart"/>
       <w:r>
         <w:t>precise</w:t>
       </w:r>
@@ -12749,11 +13304,7 @@
         <w:t xml:space="preserve"> </w:t>
       </w:r>
       <w:r>
-        <w:t>”target</w:t>
-      </w:r>
-      <w:proofErr w:type="gramEnd"/>
-      <w:r>
-        <w:t>”</w:t>
+        <w:t>”target”</w:t>
       </w:r>
       <w:r>
         <w:rPr>
@@ -12830,7 +13381,7 @@
     </w:p>
     <w:p>
       <w:pPr>
-        <w:pStyle w:val="a3"/>
+        <w:pStyle w:val="4"/>
         <w:spacing w:before="152" w:line="259" w:lineRule="auto"/>
         <w:ind w:left="174" w:right="138" w:firstLine="170"/>
       </w:pPr>
@@ -13190,18 +13741,13 @@
       </w:r>
       <w:r>
         <w:rPr>
-          <w:rFonts w:eastAsiaTheme="minorEastAsia" w:hint="eastAsia"/>
+          <w:rFonts w:hint="eastAsia" w:eastAsiaTheme="minorEastAsia"/>
           <w:lang w:eastAsia="zh-CN"/>
         </w:rPr>
         <w:t xml:space="preserve"> </w:t>
       </w:r>
-      <w:proofErr w:type="gramStart"/>
-      <w:r>
-        <w:t>Secondly</w:t>
-      </w:r>
-      <w:proofErr w:type="gramEnd"/>
-      <w:r>
-        <w:t>,</w:t>
+      <w:r>
+        <w:t>Secondly,</w:t>
       </w:r>
       <w:r>
         <w:rPr>
@@ -13214,7 +13760,7 @@
       </w:r>
       <w:r>
         <w:rPr>
-          <w:rFonts w:eastAsia="宋体" w:hint="eastAsia"/>
+          <w:rFonts w:hint="eastAsia" w:eastAsia="宋体"/>
           <w:lang w:eastAsia="zh-CN"/>
         </w:rPr>
         <w:t xml:space="preserve"> b</w:t>
@@ -13243,7 +13789,7 @@
       </w:r>
       <w:r>
         <w:rPr>
-          <w:rFonts w:eastAsia="宋体" w:hint="eastAsia"/>
+          <w:rFonts w:hint="eastAsia" w:eastAsia="宋体"/>
           <w:spacing w:val="-8"/>
           <w:lang w:eastAsia="zh-CN"/>
         </w:rPr>
@@ -13272,7 +13818,7 @@
       </w:r>
       <w:r>
         <w:rPr>
-          <w:rFonts w:eastAsia="宋体" w:hint="eastAsia"/>
+          <w:rFonts w:hint="eastAsia" w:eastAsia="宋体"/>
           <w:lang w:eastAsia="zh-CN"/>
         </w:rPr>
         <w:t xml:space="preserve"> </w:t>
@@ -13280,21 +13826,51 @@
       <w:r>
         <w:t xml:space="preserve">were correlated with the choice of surgery type </w:t>
       </w:r>
-      <w:hyperlink w:anchor="_bookmark18" w:history="1">
-        <w:r>
-          <w:t xml:space="preserve">(12, </w:t>
-        </w:r>
-      </w:hyperlink>
-      <w:hyperlink w:anchor="_bookmark19" w:history="1">
-        <w:r>
-          <w:t xml:space="preserve">13, </w:t>
-        </w:r>
-      </w:hyperlink>
-      <w:hyperlink w:anchor="_bookmark25" w:history="1">
-        <w:r>
-          <w:t xml:space="preserve">19). </w:t>
-        </w:r>
-      </w:hyperlink>
+      <w:r>
+        <w:fldChar w:fldCharType="begin"/>
+      </w:r>
+      <w:r>
+        <w:instrText xml:space="preserve"> HYPERLINK \l "_bookmark18" </w:instrText>
+      </w:r>
+      <w:r>
+        <w:fldChar w:fldCharType="separate"/>
+      </w:r>
+      <w:r>
+        <w:t xml:space="preserve">(12, </w:t>
+      </w:r>
+      <w:r>
+        <w:fldChar w:fldCharType="end"/>
+      </w:r>
+      <w:r>
+        <w:fldChar w:fldCharType="begin"/>
+      </w:r>
+      <w:r>
+        <w:instrText xml:space="preserve"> HYPERLINK \l "_bookmark19" </w:instrText>
+      </w:r>
+      <w:r>
+        <w:fldChar w:fldCharType="separate"/>
+      </w:r>
+      <w:r>
+        <w:t xml:space="preserve">13, </w:t>
+      </w:r>
+      <w:r>
+        <w:fldChar w:fldCharType="end"/>
+      </w:r>
+      <w:r>
+        <w:fldChar w:fldCharType="begin"/>
+      </w:r>
+      <w:r>
+        <w:instrText xml:space="preserve"> HYPERLINK \l "_bookmark25" </w:instrText>
+      </w:r>
+      <w:r>
+        <w:fldChar w:fldCharType="separate"/>
+      </w:r>
+      <w:r>
+        <w:t xml:space="preserve">19). </w:t>
+      </w:r>
+      <w:r>
+        <w:fldChar w:fldCharType="end"/>
+      </w:r>
       <w:r>
         <w:t>Luminal A and luminal B are linked to</w:t>
       </w:r>
@@ -13400,11 +13976,21 @@
       <w:r>
         <w:t>(</w:t>
       </w:r>
-      <w:hyperlink w:anchor="_bookmark26" w:history="1">
-        <w:r>
-          <w:t>20</w:t>
-        </w:r>
-      </w:hyperlink>
+      <w:r>
+        <w:fldChar w:fldCharType="begin"/>
+      </w:r>
+      <w:r>
+        <w:instrText xml:space="preserve"> HYPERLINK \l "_bookmark26" </w:instrText>
+      </w:r>
+      <w:r>
+        <w:fldChar w:fldCharType="separate"/>
+      </w:r>
+      <w:r>
+        <w:t>20</w:t>
+      </w:r>
+      <w:r>
+        <w:fldChar w:fldCharType="end"/>
+      </w:r>
       <w:r>
         <w:t>,</w:t>
       </w:r>
@@ -13414,11 +14000,21 @@
         </w:rPr>
         <w:t xml:space="preserve"> </w:t>
       </w:r>
-      <w:hyperlink w:anchor="_bookmark27" w:history="1">
-        <w:r>
-          <w:t>21</w:t>
-        </w:r>
-      </w:hyperlink>
+      <w:r>
+        <w:fldChar w:fldCharType="begin"/>
+      </w:r>
+      <w:r>
+        <w:instrText xml:space="preserve"> HYPERLINK \l "_bookmark27" </w:instrText>
+      </w:r>
+      <w:r>
+        <w:fldChar w:fldCharType="separate"/>
+      </w:r>
+      <w:r>
+        <w:t>21</w:t>
+      </w:r>
+      <w:r>
+        <w:fldChar w:fldCharType="end"/>
+      </w:r>
       <w:r>
         <w:t>,</w:t>
       </w:r>
@@ -13428,11 +14024,21 @@
         </w:rPr>
         <w:t xml:space="preserve"> </w:t>
       </w:r>
-      <w:hyperlink w:anchor="_bookmark28" w:history="1">
-        <w:r>
-          <w:t>22</w:t>
-        </w:r>
-      </w:hyperlink>
+      <w:r>
+        <w:fldChar w:fldCharType="begin"/>
+      </w:r>
+      <w:r>
+        <w:instrText xml:space="preserve"> HYPERLINK \l "_bookmark28" </w:instrText>
+      </w:r>
+      <w:r>
+        <w:fldChar w:fldCharType="separate"/>
+      </w:r>
+      <w:r>
+        <w:t>22</w:t>
+      </w:r>
+      <w:r>
+        <w:fldChar w:fldCharType="end"/>
+      </w:r>
       <w:r>
         <w:t>,</w:t>
       </w:r>
@@ -13442,11 +14048,21 @@
         </w:rPr>
         <w:t xml:space="preserve"> </w:t>
       </w:r>
-      <w:hyperlink w:anchor="_bookmark29" w:history="1">
-        <w:r>
-          <w:t>23</w:t>
-        </w:r>
-      </w:hyperlink>
+      <w:r>
+        <w:fldChar w:fldCharType="begin"/>
+      </w:r>
+      <w:r>
+        <w:instrText xml:space="preserve"> HYPERLINK \l "_bookmark29" </w:instrText>
+      </w:r>
+      <w:r>
+        <w:fldChar w:fldCharType="separate"/>
+      </w:r>
+      <w:r>
+        <w:t>23</w:t>
+      </w:r>
+      <w:r>
+        <w:fldChar w:fldCharType="end"/>
+      </w:r>
       <w:r>
         <w:t>).</w:t>
       </w:r>
@@ -13612,32 +14228,29 @@
       <w:r>
         <w:t>breast cancer patients continued to increase from 2008 to 2017(</w:t>
       </w:r>
-      <w:hyperlink w:anchor="_bookmark30" w:history="1">
-        <w:r>
-          <w:t>24</w:t>
-        </w:r>
-      </w:hyperlink>
-      <w:proofErr w:type="gramStart"/>
-      <w:r>
-        <w:t>).By</w:t>
-      </w:r>
-      <w:proofErr w:type="gramEnd"/>
-      <w:r>
-        <w:t xml:space="preserve"> contrast, </w:t>
-      </w:r>
-      <w:proofErr w:type="gramStart"/>
+      <w:r>
+        <w:fldChar w:fldCharType="begin"/>
+      </w:r>
+      <w:r>
+        <w:instrText xml:space="preserve"> HYPERLINK \l "_bookmark30" </w:instrText>
+      </w:r>
+      <w:r>
+        <w:fldChar w:fldCharType="separate"/>
+      </w:r>
+      <w:r>
+        <w:t>24</w:t>
+      </w:r>
+      <w:r>
+        <w:fldChar w:fldCharType="end"/>
+      </w:r>
+      <w:r>
+        <w:t xml:space="preserve">).By contrast, </w:t>
+      </w:r>
       <w:r>
         <w:rPr>
           <w:rFonts w:hint="eastAsia"/>
         </w:rPr>
-        <w:t>Compared</w:t>
-      </w:r>
-      <w:proofErr w:type="gramEnd"/>
-      <w:r>
-        <w:rPr>
-          <w:rFonts w:hint="eastAsia"/>
-        </w:rPr>
-        <w:t xml:space="preserve"> to these four features, other clinical characteristics investigated were not found to be significantly important.</w:t>
+        <w:t>Compared to these four features, other clinical characteristics investigated were not found to be significantly important.</w:t>
       </w:r>
       <w:r>
         <w:t xml:space="preserve"> </w:t>
@@ -13645,7 +14258,7 @@
     </w:p>
     <w:p>
       <w:pPr>
-        <w:pStyle w:val="a3"/>
+        <w:pStyle w:val="4"/>
         <w:spacing w:before="152" w:line="259" w:lineRule="auto"/>
         <w:ind w:left="174" w:right="138" w:firstLine="170"/>
       </w:pPr>
@@ -13658,7 +14271,7 @@
     </w:p>
     <w:p>
       <w:pPr>
-        <w:pStyle w:val="a3"/>
+        <w:pStyle w:val="4"/>
         <w:jc w:val="left"/>
         <w:rPr>
           <w:sz w:val="28"/>
@@ -13667,7 +14280,7 @@
     </w:p>
     <w:p>
       <w:pPr>
-        <w:pStyle w:val="1"/>
+        <w:pStyle w:val="2"/>
         <w:numPr>
           <w:ilvl w:val="0"/>
           <w:numId w:val="1"/>
@@ -13690,7 +14303,7 @@
     </w:p>
     <w:p>
       <w:pPr>
-        <w:pStyle w:val="a3"/>
+        <w:pStyle w:val="4"/>
         <w:spacing w:before="264" w:line="259" w:lineRule="auto"/>
         <w:ind w:left="128" w:right="188"/>
         <w:rPr>
@@ -13703,9 +14316,13 @@
           <w:color w:val="00B0F0"/>
           <w:u w:val="single"/>
         </w:rPr>
-        <w:pict w14:anchorId="12401CA8">
-          <v:line id="_x0000_s2055" style="position:absolute;left:0;text-align:left;z-index:-251655680;mso-position-horizontal-relative:page;mso-width-relative:page;mso-height-relative:page" from="507.3pt,69pt" to="510.85pt,69pt" strokeweight=".14042mm">
-            <w10:wrap anchorx="page"/>
+        <w:pict>
+          <v:line id="_x0000_s2055" o:spid="_x0000_s2055" o:spt="20" style="position:absolute;left:0pt;margin-left:507.3pt;margin-top:69pt;height:0pt;width:3.55pt;mso-position-horizontal-relative:page;z-index:-251652096;mso-width-relative:page;mso-height-relative:page;" coordsize="21600,21600">
+            <v:path arrowok="t"/>
+            <v:fill focussize="0,0"/>
+            <v:stroke weight="0.398031496062992pt"/>
+            <v:imagedata o:title=""/>
+            <o:lock v:ext="edit"/>
           </v:line>
         </w:pict>
       </w:r>
@@ -13715,32 +14332,12 @@
           <w:spacing w:val="-15"/>
           <w:u w:val="single"/>
         </w:rPr>
-        <w:t xml:space="preserve">We developed and externally validated machine learning models that accurately predict survival in patients with M1 breast cancer. Breast subtype, metastatic site and Surgery status are the most important factors for survival prediction among M1 breast cancer </w:t>
-      </w:r>
-      <w:proofErr w:type="spellStart"/>
-      <w:proofErr w:type="gramStart"/>
-      <w:r>
-        <w:rPr>
-          <w:color w:val="00B0F0"/>
-          <w:spacing w:val="-15"/>
-          <w:u w:val="single"/>
-        </w:rPr>
-        <w:t>patients.The</w:t>
-      </w:r>
-      <w:proofErr w:type="spellEnd"/>
-      <w:proofErr w:type="gramEnd"/>
-      <w:r>
-        <w:rPr>
-          <w:color w:val="00B0F0"/>
-          <w:spacing w:val="-15"/>
-          <w:u w:val="single"/>
-        </w:rPr>
-        <w:t xml:space="preserve"> Breast subtype and Patients with metastasis at Bone may benefit from Surgery while metastasis at Brain, Lung and Liver do not.</w:t>
+        <w:t>We developed and externally validated machine learning models that accurately predict survival in patients with M1 breast cancer. Breast subtype, metastatic site and Surgery status are the most important factors for survival prediction among M1 breast cancer patients.The Breast subtype and Patients with metastasis at Bone may benefit from Surgery while metastasis at Brain, Lung and Liver do not.</w:t>
       </w:r>
     </w:p>
     <w:p>
       <w:pPr>
-        <w:pStyle w:val="a3"/>
+        <w:pStyle w:val="4"/>
         <w:jc w:val="left"/>
         <w:rPr>
           <w:sz w:val="28"/>
@@ -13749,7 +14346,7 @@
     </w:p>
     <w:p>
       <w:pPr>
-        <w:pStyle w:val="1"/>
+        <w:pStyle w:val="2"/>
         <w:spacing w:before="167"/>
       </w:pPr>
       <w:r>
@@ -13761,7 +14358,7 @@
     </w:p>
     <w:p>
       <w:pPr>
-        <w:pStyle w:val="a3"/>
+        <w:pStyle w:val="4"/>
         <w:spacing w:before="264" w:line="259" w:lineRule="auto"/>
         <w:ind w:left="120" w:right="192"/>
       </w:pPr>
@@ -13775,15 +14372,8 @@
         <w:t xml:space="preserve">and </w:t>
       </w:r>
       <w:r>
-        <w:t xml:space="preserve">institutional requirements. The participants provided their written informed consent to participate in this </w:t>
-      </w:r>
-      <w:proofErr w:type="spellStart"/>
-      <w:proofErr w:type="gramStart"/>
-      <w:r>
-        <w:t>study.The</w:t>
-      </w:r>
-      <w:proofErr w:type="spellEnd"/>
-      <w:proofErr w:type="gramEnd"/>
+        <w:t>institutional requirements. The participants provided their written informed consent to participate in this study.The</w:t>
+      </w:r>
       <w:r>
         <w:rPr>
           <w:spacing w:val="-20"/>
@@ -13931,7 +14521,7 @@
     </w:p>
     <w:p>
       <w:pPr>
-        <w:pStyle w:val="a3"/>
+        <w:pStyle w:val="4"/>
         <w:jc w:val="left"/>
         <w:rPr>
           <w:sz w:val="28"/>
@@ -13940,7 +14530,7 @@
     </w:p>
     <w:p>
       <w:pPr>
-        <w:pStyle w:val="1"/>
+        <w:pStyle w:val="2"/>
         <w:spacing w:before="167"/>
       </w:pPr>
       <w:r>
@@ -13952,7 +14542,7 @@
     </w:p>
     <w:p>
       <w:pPr>
-        <w:pStyle w:val="a3"/>
+        <w:pStyle w:val="4"/>
         <w:spacing w:before="264" w:line="259" w:lineRule="auto"/>
         <w:ind w:left="128" w:right="192" w:hanging="8"/>
       </w:pPr>
@@ -13962,7 +14552,7 @@
     </w:p>
     <w:p>
       <w:pPr>
-        <w:pStyle w:val="a3"/>
+        <w:pStyle w:val="4"/>
         <w:jc w:val="left"/>
         <w:rPr>
           <w:sz w:val="28"/>
@@ -13971,20 +14561,19 @@
     </w:p>
     <w:p>
       <w:pPr>
-        <w:pStyle w:val="1"/>
+        <w:pStyle w:val="2"/>
         <w:spacing w:before="164"/>
       </w:pPr>
       <w:r>
         <w:rPr>
           <w:color w:val="231F20"/>
         </w:rPr>
-        <w:lastRenderedPageBreak/>
         <w:t>AUTHOR CONTRIBUTIONS</w:t>
       </w:r>
     </w:p>
     <w:p>
       <w:pPr>
-        <w:pStyle w:val="a3"/>
+        <w:pStyle w:val="4"/>
         <w:spacing w:before="264" w:line="259" w:lineRule="auto"/>
         <w:ind w:left="128" w:right="184"/>
       </w:pPr>
@@ -14153,19 +14742,11 @@
       <w:r>
         <w:t xml:space="preserve">FC, </w:t>
       </w:r>
-      <w:proofErr w:type="gramStart"/>
       <w:r>
         <w:rPr>
           <w:spacing w:val="-3"/>
         </w:rPr>
-        <w:t>JW,DM</w:t>
-      </w:r>
-      <w:proofErr w:type="gramEnd"/>
-      <w:r>
-        <w:rPr>
-          <w:spacing w:val="-3"/>
-        </w:rPr>
-        <w:t xml:space="preserve">,XZ </w:t>
+        <w:t xml:space="preserve">JW,DM,XZ </w:t>
       </w:r>
       <w:r>
         <w:t>and YZ edited and critically revised the manuscript in regard to important intellectual content. All authors read and approved the manuscript.</w:t>
@@ -14178,13 +14759,13 @@
           <w:pgSz w:w="11910" w:h="16840"/>
           <w:pgMar w:top="1180" w:right="760" w:bottom="1220" w:left="780" w:header="775" w:footer="1033" w:gutter="0"/>
           <w:lnNumType w:countBy="1" w:restart="continuous"/>
-          <w:cols w:space="720"/>
+          <w:cols w:space="720" w:num="1"/>
         </w:sectPr>
       </w:pPr>
     </w:p>
     <w:p>
       <w:pPr>
-        <w:pStyle w:val="a3"/>
+        <w:pStyle w:val="4"/>
         <w:spacing w:before="1"/>
         <w:jc w:val="left"/>
         <w:rPr>
@@ -14194,7 +14775,7 @@
     </w:p>
     <w:p>
       <w:pPr>
-        <w:pStyle w:val="1"/>
+        <w:pStyle w:val="2"/>
         <w:spacing w:before="102"/>
         <w:ind w:left="174"/>
       </w:pPr>
@@ -14207,7 +14788,7 @@
     </w:p>
     <w:p>
       <w:pPr>
-        <w:pStyle w:val="a3"/>
+        <w:pStyle w:val="4"/>
         <w:spacing w:before="214" w:line="259" w:lineRule="auto"/>
         <w:ind w:left="160" w:right="107" w:firstLine="6"/>
       </w:pPr>
@@ -14227,21 +14808,10 @@
         <w:rPr>
           <w:spacing w:val="-3"/>
         </w:rPr>
-        <w:t>(2021JY-39</w:t>
-      </w:r>
-      <w:proofErr w:type="gramStart"/>
-      <w:r>
-        <w:rPr>
-          <w:spacing w:val="-3"/>
-        </w:rPr>
-        <w:t xml:space="preserve">) </w:t>
-      </w:r>
-      <w:r>
-        <w:t>,</w:t>
-      </w:r>
-      <w:proofErr w:type="gramEnd"/>
-      <w:r>
-        <w:t xml:space="preserve"> The Science and Technology Development Incubation Fund project</w:t>
+        <w:t xml:space="preserve">(2021JY-39) </w:t>
+      </w:r>
+      <w:r>
+        <w:t>, The Science and Technology Development Incubation Fund project</w:t>
       </w:r>
       <w:r>
         <w:rPr>
@@ -14286,13 +14856,8 @@
         <w:t xml:space="preserve"> </w:t>
       </w:r>
       <w:r>
-        <w:t>Hospital(2020YXM-05,2023YJY-35</w:t>
-      </w:r>
-      <w:proofErr w:type="gramStart"/>
-      <w:r>
-        <w:t>),Natural</w:t>
-      </w:r>
-      <w:proofErr w:type="gramEnd"/>
+        <w:t>Hospital(2020YXM-05,2023YJY-35),Natural</w:t>
+      </w:r>
       <w:r>
         <w:rPr>
           <w:spacing w:val="-11"/>
@@ -14404,7 +14969,7 @@
     </w:p>
     <w:p>
       <w:pPr>
-        <w:pStyle w:val="a3"/>
+        <w:pStyle w:val="4"/>
         <w:spacing w:before="9"/>
         <w:jc w:val="left"/>
         <w:rPr>
@@ -14414,7 +14979,7 @@
     </w:p>
     <w:p>
       <w:pPr>
-        <w:pStyle w:val="1"/>
+        <w:pStyle w:val="2"/>
         <w:ind w:left="174"/>
       </w:pPr>
       <w:r>
@@ -14426,7 +14991,7 @@
     </w:p>
     <w:p>
       <w:pPr>
-        <w:pStyle w:val="a3"/>
+        <w:pStyle w:val="4"/>
         <w:spacing w:before="214" w:line="242" w:lineRule="auto"/>
         <w:ind w:left="174" w:right="117" w:hanging="8"/>
       </w:pPr>
@@ -14529,35 +15094,61 @@
         </w:rPr>
         <w:t xml:space="preserve"> </w:t>
       </w:r>
-      <w:hyperlink r:id="rId15">
-        <w:r>
-          <w:rPr>
-            <w:rFonts w:ascii="Courier New"/>
-          </w:rPr>
-          <w:t>https://github.com/snowflake-Zhao/</w:t>
-        </w:r>
-      </w:hyperlink>
+      <w:r>
+        <w:fldChar w:fldCharType="begin"/>
+      </w:r>
+      <w:r>
+        <w:instrText xml:space="preserve"> HYPERLINK "https://github.com/snowflake-Zhao/brca-IV-surgery" \h </w:instrText>
+      </w:r>
+      <w:r>
+        <w:fldChar w:fldCharType="separate"/>
+      </w:r>
       <w:r>
         <w:rPr>
           <w:rFonts w:ascii="Courier New"/>
         </w:rPr>
-        <w:t xml:space="preserve"> </w:t>
-      </w:r>
-      <w:hyperlink r:id="rId16">
-        <w:r>
-          <w:rPr>
-            <w:rFonts w:ascii="Courier New"/>
-          </w:rPr>
-          <w:t>brca-IV-surgery</w:t>
-        </w:r>
-      </w:hyperlink>
+        <w:t>https://github.com/snowflake-Zhao/</w:t>
+      </w:r>
+      <w:r>
+        <w:rPr>
+          <w:rFonts w:ascii="Courier New"/>
+        </w:rPr>
+        <w:fldChar w:fldCharType="end"/>
+      </w:r>
+      <w:r>
+        <w:rPr>
+          <w:rFonts w:ascii="Courier New"/>
+        </w:rPr>
+        <w:t xml:space="preserve"> </w:t>
+      </w:r>
+      <w:r>
+        <w:fldChar w:fldCharType="begin"/>
+      </w:r>
+      <w:r>
+        <w:instrText xml:space="preserve"> HYPERLINK "https://github.com/snowflake-Zhao/brca-IV-surgery" \h </w:instrText>
+      </w:r>
+      <w:r>
+        <w:fldChar w:fldCharType="separate"/>
+      </w:r>
+      <w:r>
+        <w:rPr>
+          <w:rFonts w:ascii="Courier New"/>
+        </w:rPr>
+        <w:t>brca-IV-surgery</w:t>
+      </w:r>
+      <w:r>
+        <w:rPr>
+          <w:rFonts w:ascii="Courier New"/>
+        </w:rPr>
+        <w:fldChar w:fldCharType="end"/>
+      </w:r>
       <w:r>
         <w:t>.</w:t>
       </w:r>
     </w:p>
     <w:p>
       <w:pPr>
-        <w:pStyle w:val="a3"/>
+        <w:pStyle w:val="4"/>
         <w:spacing w:before="4"/>
         <w:jc w:val="left"/>
         <w:rPr>
@@ -14567,7 +15158,7 @@
     </w:p>
     <w:p>
       <w:pPr>
-        <w:pStyle w:val="1"/>
+        <w:pStyle w:val="2"/>
         <w:spacing w:before="1"/>
         <w:ind w:left="174"/>
       </w:pPr>
@@ -14580,7 +15171,7 @@
     </w:p>
     <w:p>
       <w:pPr>
-        <w:pStyle w:val="a9"/>
+        <w:pStyle w:val="13"/>
         <w:numPr>
           <w:ilvl w:val="0"/>
           <w:numId w:val="2"/>
@@ -14597,61 +15188,11 @@
       </w:pPr>
       <w:bookmarkStart w:id="17" w:name="_bookmark7"/>
       <w:bookmarkEnd w:id="17"/>
-      <w:proofErr w:type="gramStart"/>
-      <w:r>
-        <w:rPr>
-          <w:sz w:val="24"/>
-        </w:rPr>
-        <w:t>.Sung</w:t>
-      </w:r>
-      <w:proofErr w:type="gramEnd"/>
-      <w:r>
-        <w:rPr>
-          <w:sz w:val="24"/>
-        </w:rPr>
-        <w:t xml:space="preserve"> H, </w:t>
-      </w:r>
-      <w:proofErr w:type="spellStart"/>
-      <w:r>
-        <w:rPr>
-          <w:sz w:val="24"/>
-        </w:rPr>
-        <w:t>Ferlay</w:t>
-      </w:r>
-      <w:proofErr w:type="spellEnd"/>
-      <w:r>
-        <w:rPr>
-          <w:sz w:val="24"/>
-        </w:rPr>
-        <w:t xml:space="preserve"> J, Siegel RL, </w:t>
-      </w:r>
-      <w:proofErr w:type="spellStart"/>
-      <w:r>
-        <w:rPr>
-          <w:sz w:val="24"/>
-        </w:rPr>
-        <w:t>Laversanne</w:t>
-      </w:r>
-      <w:proofErr w:type="spellEnd"/>
-      <w:r>
-        <w:rPr>
-          <w:sz w:val="24"/>
-        </w:rPr>
-        <w:t xml:space="preserve"> M, </w:t>
-      </w:r>
-      <w:proofErr w:type="spellStart"/>
-      <w:r>
-        <w:rPr>
-          <w:sz w:val="24"/>
-        </w:rPr>
-        <w:t>Soerjomataram</w:t>
-      </w:r>
-      <w:proofErr w:type="spellEnd"/>
-      <w:r>
-        <w:rPr>
-          <w:sz w:val="24"/>
-        </w:rPr>
-        <w:t xml:space="preserve"> I, Jemal A, et al. Global cancer</w:t>
+      <w:r>
+        <w:rPr>
+          <w:sz w:val="24"/>
+        </w:rPr>
+        <w:t>.Sung H, Ferlay J, Siegel RL, Laversanne M, Soerjomataram I, Jemal A, et al. Global cancer</w:t>
       </w:r>
       <w:r>
         <w:rPr>
@@ -14673,14 +15214,12 @@
         </w:rPr>
         <w:t xml:space="preserve"> </w:t>
       </w:r>
-      <w:proofErr w:type="spellStart"/>
       <w:r>
         <w:rPr>
           <w:sz w:val="24"/>
         </w:rPr>
         <w:t>Globocan</w:t>
       </w:r>
-      <w:proofErr w:type="spellEnd"/>
       <w:r>
         <w:rPr>
           <w:spacing w:val="-15"/>
@@ -14904,7 +15443,7 @@
     </w:p>
     <w:p>
       <w:pPr>
-        <w:pStyle w:val="a9"/>
+        <w:pStyle w:val="13"/>
         <w:numPr>
           <w:ilvl w:val="0"/>
           <w:numId w:val="2"/>
@@ -14919,14 +15458,12 @@
           <w:sz w:val="24"/>
         </w:rPr>
       </w:pPr>
-      <w:proofErr w:type="gramStart"/>
       <w:r>
         <w:rPr>
           <w:sz w:val="24"/>
         </w:rPr>
         <w:t>.Siegel</w:t>
       </w:r>
-      <w:proofErr w:type="gramEnd"/>
       <w:r>
         <w:rPr>
           <w:spacing w:val="-10"/>
@@ -15160,7 +15697,7 @@
     </w:p>
     <w:p>
       <w:pPr>
-        <w:pStyle w:val="a9"/>
+        <w:pStyle w:val="13"/>
         <w:numPr>
           <w:ilvl w:val="0"/>
           <w:numId w:val="2"/>
@@ -15175,39 +15712,11 @@
           <w:sz w:val="24"/>
         </w:rPr>
       </w:pPr>
-      <w:proofErr w:type="gramStart"/>
-      <w:r>
-        <w:rPr>
-          <w:sz w:val="24"/>
-        </w:rPr>
-        <w:t>.</w:t>
-      </w:r>
-      <w:r>
-        <w:rPr>
-          <w:sz w:val="24"/>
-        </w:rPr>
-        <w:t>Barcenas</w:t>
-      </w:r>
-      <w:proofErr w:type="gramEnd"/>
-      <w:r>
-        <w:rPr>
-          <w:sz w:val="24"/>
-        </w:rPr>
-        <w:t xml:space="preserve"> C, Song J, Murthy RK, Raghavendra AS, Li Y, Hsu L, Carlson RW, Tripathy D, </w:t>
-      </w:r>
-      <w:proofErr w:type="spellStart"/>
-      <w:r>
-        <w:rPr>
-          <w:sz w:val="24"/>
-        </w:rPr>
-        <w:t>Hortobagyi</w:t>
-      </w:r>
-      <w:proofErr w:type="spellEnd"/>
-      <w:r>
-        <w:rPr>
-          <w:sz w:val="24"/>
-        </w:rPr>
-        <w:t xml:space="preserve"> GN. Prognostic model for de novo and recurrent metastatic breast cancer. </w:t>
+      <w:r>
+        <w:rPr>
+          <w:sz w:val="24"/>
+        </w:rPr>
+        <w:t xml:space="preserve">.Barcenas C, Song J, Murthy RK, Raghavendra AS, Li Y, Hsu L, Carlson RW, Tripathy D, Hortobagyi GN. Prognostic model for de novo and recurrent metastatic breast cancer. </w:t>
       </w:r>
       <w:r>
         <w:rPr>
@@ -15221,32 +15730,12 @@
         <w:rPr>
           <w:sz w:val="24"/>
         </w:rPr>
-        <w:t xml:space="preserve">. </w:t>
-      </w:r>
-      <w:proofErr w:type="gramStart"/>
-      <w:r>
-        <w:rPr>
-          <w:sz w:val="24"/>
-        </w:rPr>
-        <w:t>2021;5:789</w:t>
-      </w:r>
-      <w:proofErr w:type="gramEnd"/>
-      <w:r>
-        <w:rPr>
-          <w:sz w:val="24"/>
-        </w:rPr>
-        <w:t>–804</w:t>
-      </w:r>
-      <w:r>
-        <w:rPr>
-          <w:sz w:val="24"/>
-        </w:rPr>
-        <w:t>.</w:t>
+        <w:t>. 2021;5:789–804.</w:t>
       </w:r>
     </w:p>
     <w:p>
       <w:pPr>
-        <w:pStyle w:val="a9"/>
+        <w:pStyle w:val="13"/>
         <w:numPr>
           <w:ilvl w:val="0"/>
           <w:numId w:val="2"/>
@@ -15261,25 +15750,11 @@
           <w:sz w:val="24"/>
         </w:rPr>
       </w:pPr>
-      <w:proofErr w:type="gramStart"/>
-      <w:r>
-        <w:rPr>
-          <w:sz w:val="24"/>
-        </w:rPr>
-        <w:t>.</w:t>
-      </w:r>
-      <w:r>
-        <w:rPr>
-          <w:sz w:val="24"/>
-        </w:rPr>
-        <w:t>Wu</w:t>
-      </w:r>
-      <w:proofErr w:type="gramEnd"/>
-      <w:r>
-        <w:rPr>
-          <w:sz w:val="24"/>
-        </w:rPr>
-        <w:t xml:space="preserve"> W, et al. Development of prognostic models for HER2-positive metastatic breast cancer in females: a retrospective population-based study. </w:t>
+      <w:r>
+        <w:rPr>
+          <w:sz w:val="24"/>
+        </w:rPr>
+        <w:t xml:space="preserve">.Wu W, et al. Development of prognostic models for HER2-positive metastatic breast cancer in females: a retrospective population-based study. </w:t>
       </w:r>
       <w:r>
         <w:rPr>
@@ -15293,26 +15768,12 @@
         <w:rPr>
           <w:sz w:val="24"/>
         </w:rPr>
-        <w:t xml:space="preserve">. </w:t>
-      </w:r>
-      <w:proofErr w:type="gramStart"/>
-      <w:r>
-        <w:rPr>
-          <w:sz w:val="24"/>
-        </w:rPr>
-        <w:t>2024;24:675</w:t>
-      </w:r>
-      <w:proofErr w:type="gramEnd"/>
-      <w:r>
-        <w:rPr>
-          <w:sz w:val="24"/>
-        </w:rPr>
-        <w:t>.</w:t>
+        <w:t>. 2024;24:675.</w:t>
       </w:r>
     </w:p>
     <w:p>
       <w:pPr>
-        <w:pStyle w:val="a9"/>
+        <w:pStyle w:val="13"/>
         <w:numPr>
           <w:ilvl w:val="0"/>
           <w:numId w:val="2"/>
@@ -15328,7 +15789,6 @@
           <w:sz w:val="24"/>
         </w:rPr>
       </w:pPr>
-      <w:proofErr w:type="gramStart"/>
       <w:r>
         <w:rPr>
           <w:sz w:val="24"/>
@@ -15341,88 +15801,7 @@
           <w:sz w:val="24"/>
           <w:u w:val="single"/>
         </w:rPr>
-        <w:t>Dong</w:t>
-      </w:r>
-      <w:proofErr w:type="gramEnd"/>
-      <w:r>
-        <w:rPr>
-          <w:color w:val="00B0F0"/>
-          <w:sz w:val="24"/>
-          <w:u w:val="single"/>
-        </w:rPr>
-        <w:t xml:space="preserve"> ZX, Ou-Yang Y, Fang L, Song XQ. Intertumoral </w:t>
-      </w:r>
-      <w:proofErr w:type="spellStart"/>
-      <w:r>
-        <w:rPr>
-          <w:color w:val="00B0F0"/>
-          <w:sz w:val="24"/>
-          <w:u w:val="single"/>
-        </w:rPr>
-        <w:t>disulfidptosis</w:t>
-      </w:r>
-      <w:proofErr w:type="spellEnd"/>
-      <w:r>
-        <w:rPr>
-          <w:color w:val="00B0F0"/>
-          <w:sz w:val="24"/>
-          <w:u w:val="single"/>
-        </w:rPr>
-        <w:t xml:space="preserve"> heterogeneity in triple-negative breast cancer, a </w:t>
-      </w:r>
-      <w:proofErr w:type="spellStart"/>
-      <w:r>
-        <w:rPr>
-          <w:color w:val="00B0F0"/>
-          <w:sz w:val="24"/>
-          <w:u w:val="single"/>
-        </w:rPr>
-        <w:t>multiomics</w:t>
-      </w:r>
-      <w:proofErr w:type="spellEnd"/>
-      <w:r>
-        <w:rPr>
-          <w:color w:val="00B0F0"/>
-          <w:sz w:val="24"/>
-          <w:u w:val="single"/>
-        </w:rPr>
-        <w:t xml:space="preserve"> integration analysis. </w:t>
-      </w:r>
-      <w:proofErr w:type="spellStart"/>
-      <w:r>
-        <w:rPr>
-          <w:color w:val="00B0F0"/>
-          <w:sz w:val="24"/>
-          <w:u w:val="single"/>
-        </w:rPr>
-        <w:t>Transl</w:t>
-      </w:r>
-      <w:proofErr w:type="spellEnd"/>
-      <w:r>
-        <w:rPr>
-          <w:color w:val="00B0F0"/>
-          <w:sz w:val="24"/>
-          <w:u w:val="single"/>
-        </w:rPr>
-        <w:t xml:space="preserve"> Cancer Res 2025;14(10):6653-6666. </w:t>
-      </w:r>
-      <w:proofErr w:type="spellStart"/>
-      <w:r>
-        <w:rPr>
-          <w:color w:val="00B0F0"/>
-          <w:sz w:val="24"/>
-          <w:u w:val="single"/>
-        </w:rPr>
-        <w:t>doi</w:t>
-      </w:r>
-      <w:proofErr w:type="spellEnd"/>
-      <w:r>
-        <w:rPr>
-          <w:color w:val="00B0F0"/>
-          <w:sz w:val="24"/>
-          <w:u w:val="single"/>
-        </w:rPr>
-        <w:t>: 10.21037/tcr-2025-844</w:t>
+        <w:t>Dong ZX, Ou-Yang Y, Fang L, Song XQ. Intertumoral disulfidptosis heterogeneity in triple-negative breast cancer, a multiomics integration analysis. Transl Cancer Res 2025;14(10):6653-6666. doi: 10.21037/tcr-2025-844</w:t>
       </w:r>
       <w:r>
         <w:rPr>
@@ -15434,7 +15813,7 @@
     </w:p>
     <w:p>
       <w:pPr>
-        <w:pStyle w:val="a9"/>
+        <w:pStyle w:val="13"/>
         <w:numPr>
           <w:ilvl w:val="0"/>
           <w:numId w:val="2"/>
@@ -15469,54 +15848,8 @@
           <w:sz w:val="24"/>
           <w:u w:val="single"/>
         </w:rPr>
-        <w:t xml:space="preserve">Gao HF, Lin YY, </w:t>
-      </w:r>
-      <w:proofErr w:type="spellStart"/>
-      <w:r>
-        <w:rPr>
-          <w:color w:val="00B0F0"/>
-          <w:sz w:val="24"/>
-          <w:u w:val="single"/>
-        </w:rPr>
-        <w:t>Lv</w:t>
-      </w:r>
-      <w:proofErr w:type="spellEnd"/>
-      <w:r>
-        <w:rPr>
-          <w:color w:val="00B0F0"/>
-          <w:sz w:val="24"/>
-          <w:u w:val="single"/>
-        </w:rPr>
-        <w:t xml:space="preserve"> XZ, Li H, Xu FP, Wang K. </w:t>
-      </w:r>
-      <w:proofErr w:type="spellStart"/>
-      <w:r>
-        <w:rPr>
-          <w:color w:val="00B0F0"/>
-          <w:sz w:val="24"/>
-          <w:u w:val="single"/>
-        </w:rPr>
-        <w:t>ErbB</w:t>
-      </w:r>
-      <w:proofErr w:type="spellEnd"/>
-      <w:r>
-        <w:rPr>
-          <w:color w:val="00B0F0"/>
-          <w:sz w:val="24"/>
-          <w:u w:val="single"/>
-        </w:rPr>
-        <w:t xml:space="preserve"> signaling and cell cycle pathways associated with trastuzumab deruxtecan resistance in HER2-positive metastatic breast cancer: a case report. AME Case Rep </w:t>
-      </w:r>
-      <w:proofErr w:type="gramStart"/>
-      <w:r>
-        <w:rPr>
-          <w:color w:val="00B0F0"/>
-          <w:sz w:val="24"/>
-          <w:u w:val="single"/>
-        </w:rPr>
-        <w:t>2025;9:118</w:t>
-      </w:r>
-      <w:proofErr w:type="gramEnd"/>
+        <w:t>Gao HF, Lin YY, Lv XZ, Li H, Xu FP, Wang K. ErbB signaling and cell cycle pathways associated with trastuzumab deruxtecan resistance in HER2-positive metastatic breast cancer: a case report. AME Case Rep 2025;9:118</w:t>
+      </w:r>
       <w:r>
         <w:rPr>
           <w:color w:val="00B0F0"/>
@@ -15527,7 +15860,7 @@
     </w:p>
     <w:p>
       <w:pPr>
-        <w:pStyle w:val="a9"/>
+        <w:pStyle w:val="13"/>
         <w:numPr>
           <w:ilvl w:val="0"/>
           <w:numId w:val="2"/>
@@ -15562,72 +15895,8 @@
           <w:sz w:val="24"/>
           <w:u w:val="single"/>
         </w:rPr>
-        <w:t xml:space="preserve">Jin N, Tian M, Zha M, Shi L, Zhang G, Zhao H, Yang J, Chen X, Lu Y, Han G, Bai X, Liang W, Zhang H, Li W, Huang X, Yin Y. Combined treatment of </w:t>
-      </w:r>
-      <w:proofErr w:type="spellStart"/>
-      <w:r>
-        <w:rPr>
-          <w:color w:val="00B0F0"/>
-          <w:sz w:val="24"/>
-          <w:u w:val="single"/>
-        </w:rPr>
-        <w:t>inetetamab</w:t>
-      </w:r>
-      <w:proofErr w:type="spellEnd"/>
-      <w:r>
-        <w:rPr>
-          <w:color w:val="00B0F0"/>
-          <w:sz w:val="24"/>
-          <w:u w:val="single"/>
-        </w:rPr>
-        <w:t xml:space="preserve"> plus </w:t>
-      </w:r>
-      <w:proofErr w:type="spellStart"/>
-      <w:r>
-        <w:rPr>
-          <w:color w:val="00B0F0"/>
-          <w:sz w:val="24"/>
-          <w:u w:val="single"/>
-        </w:rPr>
-        <w:t>pyrotinib</w:t>
-      </w:r>
-      <w:proofErr w:type="spellEnd"/>
-      <w:r>
-        <w:rPr>
-          <w:color w:val="00B0F0"/>
-          <w:sz w:val="24"/>
-          <w:u w:val="single"/>
-        </w:rPr>
-        <w:t xml:space="preserve"> and vinorelbine in managing advanced HER2-positive breast cancer patients (ILLUMINE): a multicenter, retrospective, real-world study. </w:t>
-      </w:r>
-      <w:proofErr w:type="spellStart"/>
-      <w:r>
-        <w:rPr>
-          <w:color w:val="00B0F0"/>
-          <w:sz w:val="24"/>
-          <w:u w:val="single"/>
-        </w:rPr>
-        <w:t>Transl</w:t>
-      </w:r>
-      <w:proofErr w:type="spellEnd"/>
-      <w:r>
-        <w:rPr>
-          <w:color w:val="00B0F0"/>
-          <w:sz w:val="24"/>
-          <w:u w:val="single"/>
-        </w:rPr>
-        <w:t xml:space="preserve"> Breast Cancer Res </w:t>
-      </w:r>
-      <w:proofErr w:type="gramStart"/>
-      <w:r>
-        <w:rPr>
-          <w:color w:val="00B0F0"/>
-          <w:sz w:val="24"/>
-          <w:u w:val="single"/>
-        </w:rPr>
-        <w:t>2025;6:31</w:t>
-      </w:r>
-      <w:proofErr w:type="gramEnd"/>
+        <w:t>Jin N, Tian M, Zha M, Shi L, Zhang G, Zhao H, Yang J, Chen X, Lu Y, Han G, Bai X, Liang W, Zhang H, Li W, Huang X, Yin Y. Combined treatment of inetetamab plus pyrotinib and vinorelbine in managing advanced HER2-positive breast cancer patients (ILLUMINE): a multicenter, retrospective, real-world study. Transl Breast Cancer Res 2025;6:31</w:t>
+      </w:r>
       <w:r>
         <w:rPr>
           <w:color w:val="00B0F0"/>
@@ -15638,7 +15907,7 @@
     </w:p>
     <w:p>
       <w:pPr>
-        <w:pStyle w:val="a9"/>
+        <w:pStyle w:val="13"/>
         <w:numPr>
           <w:ilvl w:val="0"/>
           <w:numId w:val="2"/>
@@ -15653,33 +15922,11 @@
           <w:sz w:val="24"/>
         </w:rPr>
       </w:pPr>
-      <w:proofErr w:type="gramStart"/>
-      <w:r>
-        <w:rPr>
-          <w:sz w:val="24"/>
-        </w:rPr>
-        <w:t>.Pons</w:t>
-      </w:r>
-      <w:proofErr w:type="gramEnd"/>
-      <w:r>
-        <w:rPr>
-          <w:sz w:val="24"/>
-        </w:rPr>
-        <w:t xml:space="preserve">-Tostivint E, </w:t>
-      </w:r>
-      <w:proofErr w:type="spellStart"/>
-      <w:r>
-        <w:rPr>
-          <w:sz w:val="24"/>
-        </w:rPr>
-        <w:t>Alouani</w:t>
-      </w:r>
-      <w:proofErr w:type="spellEnd"/>
-      <w:r>
-        <w:rPr>
-          <w:sz w:val="24"/>
-        </w:rPr>
-        <w:t xml:space="preserve"> E, Kirova </w:t>
+      <w:r>
+        <w:rPr>
+          <w:sz w:val="24"/>
+        </w:rPr>
+        <w:t xml:space="preserve">.Pons-Tostivint E, Alouani E, Kirova </w:t>
       </w:r>
       <w:r>
         <w:rPr>
@@ -15688,19 +15935,11 @@
         </w:rPr>
         <w:t xml:space="preserve">Y, </w:t>
       </w:r>
-      <w:proofErr w:type="spellStart"/>
-      <w:r>
-        <w:rPr>
-          <w:sz w:val="24"/>
-        </w:rPr>
-        <w:t>Dalenc</w:t>
-      </w:r>
-      <w:proofErr w:type="spellEnd"/>
-      <w:r>
-        <w:rPr>
-          <w:sz w:val="24"/>
-        </w:rPr>
-        <w:t xml:space="preserve"> </w:t>
+      <w:r>
+        <w:rPr>
+          <w:sz w:val="24"/>
+        </w:rPr>
+        <w:t xml:space="preserve">Dalenc </w:t>
       </w:r>
       <w:r>
         <w:rPr>
@@ -15709,21 +15948,12 @@
         </w:rPr>
         <w:t xml:space="preserve">F, </w:t>
       </w:r>
-      <w:proofErr w:type="spellStart"/>
       <w:r>
         <w:rPr>
           <w:spacing w:val="-5"/>
           <w:sz w:val="24"/>
         </w:rPr>
-        <w:t>Vaysse</w:t>
-      </w:r>
-      <w:proofErr w:type="spellEnd"/>
-      <w:r>
-        <w:rPr>
-          <w:spacing w:val="-5"/>
-          <w:sz w:val="24"/>
-        </w:rPr>
-        <w:t xml:space="preserve"> </w:t>
+        <w:t xml:space="preserve">Vaysse </w:t>
       </w:r>
       <w:r>
         <w:rPr>
@@ -15742,21 +15972,7 @@
         <w:rPr>
           <w:sz w:val="24"/>
         </w:rPr>
-        <w:t xml:space="preserve">metastatic breast cancer in the era of tailored </w:t>
-      </w:r>
-      <w:proofErr w:type="gramStart"/>
-      <w:r>
-        <w:rPr>
-          <w:sz w:val="24"/>
-        </w:rPr>
-        <w:t>therapies?:</w:t>
-      </w:r>
-      <w:proofErr w:type="gramEnd"/>
-      <w:r>
-        <w:rPr>
-          <w:sz w:val="24"/>
-        </w:rPr>
-        <w:t xml:space="preserve"> Evidences, unresolved questions and a practical algorithm. </w:t>
+        <w:t xml:space="preserve">metastatic breast cancer in the era of tailored therapies?: Evidences, unresolved questions and a practical algorithm. </w:t>
       </w:r>
       <w:r>
         <w:rPr>
@@ -15804,7 +16020,7 @@
     </w:p>
     <w:p>
       <w:pPr>
-        <w:pStyle w:val="a9"/>
+        <w:pStyle w:val="13"/>
         <w:numPr>
           <w:ilvl w:val="0"/>
           <w:numId w:val="2"/>
@@ -15819,21 +16035,12 @@
           <w:sz w:val="24"/>
         </w:rPr>
       </w:pPr>
-      <w:proofErr w:type="gramStart"/>
       <w:r>
         <w:rPr>
           <w:spacing w:val="-9"/>
           <w:sz w:val="24"/>
         </w:rPr>
-        <w:t>.Yu</w:t>
-      </w:r>
-      <w:proofErr w:type="gramEnd"/>
-      <w:r>
-        <w:rPr>
-          <w:spacing w:val="-9"/>
-          <w:sz w:val="24"/>
-        </w:rPr>
-        <w:t xml:space="preserve"> </w:t>
+        <w:t xml:space="preserve">.Yu </w:t>
       </w:r>
       <w:r>
         <w:rPr>
@@ -15944,7 +16151,7 @@
     </w:p>
     <w:p>
       <w:pPr>
-        <w:pStyle w:val="a9"/>
+        <w:pStyle w:val="13"/>
         <w:numPr>
           <w:ilvl w:val="0"/>
           <w:numId w:val="2"/>
@@ -15959,47 +16166,11 @@
           <w:sz w:val="24"/>
         </w:rPr>
       </w:pPr>
-      <w:proofErr w:type="gramStart"/>
-      <w:r>
-        <w:rPr>
-          <w:sz w:val="24"/>
-        </w:rPr>
-        <w:t>.Soran</w:t>
-      </w:r>
-      <w:proofErr w:type="gramEnd"/>
-      <w:r>
-        <w:rPr>
-          <w:sz w:val="24"/>
-        </w:rPr>
-        <w:t xml:space="preserve"> A, Dogan L, Isik A, </w:t>
-      </w:r>
-      <w:proofErr w:type="spellStart"/>
-      <w:r>
-        <w:rPr>
-          <w:sz w:val="24"/>
-        </w:rPr>
-        <w:t>Ozbas</w:t>
-      </w:r>
-      <w:proofErr w:type="spellEnd"/>
-      <w:r>
-        <w:rPr>
-          <w:sz w:val="24"/>
-        </w:rPr>
-        <w:t xml:space="preserve"> S, </w:t>
-      </w:r>
-      <w:proofErr w:type="spellStart"/>
-      <w:r>
-        <w:rPr>
-          <w:sz w:val="24"/>
-        </w:rPr>
-        <w:t>Trabulus</w:t>
-      </w:r>
-      <w:proofErr w:type="spellEnd"/>
-      <w:r>
-        <w:rPr>
-          <w:sz w:val="24"/>
-        </w:rPr>
-        <w:t xml:space="preserve"> DC, Demirci U, et al. The effect of primary surgery in patients with de </w:t>
+      <w:r>
+        <w:rPr>
+          <w:sz w:val="24"/>
+        </w:rPr>
+        <w:t xml:space="preserve">.Soran A, Dogan L, Isik A, Ozbas S, Trabulus DC, Demirci U, et al. The effect of primary surgery in patients with de </w:t>
       </w:r>
       <w:r>
         <w:rPr>
@@ -16025,21 +16196,7 @@
         <w:rPr>
           <w:sz w:val="24"/>
         </w:rPr>
-        <w:t xml:space="preserve">breast cancer with bone metastasis only (protocol </w:t>
-      </w:r>
-      <w:proofErr w:type="spellStart"/>
-      <w:r>
-        <w:rPr>
-          <w:sz w:val="24"/>
-        </w:rPr>
-        <w:t>bomet</w:t>
-      </w:r>
-      <w:proofErr w:type="spellEnd"/>
-      <w:r>
-        <w:rPr>
-          <w:sz w:val="24"/>
-        </w:rPr>
-        <w:t xml:space="preserve"> mf 14-01): a</w:t>
+        <w:t>breast cancer with bone metastasis only (protocol bomet mf 14-01): a</w:t>
       </w:r>
       <w:bookmarkStart w:id="22" w:name="_bookmark17"/>
       <w:bookmarkEnd w:id="22"/>
@@ -16085,7 +16242,7 @@
     </w:p>
     <w:p>
       <w:pPr>
-        <w:pStyle w:val="a9"/>
+        <w:pStyle w:val="13"/>
         <w:numPr>
           <w:ilvl w:val="0"/>
           <w:numId w:val="2"/>
@@ -16101,19 +16258,11 @@
           <w:sz w:val="24"/>
         </w:rPr>
       </w:pPr>
-      <w:proofErr w:type="gramStart"/>
-      <w:r>
-        <w:rPr>
-          <w:sz w:val="24"/>
-        </w:rPr>
-        <w:t>.Kingma</w:t>
-      </w:r>
-      <w:proofErr w:type="gramEnd"/>
-      <w:r>
-        <w:rPr>
-          <w:sz w:val="24"/>
-        </w:rPr>
-        <w:t xml:space="preserve"> </w:t>
+      <w:r>
+        <w:rPr>
+          <w:sz w:val="24"/>
+        </w:rPr>
+        <w:t xml:space="preserve">.Kingma </w:t>
       </w:r>
       <w:r>
         <w:rPr>
@@ -16128,21 +16277,12 @@
         </w:rPr>
         <w:t xml:space="preserve">Ba J. Adam: A method for stochastic optimization. </w:t>
       </w:r>
-      <w:proofErr w:type="spellStart"/>
       <w:r>
         <w:rPr>
           <w:i/>
           <w:sz w:val="24"/>
         </w:rPr>
-        <w:t>arXiv</w:t>
-      </w:r>
-      <w:proofErr w:type="spellEnd"/>
-      <w:r>
-        <w:rPr>
-          <w:i/>
-          <w:sz w:val="24"/>
-        </w:rPr>
-        <w:t xml:space="preserve"> preprint</w:t>
+        <w:t>arXiv preprint</w:t>
       </w:r>
       <w:r>
         <w:rPr>
@@ -16162,7 +16302,7 @@
     </w:p>
     <w:p>
       <w:pPr>
-        <w:pStyle w:val="a3"/>
+        <w:pStyle w:val="4"/>
         <w:spacing w:before="23"/>
         <w:ind w:left="525"/>
         <w:jc w:val="left"/>
@@ -16177,13 +16317,13 @@
           <w:pgSz w:w="11910" w:h="16840"/>
           <w:pgMar w:top="1180" w:right="760" w:bottom="1220" w:left="780" w:header="775" w:footer="1033" w:gutter="0"/>
           <w:lnNumType w:countBy="1" w:restart="continuous"/>
-          <w:cols w:space="720"/>
+          <w:cols w:space="720" w:num="1"/>
         </w:sectPr>
       </w:pPr>
     </w:p>
     <w:p>
       <w:pPr>
-        <w:pStyle w:val="a3"/>
+        <w:pStyle w:val="4"/>
         <w:spacing w:before="6"/>
         <w:jc w:val="left"/>
         <w:rPr>
@@ -16193,7 +16333,7 @@
     </w:p>
     <w:p>
       <w:pPr>
-        <w:pStyle w:val="a9"/>
+        <w:pStyle w:val="13"/>
         <w:numPr>
           <w:ilvl w:val="0"/>
           <w:numId w:val="2"/>
@@ -16210,55 +16350,24 @@
       </w:pPr>
       <w:bookmarkStart w:id="23" w:name="_bookmark18"/>
       <w:bookmarkEnd w:id="23"/>
-      <w:proofErr w:type="gramStart"/>
-      <w:r>
-        <w:rPr>
-          <w:sz w:val="24"/>
-        </w:rPr>
-        <w:t>.Rouzier</w:t>
-      </w:r>
-      <w:proofErr w:type="gramEnd"/>
-      <w:r>
-        <w:rPr>
-          <w:sz w:val="24"/>
-        </w:rPr>
-        <w:t xml:space="preserve"> R, Mathieu MC, Sideris L, </w:t>
-      </w:r>
-      <w:proofErr w:type="spellStart"/>
+      <w:r>
+        <w:rPr>
+          <w:sz w:val="24"/>
+        </w:rPr>
+        <w:t xml:space="preserve">.Rouzier R, Mathieu MC, Sideris L, </w:t>
+      </w:r>
       <w:r>
         <w:rPr>
           <w:spacing w:val="-5"/>
           <w:sz w:val="24"/>
         </w:rPr>
-        <w:t>Youmsi</w:t>
-      </w:r>
-      <w:proofErr w:type="spellEnd"/>
-      <w:r>
-        <w:rPr>
-          <w:spacing w:val="-5"/>
-          <w:sz w:val="24"/>
-        </w:rPr>
-        <w:t xml:space="preserve"> </w:t>
-      </w:r>
-      <w:r>
-        <w:rPr>
-          <w:sz w:val="24"/>
-        </w:rPr>
-        <w:t xml:space="preserve">E, Rajan R, </w:t>
-      </w:r>
-      <w:proofErr w:type="spellStart"/>
-      <w:r>
-        <w:rPr>
-          <w:sz w:val="24"/>
-        </w:rPr>
-        <w:t>Garbay</w:t>
-      </w:r>
-      <w:proofErr w:type="spellEnd"/>
-      <w:r>
-        <w:rPr>
-          <w:sz w:val="24"/>
-        </w:rPr>
-        <w:t xml:space="preserve"> JR, et al. Breast-conserving surgery after neoadjuvant anthracycline-based chemotherapy for large breast tumors. </w:t>
+        <w:t xml:space="preserve">Youmsi </w:t>
+      </w:r>
+      <w:r>
+        <w:rPr>
+          <w:sz w:val="24"/>
+        </w:rPr>
+        <w:t xml:space="preserve">E, Rajan R, Garbay JR, et al. Breast-conserving surgery after neoadjuvant anthracycline-based chemotherapy for large breast tumors. </w:t>
       </w:r>
       <w:r>
         <w:rPr>
@@ -16291,7 +16400,7 @@
     </w:p>
     <w:p>
       <w:pPr>
-        <w:pStyle w:val="a9"/>
+        <w:pStyle w:val="13"/>
         <w:numPr>
           <w:ilvl w:val="0"/>
           <w:numId w:val="2"/>
@@ -16306,27 +16415,11 @@
           <w:sz w:val="24"/>
         </w:rPr>
       </w:pPr>
-      <w:proofErr w:type="gramStart"/>
-      <w:r>
-        <w:rPr>
-          <w:sz w:val="24"/>
-        </w:rPr>
-        <w:t>.</w:t>
-      </w:r>
-      <w:proofErr w:type="spellStart"/>
-      <w:r>
-        <w:rPr>
-          <w:sz w:val="24"/>
-        </w:rPr>
-        <w:t>Tryfonidis</w:t>
-      </w:r>
-      <w:proofErr w:type="spellEnd"/>
-      <w:proofErr w:type="gramEnd"/>
-      <w:r>
-        <w:rPr>
-          <w:sz w:val="24"/>
-        </w:rPr>
-        <w:t xml:space="preserve"> K, Senkus E, Cardoso MJ, Cardoso </w:t>
+      <w:r>
+        <w:rPr>
+          <w:sz w:val="24"/>
+        </w:rPr>
+        <w:t xml:space="preserve">.Tryfonidis K, Senkus E, Cardoso MJ, Cardoso </w:t>
       </w:r>
       <w:r>
         <w:rPr>
@@ -16385,7 +16478,7 @@
     </w:p>
     <w:p>
       <w:pPr>
-        <w:pStyle w:val="a9"/>
+        <w:pStyle w:val="13"/>
         <w:numPr>
           <w:ilvl w:val="0"/>
           <w:numId w:val="2"/>
@@ -16400,19 +16493,11 @@
           <w:sz w:val="24"/>
         </w:rPr>
       </w:pPr>
-      <w:proofErr w:type="gramStart"/>
-      <w:r>
-        <w:rPr>
-          <w:sz w:val="24"/>
-        </w:rPr>
-        <w:t>.Li</w:t>
-      </w:r>
-      <w:proofErr w:type="gramEnd"/>
-      <w:r>
-        <w:rPr>
-          <w:sz w:val="24"/>
-        </w:rPr>
-        <w:t xml:space="preserve"> K, Zhou C, </w:t>
+      <w:r>
+        <w:rPr>
+          <w:sz w:val="24"/>
+        </w:rPr>
+        <w:t xml:space="preserve">.Li K, Zhou C, </w:t>
       </w:r>
       <w:r>
         <w:rPr>
@@ -16533,7 +16618,7 @@
     </w:p>
     <w:p>
       <w:pPr>
-        <w:pStyle w:val="a9"/>
+        <w:pStyle w:val="13"/>
         <w:numPr>
           <w:ilvl w:val="0"/>
           <w:numId w:val="2"/>
@@ -16548,19 +16633,11 @@
           <w:sz w:val="24"/>
         </w:rPr>
       </w:pPr>
-      <w:proofErr w:type="gramStart"/>
-      <w:r>
-        <w:rPr>
-          <w:sz w:val="24"/>
-        </w:rPr>
-        <w:t>.Li</w:t>
-      </w:r>
-      <w:proofErr w:type="gramEnd"/>
-      <w:r>
-        <w:rPr>
-          <w:sz w:val="24"/>
-        </w:rPr>
-        <w:t xml:space="preserve"> C, Liu M, Zhang </w:t>
+      <w:r>
+        <w:rPr>
+          <w:sz w:val="24"/>
+        </w:rPr>
+        <w:t xml:space="preserve">.Li C, Liu M, Zhang </w:t>
       </w:r>
       <w:r>
         <w:rPr>
@@ -16633,7 +16710,7 @@
     </w:p>
     <w:p>
       <w:pPr>
-        <w:pStyle w:val="a9"/>
+        <w:pStyle w:val="13"/>
         <w:numPr>
           <w:ilvl w:val="0"/>
           <w:numId w:val="2"/>
@@ -16648,19 +16725,11 @@
           <w:sz w:val="24"/>
         </w:rPr>
       </w:pPr>
-      <w:proofErr w:type="gramStart"/>
-      <w:r>
-        <w:rPr>
-          <w:sz w:val="24"/>
-        </w:rPr>
-        <w:t>.King</w:t>
-      </w:r>
-      <w:proofErr w:type="gramEnd"/>
-      <w:r>
-        <w:rPr>
-          <w:sz w:val="24"/>
-        </w:rPr>
-        <w:t xml:space="preserve"> </w:t>
+      <w:r>
+        <w:rPr>
+          <w:sz w:val="24"/>
+        </w:rPr>
+        <w:t xml:space="preserve">.King </w:t>
       </w:r>
       <w:r>
         <w:rPr>
@@ -16713,21 +16782,7 @@
         <w:rPr>
           <w:sz w:val="24"/>
         </w:rPr>
-        <w:t xml:space="preserve">breast cancer: </w:t>
-      </w:r>
-      <w:proofErr w:type="spellStart"/>
-      <w:r>
-        <w:rPr>
-          <w:sz w:val="24"/>
-        </w:rPr>
-        <w:t>Tbcrc</w:t>
-      </w:r>
-      <w:proofErr w:type="spellEnd"/>
-      <w:r>
-        <w:rPr>
-          <w:sz w:val="24"/>
-        </w:rPr>
-        <w:t xml:space="preserve"> 013. </w:t>
+        <w:t xml:space="preserve">breast cancer: Tbcrc 013. </w:t>
       </w:r>
       <w:r>
         <w:rPr>
@@ -16774,7 +16829,7 @@
     </w:p>
     <w:p>
       <w:pPr>
-        <w:pStyle w:val="a9"/>
+        <w:pStyle w:val="13"/>
         <w:numPr>
           <w:ilvl w:val="0"/>
           <w:numId w:val="2"/>
@@ -16789,19 +16844,11 @@
           <w:sz w:val="24"/>
         </w:rPr>
       </w:pPr>
-      <w:proofErr w:type="gramStart"/>
-      <w:r>
-        <w:rPr>
-          <w:sz w:val="24"/>
-        </w:rPr>
-        <w:t>.Li</w:t>
-      </w:r>
-      <w:proofErr w:type="gramEnd"/>
-      <w:r>
-        <w:rPr>
-          <w:sz w:val="24"/>
-        </w:rPr>
-        <w:t xml:space="preserve"> C, </w:t>
+      <w:r>
+        <w:rPr>
+          <w:sz w:val="24"/>
+        </w:rPr>
+        <w:t xml:space="preserve">.Li C, </w:t>
       </w:r>
       <w:r>
         <w:rPr>
@@ -17046,7 +17093,7 @@
     </w:p>
     <w:p>
       <w:pPr>
-        <w:pStyle w:val="a9"/>
+        <w:pStyle w:val="13"/>
         <w:numPr>
           <w:ilvl w:val="0"/>
           <w:numId w:val="2"/>
@@ -17061,14 +17108,12 @@
           <w:sz w:val="24"/>
         </w:rPr>
       </w:pPr>
-      <w:proofErr w:type="gramStart"/>
       <w:r>
         <w:rPr>
           <w:sz w:val="24"/>
         </w:rPr>
         <w:t>.Jiang</w:t>
       </w:r>
-      <w:proofErr w:type="gramEnd"/>
       <w:r>
         <w:rPr>
           <w:spacing w:val="-13"/>
@@ -17248,14 +17293,12 @@
         </w:rPr>
         <w:t xml:space="preserve"> </w:t>
       </w:r>
-      <w:proofErr w:type="spellStart"/>
       <w:r>
         <w:rPr>
           <w:sz w:val="24"/>
         </w:rPr>
         <w:t>Toripalimab</w:t>
       </w:r>
-      <w:proofErr w:type="spellEnd"/>
       <w:r>
         <w:rPr>
           <w:spacing w:val="-13"/>
@@ -17345,7 +17388,7 @@
     </w:p>
     <w:p>
       <w:pPr>
-        <w:pStyle w:val="a9"/>
+        <w:pStyle w:val="13"/>
         <w:numPr>
           <w:ilvl w:val="0"/>
           <w:numId w:val="2"/>
@@ -17360,19 +17403,11 @@
           <w:sz w:val="24"/>
         </w:rPr>
       </w:pPr>
-      <w:proofErr w:type="gramStart"/>
-      <w:r>
-        <w:rPr>
-          <w:sz w:val="24"/>
-        </w:rPr>
-        <w:t>.Li</w:t>
-      </w:r>
-      <w:proofErr w:type="gramEnd"/>
-      <w:r>
-        <w:rPr>
-          <w:sz w:val="24"/>
-        </w:rPr>
-        <w:t xml:space="preserve"> C, Liu M, Li J, </w:t>
+      <w:r>
+        <w:rPr>
+          <w:sz w:val="24"/>
+        </w:rPr>
+        <w:t xml:space="preserve">.Li C, Liu M, Li J, </w:t>
       </w:r>
       <w:r>
         <w:rPr>
@@ -17459,7 +17494,7 @@
     </w:p>
     <w:p>
       <w:pPr>
-        <w:pStyle w:val="a9"/>
+        <w:pStyle w:val="13"/>
         <w:numPr>
           <w:ilvl w:val="0"/>
           <w:numId w:val="2"/>
@@ -17474,7 +17509,6 @@
           <w:sz w:val="24"/>
         </w:rPr>
       </w:pPr>
-      <w:proofErr w:type="gramStart"/>
       <w:r>
         <w:rPr>
           <w:w w:val="99"/>
@@ -17488,7 +17522,6 @@
         </w:rPr>
         <w:t>Leone</w:t>
       </w:r>
-      <w:proofErr w:type="gramEnd"/>
       <w:r>
         <w:rPr>
           <w:spacing w:val="-1"/>
@@ -17652,15 +17685,7 @@
           <w:spacing w:val="-1"/>
           <w:sz w:val="24"/>
         </w:rPr>
-        <w:t xml:space="preserve"> </w:t>
-      </w:r>
-      <w:proofErr w:type="spellStart"/>
-      <w:r>
-        <w:rPr>
-          <w:spacing w:val="-1"/>
-          <w:sz w:val="24"/>
-        </w:rPr>
-        <w:t>P</w:t>
+        <w:t xml:space="preserve"> P</w:t>
       </w:r>
       <w:r>
         <w:rPr>
@@ -17683,7 +17708,6 @@
         </w:rPr>
         <w:t>rez</w:t>
       </w:r>
-      <w:proofErr w:type="spellEnd"/>
       <w:r>
         <w:rPr>
           <w:spacing w:val="-1"/>
@@ -17861,7 +17885,7 @@
     </w:p>
     <w:p>
       <w:pPr>
-        <w:pStyle w:val="a9"/>
+        <w:pStyle w:val="13"/>
         <w:numPr>
           <w:ilvl w:val="0"/>
           <w:numId w:val="2"/>
@@ -17876,19 +17900,11 @@
           <w:sz w:val="24"/>
         </w:rPr>
       </w:pPr>
-      <w:proofErr w:type="gramStart"/>
-      <w:r>
-        <w:rPr>
-          <w:sz w:val="24"/>
-        </w:rPr>
-        <w:t>.Smid</w:t>
-      </w:r>
-      <w:proofErr w:type="gramEnd"/>
-      <w:r>
-        <w:rPr>
-          <w:sz w:val="24"/>
-        </w:rPr>
-        <w:t xml:space="preserve"> M, </w:t>
+      <w:r>
+        <w:rPr>
+          <w:sz w:val="24"/>
+        </w:rPr>
+        <w:t xml:space="preserve">.Smid M, </w:t>
       </w:r>
       <w:r>
         <w:rPr>
@@ -17917,19 +17933,11 @@
         </w:rPr>
         <w:t xml:space="preserve">Y, </w:t>
       </w:r>
-      <w:proofErr w:type="spellStart"/>
-      <w:r>
-        <w:rPr>
-          <w:sz w:val="24"/>
-        </w:rPr>
-        <w:t>Sieuwerts</w:t>
-      </w:r>
-      <w:proofErr w:type="spellEnd"/>
-      <w:r>
-        <w:rPr>
-          <w:sz w:val="24"/>
-        </w:rPr>
-        <w:t xml:space="preserve"> AM, </w:t>
+      <w:r>
+        <w:rPr>
+          <w:sz w:val="24"/>
+        </w:rPr>
+        <w:t xml:space="preserve">Sieuwerts AM, </w:t>
       </w:r>
       <w:r>
         <w:rPr>
@@ -17996,7 +18004,7 @@
     </w:p>
     <w:p>
       <w:pPr>
-        <w:pStyle w:val="a9"/>
+        <w:pStyle w:val="13"/>
         <w:numPr>
           <w:ilvl w:val="0"/>
           <w:numId w:val="2"/>
@@ -18010,14 +18018,12 @@
           <w:sz w:val="24"/>
         </w:rPr>
       </w:pPr>
-      <w:proofErr w:type="gramStart"/>
       <w:r>
         <w:rPr>
           <w:sz w:val="24"/>
         </w:rPr>
         <w:t>.Rosa</w:t>
       </w:r>
-      <w:proofErr w:type="gramEnd"/>
       <w:r>
         <w:rPr>
           <w:spacing w:val="-7"/>
@@ -18222,7 +18228,7 @@
     </w:p>
     <w:p>
       <w:pPr>
-        <w:pStyle w:val="a9"/>
+        <w:pStyle w:val="13"/>
         <w:numPr>
           <w:ilvl w:val="0"/>
           <w:numId w:val="2"/>
@@ -18237,19 +18243,11 @@
           <w:sz w:val="24"/>
         </w:rPr>
       </w:pPr>
-      <w:proofErr w:type="gramStart"/>
-      <w:r>
-        <w:rPr>
-          <w:sz w:val="24"/>
-        </w:rPr>
-        <w:t>.Kast</w:t>
-      </w:r>
-      <w:proofErr w:type="gramEnd"/>
-      <w:r>
-        <w:rPr>
-          <w:sz w:val="24"/>
-        </w:rPr>
-        <w:t xml:space="preserve"> K, Link </w:t>
+      <w:r>
+        <w:rPr>
+          <w:sz w:val="24"/>
+        </w:rPr>
+        <w:t xml:space="preserve">.Kast K, Link </w:t>
       </w:r>
       <w:r>
         <w:rPr>
@@ -18262,21 +18260,7 @@
         <w:rPr>
           <w:sz w:val="24"/>
         </w:rPr>
-        <w:t xml:space="preserve">Friedrich K, Petzold A, </w:t>
-      </w:r>
-      <w:proofErr w:type="spellStart"/>
-      <w:r>
-        <w:rPr>
-          <w:sz w:val="24"/>
-        </w:rPr>
-        <w:t>Niedostatek</w:t>
-      </w:r>
-      <w:proofErr w:type="spellEnd"/>
-      <w:r>
-        <w:rPr>
-          <w:sz w:val="24"/>
-        </w:rPr>
-        <w:t xml:space="preserve"> A, Schoffer O, et al. Impact of breast cancer subtypes and patterns of metastasis on outcome. </w:t>
+        <w:t xml:space="preserve">Friedrich K, Petzold A, Niedostatek A, Schoffer O, et al. Impact of breast cancer subtypes and patterns of metastasis on outcome. </w:t>
       </w:r>
       <w:r>
         <w:rPr>
@@ -18324,7 +18308,7 @@
     </w:p>
     <w:p>
       <w:pPr>
-        <w:pStyle w:val="a9"/>
+        <w:pStyle w:val="13"/>
         <w:numPr>
           <w:ilvl w:val="0"/>
           <w:numId w:val="2"/>
@@ -18339,7 +18323,6 @@
           <w:sz w:val="24"/>
         </w:rPr>
       </w:pPr>
-      <w:proofErr w:type="gramStart"/>
       <w:r>
         <w:rPr>
           <w:w w:val="99"/>
@@ -18354,7 +18337,6 @@
         </w:rPr>
         <w:t>Grinda</w:t>
       </w:r>
-      <w:proofErr w:type="gramEnd"/>
       <w:r>
         <w:rPr>
           <w:spacing w:val="-1"/>
@@ -18448,7 +18430,6 @@
         </w:rPr>
         <w:t xml:space="preserve"> </w:t>
       </w:r>
-      <w:proofErr w:type="spellStart"/>
       <w:r>
         <w:rPr>
           <w:w w:val="101"/>
@@ -18456,7 +18437,6 @@
         </w:rPr>
         <w:t>Blaye</w:t>
       </w:r>
-      <w:proofErr w:type="spellEnd"/>
       <w:r>
         <w:rPr>
           <w:spacing w:val="-1"/>
@@ -18478,7 +18458,6 @@
         </w:rPr>
         <w:t xml:space="preserve"> </w:t>
       </w:r>
-      <w:proofErr w:type="spellStart"/>
       <w:r>
         <w:rPr>
           <w:w w:val="101"/>
@@ -18486,7 +18465,6 @@
         </w:rPr>
         <w:t>Cottu</w:t>
       </w:r>
-      <w:proofErr w:type="spellEnd"/>
       <w:r>
         <w:rPr>
           <w:spacing w:val="-1"/>
@@ -18508,7 +18486,6 @@
         </w:rPr>
         <w:t xml:space="preserve"> </w:t>
       </w:r>
-      <w:proofErr w:type="spellStart"/>
       <w:r>
         <w:rPr>
           <w:w w:val="101"/>
@@ -18539,7 +18516,6 @@
         </w:rPr>
         <w:t>ras</w:t>
       </w:r>
-      <w:proofErr w:type="spellEnd"/>
       <w:r>
         <w:rPr>
           <w:spacing w:val="-1"/>
@@ -18718,21 +18694,7 @@
         <w:rPr>
           <w:sz w:val="24"/>
         </w:rPr>
-        <w:t xml:space="preserve"> </w:t>
-      </w:r>
-      <w:proofErr w:type="spellStart"/>
-      <w:r>
-        <w:rPr>
-          <w:sz w:val="24"/>
-        </w:rPr>
-        <w:t>esme</w:t>
-      </w:r>
-      <w:proofErr w:type="spellEnd"/>
-      <w:r>
-        <w:rPr>
-          <w:sz w:val="24"/>
-        </w:rPr>
-        <w:t xml:space="preserve"> cohort. </w:t>
+        <w:t xml:space="preserve"> esme cohort. </w:t>
       </w:r>
       <w:r>
         <w:rPr>
@@ -18770,7 +18732,7 @@
     </w:p>
     <w:p>
       <w:pPr>
-        <w:pStyle w:val="a9"/>
+        <w:pStyle w:val="13"/>
         <w:numPr>
           <w:ilvl w:val="0"/>
           <w:numId w:val="2"/>
@@ -18785,7 +18747,6 @@
           <w:sz w:val="24"/>
         </w:rPr>
       </w:pPr>
-      <w:proofErr w:type="gramStart"/>
       <w:r>
         <w:rPr>
           <w:spacing w:val="-4"/>
@@ -18793,7 +18754,6 @@
         </w:rPr>
         <w:t>.Wu</w:t>
       </w:r>
-      <w:proofErr w:type="gramEnd"/>
       <w:r>
         <w:rPr>
           <w:spacing w:val="-11"/>
@@ -19044,21 +19004,12 @@
       </w:pPr>
       <w:bookmarkStart w:id="37" w:name="_bookmark32"/>
       <w:bookmarkEnd w:id="37"/>
-      <w:proofErr w:type="spellStart"/>
       <w:r>
         <w:rPr>
           <w:i/>
           <w:sz w:val="24"/>
         </w:rPr>
-        <w:t>arXiv</w:t>
-      </w:r>
-      <w:proofErr w:type="spellEnd"/>
-      <w:r>
-        <w:rPr>
-          <w:i/>
-          <w:sz w:val="24"/>
-        </w:rPr>
-        <w:t xml:space="preserve"> preprint arXiv:2503.13868 </w:t>
+        <w:t xml:space="preserve">arXiv preprint arXiv:2503.13868 </w:t>
       </w:r>
       <w:r>
         <w:rPr>
@@ -19069,7 +19020,7 @@
     </w:p>
     <w:p>
       <w:pPr>
-        <w:pStyle w:val="a9"/>
+        <w:pStyle w:val="13"/>
         <w:numPr>
           <w:ilvl w:val="0"/>
           <w:numId w:val="2"/>
@@ -19084,14 +19035,12 @@
           <w:sz w:val="24"/>
         </w:rPr>
       </w:pPr>
-      <w:proofErr w:type="gramStart"/>
       <w:r>
         <w:rPr>
           <w:sz w:val="24"/>
         </w:rPr>
         <w:t>.Naser</w:t>
       </w:r>
-      <w:proofErr w:type="gramEnd"/>
       <w:r>
         <w:rPr>
           <w:spacing w:val="-10"/>
@@ -19301,7 +19250,7 @@
     </w:p>
     <w:p>
       <w:pPr>
-        <w:pStyle w:val="a9"/>
+        <w:pStyle w:val="13"/>
         <w:numPr>
           <w:ilvl w:val="0"/>
           <w:numId w:val="2"/>
@@ -19316,22 +19265,12 @@
           <w:sz w:val="24"/>
         </w:rPr>
       </w:pPr>
-      <w:proofErr w:type="gramStart"/>
-      <w:r>
-        <w:rPr>
-          <w:sz w:val="24"/>
-        </w:rPr>
-        <w:t>.</w:t>
-      </w:r>
-      <w:proofErr w:type="spellStart"/>
-      <w:r>
-        <w:rPr>
-          <w:sz w:val="24"/>
-        </w:rPr>
-        <w:t>Bockstedt</w:t>
-      </w:r>
-      <w:proofErr w:type="spellEnd"/>
-      <w:proofErr w:type="gramEnd"/>
+      <w:r>
+        <w:rPr>
+          <w:sz w:val="24"/>
+        </w:rPr>
+        <w:t>.Bockstedt</w:t>
+      </w:r>
       <w:r>
         <w:rPr>
           <w:spacing w:val="-15"/>
@@ -19572,7 +19511,7 @@
     </w:p>
     <w:p>
       <w:pPr>
-        <w:pStyle w:val="a9"/>
+        <w:pStyle w:val="13"/>
         <w:numPr>
           <w:ilvl w:val="0"/>
           <w:numId w:val="2"/>
@@ -19587,21 +19526,12 @@
           <w:sz w:val="24"/>
         </w:rPr>
       </w:pPr>
-      <w:proofErr w:type="gramStart"/>
       <w:r>
         <w:rPr>
           <w:spacing w:val="-9"/>
           <w:sz w:val="24"/>
         </w:rPr>
-        <w:t>.Yu</w:t>
-      </w:r>
-      <w:proofErr w:type="gramEnd"/>
-      <w:r>
-        <w:rPr>
-          <w:spacing w:val="-9"/>
-          <w:sz w:val="24"/>
-        </w:rPr>
-        <w:t xml:space="preserve"> </w:t>
+        <w:t xml:space="preserve">.Yu </w:t>
       </w:r>
       <w:r>
         <w:rPr>
@@ -19635,7 +19565,6 @@
         </w:rPr>
         <w:t xml:space="preserve">et al. Sample weight averaging for stable prediction. </w:t>
       </w:r>
-      <w:proofErr w:type="spellStart"/>
       <w:r>
         <w:rPr>
           <w:i/>
@@ -19645,7 +19574,6 @@
       </w:r>
       <w:bookmarkStart w:id="40" w:name="_bookmark35"/>
       <w:bookmarkEnd w:id="40"/>
-      <w:proofErr w:type="spellEnd"/>
       <w:r>
         <w:rPr>
           <w:i/>
@@ -19670,7 +19598,7 @@
     </w:p>
     <w:p>
       <w:pPr>
-        <w:pStyle w:val="a9"/>
+        <w:pStyle w:val="13"/>
         <w:numPr>
           <w:ilvl w:val="0"/>
           <w:numId w:val="2"/>
@@ -19685,14 +19613,12 @@
           <w:sz w:val="24"/>
         </w:rPr>
       </w:pPr>
-      <w:proofErr w:type="gramStart"/>
       <w:r>
         <w:rPr>
           <w:sz w:val="24"/>
         </w:rPr>
         <w:t>.Jiao</w:t>
       </w:r>
-      <w:proofErr w:type="gramEnd"/>
       <w:r>
         <w:rPr>
           <w:spacing w:val="-21"/>
@@ -20002,36 +19928,17 @@
       <w:pgSz w:w="11910" w:h="16840"/>
       <w:pgMar w:top="1180" w:right="760" w:bottom="1220" w:left="780" w:header="775" w:footer="1033" w:gutter="0"/>
       <w:lnNumType w:countBy="1" w:restart="continuous"/>
-      <w:cols w:space="720"/>
+      <w:cols w:space="720" w:num="1"/>
     </w:sectPr>
   </w:body>
 </w:document>
 </file>
 
-<file path=word/endnotes.xml><?xml version="1.0" encoding="utf-8"?>
-<w:endnotes xmlns:wpc="http://schemas.microsoft.com/office/word/2010/wordprocessingCanvas" xmlns:cx="http://schemas.microsoft.com/office/drawing/2014/chartex" xmlns:cx1="http://schemas.microsoft.com/office/drawing/2015/9/8/chartex" xmlns:cx2="http://schemas.microsoft.com/office/drawing/2015/10/21/chartex" xmlns:cx3="http://schemas.microsoft.com/office/drawing/2016/5/9/chartex" xmlns:cx4="http://schemas.microsoft.com/office/drawing/2016/5/10/chartex" xmlns:cx5="http://schemas.microsoft.com/office/drawing/2016/5/11/chartex" xmlns:cx6="http://schemas.microsoft.com/office/drawing/2016/5/12/chartex" xmlns:cx7="http://schemas.microsoft.com/office/drawing/2016/5/13/chartex" xmlns:cx8="http://schemas.microsoft.com/office/drawing/2016/5/14/chartex" xmlns:mc="http://schemas.openxmlformats.org/markup-compatibility/2006" xmlns:aink="http://schemas.microsoft.com/office/drawing/2016/ink" xmlns:am3d="http://schemas.microsoft.com/office/drawing/2017/model3d" xmlns:o="urn:schemas-microsoft-com:office:office" xmlns:oel="http://schemas.microsoft.com/office/2019/extlst" xmlns:r="http://schemas.openxmlformats.org/officeDocument/2006/relationships" xmlns:m="http://schemas.openxmlformats.org/officeDocument/2006/math" xmlns:v="urn:schemas-microsoft-com:vml" xmlns:wp14="http://schemas.microsoft.com/office/word/2010/wordprocessingDrawing" xmlns:wp="http://schemas.openxmlformats.org/drawingml/2006/wordprocessingDrawing" xmlns:w10="urn:schemas-microsoft-com:office:word" xmlns:w="http://schemas.openxmlformats.org/wordprocessingml/2006/main" xmlns:w14="http://schemas.microsoft.com/office/word/2010/wordml" xmlns:w15="http://schemas.microsoft.com/office/word/2012/wordml" xmlns:w16cex="http://schemas.microsoft.com/office/word/2018/wordml/cex" xmlns:w16cid="http://schemas.microsoft.com/office/word/2016/wordml/cid" xmlns:w16="http://schemas.microsoft.com/office/word/2018/wordml" xmlns:w16du="http://schemas.microsoft.com/office/word/2023/wordml/word16du" xmlns:w16sdtdh="http://schemas.microsoft.com/office/word/2020/wordml/sdtdatahash" xmlns:w16sdtfl="http://schemas.microsoft.com/office/word/2024/wordml/sdtformatlock" xmlns:w16se="http://schemas.microsoft.com/office/word/2015/wordml/symex" xmlns:wpg="http://schemas.microsoft.com/office/word/2010/wordprocessingGroup" xmlns:wpi="http://schemas.microsoft.com/office/word/2010/wordprocessingInk" xmlns:wne="http://schemas.microsoft.com/office/word/2006/wordml" xmlns:wps="http://schemas.microsoft.com/office/word/2010/wordprocessingShape" mc:Ignorable="w14 w15 w16se w16cid w16 w16cex w16sdtdh w16sdtfl w16du wp14">
-  <w:endnote w:type="separator" w:id="-1">
-    <w:p>
-      <w:r>
-        <w:separator/>
-      </w:r>
-    </w:p>
-  </w:endnote>
-  <w:endnote w:type="continuationSeparator" w:id="0">
-    <w:p>
-      <w:r>
-        <w:continuationSeparator/>
-      </w:r>
-    </w:p>
-  </w:endnote>
-</w:endnotes>
-</file>
-
 <file path=word/footer1.xml><?xml version="1.0" encoding="utf-8"?>
-<w:ftr xmlns:wpc="http://schemas.microsoft.com/office/word/2010/wordprocessingCanvas" xmlns:cx="http://schemas.microsoft.com/office/drawing/2014/chartex" xmlns:cx1="http://schemas.microsoft.com/office/drawing/2015/9/8/chartex" xmlns:cx2="http://schemas.microsoft.com/office/drawing/2015/10/21/chartex" xmlns:cx3="http://schemas.microsoft.com/office/drawing/2016/5/9/chartex" xmlns:cx4="http://schemas.microsoft.com/office/drawing/2016/5/10/chartex" xmlns:cx5="http://schemas.microsoft.com/office/drawing/2016/5/11/chartex" xmlns:cx6="http://schemas.microsoft.com/office/drawing/2016/5/12/chartex" xmlns:cx7="http://schemas.microsoft.com/office/drawing/2016/5/13/chartex" xmlns:cx8="http://schemas.microsoft.com/office/drawing/2016/5/14/chartex" xmlns:mc="http://schemas.openxmlformats.org/markup-compatibility/2006" xmlns:aink="http://schemas.microsoft.com/office/drawing/2016/ink" xmlns:am3d="http://schemas.microsoft.com/office/drawing/2017/model3d" xmlns:o="urn:schemas-microsoft-com:office:office" xmlns:oel="http://schemas.microsoft.com/office/2019/extlst" xmlns:r="http://schemas.openxmlformats.org/officeDocument/2006/relationships" xmlns:m="http://schemas.openxmlformats.org/officeDocument/2006/math" xmlns:v="urn:schemas-microsoft-com:vml" xmlns:wp14="http://schemas.microsoft.com/office/word/2010/wordprocessingDrawing" xmlns:wp="http://schemas.openxmlformats.org/drawingml/2006/wordprocessingDrawing" xmlns:w10="urn:schemas-microsoft-com:office:word" xmlns:w="http://schemas.openxmlformats.org/wordprocessingml/2006/main" xmlns:w14="http://schemas.microsoft.com/office/word/2010/wordml" xmlns:w15="http://schemas.microsoft.com/office/word/2012/wordml" xmlns:w16cex="http://schemas.microsoft.com/office/word/2018/wordml/cex" xmlns:w16cid="http://schemas.microsoft.com/office/word/2016/wordml/cid" xmlns:w16="http://schemas.microsoft.com/office/word/2018/wordml" xmlns:w16du="http://schemas.microsoft.com/office/word/2023/wordml/word16du" xmlns:w16sdtdh="http://schemas.microsoft.com/office/word/2020/wordml/sdtdatahash" xmlns:w16sdtfl="http://schemas.microsoft.com/office/word/2024/wordml/sdtformatlock" xmlns:w16se="http://schemas.microsoft.com/office/word/2015/wordml/symex" xmlns:wpg="http://schemas.microsoft.com/office/word/2010/wordprocessingGroup" xmlns:wpi="http://schemas.microsoft.com/office/word/2010/wordprocessingInk" xmlns:wne="http://schemas.microsoft.com/office/word/2006/wordml" xmlns:wps="http://schemas.microsoft.com/office/word/2010/wordprocessingShape" mc:Ignorable="w14 w15 w16se w16cid w16 w16cex w16sdtdh w16sdtfl w16du wp14">
+<w:ftr xmlns:wpc="http://schemas.microsoft.com/office/word/2010/wordprocessingCanvas" xmlns:mc="http://schemas.openxmlformats.org/markup-compatibility/2006" xmlns:o="urn:schemas-microsoft-com:office:office" xmlns:r="http://schemas.openxmlformats.org/officeDocument/2006/relationships" xmlns:m="http://schemas.openxmlformats.org/officeDocument/2006/math" xmlns:v="urn:schemas-microsoft-com:vml" xmlns:wp14="http://schemas.microsoft.com/office/word/2010/wordprocessingDrawing" xmlns:wp="http://schemas.openxmlformats.org/drawingml/2006/wordprocessingDrawing" xmlns:w10="urn:schemas-microsoft-com:office:word" xmlns:w="http://schemas.openxmlformats.org/wordprocessingml/2006/main" xmlns:w14="http://schemas.microsoft.com/office/word/2010/wordml" xmlns:w15="http://schemas.microsoft.com/office/word/2012/wordml" xmlns:wpg="http://schemas.microsoft.com/office/word/2010/wordprocessingGroup" xmlns:wpi="http://schemas.microsoft.com/office/word/2010/wordprocessingInk" xmlns:wne="http://schemas.microsoft.com/office/word/2006/wordml" xmlns:wps="http://schemas.microsoft.com/office/word/2010/wordprocessingShape" xmlns:wpsCustomData="http://www.wps.cn/officeDocument/2013/wpsCustomData" mc:Ignorable="w14 w15 wp14">
   <w:p>
     <w:pPr>
-      <w:pStyle w:val="a3"/>
+      <w:pStyle w:val="4"/>
       <w:spacing w:line="14" w:lineRule="auto"/>
       <w:jc w:val="left"/>
       <w:rPr>
@@ -20039,20 +19946,25 @@
       </w:rPr>
     </w:pPr>
     <w:r>
-      <w:pict w14:anchorId="485366A0">
-        <v:line id="_x0000_s1030" style="position:absolute;z-index:-251658240;mso-position-horizontal-relative:page;mso-position-vertical-relative:page;mso-width-relative:page;mso-height-relative:page" from="47.7pt,776.45pt" to="549.8pt,776.45pt" strokeweight=".17569mm">
-          <w10:wrap anchorx="page" anchory="page"/>
+      <w:pict>
+        <v:line id="_x0000_s1030" o:spid="_x0000_s1030" o:spt="20" style="position:absolute;left:0pt;margin-left:47.7pt;margin-top:776.45pt;height:0pt;width:502.1pt;mso-position-horizontal-relative:page;mso-position-vertical-relative:page;z-index:-251654144;mso-width-relative:page;mso-height-relative:page;" coordsize="21600,21600">
+          <v:path arrowok="t"/>
+          <v:fill focussize="0,0"/>
+          <v:stroke weight="0.498031496062992pt"/>
+          <v:imagedata o:title=""/>
+          <o:lock v:ext="edit"/>
         </v:line>
       </w:pict>
     </w:r>
     <w:r>
-      <w:pict w14:anchorId="4294EC61">
-        <v:shapetype id="_x0000_t202" coordsize="21600,21600" o:spt="202" path="m,l,21600r21600,l21600,xe">
-          <v:stroke joinstyle="miter"/>
-          <v:path gradientshapeok="t" o:connecttype="rect"/>
-        </v:shapetype>
-        <v:shape id="_x0000_s1031" type="#_x0000_t202" style="position:absolute;margin-left:46.7pt;margin-top:777.25pt;width:49.15pt;height:15.8pt;z-index:-251657216;mso-position-horizontal-relative:page;mso-position-vertical-relative:page;mso-width-relative:page;mso-height-relative:page" filled="f" stroked="f">
-          <v:textbox inset="0,0,0,0">
+      <w:pict>
+        <v:shape id="_x0000_s1031" o:spid="_x0000_s1031" o:spt="202" type="#_x0000_t202" style="position:absolute;left:0pt;margin-left:46.7pt;margin-top:777.25pt;height:15.8pt;width:49.15pt;mso-position-horizontal-relative:page;mso-position-vertical-relative:page;z-index:-251653120;mso-width-relative:page;mso-height-relative:page;" filled="f" stroked="f" coordsize="21600,21600">
+          <v:path/>
+          <v:fill on="f" focussize="0,0"/>
+          <v:stroke on="f" joinstyle="miter"/>
+          <v:imagedata o:title=""/>
+          <o:lock v:ext="edit"/>
+          <v:textbox inset="0mm,0mm,0mm,0mm">
             <w:txbxContent>
               <w:p>
                 <w:pPr>
@@ -20066,14 +19978,18 @@
               </w:p>
             </w:txbxContent>
           </v:textbox>
-          <w10:wrap anchorx="page" anchory="page"/>
         </v:shape>
       </w:pict>
     </w:r>
     <w:r>
-      <w:pict w14:anchorId="663D206D">
-        <v:shape id="_x0000_s1032" type="#_x0000_t202" style="position:absolute;margin-left:0;margin-top:0;width:20.5pt;height:15.8pt;z-index:251660288;mso-position-horizontal:center;mso-position-horizontal-relative:margin;mso-width-relative:page;mso-height-relative:page" filled="f" stroked="f">
-          <v:textbox inset="0,0,0,0">
+      <w:pict>
+        <v:shape id="_x0000_s1032" o:spid="_x0000_s1032" o:spt="202" type="#_x0000_t202" style="position:absolute;left:0pt;margin-top:0pt;height:15.8pt;width:20.5pt;mso-position-horizontal:center;mso-position-horizontal-relative:margin;z-index:251664384;mso-width-relative:page;mso-height-relative:page;" filled="f" stroked="f" coordsize="21600,21600">
+          <v:path/>
+          <v:fill on="f" focussize="0,0"/>
+          <v:stroke on="f" joinstyle="miter"/>
+          <v:imagedata o:title=""/>
+          <o:lock v:ext="edit"/>
+          <v:textbox inset="0mm,0mm,0mm,0mm">
             <w:txbxContent>
               <w:p>
                 <w:pPr>
@@ -20106,7 +20022,6 @@
               </w:p>
             </w:txbxContent>
           </v:textbox>
-          <w10:wrap anchorx="margin"/>
         </v:shape>
       </w:pict>
     </w:r>
@@ -20114,30 +20029,11 @@
 </w:ftr>
 </file>
 
-<file path=word/footnotes.xml><?xml version="1.0" encoding="utf-8"?>
-<w:footnotes xmlns:wpc="http://schemas.microsoft.com/office/word/2010/wordprocessingCanvas" xmlns:cx="http://schemas.microsoft.com/office/drawing/2014/chartex" xmlns:cx1="http://schemas.microsoft.com/office/drawing/2015/9/8/chartex" xmlns:cx2="http://schemas.microsoft.com/office/drawing/2015/10/21/chartex" xmlns:cx3="http://schemas.microsoft.com/office/drawing/2016/5/9/chartex" xmlns:cx4="http://schemas.microsoft.com/office/drawing/2016/5/10/chartex" xmlns:cx5="http://schemas.microsoft.com/office/drawing/2016/5/11/chartex" xmlns:cx6="http://schemas.microsoft.com/office/drawing/2016/5/12/chartex" xmlns:cx7="http://schemas.microsoft.com/office/drawing/2016/5/13/chartex" xmlns:cx8="http://schemas.microsoft.com/office/drawing/2016/5/14/chartex" xmlns:mc="http://schemas.openxmlformats.org/markup-compatibility/2006" xmlns:aink="http://schemas.microsoft.com/office/drawing/2016/ink" xmlns:am3d="http://schemas.microsoft.com/office/drawing/2017/model3d" xmlns:o="urn:schemas-microsoft-com:office:office" xmlns:oel="http://schemas.microsoft.com/office/2019/extlst" xmlns:r="http://schemas.openxmlformats.org/officeDocument/2006/relationships" xmlns:m="http://schemas.openxmlformats.org/officeDocument/2006/math" xmlns:v="urn:schemas-microsoft-com:vml" xmlns:wp14="http://schemas.microsoft.com/office/word/2010/wordprocessingDrawing" xmlns:wp="http://schemas.openxmlformats.org/drawingml/2006/wordprocessingDrawing" xmlns:w10="urn:schemas-microsoft-com:office:word" xmlns:w="http://schemas.openxmlformats.org/wordprocessingml/2006/main" xmlns:w14="http://schemas.microsoft.com/office/word/2010/wordml" xmlns:w15="http://schemas.microsoft.com/office/word/2012/wordml" xmlns:w16cex="http://schemas.microsoft.com/office/word/2018/wordml/cex" xmlns:w16cid="http://schemas.microsoft.com/office/word/2016/wordml/cid" xmlns:w16="http://schemas.microsoft.com/office/word/2018/wordml" xmlns:w16du="http://schemas.microsoft.com/office/word/2023/wordml/word16du" xmlns:w16sdtdh="http://schemas.microsoft.com/office/word/2020/wordml/sdtdatahash" xmlns:w16sdtfl="http://schemas.microsoft.com/office/word/2024/wordml/sdtformatlock" xmlns:w16se="http://schemas.microsoft.com/office/word/2015/wordml/symex" xmlns:wpg="http://schemas.microsoft.com/office/word/2010/wordprocessingGroup" xmlns:wpi="http://schemas.microsoft.com/office/word/2010/wordprocessingInk" xmlns:wne="http://schemas.microsoft.com/office/word/2006/wordml" xmlns:wps="http://schemas.microsoft.com/office/word/2010/wordprocessingShape" mc:Ignorable="w14 w15 w16se w16cid w16 w16cex w16sdtdh w16sdtfl w16du wp14">
-  <w:footnote w:type="separator" w:id="-1">
-    <w:p>
-      <w:r>
-        <w:separator/>
-      </w:r>
-    </w:p>
-  </w:footnote>
-  <w:footnote w:type="continuationSeparator" w:id="0">
-    <w:p>
-      <w:r>
-        <w:continuationSeparator/>
-      </w:r>
-    </w:p>
-  </w:footnote>
-</w:footnotes>
-</file>
-
 <file path=word/header1.xml><?xml version="1.0" encoding="utf-8"?>
-<w:hdr xmlns:wpc="http://schemas.microsoft.com/office/word/2010/wordprocessingCanvas" xmlns:cx="http://schemas.microsoft.com/office/drawing/2014/chartex" xmlns:cx1="http://schemas.microsoft.com/office/drawing/2015/9/8/chartex" xmlns:cx2="http://schemas.microsoft.com/office/drawing/2015/10/21/chartex" xmlns:cx3="http://schemas.microsoft.com/office/drawing/2016/5/9/chartex" xmlns:cx4="http://schemas.microsoft.com/office/drawing/2016/5/10/chartex" xmlns:cx5="http://schemas.microsoft.com/office/drawing/2016/5/11/chartex" xmlns:cx6="http://schemas.microsoft.com/office/drawing/2016/5/12/chartex" xmlns:cx7="http://schemas.microsoft.com/office/drawing/2016/5/13/chartex" xmlns:cx8="http://schemas.microsoft.com/office/drawing/2016/5/14/chartex" xmlns:mc="http://schemas.openxmlformats.org/markup-compatibility/2006" xmlns:aink="http://schemas.microsoft.com/office/drawing/2016/ink" xmlns:am3d="http://schemas.microsoft.com/office/drawing/2017/model3d" xmlns:o="urn:schemas-microsoft-com:office:office" xmlns:oel="http://schemas.microsoft.com/office/2019/extlst" xmlns:r="http://schemas.openxmlformats.org/officeDocument/2006/relationships" xmlns:m="http://schemas.openxmlformats.org/officeDocument/2006/math" xmlns:v="urn:schemas-microsoft-com:vml" xmlns:wp14="http://schemas.microsoft.com/office/word/2010/wordprocessingDrawing" xmlns:wp="http://schemas.openxmlformats.org/drawingml/2006/wordprocessingDrawing" xmlns:w10="urn:schemas-microsoft-com:office:word" xmlns:w="http://schemas.openxmlformats.org/wordprocessingml/2006/main" xmlns:w14="http://schemas.microsoft.com/office/word/2010/wordml" xmlns:w15="http://schemas.microsoft.com/office/word/2012/wordml" xmlns:w16cex="http://schemas.microsoft.com/office/word/2018/wordml/cex" xmlns:w16cid="http://schemas.microsoft.com/office/word/2016/wordml/cid" xmlns:w16="http://schemas.microsoft.com/office/word/2018/wordml" xmlns:w16du="http://schemas.microsoft.com/office/word/2023/wordml/word16du" xmlns:w16sdtdh="http://schemas.microsoft.com/office/word/2020/wordml/sdtdatahash" xmlns:w16sdtfl="http://schemas.microsoft.com/office/word/2024/wordml/sdtformatlock" xmlns:w16se="http://schemas.microsoft.com/office/word/2015/wordml/symex" xmlns:wpg="http://schemas.microsoft.com/office/word/2010/wordprocessingGroup" xmlns:wpi="http://schemas.microsoft.com/office/word/2010/wordprocessingInk" xmlns:wne="http://schemas.microsoft.com/office/word/2006/wordml" xmlns:wps="http://schemas.microsoft.com/office/word/2010/wordprocessingShape" mc:Ignorable="w14 w15 w16se w16cid w16 w16cex w16sdtdh w16sdtfl w16du wp14">
+<w:hdr xmlns:wpc="http://schemas.microsoft.com/office/word/2010/wordprocessingCanvas" xmlns:mc="http://schemas.openxmlformats.org/markup-compatibility/2006" xmlns:o="urn:schemas-microsoft-com:office:office" xmlns:r="http://schemas.openxmlformats.org/officeDocument/2006/relationships" xmlns:m="http://schemas.openxmlformats.org/officeDocument/2006/math" xmlns:v="urn:schemas-microsoft-com:vml" xmlns:wp14="http://schemas.microsoft.com/office/word/2010/wordprocessingDrawing" xmlns:wp="http://schemas.openxmlformats.org/drawingml/2006/wordprocessingDrawing" xmlns:w10="urn:schemas-microsoft-com:office:word" xmlns:w="http://schemas.openxmlformats.org/wordprocessingml/2006/main" xmlns:w14="http://schemas.microsoft.com/office/word/2010/wordml" xmlns:w15="http://schemas.microsoft.com/office/word/2012/wordml" xmlns:wpg="http://schemas.microsoft.com/office/word/2010/wordprocessingGroup" xmlns:wpi="http://schemas.microsoft.com/office/word/2010/wordprocessingInk" xmlns:wne="http://schemas.microsoft.com/office/word/2006/wordml" xmlns:wps="http://schemas.microsoft.com/office/word/2010/wordprocessingShape" xmlns:wpsCustomData="http://www.wps.cn/officeDocument/2013/wpsCustomData" mc:Ignorable="w14 w15 wp14">
   <w:p>
     <w:pPr>
-      <w:pStyle w:val="a3"/>
+      <w:pStyle w:val="4"/>
       <w:spacing w:line="14" w:lineRule="auto"/>
       <w:jc w:val="left"/>
       <w:rPr>
@@ -20145,20 +20041,25 @@
       </w:rPr>
     </w:pPr>
     <w:r>
-      <w:pict w14:anchorId="11330D00">
-        <v:line id="_x0000_s1027" style="position:absolute;z-index:-251661312;mso-position-horizontal-relative:page;mso-position-vertical-relative:page;mso-width-relative:page;mso-height-relative:page" from="47.7pt,59.65pt" to="549.8pt,59.65pt" strokeweight=".17569mm">
-          <w10:wrap anchorx="page" anchory="page"/>
+      <w:pict>
+        <v:line id="_x0000_s1027" o:spid="_x0000_s1027" o:spt="20" style="position:absolute;left:0pt;margin-left:47.7pt;margin-top:59.65pt;height:0pt;width:502.1pt;mso-position-horizontal-relative:page;mso-position-vertical-relative:page;z-index:-251657216;mso-width-relative:page;mso-height-relative:page;" coordsize="21600,21600">
+          <v:path arrowok="t"/>
+          <v:fill focussize="0,0"/>
+          <v:stroke weight="0.498031496062992pt"/>
+          <v:imagedata o:title=""/>
+          <o:lock v:ext="edit"/>
         </v:line>
       </w:pict>
     </w:r>
     <w:r>
-      <w:pict w14:anchorId="6E866189">
-        <v:shapetype id="_x0000_t202" coordsize="21600,21600" o:spt="202" path="m,l,21600r21600,l21600,xe">
-          <v:stroke joinstyle="miter"/>
-          <v:path gradientshapeok="t" o:connecttype="rect"/>
-        </v:shapetype>
-        <v:shape id="_x0000_s1028" type="#_x0000_t202" style="position:absolute;margin-left:46.7pt;margin-top:37.75pt;width:69.05pt;height:15.85pt;z-index:-251660288;mso-position-horizontal-relative:page;mso-position-vertical-relative:page;mso-width-relative:page;mso-height-relative:page" filled="f" stroked="f">
-          <v:textbox inset="0,0,0,0">
+      <w:pict>
+        <v:shape id="_x0000_s1028" o:spid="_x0000_s1028" o:spt="202" type="#_x0000_t202" style="position:absolute;left:0pt;margin-left:46.7pt;margin-top:37.75pt;height:15.85pt;width:69.05pt;mso-position-horizontal-relative:page;mso-position-vertical-relative:page;z-index:-251656192;mso-width-relative:page;mso-height-relative:page;" filled="f" stroked="f" coordsize="21600,21600">
+          <v:path/>
+          <v:fill on="f" focussize="0,0"/>
+          <v:stroke on="f" joinstyle="miter"/>
+          <v:imagedata o:title=""/>
+          <o:lock v:ext="edit"/>
+          <v:textbox inset="0mm,0mm,0mm,0mm">
             <w:txbxContent>
               <w:p>
                 <w:pPr>
@@ -20173,14 +20074,18 @@
               </w:p>
             </w:txbxContent>
           </v:textbox>
-          <w10:wrap anchorx="page" anchory="page"/>
         </v:shape>
       </w:pict>
     </w:r>
     <w:r>
-      <w:pict w14:anchorId="3458A8E0">
-        <v:shape id="_x0000_s1029" type="#_x0000_t202" style="position:absolute;margin-left:478.8pt;margin-top:37.8pt;width:72.05pt;height:15.8pt;z-index:-251659264;mso-position-horizontal-relative:page;mso-position-vertical-relative:page;mso-width-relative:page;mso-height-relative:page" filled="f" stroked="f">
-          <v:textbox inset="0,0,0,0">
+      <w:pict>
+        <v:shape id="_x0000_s1029" o:spid="_x0000_s1029" o:spt="202" type="#_x0000_t202" style="position:absolute;left:0pt;margin-left:478.8pt;margin-top:37.8pt;height:15.8pt;width:72.05pt;mso-position-horizontal-relative:page;mso-position-vertical-relative:page;z-index:-251655168;mso-width-relative:page;mso-height-relative:page;" filled="f" stroked="f" coordsize="21600,21600">
+          <v:path/>
+          <v:fill on="f" focussize="0,0"/>
+          <v:stroke on="f" joinstyle="miter"/>
+          <v:imagedata o:title=""/>
+          <o:lock v:ext="edit"/>
+          <v:textbox inset="0mm,0mm,0mm,0mm">
             <w:txbxContent>
               <w:p>
                 <w:pPr>
@@ -20204,7 +20109,6 @@
               </w:p>
             </w:txbxContent>
           </v:textbox>
-          <w10:wrap anchorx="page" anchory="page"/>
         </v:shape>
       </w:pict>
     </w:r>
@@ -20213,12 +20117,12 @@
 </file>
 
 <file path=word/numbering.xml><?xml version="1.0" encoding="utf-8"?>
-<w:numbering xmlns:wpc="http://schemas.microsoft.com/office/word/2010/wordprocessingCanvas" xmlns:cx="http://schemas.microsoft.com/office/drawing/2014/chartex" xmlns:cx1="http://schemas.microsoft.com/office/drawing/2015/9/8/chartex" xmlns:cx2="http://schemas.microsoft.com/office/drawing/2015/10/21/chartex" xmlns:cx3="http://schemas.microsoft.com/office/drawing/2016/5/9/chartex" xmlns:cx4="http://schemas.microsoft.com/office/drawing/2016/5/10/chartex" xmlns:cx5="http://schemas.microsoft.com/office/drawing/2016/5/11/chartex" xmlns:cx6="http://schemas.microsoft.com/office/drawing/2016/5/12/chartex" xmlns:cx7="http://schemas.microsoft.com/office/drawing/2016/5/13/chartex" xmlns:cx8="http://schemas.microsoft.com/office/drawing/2016/5/14/chartex" xmlns:mc="http://schemas.openxmlformats.org/markup-compatibility/2006" xmlns:aink="http://schemas.microsoft.com/office/drawing/2016/ink" xmlns:am3d="http://schemas.microsoft.com/office/drawing/2017/model3d" xmlns:o="urn:schemas-microsoft-com:office:office" xmlns:oel="http://schemas.microsoft.com/office/2019/extlst" xmlns:r="http://schemas.openxmlformats.org/officeDocument/2006/relationships" xmlns:m="http://schemas.openxmlformats.org/officeDocument/2006/math" xmlns:v="urn:schemas-microsoft-com:vml" xmlns:wp14="http://schemas.microsoft.com/office/word/2010/wordprocessingDrawing" xmlns:wp="http://schemas.openxmlformats.org/drawingml/2006/wordprocessingDrawing" xmlns:w10="urn:schemas-microsoft-com:office:word" xmlns:w="http://schemas.openxmlformats.org/wordprocessingml/2006/main" xmlns:w14="http://schemas.microsoft.com/office/word/2010/wordml" xmlns:w15="http://schemas.microsoft.com/office/word/2012/wordml" xmlns:w16cex="http://schemas.microsoft.com/office/word/2018/wordml/cex" xmlns:w16cid="http://schemas.microsoft.com/office/word/2016/wordml/cid" xmlns:w16="http://schemas.microsoft.com/office/word/2018/wordml" xmlns:w16du="http://schemas.microsoft.com/office/word/2023/wordml/word16du" xmlns:w16sdtdh="http://schemas.microsoft.com/office/word/2020/wordml/sdtdatahash" xmlns:w16sdtfl="http://schemas.microsoft.com/office/word/2024/wordml/sdtformatlock" xmlns:w16se="http://schemas.microsoft.com/office/word/2015/wordml/symex" xmlns:wpg="http://schemas.microsoft.com/office/word/2010/wordprocessingGroup" xmlns:wpi="http://schemas.microsoft.com/office/word/2010/wordprocessingInk" xmlns:wne="http://schemas.microsoft.com/office/word/2006/wordml" xmlns:wps="http://schemas.microsoft.com/office/word/2010/wordprocessingShape" mc:Ignorable="w14 w15 w16se w16cid w16 w16cex w16sdtdh w16sdtfl w16du wp14">
-  <w:abstractNum w:abstractNumId="0" w15:restartNumberingAfterBreak="0">
+<w:numbering xmlns:wpc="http://schemas.microsoft.com/office/word/2010/wordprocessingCanvas" xmlns:mc="http://schemas.openxmlformats.org/markup-compatibility/2006" xmlns:o="urn:schemas-microsoft-com:office:office" xmlns:r="http://schemas.openxmlformats.org/officeDocument/2006/relationships" xmlns:m="http://schemas.openxmlformats.org/officeDocument/2006/math" xmlns:v="urn:schemas-microsoft-com:vml" xmlns:wp14="http://schemas.microsoft.com/office/word/2010/wordprocessingDrawing" xmlns:wp="http://schemas.openxmlformats.org/drawingml/2006/wordprocessingDrawing" xmlns:w10="urn:schemas-microsoft-com:office:word" xmlns:w="http://schemas.openxmlformats.org/wordprocessingml/2006/main" xmlns:w14="http://schemas.microsoft.com/office/word/2010/wordml" xmlns:wpg="http://schemas.microsoft.com/office/word/2010/wordprocessingGroup" xmlns:wpi="http://schemas.microsoft.com/office/word/2010/wordprocessingInk" xmlns:wne="http://schemas.microsoft.com/office/word/2006/wordml" xmlns:wps="http://schemas.microsoft.com/office/word/2010/wordprocessingShape" xmlns:wpsCustomData="http://www.wps.cn/officeDocument/2013/wpsCustomData" mc:Ignorable="w14 wp14">
+  <w:abstractNum w:abstractNumId="0">
     <w:nsid w:val="CF092B84"/>
     <w:multiLevelType w:val="multilevel"/>
     <w:tmpl w:val="CF092B84"/>
-    <w:lvl w:ilvl="0">
+    <w:lvl w:ilvl="0" w:tentative="0">
       <w:start w:val="1"/>
       <w:numFmt w:val="decimal"/>
       <w:lvlText w:val="%1"/>
@@ -20228,7 +20132,7 @@
         <w:jc w:val="right"/>
       </w:pPr>
       <w:rPr>
-        <w:rFonts w:ascii="Times New Roman" w:eastAsia="Times New Roman" w:hAnsi="Times New Roman" w:cs="Times New Roman" w:hint="default"/>
+        <w:rFonts w:hint="default" w:ascii="Times New Roman" w:hAnsi="Times New Roman" w:eastAsia="Times New Roman" w:cs="Times New Roman"/>
         <w:b/>
         <w:bCs/>
         <w:w w:val="74"/>
@@ -20236,7 +20140,8 @@
         <w:szCs w:val="24"/>
       </w:rPr>
     </w:lvl>
-    <w:lvl w:ilvl="1">
+    <w:lvl w:ilvl="1" w:tentative="0">
+      <w:start w:val="0"/>
       <w:numFmt w:val="bullet"/>
       <w:lvlText w:val="•"/>
       <w:lvlJc w:val="left"/>
@@ -20247,7 +20152,8 @@
         <w:rFonts w:hint="default"/>
       </w:rPr>
     </w:lvl>
-    <w:lvl w:ilvl="2">
+    <w:lvl w:ilvl="2" w:tentative="0">
+      <w:start w:val="0"/>
       <w:numFmt w:val="bullet"/>
       <w:lvlText w:val="•"/>
       <w:lvlJc w:val="left"/>
@@ -20258,7 +20164,8 @@
         <w:rFonts w:hint="default"/>
       </w:rPr>
     </w:lvl>
-    <w:lvl w:ilvl="3">
+    <w:lvl w:ilvl="3" w:tentative="0">
+      <w:start w:val="0"/>
       <w:numFmt w:val="bullet"/>
       <w:lvlText w:val="•"/>
       <w:lvlJc w:val="left"/>
@@ -20269,7 +20176,8 @@
         <w:rFonts w:hint="default"/>
       </w:rPr>
     </w:lvl>
-    <w:lvl w:ilvl="4">
+    <w:lvl w:ilvl="4" w:tentative="0">
+      <w:start w:val="0"/>
       <w:numFmt w:val="bullet"/>
       <w:lvlText w:val="•"/>
       <w:lvlJc w:val="left"/>
@@ -20280,7 +20188,8 @@
         <w:rFonts w:hint="default"/>
       </w:rPr>
     </w:lvl>
-    <w:lvl w:ilvl="5">
+    <w:lvl w:ilvl="5" w:tentative="0">
+      <w:start w:val="0"/>
       <w:numFmt w:val="bullet"/>
       <w:lvlText w:val="•"/>
       <w:lvlJc w:val="left"/>
@@ -20291,7 +20200,8 @@
         <w:rFonts w:hint="default"/>
       </w:rPr>
     </w:lvl>
-    <w:lvl w:ilvl="6">
+    <w:lvl w:ilvl="6" w:tentative="0">
+      <w:start w:val="0"/>
       <w:numFmt w:val="bullet"/>
       <w:lvlText w:val="•"/>
       <w:lvlJc w:val="left"/>
@@ -20302,7 +20212,8 @@
         <w:rFonts w:hint="default"/>
       </w:rPr>
     </w:lvl>
-    <w:lvl w:ilvl="7">
+    <w:lvl w:ilvl="7" w:tentative="0">
+      <w:start w:val="0"/>
       <w:numFmt w:val="bullet"/>
       <w:lvlText w:val="•"/>
       <w:lvlJc w:val="left"/>
@@ -20313,7 +20224,8 @@
         <w:rFonts w:hint="default"/>
       </w:rPr>
     </w:lvl>
-    <w:lvl w:ilvl="8">
+    <w:lvl w:ilvl="8" w:tentative="0">
+      <w:start w:val="0"/>
       <w:numFmt w:val="bullet"/>
       <w:lvlText w:val="•"/>
       <w:lvlJc w:val="left"/>
@@ -20325,11 +20237,11 @@
       </w:rPr>
     </w:lvl>
   </w:abstractNum>
-  <w:abstractNum w:abstractNumId="1" w15:restartNumberingAfterBreak="0">
+  <w:abstractNum w:abstractNumId="1">
     <w:nsid w:val="0053208E"/>
     <w:multiLevelType w:val="multilevel"/>
     <w:tmpl w:val="0053208E"/>
-    <w:lvl w:ilvl="0">
+    <w:lvl w:ilvl="0" w:tentative="0">
       <w:start w:val="1"/>
       <w:numFmt w:val="decimal"/>
       <w:lvlText w:val="%1"/>
@@ -20338,7 +20250,7 @@
         <w:ind w:left="577" w:hanging="404"/>
       </w:pPr>
       <w:rPr>
-        <w:rFonts w:ascii="Arial" w:eastAsia="Arial" w:hAnsi="Arial" w:cs="Arial" w:hint="default"/>
+        <w:rFonts w:hint="default" w:ascii="Arial" w:hAnsi="Arial" w:eastAsia="Arial" w:cs="Arial"/>
         <w:b/>
         <w:bCs/>
         <w:color w:val="231F20"/>
@@ -20347,7 +20259,7 @@
         <w:szCs w:val="26"/>
       </w:rPr>
     </w:lvl>
-    <w:lvl w:ilvl="1">
+    <w:lvl w:ilvl="1" w:tentative="0">
       <w:start w:val="1"/>
       <w:numFmt w:val="decimal"/>
       <w:lvlText w:val="%1.%2"/>
@@ -20356,7 +20268,7 @@
         <w:ind w:left="700" w:hanging="572"/>
       </w:pPr>
       <w:rPr>
-        <w:rFonts w:ascii="Arial" w:eastAsia="Arial" w:hAnsi="Arial" w:cs="Arial" w:hint="default"/>
+        <w:rFonts w:hint="default" w:ascii="Arial" w:hAnsi="Arial" w:eastAsia="Arial" w:cs="Arial"/>
         <w:b/>
         <w:bCs/>
         <w:w w:val="99"/>
@@ -20364,7 +20276,8 @@
         <w:szCs w:val="24"/>
       </w:rPr>
     </w:lvl>
-    <w:lvl w:ilvl="2">
+    <w:lvl w:ilvl="2" w:tentative="0">
+      <w:start w:val="0"/>
       <w:numFmt w:val="bullet"/>
       <w:lvlText w:val="•"/>
       <w:lvlJc w:val="left"/>
@@ -20375,7 +20288,8 @@
         <w:rFonts w:hint="default"/>
       </w:rPr>
     </w:lvl>
-    <w:lvl w:ilvl="3">
+    <w:lvl w:ilvl="3" w:tentative="0">
+      <w:start w:val="0"/>
       <w:numFmt w:val="bullet"/>
       <w:lvlText w:val="•"/>
       <w:lvlJc w:val="left"/>
@@ -20386,7 +20300,8 @@
         <w:rFonts w:hint="default"/>
       </w:rPr>
     </w:lvl>
-    <w:lvl w:ilvl="4">
+    <w:lvl w:ilvl="4" w:tentative="0">
+      <w:start w:val="0"/>
       <w:numFmt w:val="bullet"/>
       <w:lvlText w:val="•"/>
       <w:lvlJc w:val="left"/>
@@ -20397,7 +20312,8 @@
         <w:rFonts w:hint="default"/>
       </w:rPr>
     </w:lvl>
-    <w:lvl w:ilvl="5">
+    <w:lvl w:ilvl="5" w:tentative="0">
+      <w:start w:val="0"/>
       <w:numFmt w:val="bullet"/>
       <w:lvlText w:val="•"/>
       <w:lvlJc w:val="left"/>
@@ -20408,7 +20324,8 @@
         <w:rFonts w:hint="default"/>
       </w:rPr>
     </w:lvl>
-    <w:lvl w:ilvl="6">
+    <w:lvl w:ilvl="6" w:tentative="0">
+      <w:start w:val="0"/>
       <w:numFmt w:val="bullet"/>
       <w:lvlText w:val="•"/>
       <w:lvlJc w:val="left"/>
@@ -20419,7 +20336,8 @@
         <w:rFonts w:hint="default"/>
       </w:rPr>
     </w:lvl>
-    <w:lvl w:ilvl="7">
+    <w:lvl w:ilvl="7" w:tentative="0">
+      <w:start w:val="0"/>
       <w:numFmt w:val="bullet"/>
       <w:lvlText w:val="•"/>
       <w:lvlJc w:val="left"/>
@@ -20430,7 +20348,8 @@
         <w:rFonts w:hint="default"/>
       </w:rPr>
     </w:lvl>
-    <w:lvl w:ilvl="8">
+    <w:lvl w:ilvl="8" w:tentative="0">
+      <w:start w:val="0"/>
       <w:numFmt w:val="bullet"/>
       <w:lvlText w:val="•"/>
       <w:lvlJc w:val="left"/>
@@ -20442,380 +20361,337 @@
       </w:rPr>
     </w:lvl>
   </w:abstractNum>
-  <w:num w:numId="1" w16cid:durableId="398984652">
+  <w:num w:numId="1">
     <w:abstractNumId w:val="1"/>
   </w:num>
-  <w:num w:numId="2" w16cid:durableId="1973441910">
+  <w:num w:numId="2">
     <w:abstractNumId w:val="0"/>
   </w:num>
 </w:numbering>
 </file>
 
 <file path=word/styles.xml><?xml version="1.0" encoding="utf-8"?>
-<w:styles xmlns:mc="http://schemas.openxmlformats.org/markup-compatibility/2006" xmlns:r="http://schemas.openxmlformats.org/officeDocument/2006/relationships" xmlns:w="http://schemas.openxmlformats.org/wordprocessingml/2006/main" xmlns:w14="http://schemas.microsoft.com/office/word/2010/wordml" xmlns:w15="http://schemas.microsoft.com/office/word/2012/wordml" xmlns:w16cex="http://schemas.microsoft.com/office/word/2018/wordml/cex" xmlns:w16cid="http://schemas.microsoft.com/office/word/2016/wordml/cid" xmlns:w16="http://schemas.microsoft.com/office/word/2018/wordml" xmlns:w16du="http://schemas.microsoft.com/office/word/2023/wordml/word16du" xmlns:w16sdtdh="http://schemas.microsoft.com/office/word/2020/wordml/sdtdatahash" xmlns:w16sdtfl="http://schemas.microsoft.com/office/word/2024/wordml/sdtformatlock" xmlns:w16se="http://schemas.microsoft.com/office/word/2015/wordml/symex" mc:Ignorable="w14 w15 w16se w16cid w16 w16cex w16sdtdh w16sdtfl w16du">
+<w:styles xmlns:mc="http://schemas.openxmlformats.org/markup-compatibility/2006" xmlns:o="urn:schemas-microsoft-com:office:office" xmlns:r="http://schemas.openxmlformats.org/officeDocument/2006/relationships" xmlns:m="http://schemas.openxmlformats.org/officeDocument/2006/math" xmlns:v="urn:schemas-microsoft-com:vml" xmlns:w="http://schemas.openxmlformats.org/wordprocessingml/2006/main" xmlns:w14="http://schemas.microsoft.com/office/word/2010/wordml" xmlns:w10="urn:schemas-microsoft-com:office:word" xmlns:sl="http://schemas.openxmlformats.org/schemaLibrary/2006/main" xmlns:wpsCustomData="http://www.wps.cn/officeDocument/2013/wpsCustomData" mc:Ignorable="w14">
   <w:docDefaults>
     <w:rPrDefault>
       <w:rPr>
-        <w:rFonts w:ascii="Times New Roman" w:eastAsia="宋体" w:hAnsi="Times New Roman" w:cs="Times New Roman"/>
-        <w:lang w:val="en-US" w:eastAsia="zh-CN" w:bidi="ar-SA"/>
+        <w:rFonts w:ascii="Times New Roman" w:hAnsi="Times New Roman" w:eastAsia="宋体" w:cs="Times New Roman"/>
       </w:rPr>
     </w:rPrDefault>
     <w:pPrDefault/>
   </w:docDefaults>
-  <w:latentStyles w:defLockedState="0" w:defUIPriority="0" w:defSemiHidden="0" w:defUnhideWhenUsed="0" w:defQFormat="0" w:count="376">
-    <w:lsdException w:name="Normal" w:uiPriority="1" w:qFormat="1"/>
-    <w:lsdException w:name="heading 1" w:uiPriority="1" w:qFormat="1"/>
-    <w:lsdException w:name="heading 2" w:uiPriority="1" w:qFormat="1"/>
-    <w:lsdException w:name="heading 3" w:semiHidden="1" w:unhideWhenUsed="1" w:qFormat="1"/>
-    <w:lsdException w:name="heading 4" w:semiHidden="1" w:unhideWhenUsed="1" w:qFormat="1"/>
-    <w:lsdException w:name="heading 5" w:semiHidden="1" w:unhideWhenUsed="1" w:qFormat="1"/>
-    <w:lsdException w:name="heading 6" w:semiHidden="1" w:unhideWhenUsed="1" w:qFormat="1"/>
-    <w:lsdException w:name="heading 7" w:semiHidden="1" w:unhideWhenUsed="1" w:qFormat="1"/>
-    <w:lsdException w:name="heading 8" w:semiHidden="1" w:unhideWhenUsed="1" w:qFormat="1"/>
-    <w:lsdException w:name="heading 9" w:semiHidden="1" w:unhideWhenUsed="1" w:qFormat="1"/>
-    <w:lsdException w:name="header" w:qFormat="1"/>
-    <w:lsdException w:name="caption" w:semiHidden="1" w:unhideWhenUsed="1" w:qFormat="1"/>
-    <w:lsdException w:name="Title" w:uiPriority="1" w:qFormat="1"/>
-    <w:lsdException w:name="Default Paragraph Font" w:semiHidden="1" w:uiPriority="1" w:unhideWhenUsed="1" w:qFormat="1"/>
-    <w:lsdException w:name="Body Text" w:uiPriority="1" w:qFormat="1"/>
-    <w:lsdException w:name="Subtitle" w:qFormat="1"/>
-    <w:lsdException w:name="Hyperlink" w:qFormat="1"/>
-    <w:lsdException w:name="Strong" w:qFormat="1"/>
-    <w:lsdException w:name="Emphasis" w:qFormat="1"/>
-    <w:lsdException w:name="HTML Top of Form" w:semiHidden="1" w:uiPriority="99" w:unhideWhenUsed="1"/>
-    <w:lsdException w:name="HTML Bottom of Form" w:semiHidden="1" w:uiPriority="99" w:unhideWhenUsed="1"/>
-    <w:lsdException w:name="Normal (Web)" w:qFormat="1"/>
-    <w:lsdException w:name="Normal Table" w:semiHidden="1" w:unhideWhenUsed="1" w:qFormat="1"/>
-    <w:lsdException w:name="No List" w:semiHidden="1" w:uiPriority="99" w:unhideWhenUsed="1"/>
-    <w:lsdException w:name="Outline List 1" w:semiHidden="1" w:uiPriority="99" w:unhideWhenUsed="1"/>
-    <w:lsdException w:name="Outline List 2" w:semiHidden="1" w:uiPriority="99" w:unhideWhenUsed="1"/>
-    <w:lsdException w:name="Outline List 3" w:semiHidden="1" w:uiPriority="99" w:unhideWhenUsed="1"/>
-    <w:lsdException w:name="Table Simple 1" w:semiHidden="1" w:unhideWhenUsed="1"/>
-    <w:lsdException w:name="Table Simple 2" w:semiHidden="1" w:unhideWhenUsed="1"/>
-    <w:lsdException w:name="Table Simple 3" w:semiHidden="1" w:unhideWhenUsed="1"/>
-    <w:lsdException w:name="Table Classic 1" w:semiHidden="1" w:unhideWhenUsed="1"/>
-    <w:lsdException w:name="Table Classic 2" w:semiHidden="1" w:unhideWhenUsed="1"/>
-    <w:lsdException w:name="Table Classic 3" w:semiHidden="1" w:unhideWhenUsed="1"/>
-    <w:lsdException w:name="Table Classic 4" w:semiHidden="1" w:unhideWhenUsed="1"/>
-    <w:lsdException w:name="Table Colorful 1" w:semiHidden="1" w:unhideWhenUsed="1"/>
-    <w:lsdException w:name="Table Colorful 2" w:semiHidden="1" w:unhideWhenUsed="1"/>
-    <w:lsdException w:name="Table Colorful 3" w:semiHidden="1" w:unhideWhenUsed="1"/>
-    <w:lsdException w:name="Table Columns 1" w:semiHidden="1" w:unhideWhenUsed="1"/>
-    <w:lsdException w:name="Table Columns 2" w:semiHidden="1" w:unhideWhenUsed="1"/>
-    <w:lsdException w:name="Table Columns 3" w:semiHidden="1" w:unhideWhenUsed="1"/>
-    <w:lsdException w:name="Table Columns 4" w:semiHidden="1" w:unhideWhenUsed="1"/>
-    <w:lsdException w:name="Table Columns 5" w:semiHidden="1" w:unhideWhenUsed="1"/>
-    <w:lsdException w:name="Table Grid 1" w:semiHidden="1" w:unhideWhenUsed="1"/>
-    <w:lsdException w:name="Table Grid 2" w:semiHidden="1" w:unhideWhenUsed="1"/>
-    <w:lsdException w:name="Table Grid 3" w:semiHidden="1" w:unhideWhenUsed="1"/>
-    <w:lsdException w:name="Table Grid 4" w:semiHidden="1" w:unhideWhenUsed="1"/>
-    <w:lsdException w:name="Table Grid 5" w:semiHidden="1" w:unhideWhenUsed="1"/>
-    <w:lsdException w:name="Table Grid 6" w:semiHidden="1" w:unhideWhenUsed="1"/>
-    <w:lsdException w:name="Table Grid 7" w:semiHidden="1" w:unhideWhenUsed="1"/>
-    <w:lsdException w:name="Table Grid 8" w:semiHidden="1" w:unhideWhenUsed="1"/>
-    <w:lsdException w:name="Table List 1" w:semiHidden="1" w:unhideWhenUsed="1"/>
-    <w:lsdException w:name="Table List 2" w:semiHidden="1" w:unhideWhenUsed="1"/>
-    <w:lsdException w:name="Table List 3" w:semiHidden="1" w:unhideWhenUsed="1"/>
-    <w:lsdException w:name="Table List 4" w:semiHidden="1" w:unhideWhenUsed="1"/>
-    <w:lsdException w:name="Table List 5" w:semiHidden="1" w:unhideWhenUsed="1"/>
-    <w:lsdException w:name="Table List 6" w:semiHidden="1" w:unhideWhenUsed="1"/>
-    <w:lsdException w:name="Table List 7" w:semiHidden="1" w:unhideWhenUsed="1"/>
-    <w:lsdException w:name="Table List 8" w:semiHidden="1" w:unhideWhenUsed="1"/>
-    <w:lsdException w:name="Table 3D effects 1" w:semiHidden="1" w:unhideWhenUsed="1"/>
-    <w:lsdException w:name="Table 3D effects 2" w:semiHidden="1" w:unhideWhenUsed="1"/>
-    <w:lsdException w:name="Table 3D effects 3" w:semiHidden="1" w:unhideWhenUsed="1"/>
-    <w:lsdException w:name="Table Contemporary" w:semiHidden="1" w:unhideWhenUsed="1"/>
-    <w:lsdException w:name="Table Elegant" w:semiHidden="1" w:unhideWhenUsed="1"/>
-    <w:lsdException w:name="Table Professional" w:semiHidden="1" w:unhideWhenUsed="1"/>
-    <w:lsdException w:name="Table Subtle 1" w:semiHidden="1" w:unhideWhenUsed="1"/>
-    <w:lsdException w:name="Table Subtle 2" w:semiHidden="1" w:unhideWhenUsed="1"/>
-    <w:lsdException w:name="Table Web 1" w:semiHidden="1" w:unhideWhenUsed="1"/>
-    <w:lsdException w:name="Table Web 2" w:semiHidden="1" w:unhideWhenUsed="1"/>
-    <w:lsdException w:name="Table Web 3" w:semiHidden="1" w:unhideWhenUsed="1"/>
-    <w:lsdException w:name="Table Theme" w:semiHidden="1" w:unhideWhenUsed="1"/>
-    <w:lsdException w:name="Placeholder Text" w:semiHidden="1" w:uiPriority="99" w:unhideWhenUsed="1"/>
-    <w:lsdException w:name="No Spacing" w:semiHidden="1" w:uiPriority="99" w:unhideWhenUsed="1"/>
-    <w:lsdException w:name="Light Shading" w:uiPriority="60"/>
-    <w:lsdException w:name="Light List" w:uiPriority="61"/>
-    <w:lsdException w:name="Light Grid" w:uiPriority="62"/>
-    <w:lsdException w:name="Medium Shading 1" w:uiPriority="63"/>
-    <w:lsdException w:name="Medium Shading 2" w:uiPriority="64"/>
-    <w:lsdException w:name="Medium List 1" w:uiPriority="65"/>
-    <w:lsdException w:name="Medium List 2" w:uiPriority="66"/>
-    <w:lsdException w:name="Medium Grid 1" w:uiPriority="67"/>
-    <w:lsdException w:name="Medium Grid 2" w:uiPriority="68"/>
-    <w:lsdException w:name="Medium Grid 3" w:uiPriority="69"/>
-    <w:lsdException w:name="Dark List" w:uiPriority="70"/>
-    <w:lsdException w:name="Colorful Shading" w:uiPriority="71"/>
-    <w:lsdException w:name="Colorful List" w:uiPriority="72"/>
-    <w:lsdException w:name="Colorful Grid" w:uiPriority="73"/>
-    <w:lsdException w:name="Light Shading Accent 1" w:uiPriority="60"/>
-    <w:lsdException w:name="Light List Accent 1" w:uiPriority="61"/>
-    <w:lsdException w:name="Light Grid Accent 1" w:uiPriority="62"/>
-    <w:lsdException w:name="Medium Shading 1 Accent 1" w:uiPriority="63"/>
-    <w:lsdException w:name="Medium Shading 2 Accent 1" w:uiPriority="64"/>
-    <w:lsdException w:name="Medium List 1 Accent 1" w:uiPriority="65"/>
-    <w:lsdException w:name="Revision" w:semiHidden="1" w:uiPriority="99" w:unhideWhenUsed="1"/>
-    <w:lsdException w:name="List Paragraph" w:uiPriority="1" w:qFormat="1"/>
-    <w:lsdException w:name="Quote" w:semiHidden="1" w:uiPriority="99" w:unhideWhenUsed="1"/>
-    <w:lsdException w:name="Intense Quote" w:semiHidden="1" w:uiPriority="99" w:unhideWhenUsed="1"/>
-    <w:lsdException w:name="Medium List 2 Accent 1" w:uiPriority="66"/>
-    <w:lsdException w:name="Medium Grid 1 Accent 1" w:uiPriority="67"/>
-    <w:lsdException w:name="Medium Grid 2 Accent 1" w:uiPriority="68"/>
-    <w:lsdException w:name="Medium Grid 3 Accent 1" w:uiPriority="69"/>
-    <w:lsdException w:name="Dark List Accent 1" w:uiPriority="70"/>
-    <w:lsdException w:name="Colorful Shading Accent 1" w:uiPriority="71"/>
-    <w:lsdException w:name="Colorful List Accent 1" w:uiPriority="72"/>
-    <w:lsdException w:name="Colorful Grid Accent 1" w:uiPriority="73"/>
-    <w:lsdException w:name="Light Shading Accent 2" w:uiPriority="60"/>
-    <w:lsdException w:name="Light List Accent 2" w:uiPriority="61"/>
-    <w:lsdException w:name="Light Grid Accent 2" w:uiPriority="62"/>
-    <w:lsdException w:name="Medium Shading 1 Accent 2" w:uiPriority="63"/>
-    <w:lsdException w:name="Medium Shading 2 Accent 2" w:uiPriority="64"/>
-    <w:lsdException w:name="Medium List 1 Accent 2" w:uiPriority="65"/>
-    <w:lsdException w:name="Medium List 2 Accent 2" w:uiPriority="66"/>
-    <w:lsdException w:name="Medium Grid 1 Accent 2" w:uiPriority="67"/>
-    <w:lsdException w:name="Medium Grid 2 Accent 2" w:uiPriority="68"/>
-    <w:lsdException w:name="Medium Grid 3 Accent 2" w:uiPriority="69"/>
-    <w:lsdException w:name="Dark List Accent 2" w:uiPriority="70"/>
-    <w:lsdException w:name="Colorful Shading Accent 2" w:uiPriority="71"/>
-    <w:lsdException w:name="Colorful List Accent 2" w:uiPriority="72"/>
-    <w:lsdException w:name="Colorful Grid Accent 2" w:uiPriority="73"/>
-    <w:lsdException w:name="Light Shading Accent 3" w:uiPriority="60"/>
-    <w:lsdException w:name="Light List Accent 3" w:uiPriority="61"/>
-    <w:lsdException w:name="Light Grid Accent 3" w:uiPriority="62"/>
-    <w:lsdException w:name="Medium Shading 1 Accent 3" w:uiPriority="63"/>
-    <w:lsdException w:name="Medium Shading 2 Accent 3" w:uiPriority="64"/>
-    <w:lsdException w:name="Medium List 1 Accent 3" w:uiPriority="65"/>
-    <w:lsdException w:name="Medium List 2 Accent 3" w:uiPriority="66"/>
-    <w:lsdException w:name="Medium Grid 1 Accent 3" w:uiPriority="67"/>
-    <w:lsdException w:name="Medium Grid 2 Accent 3" w:uiPriority="68"/>
-    <w:lsdException w:name="Medium Grid 3 Accent 3" w:uiPriority="69"/>
-    <w:lsdException w:name="Dark List Accent 3" w:uiPriority="70"/>
-    <w:lsdException w:name="Colorful Shading Accent 3" w:uiPriority="71"/>
-    <w:lsdException w:name="Colorful List Accent 3" w:uiPriority="72"/>
-    <w:lsdException w:name="Colorful Grid Accent 3" w:uiPriority="73"/>
-    <w:lsdException w:name="Light Shading Accent 4" w:uiPriority="60"/>
-    <w:lsdException w:name="Light List Accent 4" w:uiPriority="61"/>
-    <w:lsdException w:name="Light Grid Accent 4" w:uiPriority="62"/>
-    <w:lsdException w:name="Medium Shading 1 Accent 4" w:uiPriority="63"/>
-    <w:lsdException w:name="Medium Shading 2 Accent 4" w:uiPriority="64"/>
-    <w:lsdException w:name="Medium List 1 Accent 4" w:uiPriority="65"/>
-    <w:lsdException w:name="Medium List 2 Accent 4" w:uiPriority="66"/>
-    <w:lsdException w:name="Medium Grid 1 Accent 4" w:uiPriority="67"/>
-    <w:lsdException w:name="Medium Grid 2 Accent 4" w:uiPriority="68"/>
-    <w:lsdException w:name="Medium Grid 3 Accent 4" w:uiPriority="69"/>
-    <w:lsdException w:name="Dark List Accent 4" w:uiPriority="70"/>
-    <w:lsdException w:name="Colorful Shading Accent 4" w:uiPriority="71"/>
-    <w:lsdException w:name="Colorful List Accent 4" w:uiPriority="72"/>
-    <w:lsdException w:name="Colorful Grid Accent 4" w:uiPriority="73"/>
-    <w:lsdException w:name="Light Shading Accent 5" w:uiPriority="60"/>
-    <w:lsdException w:name="Light List Accent 5" w:uiPriority="61"/>
-    <w:lsdException w:name="Light Grid Accent 5" w:uiPriority="62"/>
-    <w:lsdException w:name="Medium Shading 1 Accent 5" w:uiPriority="63"/>
-    <w:lsdException w:name="Medium Shading 2 Accent 5" w:uiPriority="64"/>
-    <w:lsdException w:name="Medium List 1 Accent 5" w:uiPriority="65"/>
-    <w:lsdException w:name="Medium List 2 Accent 5" w:uiPriority="66"/>
-    <w:lsdException w:name="Medium Grid 1 Accent 5" w:uiPriority="67"/>
-    <w:lsdException w:name="Medium Grid 2 Accent 5" w:uiPriority="68"/>
-    <w:lsdException w:name="Medium Grid 3 Accent 5" w:uiPriority="69"/>
-    <w:lsdException w:name="Dark List Accent 5" w:uiPriority="70"/>
-    <w:lsdException w:name="Colorful Shading Accent 5" w:uiPriority="71"/>
-    <w:lsdException w:name="Colorful List Accent 5" w:uiPriority="72"/>
-    <w:lsdException w:name="Colorful Grid Accent 5" w:uiPriority="73"/>
-    <w:lsdException w:name="Light Shading Accent 6" w:uiPriority="60"/>
-    <w:lsdException w:name="Light List Accent 6" w:uiPriority="61"/>
-    <w:lsdException w:name="Light Grid Accent 6" w:uiPriority="62"/>
-    <w:lsdException w:name="Medium Shading 1 Accent 6" w:uiPriority="63"/>
-    <w:lsdException w:name="Medium Shading 2 Accent 6" w:uiPriority="64"/>
-    <w:lsdException w:name="Medium List 1 Accent 6" w:uiPriority="65"/>
-    <w:lsdException w:name="Medium List 2 Accent 6" w:uiPriority="66"/>
-    <w:lsdException w:name="Medium Grid 1 Accent 6" w:uiPriority="67"/>
-    <w:lsdException w:name="Medium Grid 2 Accent 6" w:uiPriority="68"/>
-    <w:lsdException w:name="Medium Grid 3 Accent 6" w:uiPriority="69"/>
-    <w:lsdException w:name="Dark List Accent 6" w:uiPriority="70"/>
-    <w:lsdException w:name="Colorful Shading Accent 6" w:uiPriority="71"/>
-    <w:lsdException w:name="Colorful List Accent 6" w:uiPriority="72"/>
-    <w:lsdException w:name="Colorful Grid Accent 6" w:uiPriority="73"/>
-    <w:lsdException w:name="Subtle Emphasis" w:uiPriority="19" w:qFormat="1"/>
-    <w:lsdException w:name="Intense Emphasis" w:uiPriority="21" w:qFormat="1"/>
-    <w:lsdException w:name="Subtle Reference" w:uiPriority="31" w:qFormat="1"/>
-    <w:lsdException w:name="Intense Reference" w:uiPriority="32" w:qFormat="1"/>
-    <w:lsdException w:name="Book Title" w:uiPriority="33" w:qFormat="1"/>
-    <w:lsdException w:name="Bibliography" w:semiHidden="1" w:uiPriority="37" w:unhideWhenUsed="1"/>
-    <w:lsdException w:name="TOC Heading" w:semiHidden="1" w:uiPriority="39" w:unhideWhenUsed="1" w:qFormat="1"/>
-    <w:lsdException w:name="Plain Table 1" w:uiPriority="41"/>
-    <w:lsdException w:name="Plain Table 2" w:uiPriority="42"/>
-    <w:lsdException w:name="Plain Table 3" w:uiPriority="43"/>
-    <w:lsdException w:name="Plain Table 4" w:uiPriority="44"/>
-    <w:lsdException w:name="Plain Table 5" w:uiPriority="45"/>
-    <w:lsdException w:name="Grid Table Light" w:uiPriority="40"/>
-    <w:lsdException w:name="Grid Table 1 Light" w:uiPriority="46"/>
-    <w:lsdException w:name="Grid Table 2" w:uiPriority="47"/>
-    <w:lsdException w:name="Grid Table 3" w:uiPriority="48"/>
-    <w:lsdException w:name="Grid Table 4" w:uiPriority="49"/>
-    <w:lsdException w:name="Grid Table 5 Dark" w:uiPriority="50"/>
-    <w:lsdException w:name="Grid Table 6 Colorful" w:uiPriority="51"/>
-    <w:lsdException w:name="Grid Table 7 Colorful" w:uiPriority="52"/>
-    <w:lsdException w:name="Grid Table 1 Light Accent 1" w:uiPriority="46"/>
-    <w:lsdException w:name="Grid Table 2 Accent 1" w:uiPriority="47"/>
-    <w:lsdException w:name="Grid Table 3 Accent 1" w:uiPriority="48"/>
-    <w:lsdException w:name="Grid Table 4 Accent 1" w:uiPriority="49"/>
-    <w:lsdException w:name="Grid Table 5 Dark Accent 1" w:uiPriority="50"/>
-    <w:lsdException w:name="Grid Table 6 Colorful Accent 1" w:uiPriority="51"/>
-    <w:lsdException w:name="Grid Table 7 Colorful Accent 1" w:uiPriority="52"/>
-    <w:lsdException w:name="Grid Table 1 Light Accent 2" w:uiPriority="46"/>
-    <w:lsdException w:name="Grid Table 2 Accent 2" w:uiPriority="47"/>
-    <w:lsdException w:name="Grid Table 3 Accent 2" w:uiPriority="48"/>
-    <w:lsdException w:name="Grid Table 4 Accent 2" w:uiPriority="49"/>
-    <w:lsdException w:name="Grid Table 5 Dark Accent 2" w:uiPriority="50"/>
-    <w:lsdException w:name="Grid Table 6 Colorful Accent 2" w:uiPriority="51"/>
-    <w:lsdException w:name="Grid Table 7 Colorful Accent 2" w:uiPriority="52"/>
-    <w:lsdException w:name="Grid Table 1 Light Accent 3" w:uiPriority="46"/>
-    <w:lsdException w:name="Grid Table 2 Accent 3" w:uiPriority="47"/>
-    <w:lsdException w:name="Grid Table 3 Accent 3" w:uiPriority="48"/>
-    <w:lsdException w:name="Grid Table 4 Accent 3" w:uiPriority="49"/>
-    <w:lsdException w:name="Grid Table 5 Dark Accent 3" w:uiPriority="50"/>
-    <w:lsdException w:name="Grid Table 6 Colorful Accent 3" w:uiPriority="51"/>
-    <w:lsdException w:name="Grid Table 7 Colorful Accent 3" w:uiPriority="52"/>
-    <w:lsdException w:name="Grid Table 1 Light Accent 4" w:uiPriority="46"/>
-    <w:lsdException w:name="Grid Table 2 Accent 4" w:uiPriority="47"/>
-    <w:lsdException w:name="Grid Table 3 Accent 4" w:uiPriority="48"/>
-    <w:lsdException w:name="Grid Table 4 Accent 4" w:uiPriority="49"/>
-    <w:lsdException w:name="Grid Table 5 Dark Accent 4" w:uiPriority="50"/>
-    <w:lsdException w:name="Grid Table 6 Colorful Accent 4" w:uiPriority="51"/>
-    <w:lsdException w:name="Grid Table 7 Colorful Accent 4" w:uiPriority="52"/>
-    <w:lsdException w:name="Grid Table 1 Light Accent 5" w:uiPriority="46"/>
-    <w:lsdException w:name="Grid Table 2 Accent 5" w:uiPriority="47"/>
-    <w:lsdException w:name="Grid Table 3 Accent 5" w:uiPriority="48"/>
-    <w:lsdException w:name="Grid Table 4 Accent 5" w:uiPriority="49"/>
-    <w:lsdException w:name="Grid Table 5 Dark Accent 5" w:uiPriority="50"/>
-    <w:lsdException w:name="Grid Table 6 Colorful Accent 5" w:uiPriority="51"/>
-    <w:lsdException w:name="Grid Table 7 Colorful Accent 5" w:uiPriority="52"/>
-    <w:lsdException w:name="Grid Table 1 Light Accent 6" w:uiPriority="46"/>
-    <w:lsdException w:name="Grid Table 2 Accent 6" w:uiPriority="47"/>
-    <w:lsdException w:name="Grid Table 3 Accent 6" w:uiPriority="48"/>
-    <w:lsdException w:name="Grid Table 4 Accent 6" w:uiPriority="49"/>
-    <w:lsdException w:name="Grid Table 5 Dark Accent 6" w:uiPriority="50"/>
-    <w:lsdException w:name="Grid Table 6 Colorful Accent 6" w:uiPriority="51"/>
-    <w:lsdException w:name="Grid Table 7 Colorful Accent 6" w:uiPriority="52"/>
-    <w:lsdException w:name="List Table 1 Light" w:uiPriority="46"/>
-    <w:lsdException w:name="List Table 2" w:uiPriority="47"/>
-    <w:lsdException w:name="List Table 3" w:uiPriority="48"/>
-    <w:lsdException w:name="List Table 4" w:uiPriority="49"/>
-    <w:lsdException w:name="List Table 5 Dark" w:uiPriority="50"/>
-    <w:lsdException w:name="List Table 6 Colorful" w:uiPriority="51"/>
-    <w:lsdException w:name="List Table 7 Colorful" w:uiPriority="52"/>
-    <w:lsdException w:name="List Table 1 Light Accent 1" w:uiPriority="46"/>
-    <w:lsdException w:name="List Table 2 Accent 1" w:uiPriority="47"/>
-    <w:lsdException w:name="List Table 3 Accent 1" w:uiPriority="48"/>
-    <w:lsdException w:name="List Table 4 Accent 1" w:uiPriority="49"/>
-    <w:lsdException w:name="List Table 5 Dark Accent 1" w:uiPriority="50"/>
-    <w:lsdException w:name="List Table 6 Colorful Accent 1" w:uiPriority="51"/>
-    <w:lsdException w:name="List Table 7 Colorful Accent 1" w:uiPriority="52"/>
-    <w:lsdException w:name="List Table 1 Light Accent 2" w:uiPriority="46"/>
-    <w:lsdException w:name="List Table 2 Accent 2" w:uiPriority="47"/>
-    <w:lsdException w:name="List Table 3 Accent 2" w:uiPriority="48"/>
-    <w:lsdException w:name="List Table 4 Accent 2" w:uiPriority="49"/>
-    <w:lsdException w:name="List Table 5 Dark Accent 2" w:uiPriority="50"/>
-    <w:lsdException w:name="List Table 6 Colorful Accent 2" w:uiPriority="51"/>
-    <w:lsdException w:name="List Table 7 Colorful Accent 2" w:uiPriority="52"/>
-    <w:lsdException w:name="List Table 1 Light Accent 3" w:uiPriority="46"/>
-    <w:lsdException w:name="List Table 2 Accent 3" w:uiPriority="47"/>
-    <w:lsdException w:name="List Table 3 Accent 3" w:uiPriority="48"/>
-    <w:lsdException w:name="List Table 4 Accent 3" w:uiPriority="49"/>
-    <w:lsdException w:name="List Table 5 Dark Accent 3" w:uiPriority="50"/>
-    <w:lsdException w:name="List Table 6 Colorful Accent 3" w:uiPriority="51"/>
-    <w:lsdException w:name="List Table 7 Colorful Accent 3" w:uiPriority="52"/>
-    <w:lsdException w:name="List Table 1 Light Accent 4" w:uiPriority="46"/>
-    <w:lsdException w:name="List Table 2 Accent 4" w:uiPriority="47"/>
-    <w:lsdException w:name="List Table 3 Accent 4" w:uiPriority="48"/>
-    <w:lsdException w:name="List Table 4 Accent 4" w:uiPriority="49"/>
-    <w:lsdException w:name="List Table 5 Dark Accent 4" w:uiPriority="50"/>
-    <w:lsdException w:name="List Table 6 Colorful Accent 4" w:uiPriority="51"/>
-    <w:lsdException w:name="List Table 7 Colorful Accent 4" w:uiPriority="52"/>
-    <w:lsdException w:name="List Table 1 Light Accent 5" w:uiPriority="46"/>
-    <w:lsdException w:name="List Table 2 Accent 5" w:uiPriority="47"/>
-    <w:lsdException w:name="List Table 3 Accent 5" w:uiPriority="48"/>
-    <w:lsdException w:name="List Table 4 Accent 5" w:uiPriority="49"/>
-    <w:lsdException w:name="List Table 5 Dark Accent 5" w:uiPriority="50"/>
-    <w:lsdException w:name="List Table 6 Colorful Accent 5" w:uiPriority="51"/>
-    <w:lsdException w:name="List Table 7 Colorful Accent 5" w:uiPriority="52"/>
-    <w:lsdException w:name="List Table 1 Light Accent 6" w:uiPriority="46"/>
-    <w:lsdException w:name="List Table 2 Accent 6" w:uiPriority="47"/>
-    <w:lsdException w:name="List Table 3 Accent 6" w:uiPriority="48"/>
-    <w:lsdException w:name="List Table 4 Accent 6" w:uiPriority="49"/>
-    <w:lsdException w:name="List Table 5 Dark Accent 6" w:uiPriority="50"/>
-    <w:lsdException w:name="List Table 6 Colorful Accent 6" w:uiPriority="51"/>
-    <w:lsdException w:name="List Table 7 Colorful Accent 6" w:uiPriority="52"/>
-    <w:lsdException w:name="Mention" w:semiHidden="1" w:uiPriority="99" w:unhideWhenUsed="1"/>
-    <w:lsdException w:name="Smart Hyperlink" w:semiHidden="1" w:uiPriority="99" w:unhideWhenUsed="1"/>
-    <w:lsdException w:name="Hashtag" w:semiHidden="1" w:uiPriority="99" w:unhideWhenUsed="1"/>
-    <w:lsdException w:name="Unresolved Mention" w:semiHidden="1" w:uiPriority="99" w:unhideWhenUsed="1"/>
-    <w:lsdException w:name="Smart Link" w:semiHidden="1" w:uiPriority="99" w:unhideWhenUsed="1"/>
+  <w:latentStyles w:count="260" w:defQFormat="0" w:defUnhideWhenUsed="1" w:defSemiHidden="1" w:defUIPriority="99" w:defLockedState="0">
+    <w:lsdException w:qFormat="1" w:unhideWhenUsed="0" w:uiPriority="1" w:semiHidden="0" w:name="Normal"/>
+    <w:lsdException w:qFormat="1" w:unhideWhenUsed="0" w:uiPriority="1" w:semiHidden="0" w:name="heading 1"/>
+    <w:lsdException w:qFormat="1" w:unhideWhenUsed="0" w:uiPriority="1" w:semiHidden="0" w:name="heading 2"/>
+    <w:lsdException w:qFormat="1" w:uiPriority="0" w:name="heading 3"/>
+    <w:lsdException w:qFormat="1" w:uiPriority="0" w:name="heading 4"/>
+    <w:lsdException w:qFormat="1" w:uiPriority="0" w:name="heading 5"/>
+    <w:lsdException w:qFormat="1" w:uiPriority="0" w:name="heading 6"/>
+    <w:lsdException w:qFormat="1" w:uiPriority="0" w:name="heading 7"/>
+    <w:lsdException w:qFormat="1" w:uiPriority="0" w:name="heading 8"/>
+    <w:lsdException w:qFormat="1" w:uiPriority="0" w:name="heading 9"/>
+    <w:lsdException w:unhideWhenUsed="0" w:uiPriority="0" w:semiHidden="0" w:name="index 1"/>
+    <w:lsdException w:unhideWhenUsed="0" w:uiPriority="0" w:semiHidden="0" w:name="index 2"/>
+    <w:lsdException w:unhideWhenUsed="0" w:uiPriority="0" w:semiHidden="0" w:name="index 3"/>
+    <w:lsdException w:unhideWhenUsed="0" w:uiPriority="0" w:semiHidden="0" w:name="index 4"/>
+    <w:lsdException w:unhideWhenUsed="0" w:uiPriority="0" w:semiHidden="0" w:name="index 5"/>
+    <w:lsdException w:unhideWhenUsed="0" w:uiPriority="0" w:semiHidden="0" w:name="index 6"/>
+    <w:lsdException w:unhideWhenUsed="0" w:uiPriority="0" w:semiHidden="0" w:name="index 7"/>
+    <w:lsdException w:unhideWhenUsed="0" w:uiPriority="0" w:semiHidden="0" w:name="index 8"/>
+    <w:lsdException w:unhideWhenUsed="0" w:uiPriority="0" w:semiHidden="0" w:name="index 9"/>
+    <w:lsdException w:unhideWhenUsed="0" w:uiPriority="0" w:semiHidden="0" w:name="toc 1"/>
+    <w:lsdException w:unhideWhenUsed="0" w:uiPriority="0" w:semiHidden="0" w:name="toc 2"/>
+    <w:lsdException w:unhideWhenUsed="0" w:uiPriority="0" w:semiHidden="0" w:name="toc 3"/>
+    <w:lsdException w:unhideWhenUsed="0" w:uiPriority="0" w:semiHidden="0" w:name="toc 4"/>
+    <w:lsdException w:unhideWhenUsed="0" w:uiPriority="0" w:semiHidden="0" w:name="toc 5"/>
+    <w:lsdException w:unhideWhenUsed="0" w:uiPriority="0" w:semiHidden="0" w:name="toc 6"/>
+    <w:lsdException w:unhideWhenUsed="0" w:uiPriority="0" w:semiHidden="0" w:name="toc 7"/>
+    <w:lsdException w:unhideWhenUsed="0" w:uiPriority="0" w:semiHidden="0" w:name="toc 8"/>
+    <w:lsdException w:unhideWhenUsed="0" w:uiPriority="0" w:semiHidden="0" w:name="toc 9"/>
+    <w:lsdException w:unhideWhenUsed="0" w:uiPriority="0" w:semiHidden="0" w:name="Normal Indent"/>
+    <w:lsdException w:unhideWhenUsed="0" w:uiPriority="0" w:semiHidden="0" w:name="footnote text"/>
+    <w:lsdException w:unhideWhenUsed="0" w:uiPriority="0" w:semiHidden="0" w:name="annotation text"/>
+    <w:lsdException w:qFormat="1" w:unhideWhenUsed="0" w:uiPriority="0" w:semiHidden="0" w:name="header"/>
+    <w:lsdException w:unhideWhenUsed="0" w:uiPriority="0" w:semiHidden="0" w:name="footer"/>
+    <w:lsdException w:unhideWhenUsed="0" w:uiPriority="0" w:semiHidden="0" w:name="index heading"/>
+    <w:lsdException w:qFormat="1" w:uiPriority="0" w:name="caption"/>
+    <w:lsdException w:unhideWhenUsed="0" w:uiPriority="0" w:semiHidden="0" w:name="table of figures"/>
+    <w:lsdException w:unhideWhenUsed="0" w:uiPriority="0" w:semiHidden="0" w:name="envelope address"/>
+    <w:lsdException w:unhideWhenUsed="0" w:uiPriority="0" w:semiHidden="0" w:name="envelope return"/>
+    <w:lsdException w:unhideWhenUsed="0" w:uiPriority="0" w:semiHidden="0" w:name="footnote reference"/>
+    <w:lsdException w:unhideWhenUsed="0" w:uiPriority="0" w:semiHidden="0" w:name="annotation reference"/>
+    <w:lsdException w:unhideWhenUsed="0" w:uiPriority="0" w:semiHidden="0" w:name="line number"/>
+    <w:lsdException w:unhideWhenUsed="0" w:uiPriority="0" w:semiHidden="0" w:name="page number"/>
+    <w:lsdException w:unhideWhenUsed="0" w:uiPriority="0" w:semiHidden="0" w:name="endnote reference"/>
+    <w:lsdException w:unhideWhenUsed="0" w:uiPriority="0" w:semiHidden="0" w:name="endnote text"/>
+    <w:lsdException w:unhideWhenUsed="0" w:uiPriority="0" w:semiHidden="0" w:name="table of authorities"/>
+    <w:lsdException w:unhideWhenUsed="0" w:uiPriority="0" w:semiHidden="0" w:name="macro"/>
+    <w:lsdException w:unhideWhenUsed="0" w:uiPriority="0" w:semiHidden="0" w:name="toa heading"/>
+    <w:lsdException w:unhideWhenUsed="0" w:uiPriority="0" w:semiHidden="0" w:name="List"/>
+    <w:lsdException w:unhideWhenUsed="0" w:uiPriority="0" w:semiHidden="0" w:name="List Bullet"/>
+    <w:lsdException w:unhideWhenUsed="0" w:uiPriority="0" w:semiHidden="0" w:name="List Number"/>
+    <w:lsdException w:unhideWhenUsed="0" w:uiPriority="0" w:semiHidden="0" w:name="List 2"/>
+    <w:lsdException w:unhideWhenUsed="0" w:uiPriority="0" w:semiHidden="0" w:name="List 3"/>
+    <w:lsdException w:unhideWhenUsed="0" w:uiPriority="0" w:semiHidden="0" w:name="List 4"/>
+    <w:lsdException w:unhideWhenUsed="0" w:uiPriority="0" w:semiHidden="0" w:name="List 5"/>
+    <w:lsdException w:unhideWhenUsed="0" w:uiPriority="0" w:semiHidden="0" w:name="List Bullet 2"/>
+    <w:lsdException w:unhideWhenUsed="0" w:uiPriority="0" w:semiHidden="0" w:name="List Bullet 3"/>
+    <w:lsdException w:unhideWhenUsed="0" w:uiPriority="0" w:semiHidden="0" w:name="List Bullet 4"/>
+    <w:lsdException w:unhideWhenUsed="0" w:uiPriority="0" w:semiHidden="0" w:name="List Bullet 5"/>
+    <w:lsdException w:unhideWhenUsed="0" w:uiPriority="0" w:semiHidden="0" w:name="List Number 2"/>
+    <w:lsdException w:unhideWhenUsed="0" w:uiPriority="0" w:semiHidden="0" w:name="List Number 3"/>
+    <w:lsdException w:unhideWhenUsed="0" w:uiPriority="0" w:semiHidden="0" w:name="List Number 4"/>
+    <w:lsdException w:unhideWhenUsed="0" w:uiPriority="0" w:semiHidden="0" w:name="List Number 5"/>
+    <w:lsdException w:qFormat="1" w:unhideWhenUsed="0" w:uiPriority="1" w:semiHidden="0" w:name="Title"/>
+    <w:lsdException w:unhideWhenUsed="0" w:uiPriority="0" w:semiHidden="0" w:name="Closing"/>
+    <w:lsdException w:unhideWhenUsed="0" w:uiPriority="0" w:semiHidden="0" w:name="Signature"/>
+    <w:lsdException w:uiPriority="1" w:semiHidden="0" w:name="Default Paragraph Font"/>
+    <w:lsdException w:qFormat="1" w:unhideWhenUsed="0" w:uiPriority="1" w:semiHidden="0" w:name="Body Text"/>
+    <w:lsdException w:unhideWhenUsed="0" w:uiPriority="0" w:semiHidden="0" w:name="Body Text Indent"/>
+    <w:lsdException w:unhideWhenUsed="0" w:uiPriority="0" w:semiHidden="0" w:name="List Continue"/>
+    <w:lsdException w:unhideWhenUsed="0" w:uiPriority="0" w:semiHidden="0" w:name="List Continue 2"/>
+    <w:lsdException w:unhideWhenUsed="0" w:uiPriority="0" w:semiHidden="0" w:name="List Continue 3"/>
+    <w:lsdException w:unhideWhenUsed="0" w:uiPriority="0" w:semiHidden="0" w:name="List Continue 4"/>
+    <w:lsdException w:unhideWhenUsed="0" w:uiPriority="0" w:semiHidden="0" w:name="List Continue 5"/>
+    <w:lsdException w:unhideWhenUsed="0" w:uiPriority="0" w:semiHidden="0" w:name="Message Header"/>
+    <w:lsdException w:qFormat="1" w:unhideWhenUsed="0" w:uiPriority="0" w:semiHidden="0" w:name="Subtitle"/>
+    <w:lsdException w:unhideWhenUsed="0" w:uiPriority="0" w:semiHidden="0" w:name="Salutation"/>
+    <w:lsdException w:unhideWhenUsed="0" w:uiPriority="0" w:semiHidden="0" w:name="Date"/>
+    <w:lsdException w:unhideWhenUsed="0" w:uiPriority="0" w:semiHidden="0" w:name="Body Text First Indent"/>
+    <w:lsdException w:unhideWhenUsed="0" w:uiPriority="0" w:semiHidden="0" w:name="Body Text First Indent 2"/>
+    <w:lsdException w:unhideWhenUsed="0" w:uiPriority="0" w:semiHidden="0" w:name="Note Heading"/>
+    <w:lsdException w:unhideWhenUsed="0" w:uiPriority="0" w:semiHidden="0" w:name="Body Text 2"/>
+    <w:lsdException w:unhideWhenUsed="0" w:uiPriority="0" w:semiHidden="0" w:name="Body Text 3"/>
+    <w:lsdException w:unhideWhenUsed="0" w:uiPriority="0" w:semiHidden="0" w:name="Body Text Indent 2"/>
+    <w:lsdException w:unhideWhenUsed="0" w:uiPriority="0" w:semiHidden="0" w:name="Body Text Indent 3"/>
+    <w:lsdException w:unhideWhenUsed="0" w:uiPriority="0" w:semiHidden="0" w:name="Block Text"/>
+    <w:lsdException w:qFormat="1" w:unhideWhenUsed="0" w:uiPriority="0" w:semiHidden="0" w:name="Hyperlink"/>
+    <w:lsdException w:unhideWhenUsed="0" w:uiPriority="0" w:semiHidden="0" w:name="FollowedHyperlink"/>
+    <w:lsdException w:qFormat="1" w:unhideWhenUsed="0" w:uiPriority="0" w:semiHidden="0" w:name="Strong"/>
+    <w:lsdException w:qFormat="1" w:unhideWhenUsed="0" w:uiPriority="0" w:semiHidden="0" w:name="Emphasis"/>
+    <w:lsdException w:unhideWhenUsed="0" w:uiPriority="0" w:semiHidden="0" w:name="Document Map"/>
+    <w:lsdException w:unhideWhenUsed="0" w:uiPriority="0" w:semiHidden="0" w:name="Plain Text"/>
+    <w:lsdException w:unhideWhenUsed="0" w:uiPriority="0" w:semiHidden="0" w:name="E-mail Signature"/>
+    <w:lsdException w:qFormat="1" w:unhideWhenUsed="0" w:uiPriority="0" w:semiHidden="0" w:name="Normal (Web)"/>
+    <w:lsdException w:unhideWhenUsed="0" w:uiPriority="0" w:semiHidden="0" w:name="HTML Acronym"/>
+    <w:lsdException w:unhideWhenUsed="0" w:uiPriority="0" w:semiHidden="0" w:name="HTML Address"/>
+    <w:lsdException w:unhideWhenUsed="0" w:uiPriority="0" w:semiHidden="0" w:name="HTML Cite"/>
+    <w:lsdException w:unhideWhenUsed="0" w:uiPriority="0" w:semiHidden="0" w:name="HTML Code"/>
+    <w:lsdException w:unhideWhenUsed="0" w:uiPriority="0" w:semiHidden="0" w:name="HTML Definition"/>
+    <w:lsdException w:unhideWhenUsed="0" w:uiPriority="0" w:semiHidden="0" w:name="HTML Keyboard"/>
+    <w:lsdException w:unhideWhenUsed="0" w:uiPriority="0" w:semiHidden="0" w:name="HTML Preformatted"/>
+    <w:lsdException w:unhideWhenUsed="0" w:uiPriority="0" w:semiHidden="0" w:name="HTML Sample"/>
+    <w:lsdException w:unhideWhenUsed="0" w:uiPriority="0" w:semiHidden="0" w:name="HTML Typewriter"/>
+    <w:lsdException w:unhideWhenUsed="0" w:uiPriority="0" w:semiHidden="0" w:name="HTML Variable"/>
+    <w:lsdException w:uiPriority="99" w:name="Normal Table"/>
+    <w:lsdException w:unhideWhenUsed="0" w:uiPriority="0" w:semiHidden="0" w:name="annotation subject"/>
+    <w:lsdException w:uiPriority="0" w:name="Table Simple 1"/>
+    <w:lsdException w:uiPriority="0" w:name="Table Simple 2"/>
+    <w:lsdException w:uiPriority="0" w:name="Table Simple 3"/>
+    <w:lsdException w:uiPriority="0" w:name="Table Classic 1"/>
+    <w:lsdException w:uiPriority="0" w:name="Table Classic 2"/>
+    <w:lsdException w:uiPriority="0" w:name="Table Classic 3"/>
+    <w:lsdException w:uiPriority="0" w:name="Table Classic 4"/>
+    <w:lsdException w:uiPriority="0" w:name="Table Colorful 1"/>
+    <w:lsdException w:uiPriority="0" w:name="Table Colorful 2"/>
+    <w:lsdException w:uiPriority="0" w:name="Table Colorful 3"/>
+    <w:lsdException w:uiPriority="0" w:name="Table Columns 1"/>
+    <w:lsdException w:uiPriority="0" w:name="Table Columns 2"/>
+    <w:lsdException w:uiPriority="0" w:name="Table Columns 3"/>
+    <w:lsdException w:uiPriority="0" w:name="Table Columns 4"/>
+    <w:lsdException w:uiPriority="0" w:name="Table Columns 5"/>
+    <w:lsdException w:uiPriority="0" w:name="Table Grid 1"/>
+    <w:lsdException w:uiPriority="0" w:name="Table Grid 2"/>
+    <w:lsdException w:uiPriority="0" w:name="Table Grid 3"/>
+    <w:lsdException w:uiPriority="0" w:name="Table Grid 4"/>
+    <w:lsdException w:uiPriority="0" w:name="Table Grid 5"/>
+    <w:lsdException w:uiPriority="0" w:name="Table Grid 6"/>
+    <w:lsdException w:uiPriority="0" w:name="Table Grid 7"/>
+    <w:lsdException w:uiPriority="0" w:name="Table Grid 8"/>
+    <w:lsdException w:uiPriority="0" w:name="Table List 1"/>
+    <w:lsdException w:uiPriority="0" w:name="Table List 2"/>
+    <w:lsdException w:uiPriority="0" w:name="Table List 3"/>
+    <w:lsdException w:uiPriority="0" w:name="Table List 4"/>
+    <w:lsdException w:uiPriority="0" w:name="Table List 5"/>
+    <w:lsdException w:uiPriority="0" w:name="Table List 6"/>
+    <w:lsdException w:uiPriority="0" w:name="Table List 7"/>
+    <w:lsdException w:uiPriority="0" w:name="Table List 8"/>
+    <w:lsdException w:uiPriority="0" w:name="Table 3D effects 1"/>
+    <w:lsdException w:uiPriority="0" w:name="Table 3D effects 2"/>
+    <w:lsdException w:uiPriority="0" w:name="Table 3D effects 3"/>
+    <w:lsdException w:uiPriority="0" w:name="Table Contemporary"/>
+    <w:lsdException w:uiPriority="0" w:name="Table Elegant"/>
+    <w:lsdException w:uiPriority="0" w:name="Table Professional"/>
+    <w:lsdException w:uiPriority="0" w:name="Table Subtle 1"/>
+    <w:lsdException w:uiPriority="0" w:name="Table Subtle 2"/>
+    <w:lsdException w:uiPriority="0" w:name="Table Web 1"/>
+    <w:lsdException w:uiPriority="0" w:name="Table Web 2"/>
+    <w:lsdException w:uiPriority="0" w:name="Table Web 3"/>
+    <w:lsdException w:unhideWhenUsed="0" w:uiPriority="0" w:semiHidden="0" w:name="Balloon Text"/>
+    <w:lsdException w:unhideWhenUsed="0" w:uiPriority="0" w:semiHidden="0" w:name="Table Grid"/>
+    <w:lsdException w:uiPriority="0" w:name="Table Theme"/>
+    <w:lsdException w:unhideWhenUsed="0" w:uiPriority="60" w:semiHidden="0" w:name="Light Shading"/>
+    <w:lsdException w:unhideWhenUsed="0" w:uiPriority="61" w:semiHidden="0" w:name="Light List"/>
+    <w:lsdException w:unhideWhenUsed="0" w:uiPriority="62" w:semiHidden="0" w:name="Light Grid"/>
+    <w:lsdException w:unhideWhenUsed="0" w:uiPriority="63" w:semiHidden="0" w:name="Medium Shading 1"/>
+    <w:lsdException w:unhideWhenUsed="0" w:uiPriority="64" w:semiHidden="0" w:name="Medium Shading 2"/>
+    <w:lsdException w:unhideWhenUsed="0" w:uiPriority="65" w:semiHidden="0" w:name="Medium List 1"/>
+    <w:lsdException w:unhideWhenUsed="0" w:uiPriority="66" w:semiHidden="0" w:name="Medium List 2"/>
+    <w:lsdException w:unhideWhenUsed="0" w:uiPriority="67" w:semiHidden="0" w:name="Medium Grid 1"/>
+    <w:lsdException w:unhideWhenUsed="0" w:uiPriority="68" w:semiHidden="0" w:name="Medium Grid 2"/>
+    <w:lsdException w:unhideWhenUsed="0" w:uiPriority="69" w:semiHidden="0" w:name="Medium Grid 3"/>
+    <w:lsdException w:unhideWhenUsed="0" w:uiPriority="70" w:semiHidden="0" w:name="Dark List"/>
+    <w:lsdException w:unhideWhenUsed="0" w:uiPriority="71" w:semiHidden="0" w:name="Colorful Shading"/>
+    <w:lsdException w:unhideWhenUsed="0" w:uiPriority="72" w:semiHidden="0" w:name="Colorful List"/>
+    <w:lsdException w:unhideWhenUsed="0" w:uiPriority="73" w:semiHidden="0" w:name="Colorful Grid"/>
+    <w:lsdException w:unhideWhenUsed="0" w:uiPriority="60" w:semiHidden="0" w:name="Light Shading Accent 1"/>
+    <w:lsdException w:unhideWhenUsed="0" w:uiPriority="61" w:semiHidden="0" w:name="Light List Accent 1"/>
+    <w:lsdException w:unhideWhenUsed="0" w:uiPriority="62" w:semiHidden="0" w:name="Light Grid Accent 1"/>
+    <w:lsdException w:unhideWhenUsed="0" w:uiPriority="63" w:semiHidden="0" w:name="Medium Shading 1 Accent 1"/>
+    <w:lsdException w:unhideWhenUsed="0" w:uiPriority="64" w:semiHidden="0" w:name="Medium Shading 2 Accent 1"/>
+    <w:lsdException w:unhideWhenUsed="0" w:uiPriority="65" w:semiHidden="0" w:name="Medium List 1 Accent 1"/>
+    <w:lsdException w:qFormat="1" w:unhideWhenUsed="0" w:uiPriority="1" w:semiHidden="0" w:name="List Paragraph"/>
+    <w:lsdException w:unhideWhenUsed="0" w:uiPriority="66" w:semiHidden="0" w:name="Medium List 2 Accent 1"/>
+    <w:lsdException w:unhideWhenUsed="0" w:uiPriority="67" w:semiHidden="0" w:name="Medium Grid 1 Accent 1"/>
+    <w:lsdException w:unhideWhenUsed="0" w:uiPriority="68" w:semiHidden="0" w:name="Medium Grid 2 Accent 1"/>
+    <w:lsdException w:unhideWhenUsed="0" w:uiPriority="69" w:semiHidden="0" w:name="Medium Grid 3 Accent 1"/>
+    <w:lsdException w:unhideWhenUsed="0" w:uiPriority="70" w:semiHidden="0" w:name="Dark List Accent 1"/>
+    <w:lsdException w:unhideWhenUsed="0" w:uiPriority="71" w:semiHidden="0" w:name="Colorful Shading Accent 1"/>
+    <w:lsdException w:unhideWhenUsed="0" w:uiPriority="72" w:semiHidden="0" w:name="Colorful List Accent 1"/>
+    <w:lsdException w:unhideWhenUsed="0" w:uiPriority="73" w:semiHidden="0" w:name="Colorful Grid Accent 1"/>
+    <w:lsdException w:unhideWhenUsed="0" w:uiPriority="60" w:semiHidden="0" w:name="Light Shading Accent 2"/>
+    <w:lsdException w:unhideWhenUsed="0" w:uiPriority="61" w:semiHidden="0" w:name="Light List Accent 2"/>
+    <w:lsdException w:unhideWhenUsed="0" w:uiPriority="62" w:semiHidden="0" w:name="Light Grid Accent 2"/>
+    <w:lsdException w:unhideWhenUsed="0" w:uiPriority="63" w:semiHidden="0" w:name="Medium Shading 1 Accent 2"/>
+    <w:lsdException w:unhideWhenUsed="0" w:uiPriority="64" w:semiHidden="0" w:name="Medium Shading 2 Accent 2"/>
+    <w:lsdException w:unhideWhenUsed="0" w:uiPriority="65" w:semiHidden="0" w:name="Medium List 1 Accent 2"/>
+    <w:lsdException w:unhideWhenUsed="0" w:uiPriority="66" w:semiHidden="0" w:name="Medium List 2 Accent 2"/>
+    <w:lsdException w:unhideWhenUsed="0" w:uiPriority="67" w:semiHidden="0" w:name="Medium Grid 1 Accent 2"/>
+    <w:lsdException w:unhideWhenUsed="0" w:uiPriority="68" w:semiHidden="0" w:name="Medium Grid 2 Accent 2"/>
+    <w:lsdException w:unhideWhenUsed="0" w:uiPriority="69" w:semiHidden="0" w:name="Medium Grid 3 Accent 2"/>
+    <w:lsdException w:unhideWhenUsed="0" w:uiPriority="70" w:semiHidden="0" w:name="Dark List Accent 2"/>
+    <w:lsdException w:unhideWhenUsed="0" w:uiPriority="71" w:semiHidden="0" w:name="Colorful Shading Accent 2"/>
+    <w:lsdException w:unhideWhenUsed="0" w:uiPriority="72" w:semiHidden="0" w:name="Colorful List Accent 2"/>
+    <w:lsdException w:unhideWhenUsed="0" w:uiPriority="73" w:semiHidden="0" w:name="Colorful Grid Accent 2"/>
+    <w:lsdException w:unhideWhenUsed="0" w:uiPriority="60" w:semiHidden="0" w:name="Light Shading Accent 3"/>
+    <w:lsdException w:unhideWhenUsed="0" w:uiPriority="61" w:semiHidden="0" w:name="Light List Accent 3"/>
+    <w:lsdException w:unhideWhenUsed="0" w:uiPriority="62" w:semiHidden="0" w:name="Light Grid Accent 3"/>
+    <w:lsdException w:unhideWhenUsed="0" w:uiPriority="63" w:semiHidden="0" w:name="Medium Shading 1 Accent 3"/>
+    <w:lsdException w:unhideWhenUsed="0" w:uiPriority="64" w:semiHidden="0" w:name="Medium Shading 2 Accent 3"/>
+    <w:lsdException w:unhideWhenUsed="0" w:uiPriority="65" w:semiHidden="0" w:name="Medium List 1 Accent 3"/>
+    <w:lsdException w:unhideWhenUsed="0" w:uiPriority="66" w:semiHidden="0" w:name="Medium List 2 Accent 3"/>
+    <w:lsdException w:unhideWhenUsed="0" w:uiPriority="67" w:semiHidden="0" w:name="Medium Grid 1 Accent 3"/>
+    <w:lsdException w:unhideWhenUsed="0" w:uiPriority="68" w:semiHidden="0" w:name="Medium Grid 2 Accent 3"/>
+    <w:lsdException w:unhideWhenUsed="0" w:uiPriority="69" w:semiHidden="0" w:name="Medium Grid 3 Accent 3"/>
+    <w:lsdException w:unhideWhenUsed="0" w:uiPriority="70" w:semiHidden="0" w:name="Dark List Accent 3"/>
+    <w:lsdException w:unhideWhenUsed="0" w:uiPriority="71" w:semiHidden="0" w:name="Colorful Shading Accent 3"/>
+    <w:lsdException w:unhideWhenUsed="0" w:uiPriority="72" w:semiHidden="0" w:name="Colorful List Accent 3"/>
+    <w:lsdException w:unhideWhenUsed="0" w:uiPriority="73" w:semiHidden="0" w:name="Colorful Grid Accent 3"/>
+    <w:lsdException w:unhideWhenUsed="0" w:uiPriority="60" w:semiHidden="0" w:name="Light Shading Accent 4"/>
+    <w:lsdException w:unhideWhenUsed="0" w:uiPriority="61" w:semiHidden="0" w:name="Light List Accent 4"/>
+    <w:lsdException w:unhideWhenUsed="0" w:uiPriority="62" w:semiHidden="0" w:name="Light Grid Accent 4"/>
+    <w:lsdException w:unhideWhenUsed="0" w:uiPriority="63" w:semiHidden="0" w:name="Medium Shading 1 Accent 4"/>
+    <w:lsdException w:unhideWhenUsed="0" w:uiPriority="64" w:semiHidden="0" w:name="Medium Shading 2 Accent 4"/>
+    <w:lsdException w:unhideWhenUsed="0" w:uiPriority="65" w:semiHidden="0" w:name="Medium List 1 Accent 4"/>
+    <w:lsdException w:unhideWhenUsed="0" w:uiPriority="66" w:semiHidden="0" w:name="Medium List 2 Accent 4"/>
+    <w:lsdException w:unhideWhenUsed="0" w:uiPriority="67" w:semiHidden="0" w:name="Medium Grid 1 Accent 4"/>
+    <w:lsdException w:unhideWhenUsed="0" w:uiPriority="68" w:semiHidden="0" w:name="Medium Grid 2 Accent 4"/>
+    <w:lsdException w:unhideWhenUsed="0" w:uiPriority="69" w:semiHidden="0" w:name="Medium Grid 3 Accent 4"/>
+    <w:lsdException w:unhideWhenUsed="0" w:uiPriority="70" w:semiHidden="0" w:name="Dark List Accent 4"/>
+    <w:lsdException w:unhideWhenUsed="0" w:uiPriority="71" w:semiHidden="0" w:name="Colorful Shading Accent 4"/>
+    <w:lsdException w:unhideWhenUsed="0" w:uiPriority="72" w:semiHidden="0" w:name="Colorful List Accent 4"/>
+    <w:lsdException w:unhideWhenUsed="0" w:uiPriority="73" w:semiHidden="0" w:name="Colorful Grid Accent 4"/>
+    <w:lsdException w:unhideWhenUsed="0" w:uiPriority="60" w:semiHidden="0" w:name="Light Shading Accent 5"/>
+    <w:lsdException w:unhideWhenUsed="0" w:uiPriority="61" w:semiHidden="0" w:name="Light List Accent 5"/>
+    <w:lsdException w:unhideWhenUsed="0" w:uiPriority="62" w:semiHidden="0" w:name="Light Grid Accent 5"/>
+    <w:lsdException w:unhideWhenUsed="0" w:uiPriority="63" w:semiHidden="0" w:name="Medium Shading 1 Accent 5"/>
+    <w:lsdException w:unhideWhenUsed="0" w:uiPriority="64" w:semiHidden="0" w:name="Medium Shading 2 Accent 5"/>
+    <w:lsdException w:unhideWhenUsed="0" w:uiPriority="65" w:semiHidden="0" w:name="Medium List 1 Accent 5"/>
+    <w:lsdException w:unhideWhenUsed="0" w:uiPriority="66" w:semiHidden="0" w:name="Medium List 2 Accent 5"/>
+    <w:lsdException w:unhideWhenUsed="0" w:uiPriority="67" w:semiHidden="0" w:name="Medium Grid 1 Accent 5"/>
+    <w:lsdException w:unhideWhenUsed="0" w:uiPriority="68" w:semiHidden="0" w:name="Medium Grid 2 Accent 5"/>
+    <w:lsdException w:unhideWhenUsed="0" w:uiPriority="69" w:semiHidden="0" w:name="Medium Grid 3 Accent 5"/>
+    <w:lsdException w:unhideWhenUsed="0" w:uiPriority="70" w:semiHidden="0" w:name="Dark List Accent 5"/>
+    <w:lsdException w:unhideWhenUsed="0" w:uiPriority="71" w:semiHidden="0" w:name="Colorful Shading Accent 5"/>
+    <w:lsdException w:unhideWhenUsed="0" w:uiPriority="72" w:semiHidden="0" w:name="Colorful List Accent 5"/>
+    <w:lsdException w:unhideWhenUsed="0" w:uiPriority="73" w:semiHidden="0" w:name="Colorful Grid Accent 5"/>
+    <w:lsdException w:unhideWhenUsed="0" w:uiPriority="60" w:semiHidden="0" w:name="Light Shading Accent 6"/>
+    <w:lsdException w:unhideWhenUsed="0" w:uiPriority="61" w:semiHidden="0" w:name="Light List Accent 6"/>
+    <w:lsdException w:unhideWhenUsed="0" w:uiPriority="62" w:semiHidden="0" w:name="Light Grid Accent 6"/>
+    <w:lsdException w:unhideWhenUsed="0" w:uiPriority="63" w:semiHidden="0" w:name="Medium Shading 1 Accent 6"/>
+    <w:lsdException w:unhideWhenUsed="0" w:uiPriority="64" w:semiHidden="0" w:name="Medium Shading 2 Accent 6"/>
+    <w:lsdException w:unhideWhenUsed="0" w:uiPriority="65" w:semiHidden="0" w:name="Medium List 1 Accent 6"/>
+    <w:lsdException w:unhideWhenUsed="0" w:uiPriority="66" w:semiHidden="0" w:name="Medium List 2 Accent 6"/>
+    <w:lsdException w:unhideWhenUsed="0" w:uiPriority="67" w:semiHidden="0" w:name="Medium Grid 1 Accent 6"/>
+    <w:lsdException w:unhideWhenUsed="0" w:uiPriority="68" w:semiHidden="0" w:name="Medium Grid 2 Accent 6"/>
+    <w:lsdException w:unhideWhenUsed="0" w:uiPriority="69" w:semiHidden="0" w:name="Medium Grid 3 Accent 6"/>
+    <w:lsdException w:unhideWhenUsed="0" w:uiPriority="70" w:semiHidden="0" w:name="Dark List Accent 6"/>
+    <w:lsdException w:unhideWhenUsed="0" w:uiPriority="71" w:semiHidden="0" w:name="Colorful Shading Accent 6"/>
+    <w:lsdException w:unhideWhenUsed="0" w:uiPriority="72" w:semiHidden="0" w:name="Colorful List Accent 6"/>
+    <w:lsdException w:unhideWhenUsed="0" w:uiPriority="73" w:semiHidden="0" w:name="Colorful Grid Accent 6"/>
   </w:latentStyles>
-  <w:style w:type="paragraph" w:default="1" w:styleId="a">
+  <w:style w:type="paragraph" w:default="1" w:styleId="1">
     <w:name w:val="Normal"/>
+    <w:qFormat/>
     <w:uiPriority w:val="1"/>
-    <w:qFormat/>
     <w:pPr>
       <w:widowControl w:val="0"/>
       <w:autoSpaceDE w:val="0"/>
       <w:autoSpaceDN w:val="0"/>
     </w:pPr>
     <w:rPr>
-      <w:rFonts w:eastAsia="Times New Roman"/>
+      <w:rFonts w:ascii="Times New Roman" w:hAnsi="Times New Roman" w:eastAsia="Times New Roman" w:cs="Times New Roman"/>
       <w:sz w:val="22"/>
       <w:szCs w:val="22"/>
-      <w:lang w:eastAsia="en-US"/>
+      <w:lang w:val="en-US" w:eastAsia="en-US" w:bidi="ar-SA"/>
     </w:rPr>
   </w:style>
-  <w:style w:type="paragraph" w:styleId="1">
+  <w:style w:type="paragraph" w:styleId="2">
     <w:name w:val="heading 1"/>
-    <w:basedOn w:val="a"/>
+    <w:basedOn w:val="1"/>
+    <w:qFormat/>
     <w:uiPriority w:val="1"/>
-    <w:qFormat/>
     <w:pPr>
       <w:ind w:left="128"/>
       <w:outlineLvl w:val="0"/>
     </w:pPr>
     <w:rPr>
-      <w:rFonts w:ascii="Arial" w:eastAsia="Arial" w:hAnsi="Arial" w:cs="Arial"/>
+      <w:rFonts w:ascii="Arial" w:hAnsi="Arial" w:eastAsia="Arial" w:cs="Arial"/>
       <w:b/>
       <w:bCs/>
       <w:sz w:val="26"/>
       <w:szCs w:val="26"/>
     </w:rPr>
   </w:style>
-  <w:style w:type="paragraph" w:styleId="2">
+  <w:style w:type="paragraph" w:styleId="3">
     <w:name w:val="heading 2"/>
-    <w:basedOn w:val="a"/>
+    <w:basedOn w:val="1"/>
+    <w:qFormat/>
     <w:uiPriority w:val="1"/>
-    <w:qFormat/>
     <w:pPr>
       <w:ind w:left="745" w:hanging="572"/>
       <w:outlineLvl w:val="1"/>
     </w:pPr>
     <w:rPr>
-      <w:rFonts w:ascii="Arial" w:eastAsia="Arial" w:hAnsi="Arial" w:cs="Arial"/>
+      <w:rFonts w:ascii="Arial" w:hAnsi="Arial" w:eastAsia="Arial" w:cs="Arial"/>
       <w:b/>
       <w:bCs/>
       <w:sz w:val="24"/>
       <w:szCs w:val="24"/>
     </w:rPr>
   </w:style>
-  <w:style w:type="character" w:default="1" w:styleId="a0">
+  <w:style w:type="character" w:default="1" w:styleId="9">
     <w:name w:val="Default Paragraph Font"/>
+    <w:unhideWhenUsed/>
     <w:uiPriority w:val="1"/>
-    <w:unhideWhenUsed/>
   </w:style>
-  <w:style w:type="table" w:default="1" w:styleId="a1">
+  <w:style w:type="table" w:default="1" w:styleId="8">
     <w:name w:val="Normal Table"/>
-    <w:uiPriority w:val="99"/>
     <w:semiHidden/>
     <w:unhideWhenUsed/>
+    <w:uiPriority w:val="99"/>
     <w:tblPr>
-      <w:tblInd w:w="0" w:type="dxa"/>
       <w:tblCellMar>
         <w:top w:w="0" w:type="dxa"/>
         <w:left w:w="108" w:type="dxa"/>
@@ -20824,18 +20700,12 @@
       </w:tblCellMar>
     </w:tblPr>
   </w:style>
-  <w:style w:type="numbering" w:default="1" w:styleId="a2">
-    <w:name w:val="No List"/>
-    <w:uiPriority w:val="99"/>
-    <w:semiHidden/>
-    <w:unhideWhenUsed/>
-  </w:style>
-  <w:style w:type="paragraph" w:styleId="a3">
+  <w:style w:type="paragraph" w:styleId="4">
     <w:name w:val="Body Text"/>
-    <w:basedOn w:val="a"/>
-    <w:link w:val="a4"/>
+    <w:basedOn w:val="1"/>
+    <w:link w:val="15"/>
+    <w:qFormat/>
     <w:uiPriority w:val="1"/>
-    <w:qFormat/>
     <w:pPr>
       <w:jc w:val="both"/>
     </w:pPr>
@@ -20844,16 +20714,17 @@
       <w:szCs w:val="24"/>
     </w:rPr>
   </w:style>
-  <w:style w:type="paragraph" w:styleId="a5">
+  <w:style w:type="paragraph" w:styleId="5">
     <w:name w:val="header"/>
-    <w:basedOn w:val="a"/>
+    <w:basedOn w:val="1"/>
     <w:qFormat/>
+    <w:uiPriority w:val="0"/>
     <w:pPr>
       <w:pBdr>
-        <w:top w:val="none" w:sz="0" w:space="1" w:color="auto"/>
-        <w:left w:val="none" w:sz="0" w:space="4" w:color="auto"/>
-        <w:bottom w:val="none" w:sz="0" w:space="1" w:color="auto"/>
-        <w:right w:val="none" w:sz="0" w:space="4" w:color="auto"/>
+        <w:top w:val="none" w:color="auto" w:sz="0" w:space="1"/>
+        <w:left w:val="none" w:color="auto" w:sz="0" w:space="4"/>
+        <w:bottom w:val="none" w:color="auto" w:sz="0" w:space="1"/>
+        <w:right w:val="none" w:color="auto" w:sz="0" w:space="4"/>
       </w:pBdr>
       <w:tabs>
         <w:tab w:val="center" w:pos="4153"/>
@@ -20866,10 +20737,11 @@
       <w:sz w:val="18"/>
     </w:rPr>
   </w:style>
-  <w:style w:type="paragraph" w:styleId="a6">
+  <w:style w:type="paragraph" w:styleId="6">
     <w:name w:val="Normal (Web)"/>
-    <w:basedOn w:val="a"/>
+    <w:basedOn w:val="1"/>
     <w:qFormat/>
+    <w:uiPriority w:val="0"/>
     <w:pPr>
       <w:spacing w:beforeAutospacing="1" w:afterAutospacing="1"/>
     </w:pPr>
@@ -20878,38 +20750,44 @@
       <w:lang w:eastAsia="zh-CN"/>
     </w:rPr>
   </w:style>
-  <w:style w:type="paragraph" w:styleId="a7">
+  <w:style w:type="paragraph" w:styleId="7">
     <w:name w:val="Title"/>
-    <w:basedOn w:val="a"/>
+    <w:basedOn w:val="1"/>
+    <w:qFormat/>
     <w:uiPriority w:val="1"/>
-    <w:qFormat/>
     <w:pPr>
       <w:spacing w:before="104"/>
       <w:ind w:left="128" w:right="1509"/>
     </w:pPr>
     <w:rPr>
-      <w:rFonts w:ascii="Arial" w:eastAsia="Arial" w:hAnsi="Arial" w:cs="Arial"/>
+      <w:rFonts w:ascii="Arial" w:hAnsi="Arial" w:eastAsia="Arial" w:cs="Arial"/>
       <w:b/>
       <w:bCs/>
       <w:sz w:val="40"/>
       <w:szCs w:val="40"/>
     </w:rPr>
   </w:style>
-  <w:style w:type="character" w:styleId="a8">
+  <w:style w:type="character" w:styleId="10">
+    <w:name w:val="line number"/>
+    <w:basedOn w:val="9"/>
+    <w:uiPriority w:val="0"/>
+  </w:style>
+  <w:style w:type="character" w:styleId="11">
     <w:name w:val="Hyperlink"/>
-    <w:basedOn w:val="a0"/>
+    <w:basedOn w:val="9"/>
     <w:qFormat/>
+    <w:uiPriority w:val="0"/>
     <w:rPr>
       <w:color w:val="0000FF"/>
       <w:u w:val="single"/>
     </w:rPr>
   </w:style>
-  <w:style w:type="table" w:customStyle="1" w:styleId="TableNormal">
+  <w:style w:type="table" w:customStyle="1" w:styleId="12">
     <w:name w:val="Table Normal"/>
-    <w:uiPriority w:val="2"/>
     <w:semiHidden/>
     <w:unhideWhenUsed/>
     <w:qFormat/>
+    <w:uiPriority w:val="2"/>
     <w:tblPr>
       <w:tblCellMar>
         <w:top w:w="0" w:type="dxa"/>
@@ -20919,39 +20797,33 @@
       </w:tblCellMar>
     </w:tblPr>
   </w:style>
-  <w:style w:type="paragraph" w:styleId="a9">
+  <w:style w:type="paragraph" w:styleId="13">
     <w:name w:val="List Paragraph"/>
-    <w:basedOn w:val="a"/>
+    <w:basedOn w:val="1"/>
+    <w:qFormat/>
     <w:uiPriority w:val="1"/>
-    <w:qFormat/>
     <w:pPr>
       <w:spacing w:before="2"/>
       <w:ind w:left="487" w:hanging="359"/>
       <w:jc w:val="both"/>
     </w:pPr>
   </w:style>
-  <w:style w:type="paragraph" w:customStyle="1" w:styleId="TableParagraph">
+  <w:style w:type="paragraph" w:customStyle="1" w:styleId="14">
     <w:name w:val="Table Paragraph"/>
-    <w:basedOn w:val="a"/>
+    <w:basedOn w:val="1"/>
+    <w:qFormat/>
     <w:uiPriority w:val="1"/>
-    <w:qFormat/>
     <w:pPr>
       <w:spacing w:before="2"/>
       <w:ind w:right="94"/>
       <w:jc w:val="center"/>
     </w:pPr>
   </w:style>
-  <w:style w:type="character" w:styleId="aa">
-    <w:name w:val="line number"/>
-    <w:basedOn w:val="a0"/>
-    <w:rsid w:val="00F01FB7"/>
-  </w:style>
-  <w:style w:type="character" w:customStyle="1" w:styleId="a4">
+  <w:style w:type="character" w:customStyle="1" w:styleId="15">
     <w:name w:val="正文文本 字符"/>
-    <w:basedOn w:val="a0"/>
-    <w:link w:val="a3"/>
+    <w:basedOn w:val="9"/>
+    <w:link w:val="4"/>
     <w:uiPriority w:val="1"/>
-    <w:rsid w:val="006308FF"/>
     <w:rPr>
       <w:rFonts w:eastAsia="Times New Roman"/>
       <w:sz w:val="24"/>
@@ -20959,13 +20831,12 @@
       <w:lang w:eastAsia="en-US"/>
     </w:rPr>
   </w:style>
-  <w:style w:type="character" w:styleId="ab">
+  <w:style w:type="character" w:customStyle="1" w:styleId="16">
     <w:name w:val="Unresolved Mention"/>
-    <w:basedOn w:val="a0"/>
-    <w:uiPriority w:val="99"/>
+    <w:basedOn w:val="9"/>
     <w:semiHidden/>
     <w:unhideWhenUsed/>
-    <w:rsid w:val="007E2CD2"/>
+    <w:uiPriority w:val="99"/>
     <w:rPr>
       <w:color w:val="605E5C"/>
       <w:shd w:val="clear" w:color="auto" w:fill="E1DFDD"/>
@@ -21253,7 +21124,6 @@
     </a:fmtScheme>
   </a:themeElements>
   <a:objectDefaults/>
-  <a:extraClrSchemeLst/>
 </a:theme>
 </file>
 
@@ -21267,19 +21137,21 @@
     <customSectPr/>
     <customSectPr/>
     <customSectPr/>
+    <customSectPr/>
   </customSectProps>
   <customShpExts>
-    <customShpInfo spid="_x0000_s2051"/>
-    <customShpInfo spid="_x0000_s2052"/>
-    <customShpInfo spid="_x0000_s2053"/>
-    <customShpInfo spid="_x0000_s2054"/>
-    <customShpInfo spid="_x0000_s2055"/>
-    <customShpInfo spid="_x0000_s2056"/>
     <customShpInfo spid="_x0000_s1027"/>
     <customShpInfo spid="_x0000_s1028"/>
     <customShpInfo spid="_x0000_s1029"/>
     <customShpInfo spid="_x0000_s1030"/>
     <customShpInfo spid="_x0000_s1031"/>
+    <customShpInfo spid="_x0000_s1032"/>
+    <customShpInfo spid="_x0000_s2051"/>
+    <customShpInfo spid="_x0000_s2052"/>
+    <customShpInfo spid="_x0000_s2053"/>
+    <customShpInfo spid="_x0000_s2054"/>
+    <customShpInfo spid="_x0000_s2056"/>
+    <customShpInfo spid="_x0000_s2055"/>
   </customShpExts>
 </s:customData>
 </file>

--- a/submission/BRCA-IV-Surgery_Gland_Surg_MAIN_DOC.docx
+++ b/submission/BRCA-IV-Surgery_Gland_Surg_MAIN_DOC.docx
@@ -1730,9 +1730,9 @@
         </w:tabs>
         <w:ind w:left="531"/>
       </w:pPr>
-      <w:bookmarkStart w:id="1" w:name="Method"/>
+      <w:bookmarkStart w:id="1" w:name="Eligibility_Criteria_and_Patient_Informa"/>
       <w:bookmarkEnd w:id="1"/>
-      <w:bookmarkStart w:id="2" w:name="Eligibility_Criteria_and_Patient_Informa"/>
+      <w:bookmarkStart w:id="2" w:name="Method"/>
       <w:bookmarkEnd w:id="2"/>
       <w:r>
         <w:rPr>
@@ -11212,7 +11212,7 @@
       </w:pPr>
       <w:r>
         <w:pict>
-          <v:shape id="_x0000_s2054" o:spid="_x0000_s2054" o:spt="100" style="position:absolute;left:0pt;margin-left:131.65pt;margin-top:37.45pt;height:0.1pt;width:334.25pt;mso-position-horizontal-relative:page;z-index:-251653120;mso-width-relative:page;mso-height-relative:page;" filled="f" coordorigin="2633,750" coordsize="6685,0" adj=",," path="m2633,750l9318,750m2633,750l9318,750e">
+          <v:shape id="_x0000_s2054" o:spid="_x0000_s2054" o:spt="100" style="position:absolute;left:0pt;margin-left:131.65pt;margin-top:37.45pt;height:0.1pt;width:334.25pt;mso-position-horizontal-relative:page;z-index:-251653120;mso-width-relative:page;mso-height-relative:page;" filled="f" coordorigin="2633,750" coordsize="6685,0" adj="" path="m2633,750l9318,750m2633,750l9318,750e">
             <v:path arrowok="t" o:connecttype="segments"/>
             <v:fill on="f" focussize="0,0"/>
             <v:stroke weight="0.498031496062992pt" joinstyle="round"/>
@@ -11652,7 +11652,24 @@
           <w:color w:val="00B0F0"/>
           <w:u w:val="single"/>
         </w:rPr>
-        <w:t>To further evaluate the reliability of our 5-year survival predictions, we examined the calibration curves for both models (Figure X). The neural network showed the closest agreement with the 45° reference line across most probability ranges, indicating well-calibrated and stable probability estimates. In contrast, the Cox proportional hazards model demonstrated larger deviations—particularly at the lower and mid-probability regions—suggesting moderate underestimation of observed survival. Overall, Neural network achieved superior calibration performance at 5 years, providing more accurate alignment between predicted and observed survival probabilities.</w:t>
+        <w:t xml:space="preserve">To further evaluate the reliability of our 5-year survival predictions, we examined the calibration curves for both models (Figure </w:t>
+      </w:r>
+      <w:r>
+        <w:rPr>
+          <w:rFonts w:hint="eastAsia" w:eastAsia="宋体"/>
+          <w:color w:val="00B0F0"/>
+          <w:u w:val="single"/>
+          <w:lang w:val="en-US" w:eastAsia="zh-CN"/>
+        </w:rPr>
+        <w:t>5</w:t>
+      </w:r>
+      <w:r>
+        <w:rPr>
+          <w:rFonts w:hint="eastAsia"/>
+          <w:color w:val="00B0F0"/>
+          <w:u w:val="single"/>
+        </w:rPr>
+        <w:t>). The neural network showed the closest agreement with the 45° reference line across most probability ranges, indicating well-calibrated and stable probability estimates. In contrast, the Cox proportional hazards model demonstrated larger deviations—particularly at the lower and mid-probability regions—suggesting moderate underestimation of observed survival. Overall, Neural network achieved superior calibration performance at 5 years, providing more accurate alignment between predicted and observed survival probabilities.</w:t>
       </w:r>
     </w:p>
     <w:p>
@@ -11735,7 +11752,23 @@
           <w:b/>
           <w:color w:val="00B0F0"/>
         </w:rPr>
-        <w:t xml:space="preserve">Figure 2. </w:t>
+        <w:t xml:space="preserve">Figure </w:t>
+      </w:r>
+      <w:r>
+        <w:rPr>
+          <w:rFonts w:hint="eastAsia" w:eastAsia="宋体"/>
+          <w:b/>
+          <w:color w:val="00B0F0"/>
+          <w:lang w:val="en-US" w:eastAsia="zh-CN"/>
+        </w:rPr>
+        <w:t>5</w:t>
+      </w:r>
+      <w:r>
+        <w:rPr>
+          <w:b/>
+          <w:color w:val="00B0F0"/>
+        </w:rPr>
+        <w:t xml:space="preserve">. </w:t>
       </w:r>
       <w:r>
         <w:rPr>
@@ -11775,8 +11808,6 @@
         </w:rPr>
         <w:t>DISCUSSION</w:t>
       </w:r>
-      <w:bookmarkStart w:id="41" w:name="_GoBack"/>
-      <w:bookmarkEnd w:id="41"/>
     </w:p>
     <w:p>
       <w:pPr>
@@ -17893,853 +17924,6 @@
         <w:tabs>
           <w:tab w:val="left" w:pos="428"/>
         </w:tabs>
-        <w:spacing w:line="259" w:lineRule="auto"/>
-        <w:ind w:left="487" w:right="183" w:hanging="359"/>
-        <w:jc w:val="both"/>
-        <w:rPr>
-          <w:sz w:val="24"/>
-        </w:rPr>
-      </w:pPr>
-      <w:r>
-        <w:rPr>
-          <w:sz w:val="24"/>
-        </w:rPr>
-        <w:t xml:space="preserve">.Smid M, </w:t>
-      </w:r>
-      <w:r>
-        <w:rPr>
-          <w:spacing w:val="-5"/>
-          <w:sz w:val="24"/>
-        </w:rPr>
-        <w:t xml:space="preserve">Wang </w:t>
-      </w:r>
-      <w:r>
-        <w:rPr>
-          <w:spacing w:val="-16"/>
-          <w:sz w:val="24"/>
-        </w:rPr>
-        <w:t xml:space="preserve">Y, </w:t>
-      </w:r>
-      <w:r>
-        <w:rPr>
-          <w:sz w:val="24"/>
-        </w:rPr>
-        <w:t xml:space="preserve">Zhang </w:t>
-      </w:r>
-      <w:r>
-        <w:rPr>
-          <w:spacing w:val="-16"/>
-          <w:sz w:val="24"/>
-        </w:rPr>
-        <w:t xml:space="preserve">Y, </w:t>
-      </w:r>
-      <w:r>
-        <w:rPr>
-          <w:sz w:val="24"/>
-        </w:rPr>
-        <w:t xml:space="preserve">Sieuwerts AM, </w:t>
-      </w:r>
-      <w:r>
-        <w:rPr>
-          <w:spacing w:val="-14"/>
-          <w:sz w:val="24"/>
-        </w:rPr>
-        <w:t xml:space="preserve">Yu </w:t>
-      </w:r>
-      <w:r>
-        <w:rPr>
-          <w:sz w:val="24"/>
-        </w:rPr>
-        <w:t>J, Klijn JG, et al. Subtypes of breast cancer show</w:t>
-      </w:r>
-      <w:bookmarkStart w:id="33" w:name="_bookmark28"/>
-      <w:bookmarkEnd w:id="33"/>
-      <w:r>
-        <w:rPr>
-          <w:sz w:val="24"/>
-        </w:rPr>
-        <w:t xml:space="preserve"> preferential site of relapse. </w:t>
-      </w:r>
-      <w:r>
-        <w:rPr>
-          <w:i/>
-          <w:sz w:val="24"/>
-        </w:rPr>
-        <w:t xml:space="preserve">Cancer </w:t>
-      </w:r>
-      <w:r>
-        <w:rPr>
-          <w:i/>
-          <w:spacing w:val="-3"/>
-          <w:sz w:val="24"/>
-        </w:rPr>
-        <w:t xml:space="preserve">research </w:t>
-      </w:r>
-      <w:r>
-        <w:rPr>
-          <w:b/>
-          <w:sz w:val="24"/>
-        </w:rPr>
-        <w:t xml:space="preserve">68 </w:t>
-      </w:r>
-      <w:r>
-        <w:rPr>
-          <w:sz w:val="24"/>
-        </w:rPr>
-        <w:t>(2008)</w:t>
-      </w:r>
-      <w:r>
-        <w:rPr>
-          <w:spacing w:val="-41"/>
-          <w:sz w:val="24"/>
-        </w:rPr>
-        <w:t xml:space="preserve"> </w:t>
-      </w:r>
-      <w:r>
-        <w:rPr>
-          <w:sz w:val="24"/>
-        </w:rPr>
-        <w:t>3108–3114.</w:t>
-      </w:r>
-    </w:p>
-    <w:p>
-      <w:pPr>
-        <w:pStyle w:val="13"/>
-        <w:numPr>
-          <w:ilvl w:val="0"/>
-          <w:numId w:val="2"/>
-        </w:numPr>
-        <w:tabs>
-          <w:tab w:val="left" w:pos="428"/>
-        </w:tabs>
-        <w:ind w:left="427" w:hanging="300"/>
-        <w:jc w:val="both"/>
-        <w:rPr>
-          <w:sz w:val="24"/>
-        </w:rPr>
-      </w:pPr>
-      <w:r>
-        <w:rPr>
-          <w:sz w:val="24"/>
-        </w:rPr>
-        <w:t>.Rosa</w:t>
-      </w:r>
-      <w:r>
-        <w:rPr>
-          <w:spacing w:val="-7"/>
-          <w:sz w:val="24"/>
-        </w:rPr>
-        <w:t xml:space="preserve"> </w:t>
-      </w:r>
-      <w:r>
-        <w:rPr>
-          <w:sz w:val="24"/>
-        </w:rPr>
-        <w:t>M.</w:t>
-      </w:r>
-      <w:r>
-        <w:rPr>
-          <w:spacing w:val="18"/>
-          <w:sz w:val="24"/>
-        </w:rPr>
-        <w:t xml:space="preserve"> </w:t>
-      </w:r>
-      <w:r>
-        <w:rPr>
-          <w:sz w:val="24"/>
-        </w:rPr>
-        <w:t>Advances</w:t>
-      </w:r>
-      <w:r>
-        <w:rPr>
-          <w:spacing w:val="-7"/>
-          <w:sz w:val="24"/>
-        </w:rPr>
-        <w:t xml:space="preserve"> </w:t>
-      </w:r>
-      <w:r>
-        <w:rPr>
-          <w:sz w:val="24"/>
-        </w:rPr>
-        <w:t>in</w:t>
-      </w:r>
-      <w:r>
-        <w:rPr>
-          <w:spacing w:val="-6"/>
-          <w:sz w:val="24"/>
-        </w:rPr>
-        <w:t xml:space="preserve"> </w:t>
-      </w:r>
-      <w:r>
-        <w:rPr>
-          <w:sz w:val="24"/>
-        </w:rPr>
-        <w:t>the</w:t>
-      </w:r>
-      <w:r>
-        <w:rPr>
-          <w:spacing w:val="-6"/>
-          <w:sz w:val="24"/>
-        </w:rPr>
-        <w:t xml:space="preserve"> </w:t>
-      </w:r>
-      <w:r>
-        <w:rPr>
-          <w:sz w:val="24"/>
-        </w:rPr>
-        <w:t>molecular</w:t>
-      </w:r>
-      <w:r>
-        <w:rPr>
-          <w:spacing w:val="-7"/>
-          <w:sz w:val="24"/>
-        </w:rPr>
-        <w:t xml:space="preserve"> </w:t>
-      </w:r>
-      <w:r>
-        <w:rPr>
-          <w:sz w:val="24"/>
-        </w:rPr>
-        <w:t>analysis</w:t>
-      </w:r>
-      <w:r>
-        <w:rPr>
-          <w:spacing w:val="-6"/>
-          <w:sz w:val="24"/>
-        </w:rPr>
-        <w:t xml:space="preserve"> </w:t>
-      </w:r>
-      <w:r>
-        <w:rPr>
-          <w:sz w:val="24"/>
-        </w:rPr>
-        <w:t>of</w:t>
-      </w:r>
-      <w:r>
-        <w:rPr>
-          <w:spacing w:val="-6"/>
-          <w:sz w:val="24"/>
-        </w:rPr>
-        <w:t xml:space="preserve"> </w:t>
-      </w:r>
-      <w:r>
-        <w:rPr>
-          <w:sz w:val="24"/>
-        </w:rPr>
-        <w:t>breast</w:t>
-      </w:r>
-      <w:r>
-        <w:rPr>
-          <w:spacing w:val="-7"/>
-          <w:sz w:val="24"/>
-        </w:rPr>
-        <w:t xml:space="preserve"> </w:t>
-      </w:r>
-      <w:r>
-        <w:rPr>
-          <w:sz w:val="24"/>
-        </w:rPr>
-        <w:t>cancer:</w:t>
-      </w:r>
-      <w:r>
-        <w:rPr>
-          <w:spacing w:val="-6"/>
-          <w:sz w:val="24"/>
-        </w:rPr>
-        <w:t xml:space="preserve"> </w:t>
-      </w:r>
-      <w:r>
-        <w:rPr>
-          <w:sz w:val="24"/>
-        </w:rPr>
-        <w:t>pathway</w:t>
-      </w:r>
-      <w:r>
-        <w:rPr>
-          <w:spacing w:val="-6"/>
-          <w:sz w:val="24"/>
-        </w:rPr>
-        <w:t xml:space="preserve"> </w:t>
-      </w:r>
-      <w:r>
-        <w:rPr>
-          <w:sz w:val="24"/>
-        </w:rPr>
-        <w:t>toward</w:t>
-      </w:r>
-      <w:r>
-        <w:rPr>
-          <w:spacing w:val="-7"/>
-          <w:sz w:val="24"/>
-        </w:rPr>
-        <w:t xml:space="preserve"> </w:t>
-      </w:r>
-      <w:r>
-        <w:rPr>
-          <w:sz w:val="24"/>
-        </w:rPr>
-        <w:t>personalized</w:t>
-      </w:r>
-      <w:r>
-        <w:rPr>
-          <w:spacing w:val="-6"/>
-          <w:sz w:val="24"/>
-        </w:rPr>
-        <w:t xml:space="preserve"> </w:t>
-      </w:r>
-      <w:r>
-        <w:rPr>
-          <w:sz w:val="24"/>
-        </w:rPr>
-        <w:t>medicine.</w:t>
-      </w:r>
-    </w:p>
-    <w:p>
-      <w:pPr>
-        <w:spacing w:before="23"/>
-        <w:ind w:left="479"/>
-        <w:jc w:val="both"/>
-        <w:rPr>
-          <w:sz w:val="24"/>
-        </w:rPr>
-      </w:pPr>
-      <w:bookmarkStart w:id="34" w:name="_bookmark29"/>
-      <w:bookmarkEnd w:id="34"/>
-      <w:r>
-        <w:rPr>
-          <w:i/>
-          <w:sz w:val="24"/>
-        </w:rPr>
-        <w:t xml:space="preserve">Cancer Control </w:t>
-      </w:r>
-      <w:r>
-        <w:rPr>
-          <w:b/>
-          <w:sz w:val="24"/>
-        </w:rPr>
-        <w:t xml:space="preserve">22 </w:t>
-      </w:r>
-      <w:r>
-        <w:rPr>
-          <w:sz w:val="24"/>
-        </w:rPr>
-        <w:t>(2015) 211–219.</w:t>
-      </w:r>
-    </w:p>
-    <w:p>
-      <w:pPr>
-        <w:pStyle w:val="13"/>
-        <w:numPr>
-          <w:ilvl w:val="0"/>
-          <w:numId w:val="2"/>
-        </w:numPr>
-        <w:tabs>
-          <w:tab w:val="left" w:pos="428"/>
-        </w:tabs>
-        <w:spacing w:before="23" w:line="259" w:lineRule="auto"/>
-        <w:ind w:left="487" w:right="176" w:hanging="359"/>
-        <w:jc w:val="both"/>
-        <w:rPr>
-          <w:sz w:val="24"/>
-        </w:rPr>
-      </w:pPr>
-      <w:r>
-        <w:rPr>
-          <w:sz w:val="24"/>
-        </w:rPr>
-        <w:t xml:space="preserve">.Kast K, Link </w:t>
-      </w:r>
-      <w:r>
-        <w:rPr>
-          <w:spacing w:val="-9"/>
-          <w:sz w:val="24"/>
-        </w:rPr>
-        <w:t xml:space="preserve">T, </w:t>
-      </w:r>
-      <w:r>
-        <w:rPr>
-          <w:sz w:val="24"/>
-        </w:rPr>
-        <w:t xml:space="preserve">Friedrich K, Petzold A, Niedostatek A, Schoffer O, et al. Impact of breast cancer subtypes and patterns of metastasis on outcome. </w:t>
-      </w:r>
-      <w:r>
-        <w:rPr>
-          <w:i/>
-          <w:sz w:val="24"/>
-        </w:rPr>
-        <w:t xml:space="preserve">Breast cancer </w:t>
-      </w:r>
-      <w:r>
-        <w:rPr>
-          <w:i/>
-          <w:spacing w:val="-3"/>
-          <w:sz w:val="24"/>
-        </w:rPr>
-        <w:t xml:space="preserve">research </w:t>
-      </w:r>
-      <w:r>
-        <w:rPr>
-          <w:i/>
-          <w:sz w:val="24"/>
-        </w:rPr>
-        <w:t xml:space="preserve">and treatment </w:t>
-      </w:r>
-      <w:r>
-        <w:rPr>
-          <w:b/>
-          <w:sz w:val="24"/>
-        </w:rPr>
-        <w:t xml:space="preserve">150 </w:t>
-      </w:r>
-      <w:r>
-        <w:rPr>
-          <w:sz w:val="24"/>
-        </w:rPr>
-        <w:t>(2015)</w:t>
-      </w:r>
-      <w:bookmarkStart w:id="35" w:name="_bookmark30"/>
-      <w:bookmarkEnd w:id="35"/>
-      <w:r>
-        <w:rPr>
-          <w:sz w:val="24"/>
-        </w:rPr>
-        <w:t xml:space="preserve"> 621–629.</w:t>
-      </w:r>
-    </w:p>
-    <w:p>
-      <w:pPr>
-        <w:pStyle w:val="13"/>
-        <w:numPr>
-          <w:ilvl w:val="0"/>
-          <w:numId w:val="2"/>
-        </w:numPr>
-        <w:tabs>
-          <w:tab w:val="left" w:pos="428"/>
-        </w:tabs>
-        <w:spacing w:line="259" w:lineRule="auto"/>
-        <w:ind w:left="487" w:right="180" w:hanging="359"/>
-        <w:jc w:val="both"/>
-        <w:rPr>
-          <w:sz w:val="24"/>
-        </w:rPr>
-      </w:pPr>
-      <w:r>
-        <w:rPr>
-          <w:w w:val="99"/>
-          <w:sz w:val="24"/>
-        </w:rPr>
-        <w:t>.</w:t>
-      </w:r>
-      <w:r>
-        <w:rPr>
-          <w:w w:val="101"/>
-          <w:sz w:val="24"/>
-        </w:rPr>
-        <w:t>Grinda</w:t>
-      </w:r>
-      <w:r>
-        <w:rPr>
-          <w:spacing w:val="-1"/>
-          <w:sz w:val="24"/>
-        </w:rPr>
-        <w:t xml:space="preserve"> </w:t>
-      </w:r>
-      <w:r>
-        <w:rPr>
-          <w:spacing w:val="-18"/>
-          <w:w w:val="101"/>
-          <w:sz w:val="24"/>
-        </w:rPr>
-        <w:t>T</w:t>
-      </w:r>
-      <w:r>
-        <w:rPr>
-          <w:w w:val="101"/>
-          <w:sz w:val="24"/>
-        </w:rPr>
-        <w:t>,</w:t>
-      </w:r>
-      <w:r>
-        <w:rPr>
-          <w:spacing w:val="-1"/>
-          <w:sz w:val="24"/>
-        </w:rPr>
-        <w:t xml:space="preserve"> </w:t>
-      </w:r>
-      <w:r>
-        <w:rPr>
-          <w:w w:val="101"/>
-          <w:sz w:val="24"/>
-        </w:rPr>
-        <w:t>Antoine</w:t>
-      </w:r>
-      <w:r>
-        <w:rPr>
-          <w:spacing w:val="-1"/>
-          <w:sz w:val="24"/>
-        </w:rPr>
-        <w:t xml:space="preserve"> </w:t>
-      </w:r>
-      <w:r>
-        <w:rPr>
-          <w:w w:val="101"/>
-          <w:sz w:val="24"/>
-        </w:rPr>
-        <w:t>A,</w:t>
-      </w:r>
-      <w:r>
-        <w:rPr>
-          <w:spacing w:val="-1"/>
-          <w:sz w:val="24"/>
-        </w:rPr>
-        <w:t xml:space="preserve"> </w:t>
-      </w:r>
-      <w:r>
-        <w:rPr>
-          <w:w w:val="101"/>
-          <w:sz w:val="24"/>
-        </w:rPr>
-        <w:t>Jacot</w:t>
-      </w:r>
-      <w:r>
-        <w:rPr>
-          <w:spacing w:val="-1"/>
-          <w:sz w:val="24"/>
-        </w:rPr>
-        <w:t xml:space="preserve"> </w:t>
-      </w:r>
-      <w:r>
-        <w:rPr>
-          <w:spacing w:val="-22"/>
-          <w:w w:val="101"/>
-          <w:sz w:val="24"/>
-        </w:rPr>
-        <w:t>W</w:t>
-      </w:r>
-      <w:r>
-        <w:rPr>
-          <w:w w:val="101"/>
-          <w:sz w:val="24"/>
-        </w:rPr>
-        <w:t>,</w:t>
-      </w:r>
-      <w:r>
-        <w:rPr>
-          <w:spacing w:val="-1"/>
-          <w:sz w:val="24"/>
-        </w:rPr>
-        <w:t xml:space="preserve"> </w:t>
-      </w:r>
-      <w:r>
-        <w:rPr>
-          <w:w w:val="101"/>
-          <w:sz w:val="24"/>
-        </w:rPr>
-        <w:t>Blaye</w:t>
-      </w:r>
-      <w:r>
-        <w:rPr>
-          <w:spacing w:val="-1"/>
-          <w:sz w:val="24"/>
-        </w:rPr>
-        <w:t xml:space="preserve"> </w:t>
-      </w:r>
-      <w:r>
-        <w:rPr>
-          <w:w w:val="101"/>
-          <w:sz w:val="24"/>
-        </w:rPr>
-        <w:t>C,</w:t>
-      </w:r>
-      <w:r>
-        <w:rPr>
-          <w:spacing w:val="-1"/>
-          <w:sz w:val="24"/>
-        </w:rPr>
-        <w:t xml:space="preserve"> </w:t>
-      </w:r>
-      <w:r>
-        <w:rPr>
-          <w:w w:val="101"/>
-          <w:sz w:val="24"/>
-        </w:rPr>
-        <w:t>Cottu</w:t>
-      </w:r>
-      <w:r>
-        <w:rPr>
-          <w:spacing w:val="-1"/>
-          <w:sz w:val="24"/>
-        </w:rPr>
-        <w:t xml:space="preserve"> </w:t>
-      </w:r>
-      <w:r>
-        <w:rPr>
-          <w:w w:val="101"/>
-          <w:sz w:val="24"/>
-        </w:rPr>
-        <w:t>PH,</w:t>
-      </w:r>
-      <w:r>
-        <w:rPr>
-          <w:spacing w:val="-1"/>
-          <w:sz w:val="24"/>
-        </w:rPr>
-        <w:t xml:space="preserve"> </w:t>
-      </w:r>
-      <w:r>
-        <w:rPr>
-          <w:w w:val="101"/>
-          <w:sz w:val="24"/>
-        </w:rPr>
-        <w:t>Di</w:t>
-      </w:r>
-      <w:r>
-        <w:rPr>
-          <w:spacing w:val="-96"/>
-          <w:w w:val="101"/>
-          <w:sz w:val="24"/>
-        </w:rPr>
-        <w:t>e</w:t>
-      </w:r>
-      <w:r>
-        <w:rPr>
-          <w:spacing w:val="15"/>
-          <w:w w:val="99"/>
-          <w:sz w:val="24"/>
-        </w:rPr>
-        <w:t>´</w:t>
-      </w:r>
-      <w:r>
-        <w:rPr>
-          <w:w w:val="101"/>
-          <w:sz w:val="24"/>
-        </w:rPr>
-        <w:t>ras</w:t>
-      </w:r>
-      <w:r>
-        <w:rPr>
-          <w:spacing w:val="-1"/>
-          <w:sz w:val="24"/>
-        </w:rPr>
-        <w:t xml:space="preserve"> </w:t>
-      </w:r>
-      <w:r>
-        <w:rPr>
-          <w:spacing w:val="-31"/>
-          <w:w w:val="101"/>
-          <w:sz w:val="24"/>
-        </w:rPr>
-        <w:t>V</w:t>
-      </w:r>
-      <w:r>
-        <w:rPr>
-          <w:w w:val="101"/>
-          <w:sz w:val="24"/>
-        </w:rPr>
-        <w:t>,</w:t>
-      </w:r>
-      <w:r>
-        <w:rPr>
-          <w:spacing w:val="-1"/>
-          <w:sz w:val="24"/>
-        </w:rPr>
-        <w:t xml:space="preserve"> </w:t>
-      </w:r>
-      <w:r>
-        <w:rPr>
-          <w:w w:val="101"/>
-          <w:sz w:val="24"/>
-        </w:rPr>
-        <w:t>et</w:t>
-      </w:r>
-      <w:r>
-        <w:rPr>
-          <w:spacing w:val="-1"/>
-          <w:sz w:val="24"/>
-        </w:rPr>
-        <w:t xml:space="preserve"> </w:t>
-      </w:r>
-      <w:r>
-        <w:rPr>
-          <w:w w:val="101"/>
-          <w:sz w:val="24"/>
-        </w:rPr>
-        <w:t>al.</w:t>
-      </w:r>
-      <w:r>
-        <w:rPr>
-          <w:spacing w:val="25"/>
-          <w:sz w:val="24"/>
-        </w:rPr>
-        <w:t xml:space="preserve"> </w:t>
-      </w:r>
-      <w:r>
-        <w:rPr>
-          <w:w w:val="101"/>
-          <w:sz w:val="24"/>
-        </w:rPr>
-        <w:t>E</w:t>
-      </w:r>
-      <w:r>
-        <w:rPr>
-          <w:spacing w:val="-5"/>
-          <w:w w:val="101"/>
-          <w:sz w:val="24"/>
-        </w:rPr>
-        <w:t>v</w:t>
-      </w:r>
-      <w:r>
-        <w:rPr>
-          <w:w w:val="101"/>
-          <w:sz w:val="24"/>
-        </w:rPr>
-        <w:t>olution</w:t>
-      </w:r>
-      <w:r>
-        <w:rPr>
-          <w:spacing w:val="-1"/>
-          <w:sz w:val="24"/>
-        </w:rPr>
-        <w:t xml:space="preserve"> </w:t>
-      </w:r>
-      <w:r>
-        <w:rPr>
-          <w:w w:val="101"/>
-          <w:sz w:val="24"/>
-        </w:rPr>
-        <w:t>of</w:t>
-      </w:r>
-      <w:r>
-        <w:rPr>
-          <w:spacing w:val="-1"/>
-          <w:sz w:val="24"/>
-        </w:rPr>
-        <w:t xml:space="preserve"> </w:t>
-      </w:r>
-      <w:r>
-        <w:rPr>
-          <w:spacing w:val="-4"/>
-          <w:w w:val="101"/>
-          <w:sz w:val="24"/>
-        </w:rPr>
-        <w:t>ov</w:t>
-      </w:r>
-      <w:r>
-        <w:rPr>
-          <w:w w:val="101"/>
-          <w:sz w:val="24"/>
-        </w:rPr>
-        <w:t>erall</w:t>
-      </w:r>
-      <w:r>
-        <w:rPr>
-          <w:spacing w:val="-1"/>
-          <w:sz w:val="24"/>
-        </w:rPr>
-        <w:t xml:space="preserve"> </w:t>
-      </w:r>
-      <w:r>
-        <w:rPr>
-          <w:w w:val="101"/>
-          <w:sz w:val="24"/>
-        </w:rPr>
-        <w:t>surv</w:t>
-      </w:r>
-      <w:r>
-        <w:rPr>
-          <w:spacing w:val="-7"/>
-          <w:w w:val="101"/>
-          <w:sz w:val="24"/>
-        </w:rPr>
-        <w:t>i</w:t>
-      </w:r>
-      <w:r>
-        <w:rPr>
-          <w:spacing w:val="-6"/>
-          <w:w w:val="101"/>
-          <w:sz w:val="24"/>
-        </w:rPr>
-        <w:t>v</w:t>
-      </w:r>
-      <w:r>
-        <w:rPr>
-          <w:w w:val="101"/>
-          <w:sz w:val="24"/>
-        </w:rPr>
-        <w:t>al</w:t>
-      </w:r>
-      <w:r>
-        <w:rPr>
-          <w:spacing w:val="-1"/>
-          <w:sz w:val="24"/>
-        </w:rPr>
-        <w:t xml:space="preserve"> </w:t>
-      </w:r>
-      <w:r>
-        <w:rPr>
-          <w:w w:val="101"/>
-          <w:sz w:val="24"/>
-        </w:rPr>
-        <w:t xml:space="preserve">and </w:t>
-      </w:r>
-      <w:r>
-        <w:rPr>
-          <w:sz w:val="24"/>
-        </w:rPr>
-        <w:t>receipt of new therapies by subtype among 20 446 metastatic breast cancer patients in the 2008-2017</w:t>
-      </w:r>
-      <w:bookmarkStart w:id="36" w:name="_bookmark31"/>
-      <w:bookmarkEnd w:id="36"/>
-      <w:r>
-        <w:rPr>
-          <w:sz w:val="24"/>
-        </w:rPr>
-        <w:t xml:space="preserve"> esme cohort. </w:t>
-      </w:r>
-      <w:r>
-        <w:rPr>
-          <w:i/>
-          <w:sz w:val="24"/>
-        </w:rPr>
-        <w:t xml:space="preserve">ESMO open </w:t>
-      </w:r>
-      <w:r>
-        <w:rPr>
-          <w:b/>
-          <w:sz w:val="24"/>
-        </w:rPr>
-        <w:t xml:space="preserve">6 </w:t>
-      </w:r>
-      <w:r>
-        <w:rPr>
-          <w:sz w:val="24"/>
-        </w:rPr>
-        <w:t>(2021)</w:t>
-      </w:r>
-      <w:r>
-        <w:rPr>
-          <w:spacing w:val="-40"/>
-          <w:sz w:val="24"/>
-        </w:rPr>
-        <w:t xml:space="preserve"> </w:t>
-      </w:r>
-      <w:r>
-        <w:rPr>
-          <w:sz w:val="24"/>
-        </w:rPr>
-        <w:t>100114.</w:t>
-      </w:r>
-    </w:p>
-    <w:p>
-      <w:pPr>
-        <w:pStyle w:val="13"/>
-        <w:numPr>
-          <w:ilvl w:val="0"/>
-          <w:numId w:val="2"/>
-        </w:numPr>
-        <w:tabs>
-          <w:tab w:val="left" w:pos="428"/>
-        </w:tabs>
         <w:spacing w:before="3"/>
         <w:ind w:left="427" w:hanging="300"/>
         <w:jc w:val="both"/>
@@ -19002,8 +18186,8 @@
           <w:sz w:val="24"/>
         </w:rPr>
       </w:pPr>
-      <w:bookmarkStart w:id="37" w:name="_bookmark32"/>
-      <w:bookmarkEnd w:id="37"/>
+      <w:bookmarkStart w:id="33" w:name="_bookmark32"/>
+      <w:bookmarkEnd w:id="33"/>
       <w:r>
         <w:rPr>
           <w:i/>
@@ -19219,8 +18403,8 @@
         </w:rPr>
         <w:t>14</w:t>
       </w:r>
-      <w:bookmarkStart w:id="38" w:name="_bookmark33"/>
-      <w:bookmarkEnd w:id="38"/>
+      <w:bookmarkStart w:id="34" w:name="_bookmark33"/>
+      <w:bookmarkEnd w:id="34"/>
       <w:r>
         <w:rPr>
           <w:b/>
@@ -19479,8 +18663,8 @@
         </w:rPr>
         <w:t>to</w:t>
       </w:r>
-      <w:bookmarkStart w:id="39" w:name="_bookmark34"/>
-      <w:bookmarkEnd w:id="39"/>
+      <w:bookmarkStart w:id="35" w:name="_bookmark34"/>
+      <w:bookmarkEnd w:id="35"/>
       <w:r>
         <w:rPr>
           <w:sz w:val="24"/>
@@ -19572,8 +18756,8 @@
         </w:rPr>
         <w:t>arXiv</w:t>
       </w:r>
-      <w:bookmarkStart w:id="40" w:name="_bookmark35"/>
-      <w:bookmarkEnd w:id="40"/>
+      <w:bookmarkStart w:id="36" w:name="_bookmark35"/>
+      <w:bookmarkEnd w:id="36"/>
       <w:r>
         <w:rPr>
           <w:i/>
@@ -19923,6 +19107,604 @@
         </w:rPr>
         <w:t>0467.</w:t>
       </w:r>
+    </w:p>
+    <w:p>
+      <w:pPr>
+        <w:pStyle w:val="2"/>
+        <w:spacing w:before="102"/>
+        <w:ind w:left="174"/>
+        <w:rPr>
+          <w:rFonts w:hint="eastAsia" w:eastAsia="宋体"/>
+          <w:color w:val="231F20"/>
+          <w:lang w:val="en-US" w:eastAsia="zh-CN"/>
+        </w:rPr>
+      </w:pPr>
+      <w:r>
+        <w:rPr>
+          <w:rFonts w:hint="eastAsia" w:eastAsia="宋体"/>
+          <w:color w:val="231F20"/>
+          <w:lang w:val="en-US" w:eastAsia="zh-CN"/>
+        </w:rPr>
+        <w:t>ABBREVIATION</w:t>
+      </w:r>
+    </w:p>
+    <w:p>
+      <w:pPr>
+        <w:pStyle w:val="2"/>
+        <w:spacing w:before="102"/>
+        <w:ind w:left="174"/>
+        <w:rPr>
+          <w:rFonts w:hint="default" w:ascii="Times New Roman" w:hAnsi="Times New Roman" w:eastAsia="Times New Roman" w:cs="Times New Roman"/>
+          <w:b w:val="0"/>
+          <w:bCs w:val="0"/>
+          <w:spacing w:val="-20"/>
+          <w:sz w:val="24"/>
+          <w:szCs w:val="22"/>
+          <w:lang w:val="en-US" w:eastAsia="zh-CN" w:bidi="ar-SA"/>
+        </w:rPr>
+      </w:pPr>
+      <w:r>
+        <w:rPr>
+          <w:rFonts w:hint="default" w:ascii="Times New Roman" w:hAnsi="Times New Roman" w:eastAsia="Times New Roman" w:cs="Times New Roman"/>
+          <w:b w:val="0"/>
+          <w:bCs w:val="0"/>
+          <w:spacing w:val="-20"/>
+          <w:sz w:val="24"/>
+          <w:szCs w:val="22"/>
+          <w:lang w:val="en-US" w:eastAsia="zh-CN" w:bidi="ar-SA"/>
+        </w:rPr>
+        <w:t>overall survival(OS)</w:t>
+      </w:r>
+    </w:p>
+    <w:p>
+      <w:pPr>
+        <w:pStyle w:val="2"/>
+        <w:spacing w:before="102"/>
+        <w:ind w:left="174"/>
+        <w:rPr>
+          <w:rFonts w:hint="default" w:ascii="Times New Roman" w:hAnsi="Times New Roman" w:eastAsia="Times New Roman" w:cs="Times New Roman"/>
+          <w:b w:val="0"/>
+          <w:bCs w:val="0"/>
+          <w:spacing w:val="-20"/>
+          <w:sz w:val="24"/>
+          <w:szCs w:val="22"/>
+          <w:lang w:val="en-US" w:eastAsia="zh-CN" w:bidi="ar-SA"/>
+        </w:rPr>
+      </w:pPr>
+      <w:r>
+        <w:rPr>
+          <w:rFonts w:hint="default" w:ascii="Times New Roman" w:hAnsi="Times New Roman" w:eastAsia="Times New Roman" w:cs="Times New Roman"/>
+          <w:b w:val="0"/>
+          <w:bCs w:val="0"/>
+          <w:spacing w:val="-20"/>
+          <w:sz w:val="24"/>
+          <w:szCs w:val="22"/>
+          <w:lang w:val="en-US" w:eastAsia="zh-CN" w:bidi="ar-SA"/>
+        </w:rPr>
+        <w:t>World</w:t>
+      </w:r>
+      <w:r>
+        <w:rPr>
+          <w:rFonts w:hint="eastAsia" w:ascii="Times New Roman" w:hAnsi="Times New Roman" w:eastAsia="Times New Roman" w:cs="Times New Roman"/>
+          <w:b w:val="0"/>
+          <w:bCs w:val="0"/>
+          <w:spacing w:val="-20"/>
+          <w:sz w:val="24"/>
+          <w:szCs w:val="22"/>
+          <w:lang w:val="en-US" w:eastAsia="zh-CN" w:bidi="ar-SA"/>
+        </w:rPr>
+        <w:t xml:space="preserve"> </w:t>
+      </w:r>
+      <w:r>
+        <w:rPr>
+          <w:rFonts w:hint="default" w:ascii="Times New Roman" w:hAnsi="Times New Roman" w:eastAsia="Times New Roman" w:cs="Times New Roman"/>
+          <w:b w:val="0"/>
+          <w:bCs w:val="0"/>
+          <w:spacing w:val="-20"/>
+          <w:sz w:val="24"/>
+          <w:szCs w:val="22"/>
+          <w:lang w:val="en-US" w:eastAsia="zh-CN" w:bidi="ar-SA"/>
+        </w:rPr>
+        <w:t xml:space="preserve"> Health </w:t>
+      </w:r>
+      <w:r>
+        <w:rPr>
+          <w:rFonts w:hint="eastAsia" w:ascii="Times New Roman" w:hAnsi="Times New Roman" w:eastAsia="Times New Roman" w:cs="Times New Roman"/>
+          <w:b w:val="0"/>
+          <w:bCs w:val="0"/>
+          <w:spacing w:val="-20"/>
+          <w:sz w:val="24"/>
+          <w:szCs w:val="22"/>
+          <w:lang w:val="en-US" w:eastAsia="zh-CN" w:bidi="ar-SA"/>
+        </w:rPr>
+        <w:t xml:space="preserve"> </w:t>
+      </w:r>
+      <w:r>
+        <w:rPr>
+          <w:rFonts w:hint="default" w:ascii="Times New Roman" w:hAnsi="Times New Roman" w:eastAsia="Times New Roman" w:cs="Times New Roman"/>
+          <w:b w:val="0"/>
+          <w:bCs w:val="0"/>
+          <w:spacing w:val="-20"/>
+          <w:sz w:val="24"/>
+          <w:szCs w:val="22"/>
+          <w:lang w:val="en-US" w:eastAsia="zh-CN" w:bidi="ar-SA"/>
+        </w:rPr>
+        <w:t>Organization’s</w:t>
+      </w:r>
+      <w:r>
+        <w:rPr>
+          <w:rFonts w:hint="eastAsia" w:ascii="Times New Roman" w:hAnsi="Times New Roman" w:eastAsia="Times New Roman" w:cs="Times New Roman"/>
+          <w:b w:val="0"/>
+          <w:bCs w:val="0"/>
+          <w:spacing w:val="-20"/>
+          <w:sz w:val="24"/>
+          <w:szCs w:val="22"/>
+          <w:lang w:val="en-US" w:eastAsia="zh-CN" w:bidi="ar-SA"/>
+        </w:rPr>
+        <w:t xml:space="preserve"> </w:t>
+      </w:r>
+      <w:r>
+        <w:rPr>
+          <w:rFonts w:hint="default" w:ascii="Times New Roman" w:hAnsi="Times New Roman" w:eastAsia="Times New Roman" w:cs="Times New Roman"/>
+          <w:b w:val="0"/>
+          <w:bCs w:val="0"/>
+          <w:spacing w:val="-20"/>
+          <w:sz w:val="24"/>
+          <w:szCs w:val="22"/>
+          <w:lang w:val="en-US" w:eastAsia="zh-CN" w:bidi="ar-SA"/>
+        </w:rPr>
+        <w:t xml:space="preserve"> International </w:t>
+      </w:r>
+      <w:r>
+        <w:rPr>
+          <w:rFonts w:hint="eastAsia" w:ascii="Times New Roman" w:hAnsi="Times New Roman" w:eastAsia="Times New Roman" w:cs="Times New Roman"/>
+          <w:b w:val="0"/>
+          <w:bCs w:val="0"/>
+          <w:spacing w:val="-20"/>
+          <w:sz w:val="24"/>
+          <w:szCs w:val="22"/>
+          <w:lang w:val="en-US" w:eastAsia="zh-CN" w:bidi="ar-SA"/>
+        </w:rPr>
+        <w:t xml:space="preserve"> </w:t>
+      </w:r>
+      <w:r>
+        <w:rPr>
+          <w:rFonts w:hint="default" w:ascii="Times New Roman" w:hAnsi="Times New Roman" w:eastAsia="Times New Roman" w:cs="Times New Roman"/>
+          <w:b w:val="0"/>
+          <w:bCs w:val="0"/>
+          <w:spacing w:val="-20"/>
+          <w:sz w:val="24"/>
+          <w:szCs w:val="22"/>
+          <w:lang w:val="en-US" w:eastAsia="zh-CN" w:bidi="ar-SA"/>
+        </w:rPr>
+        <w:t xml:space="preserve">Agency </w:t>
+      </w:r>
+      <w:r>
+        <w:rPr>
+          <w:rFonts w:hint="eastAsia" w:ascii="Times New Roman" w:hAnsi="Times New Roman" w:eastAsia="Times New Roman" w:cs="Times New Roman"/>
+          <w:b w:val="0"/>
+          <w:bCs w:val="0"/>
+          <w:spacing w:val="-20"/>
+          <w:sz w:val="24"/>
+          <w:szCs w:val="22"/>
+          <w:lang w:val="en-US" w:eastAsia="zh-CN" w:bidi="ar-SA"/>
+        </w:rPr>
+        <w:t xml:space="preserve"> </w:t>
+      </w:r>
+      <w:r>
+        <w:rPr>
+          <w:rFonts w:hint="default" w:ascii="Times New Roman" w:hAnsi="Times New Roman" w:eastAsia="Times New Roman" w:cs="Times New Roman"/>
+          <w:b w:val="0"/>
+          <w:bCs w:val="0"/>
+          <w:spacing w:val="-20"/>
+          <w:sz w:val="24"/>
+          <w:szCs w:val="22"/>
+          <w:lang w:val="en-US" w:eastAsia="zh-CN" w:bidi="ar-SA"/>
+        </w:rPr>
+        <w:t xml:space="preserve">for </w:t>
+      </w:r>
+      <w:r>
+        <w:rPr>
+          <w:rFonts w:hint="eastAsia" w:ascii="Times New Roman" w:hAnsi="Times New Roman" w:eastAsia="Times New Roman" w:cs="Times New Roman"/>
+          <w:b w:val="0"/>
+          <w:bCs w:val="0"/>
+          <w:spacing w:val="-20"/>
+          <w:sz w:val="24"/>
+          <w:szCs w:val="22"/>
+          <w:lang w:val="en-US" w:eastAsia="zh-CN" w:bidi="ar-SA"/>
+        </w:rPr>
+        <w:t xml:space="preserve"> </w:t>
+      </w:r>
+      <w:r>
+        <w:rPr>
+          <w:rFonts w:hint="default" w:ascii="Times New Roman" w:hAnsi="Times New Roman" w:eastAsia="Times New Roman" w:cs="Times New Roman"/>
+          <w:b w:val="0"/>
+          <w:bCs w:val="0"/>
+          <w:spacing w:val="-20"/>
+          <w:sz w:val="24"/>
+          <w:szCs w:val="22"/>
+          <w:lang w:val="en-US" w:eastAsia="zh-CN" w:bidi="ar-SA"/>
+        </w:rPr>
+        <w:t xml:space="preserve">Research on </w:t>
+      </w:r>
+      <w:r>
+        <w:rPr>
+          <w:rFonts w:hint="eastAsia" w:ascii="Times New Roman" w:hAnsi="Times New Roman" w:eastAsia="Times New Roman" w:cs="Times New Roman"/>
+          <w:b w:val="0"/>
+          <w:bCs w:val="0"/>
+          <w:spacing w:val="-20"/>
+          <w:sz w:val="24"/>
+          <w:szCs w:val="22"/>
+          <w:lang w:val="en-US" w:eastAsia="zh-CN" w:bidi="ar-SA"/>
+        </w:rPr>
+        <w:t xml:space="preserve"> </w:t>
+      </w:r>
+      <w:r>
+        <w:rPr>
+          <w:rFonts w:hint="default" w:ascii="Times New Roman" w:hAnsi="Times New Roman" w:eastAsia="Times New Roman" w:cs="Times New Roman"/>
+          <w:b w:val="0"/>
+          <w:bCs w:val="0"/>
+          <w:spacing w:val="-20"/>
+          <w:sz w:val="24"/>
+          <w:szCs w:val="22"/>
+          <w:lang w:val="en-US" w:eastAsia="zh-CN" w:bidi="ar-SA"/>
+        </w:rPr>
+        <w:t>Cancer (IARC)</w:t>
+      </w:r>
+    </w:p>
+    <w:p>
+      <w:pPr>
+        <w:pStyle w:val="2"/>
+        <w:spacing w:before="102"/>
+        <w:ind w:left="174"/>
+        <w:rPr>
+          <w:rFonts w:hint="default" w:ascii="Times New Roman" w:hAnsi="Times New Roman" w:eastAsia="Times New Roman" w:cs="Times New Roman"/>
+          <w:b w:val="0"/>
+          <w:bCs w:val="0"/>
+          <w:spacing w:val="-20"/>
+          <w:sz w:val="24"/>
+          <w:szCs w:val="22"/>
+          <w:lang w:val="en-US" w:eastAsia="zh-CN" w:bidi="ar-SA"/>
+        </w:rPr>
+      </w:pPr>
+      <w:r>
+        <w:rPr>
+          <w:rFonts w:hint="default" w:ascii="Times New Roman" w:hAnsi="Times New Roman" w:eastAsia="Times New Roman" w:cs="Times New Roman"/>
+          <w:b w:val="0"/>
+          <w:bCs w:val="0"/>
+          <w:spacing w:val="-20"/>
+          <w:sz w:val="24"/>
+          <w:szCs w:val="22"/>
+          <w:lang w:val="en-US" w:eastAsia="zh-CN" w:bidi="ar-SA"/>
+        </w:rPr>
+        <w:t>Metastatic (M1)</w:t>
+      </w:r>
+      <w:r>
+        <w:rPr>
+          <w:rFonts w:hint="eastAsia" w:ascii="Times New Roman" w:hAnsi="Times New Roman" w:eastAsia="Times New Roman" w:cs="Times New Roman"/>
+          <w:b w:val="0"/>
+          <w:bCs w:val="0"/>
+          <w:spacing w:val="-20"/>
+          <w:sz w:val="24"/>
+          <w:szCs w:val="22"/>
+          <w:lang w:val="en-US" w:eastAsia="zh-CN" w:bidi="ar-SA"/>
+        </w:rPr>
+        <w:t xml:space="preserve"> </w:t>
+      </w:r>
+      <w:r>
+        <w:rPr>
+          <w:rFonts w:hint="default" w:ascii="Times New Roman" w:hAnsi="Times New Roman" w:eastAsia="Times New Roman" w:cs="Times New Roman"/>
+          <w:b w:val="0"/>
+          <w:bCs w:val="0"/>
+          <w:spacing w:val="-20"/>
+          <w:sz w:val="24"/>
+          <w:szCs w:val="22"/>
+          <w:lang w:val="en-US" w:eastAsia="zh-CN" w:bidi="ar-SA"/>
+        </w:rPr>
+        <w:t xml:space="preserve"> breast </w:t>
+      </w:r>
+      <w:r>
+        <w:rPr>
+          <w:rFonts w:hint="eastAsia" w:ascii="Times New Roman" w:hAnsi="Times New Roman" w:eastAsia="Times New Roman" w:cs="Times New Roman"/>
+          <w:b w:val="0"/>
+          <w:bCs w:val="0"/>
+          <w:spacing w:val="-20"/>
+          <w:sz w:val="24"/>
+          <w:szCs w:val="22"/>
+          <w:lang w:val="en-US" w:eastAsia="zh-CN" w:bidi="ar-SA"/>
+        </w:rPr>
+        <w:t xml:space="preserve"> </w:t>
+      </w:r>
+      <w:r>
+        <w:rPr>
+          <w:rFonts w:hint="default" w:ascii="Times New Roman" w:hAnsi="Times New Roman" w:eastAsia="Times New Roman" w:cs="Times New Roman"/>
+          <w:b w:val="0"/>
+          <w:bCs w:val="0"/>
+          <w:spacing w:val="-20"/>
+          <w:sz w:val="24"/>
+          <w:szCs w:val="22"/>
+          <w:lang w:val="en-US" w:eastAsia="zh-CN" w:bidi="ar-SA"/>
+        </w:rPr>
+        <w:t>cancer (MBC)</w:t>
+      </w:r>
+    </w:p>
+    <w:p>
+      <w:pPr>
+        <w:pStyle w:val="2"/>
+        <w:spacing w:before="102"/>
+        <w:ind w:left="174"/>
+        <w:rPr>
+          <w:rFonts w:hint="default" w:ascii="Times New Roman" w:hAnsi="Times New Roman" w:eastAsia="Times New Roman" w:cs="Times New Roman"/>
+          <w:b w:val="0"/>
+          <w:bCs w:val="0"/>
+          <w:spacing w:val="-20"/>
+          <w:sz w:val="24"/>
+          <w:szCs w:val="22"/>
+          <w:lang w:val="en-US" w:eastAsia="zh-CN" w:bidi="ar-SA"/>
+        </w:rPr>
+      </w:pPr>
+      <w:r>
+        <w:rPr>
+          <w:rFonts w:hint="default" w:ascii="Times New Roman" w:hAnsi="Times New Roman" w:eastAsia="Times New Roman" w:cs="Times New Roman"/>
+          <w:b w:val="0"/>
+          <w:bCs w:val="0"/>
+          <w:spacing w:val="-20"/>
+          <w:sz w:val="24"/>
+          <w:szCs w:val="22"/>
+          <w:lang w:val="en-US" w:eastAsia="zh-CN" w:bidi="ar-SA"/>
+        </w:rPr>
+        <w:t xml:space="preserve">concordance </w:t>
+      </w:r>
+      <w:r>
+        <w:rPr>
+          <w:rFonts w:hint="eastAsia" w:ascii="Times New Roman" w:hAnsi="Times New Roman" w:eastAsia="Times New Roman" w:cs="Times New Roman"/>
+          <w:b w:val="0"/>
+          <w:bCs w:val="0"/>
+          <w:spacing w:val="-20"/>
+          <w:sz w:val="24"/>
+          <w:szCs w:val="22"/>
+          <w:lang w:val="en-US" w:eastAsia="zh-CN" w:bidi="ar-SA"/>
+        </w:rPr>
+        <w:t xml:space="preserve"> </w:t>
+      </w:r>
+      <w:r>
+        <w:rPr>
+          <w:rFonts w:hint="default" w:ascii="Times New Roman" w:hAnsi="Times New Roman" w:eastAsia="Times New Roman" w:cs="Times New Roman"/>
+          <w:b w:val="0"/>
+          <w:bCs w:val="0"/>
+          <w:spacing w:val="-20"/>
+          <w:sz w:val="24"/>
+          <w:szCs w:val="22"/>
+          <w:lang w:val="en-US" w:eastAsia="zh-CN" w:bidi="ar-SA"/>
+        </w:rPr>
+        <w:t>index (C</w:t>
+      </w:r>
+      <w:r>
+        <w:rPr>
+          <w:rFonts w:hint="default" w:ascii="Times New Roman" w:hAnsi="Times New Roman" w:eastAsia="Times New Roman" w:cs="Times New Roman"/>
+          <w:b w:val="0"/>
+          <w:bCs w:val="0"/>
+          <w:spacing w:val="-20"/>
+          <w:sz w:val="24"/>
+          <w:szCs w:val="22"/>
+          <w:lang w:val="en-US" w:eastAsia="zh-CN" w:bidi="ar-SA"/>
+        </w:rPr>
+        <w:noBreakHyphen/>
+      </w:r>
+      <w:r>
+        <w:rPr>
+          <w:rFonts w:hint="default" w:ascii="Times New Roman" w:hAnsi="Times New Roman" w:eastAsia="Times New Roman" w:cs="Times New Roman"/>
+          <w:b w:val="0"/>
+          <w:bCs w:val="0"/>
+          <w:spacing w:val="-20"/>
+          <w:sz w:val="24"/>
+          <w:szCs w:val="22"/>
+          <w:lang w:val="en-US" w:eastAsia="zh-CN" w:bidi="ar-SA"/>
+        </w:rPr>
+        <w:t>index)</w:t>
+      </w:r>
+    </w:p>
+    <w:p>
+      <w:pPr>
+        <w:pStyle w:val="2"/>
+        <w:spacing w:before="102"/>
+        <w:ind w:left="174"/>
+        <w:rPr>
+          <w:rFonts w:hint="default" w:ascii="Times New Roman" w:hAnsi="Times New Roman" w:eastAsia="Times New Roman" w:cs="Times New Roman"/>
+          <w:b w:val="0"/>
+          <w:bCs w:val="0"/>
+          <w:spacing w:val="-20"/>
+          <w:sz w:val="24"/>
+          <w:szCs w:val="22"/>
+          <w:lang w:val="en-US" w:eastAsia="zh-CN" w:bidi="ar-SA"/>
+        </w:rPr>
+      </w:pPr>
+      <w:r>
+        <w:rPr>
+          <w:rFonts w:hint="default" w:ascii="Times New Roman" w:hAnsi="Times New Roman" w:eastAsia="Times New Roman" w:cs="Times New Roman"/>
+          <w:b w:val="0"/>
+          <w:bCs w:val="0"/>
+          <w:spacing w:val="-20"/>
+          <w:sz w:val="24"/>
+          <w:szCs w:val="22"/>
+          <w:lang w:val="en-US" w:eastAsia="zh-CN" w:bidi="ar-SA"/>
+        </w:rPr>
+        <w:t xml:space="preserve">breast-cancer–specific </w:t>
+      </w:r>
+      <w:r>
+        <w:rPr>
+          <w:rFonts w:hint="eastAsia" w:ascii="Times New Roman" w:hAnsi="Times New Roman" w:eastAsia="Times New Roman" w:cs="Times New Roman"/>
+          <w:b w:val="0"/>
+          <w:bCs w:val="0"/>
+          <w:spacing w:val="-20"/>
+          <w:sz w:val="24"/>
+          <w:szCs w:val="22"/>
+          <w:lang w:val="en-US" w:eastAsia="zh-CN" w:bidi="ar-SA"/>
+        </w:rPr>
+        <w:t xml:space="preserve"> </w:t>
+      </w:r>
+      <w:r>
+        <w:rPr>
+          <w:rFonts w:hint="default" w:ascii="Times New Roman" w:hAnsi="Times New Roman" w:eastAsia="Times New Roman" w:cs="Times New Roman"/>
+          <w:b w:val="0"/>
+          <w:bCs w:val="0"/>
+          <w:spacing w:val="-20"/>
+          <w:sz w:val="24"/>
+          <w:szCs w:val="22"/>
+          <w:lang w:val="en-US" w:eastAsia="zh-CN" w:bidi="ar-SA"/>
+        </w:rPr>
+        <w:t>survival (BCSS)</w:t>
+      </w:r>
+      <w:bookmarkStart w:id="37" w:name="_GoBack"/>
+      <w:bookmarkEnd w:id="37"/>
+    </w:p>
+    <w:p>
+      <w:pPr>
+        <w:pStyle w:val="2"/>
+        <w:spacing w:before="102"/>
+        <w:ind w:left="174"/>
+        <w:rPr>
+          <w:rFonts w:hint="default" w:ascii="Times New Roman" w:hAnsi="Times New Roman" w:eastAsia="Times New Roman" w:cs="Times New Roman"/>
+          <w:b w:val="0"/>
+          <w:bCs w:val="0"/>
+          <w:spacing w:val="-20"/>
+          <w:sz w:val="24"/>
+          <w:szCs w:val="22"/>
+          <w:lang w:val="en-US" w:eastAsia="zh-CN" w:bidi="ar-SA"/>
+        </w:rPr>
+      </w:pPr>
+      <w:r>
+        <w:rPr>
+          <w:rFonts w:hint="default" w:ascii="Times New Roman" w:hAnsi="Times New Roman" w:eastAsia="Times New Roman" w:cs="Times New Roman"/>
+          <w:b w:val="0"/>
+          <w:bCs w:val="0"/>
+          <w:spacing w:val="-20"/>
+          <w:sz w:val="24"/>
+          <w:szCs w:val="22"/>
+          <w:lang w:val="en-US" w:eastAsia="zh-CN" w:bidi="ar-SA"/>
+        </w:rPr>
+        <w:t xml:space="preserve">Rectified </w:t>
+      </w:r>
+      <w:r>
+        <w:rPr>
+          <w:rFonts w:hint="eastAsia" w:ascii="Times New Roman" w:hAnsi="Times New Roman" w:eastAsia="Times New Roman" w:cs="Times New Roman"/>
+          <w:b w:val="0"/>
+          <w:bCs w:val="0"/>
+          <w:spacing w:val="-20"/>
+          <w:sz w:val="24"/>
+          <w:szCs w:val="22"/>
+          <w:lang w:val="en-US" w:eastAsia="zh-CN" w:bidi="ar-SA"/>
+        </w:rPr>
+        <w:t xml:space="preserve"> </w:t>
+      </w:r>
+      <w:r>
+        <w:rPr>
+          <w:rFonts w:hint="default" w:ascii="Times New Roman" w:hAnsi="Times New Roman" w:eastAsia="Times New Roman" w:cs="Times New Roman"/>
+          <w:b w:val="0"/>
+          <w:bCs w:val="0"/>
+          <w:spacing w:val="-20"/>
+          <w:sz w:val="24"/>
+          <w:szCs w:val="22"/>
+          <w:lang w:val="en-US" w:eastAsia="zh-CN" w:bidi="ar-SA"/>
+        </w:rPr>
+        <w:t xml:space="preserve">Linear Unit (ReLU) </w:t>
+      </w:r>
+    </w:p>
+    <w:p>
+      <w:pPr>
+        <w:pStyle w:val="2"/>
+        <w:spacing w:before="102"/>
+        <w:ind w:left="174"/>
+        <w:rPr>
+          <w:rFonts w:hint="default" w:ascii="Times New Roman" w:hAnsi="Times New Roman" w:eastAsia="Times New Roman" w:cs="Times New Roman"/>
+          <w:b w:val="0"/>
+          <w:bCs w:val="0"/>
+          <w:spacing w:val="-20"/>
+          <w:sz w:val="24"/>
+          <w:szCs w:val="22"/>
+          <w:lang w:val="en-US" w:eastAsia="zh-CN" w:bidi="ar-SA"/>
+        </w:rPr>
+      </w:pPr>
+      <w:r>
+        <w:rPr>
+          <w:rFonts w:hint="default" w:ascii="Times New Roman" w:hAnsi="Times New Roman" w:eastAsia="Times New Roman" w:cs="Times New Roman"/>
+          <w:b w:val="0"/>
+          <w:bCs w:val="0"/>
+          <w:spacing w:val="-20"/>
+          <w:sz w:val="24"/>
+          <w:szCs w:val="22"/>
+          <w:lang w:val="en-US" w:eastAsia="zh-CN" w:bidi="ar-SA"/>
+        </w:rPr>
+        <w:t xml:space="preserve"> Propensity </w:t>
+      </w:r>
+      <w:r>
+        <w:rPr>
+          <w:rFonts w:hint="eastAsia" w:ascii="Times New Roman" w:hAnsi="Times New Roman" w:eastAsia="Times New Roman" w:cs="Times New Roman"/>
+          <w:b w:val="0"/>
+          <w:bCs w:val="0"/>
+          <w:spacing w:val="-20"/>
+          <w:sz w:val="24"/>
+          <w:szCs w:val="22"/>
+          <w:lang w:val="en-US" w:eastAsia="zh-CN" w:bidi="ar-SA"/>
+        </w:rPr>
+        <w:t xml:space="preserve"> </w:t>
+      </w:r>
+      <w:r>
+        <w:rPr>
+          <w:rFonts w:hint="default" w:ascii="Times New Roman" w:hAnsi="Times New Roman" w:eastAsia="Times New Roman" w:cs="Times New Roman"/>
+          <w:b w:val="0"/>
+          <w:bCs w:val="0"/>
+          <w:spacing w:val="-20"/>
+          <w:sz w:val="24"/>
+          <w:szCs w:val="22"/>
+          <w:lang w:val="en-US" w:eastAsia="zh-CN" w:bidi="ar-SA"/>
+        </w:rPr>
+        <w:t xml:space="preserve">score </w:t>
+      </w:r>
+      <w:r>
+        <w:rPr>
+          <w:rFonts w:hint="eastAsia" w:ascii="Times New Roman" w:hAnsi="Times New Roman" w:eastAsia="Times New Roman" w:cs="Times New Roman"/>
+          <w:b w:val="0"/>
+          <w:bCs w:val="0"/>
+          <w:spacing w:val="-20"/>
+          <w:sz w:val="24"/>
+          <w:szCs w:val="22"/>
+          <w:lang w:val="en-US" w:eastAsia="zh-CN" w:bidi="ar-SA"/>
+        </w:rPr>
+        <w:t xml:space="preserve"> </w:t>
+      </w:r>
+      <w:r>
+        <w:rPr>
+          <w:rFonts w:hint="default" w:ascii="Times New Roman" w:hAnsi="Times New Roman" w:eastAsia="Times New Roman" w:cs="Times New Roman"/>
+          <w:b w:val="0"/>
+          <w:bCs w:val="0"/>
+          <w:spacing w:val="-20"/>
+          <w:sz w:val="24"/>
+          <w:szCs w:val="22"/>
+          <w:lang w:val="en-US" w:eastAsia="zh-CN" w:bidi="ar-SA"/>
+        </w:rPr>
+        <w:t>matching (PSM)</w:t>
+      </w:r>
+    </w:p>
+    <w:p>
+      <w:pPr>
+        <w:pStyle w:val="13"/>
+        <w:widowControl w:val="0"/>
+        <w:numPr>
+          <w:numId w:val="0"/>
+        </w:numPr>
+        <w:tabs>
+          <w:tab w:val="left" w:pos="428"/>
+        </w:tabs>
+        <w:autoSpaceDE w:val="0"/>
+        <w:autoSpaceDN w:val="0"/>
+        <w:spacing w:before="1" w:line="259" w:lineRule="auto"/>
+        <w:ind w:right="192" w:rightChars="0"/>
+        <w:jc w:val="both"/>
+        <w:rPr>
+          <w:sz w:val="24"/>
+        </w:rPr>
+      </w:pPr>
     </w:p>
     <w:sectPr>
       <w:pgSz w:w="11910" w:h="16840"/>
@@ -20421,7 +20203,7 @@
     <w:lsdException w:unhideWhenUsed="0" w:uiPriority="0" w:semiHidden="0" w:name="envelope return"/>
     <w:lsdException w:unhideWhenUsed="0" w:uiPriority="0" w:semiHidden="0" w:name="footnote reference"/>
     <w:lsdException w:unhideWhenUsed="0" w:uiPriority="0" w:semiHidden="0" w:name="annotation reference"/>
-    <w:lsdException w:unhideWhenUsed="0" w:uiPriority="0" w:semiHidden="0" w:name="line number"/>
+    <w:lsdException w:qFormat="1" w:unhideWhenUsed="0" w:uiPriority="0" w:semiHidden="0" w:name="line number"/>
     <w:lsdException w:unhideWhenUsed="0" w:uiPriority="0" w:semiHidden="0" w:name="page number"/>
     <w:lsdException w:unhideWhenUsed="0" w:uiPriority="0" w:semiHidden="0" w:name="endnote reference"/>
     <w:lsdException w:unhideWhenUsed="0" w:uiPriority="0" w:semiHidden="0" w:name="endnote text"/>
@@ -20484,7 +20266,7 @@
     <w:lsdException w:unhideWhenUsed="0" w:uiPriority="0" w:semiHidden="0" w:name="HTML Sample"/>
     <w:lsdException w:unhideWhenUsed="0" w:uiPriority="0" w:semiHidden="0" w:name="HTML Typewriter"/>
     <w:lsdException w:unhideWhenUsed="0" w:uiPriority="0" w:semiHidden="0" w:name="HTML Variable"/>
-    <w:lsdException w:uiPriority="99" w:name="Normal Table"/>
+    <w:lsdException w:qFormat="1" w:uiPriority="99" w:name="Normal Table"/>
     <w:lsdException w:unhideWhenUsed="0" w:uiPriority="0" w:semiHidden="0" w:name="annotation subject"/>
     <w:lsdException w:uiPriority="0" w:name="Table Simple 1"/>
     <w:lsdException w:uiPriority="0" w:name="Table Simple 2"/>
@@ -20690,6 +20472,7 @@
     <w:name w:val="Normal Table"/>
     <w:semiHidden/>
     <w:unhideWhenUsed/>
+    <w:qFormat/>
     <w:uiPriority w:val="99"/>
     <w:tblPr>
       <w:tblCellMar>
@@ -20770,6 +20553,7 @@
   <w:style w:type="character" w:styleId="10">
     <w:name w:val="line number"/>
     <w:basedOn w:val="9"/>
+    <w:qFormat/>
     <w:uiPriority w:val="0"/>
   </w:style>
   <w:style w:type="character" w:styleId="11">
@@ -20823,6 +20607,7 @@
     <w:name w:val="正文文本 字符"/>
     <w:basedOn w:val="9"/>
     <w:link w:val="4"/>
+    <w:qFormat/>
     <w:uiPriority w:val="1"/>
     <w:rPr>
       <w:rFonts w:eastAsia="Times New Roman"/>
@@ -20836,6 +20621,7 @@
     <w:basedOn w:val="9"/>
     <w:semiHidden/>
     <w:unhideWhenUsed/>
+    <w:qFormat/>
     <w:uiPriority w:val="99"/>
     <w:rPr>
       <w:color w:val="605E5C"/>
